--- a/WebContent/docx/TROP2表达报告.docx
+++ b/WebContent/docx/TROP2表达报告.docx
@@ -3643,7 +3643,7 @@
           <w:highlight w:val="none"/>
           <w:lang w:val="en-US" w:eastAsia="zh-CN"/>
         </w:rPr>
-        <w:t>三</w:t>
+        <w:t>两</w:t>
       </w:r>
       <w:r>
         <w:rPr>
@@ -3651,24 +3651,17 @@
           <w:sz w:val="18"/>
           <w:highlight w:val="none"/>
         </w:rPr>
-        <w:t>项适应症，第一项适应症为先前至少接受过两种标准治疗进展的TNBC患者，Trodelvy实现了35%的ORR(n=235，Trop 2高、中、低表达组中ORR分别为44%、38%和22%)，而对照组中传统化疗组的ORR则仅有5%；mOS为12.1个月，相比化药组6.7个月的OS延长了快一倍；mPFS则达5.6个月(高、中、低表达组中分别为6.9、5.6和2.7个月)，明显优于传统疗法的1.7个月。第二项适应症尿路上皮癌的获批则是基于国际性2期单臂TROPHY研究，在112名可评估患者中，Trodelvy实现27.7%的ORR，其中CR为5.4%，部分缓解率达22.3%，mDoR为7.2个月。第</w:t>
+        <w:t>项适应症，第一项适应症为先前至少接受过两种标准治疗进展的TNBC患者，Trodelvy实现了35%的ORR(n=235，Trop 2高、中、低表达组中ORR分别为44%、38%和22%)，而对照组中传统化疗组的ORR则仅有5%；mOS为12.1个月，相比化药组6.7个月的OS延长了快一倍；mPFS则达5.6个月(高、中、低表达组中分别为6.9、5.6和2.7个月)，明显优于传统疗法的1.7个月。第二项</w:t>
       </w:r>
+      <w:bookmarkStart w:id="0" w:name="_GoBack"/>
+      <w:bookmarkEnd w:id="0"/>
       <w:r>
         <w:rPr>
           <w:rFonts w:hint="eastAsia" w:ascii="微软雅黑" w:hAnsi="微软雅黑" w:eastAsia="微软雅黑"/>
           <w:sz w:val="18"/>
           <w:highlight w:val="none"/>
-          <w:lang w:val="en-US" w:eastAsia="zh-CN"/>
-        </w:rPr>
-        <w:t>三</w:t>
-      </w:r>
-      <w:r>
-        <w:rPr>
-          <w:rFonts w:hint="eastAsia" w:ascii="微软雅黑" w:hAnsi="微软雅黑" w:eastAsia="微软雅黑"/>
-          <w:sz w:val="18"/>
-          <w:highlight w:val="none"/>
-        </w:rPr>
-        <w:t>项适应症</w:t>
+        </w:rPr>
+        <w:t>适应症</w:t>
       </w:r>
       <w:r>
         <w:rPr>
@@ -3940,7 +3933,6 @@
           <w:szCs w:val="18"/>
         </w:rPr>
       </w:pPr>
-      <w:bookmarkStart w:id="0" w:name="_GoBack"/>
       <w:r>
         <w:rPr>
           <w:rFonts w:ascii="微软雅黑" w:hAnsi="微软雅黑" w:eastAsia="微软雅黑"/>
@@ -4088,7 +4080,6 @@
         <w:t>Agatsuma T , Shu T , Hasegawa J , et al. Anti-Trop2 antibody-drug conjugate.</w:t>
       </w:r>
     </w:p>
-    <w:bookmarkEnd w:id="0"/>
     <w:sectPr>
       <w:footerReference r:id="rId5" w:type="default"/>
       <w:pgSz w:w="11910" w:h="16840"/>

--- a/WebContent/docx/TROP2表达报告.docx
+++ b/WebContent/docx/TROP2表达报告.docx
@@ -3172,7 +3172,7 @@
           </w:tblCellMar>
         </w:tblPrEx>
         <w:trPr>
-          <w:trHeight w:val="885" w:hRule="atLeast"/>
+          <w:trHeight w:val="567" w:hRule="exact"/>
           <w:jc w:val="center"/>
         </w:trPr>
         <w:tc>
@@ -3185,14 +3185,25 @@
               <w:right w:val="nil"/>
             </w:tcBorders>
             <w:shd w:val="clear" w:color="auto" w:fill="62B541"/>
-            <w:vAlign w:val="center"/>
-          </w:tcPr>
-          <w:p>
-            <w:pPr>
+            <w:vAlign w:val="bottom"/>
+          </w:tcPr>
+          <w:p>
+            <w:pPr>
+              <w:keepNext w:val="0"/>
+              <w:keepLines w:val="0"/>
               <w:pageBreakBefore/>
+              <w:widowControl w:val="0"/>
+              <w:kinsoku/>
+              <w:wordWrap/>
+              <w:overflowPunct/>
+              <w:topLinePunct w:val="0"/>
+              <w:autoSpaceDE/>
+              <w:autoSpaceDN/>
+              <w:bidi w:val="0"/>
               <w:adjustRightInd w:val="0"/>
               <w:snapToGrid w:val="0"/>
-              <w:spacing w:before="360" w:beforeLines="150" w:after="360" w:afterLines="150"/>
+              <w:jc w:val="both"/>
+              <w:textAlignment w:val="auto"/>
               <w:rPr>
                 <w:rFonts w:hint="default" w:ascii="Times New Roman" w:hAnsi="Times New Roman" w:eastAsia="微软雅黑" w:cs="Times New Roman"/>
                 <w:b/>
@@ -3220,7 +3231,7 @@
                         <wp:posOffset>9724390</wp:posOffset>
                       </wp:positionV>
                       <wp:extent cx="6010275" cy="400050"/>
-                      <wp:effectExtent l="0" t="0" r="9525" b="0"/>
+                      <wp:effectExtent l="0" t="0" r="9525" b="11430"/>
                       <wp:wrapNone/>
                       <wp:docPr id="8" name="文本框 2"/>
                       <wp:cNvGraphicFramePr/>
@@ -3306,29 +3317,28 @@
     </w:tbl>
     <w:p>
       <w:pPr>
-        <w:pStyle w:val="25"/>
-        <w:spacing w:line="440" w:lineRule="exact"/>
-        <w:ind w:right="288" w:rightChars="137" w:firstLine="0" w:firstLineChars="0"/>
-        <w:jc w:val="center"/>
-        <w:rPr>
-          <w:rFonts w:hint="default" w:ascii="Times New Roman" w:hAnsi="Times New Roman" w:eastAsia="微软雅黑" w:cs="Times New Roman"/>
-          <w:b/>
-          <w:kern w:val="0"/>
-          <w:sz w:val="15"/>
-          <w:szCs w:val="15"/>
-        </w:rPr>
-      </w:pPr>
-    </w:p>
-    <w:p>
-      <w:pPr>
         <w:pStyle w:val="2"/>
+        <w:keepNext/>
+        <w:keepLines/>
+        <w:pageBreakBefore w:val="0"/>
+        <w:widowControl w:val="0"/>
         <w:numPr>
           <w:ilvl w:val="0"/>
           <w:numId w:val="0"/>
         </w:numPr>
-        <w:spacing w:line="440" w:lineRule="exact"/>
-        <w:ind w:left="432" w:right="288" w:rightChars="137" w:hanging="432"/>
+        <w:kinsoku/>
+        <w:wordWrap/>
+        <w:overflowPunct/>
+        <w:topLinePunct w:val="0"/>
+        <w:autoSpaceDE/>
+        <w:autoSpaceDN/>
+        <w:bidi w:val="0"/>
+        <w:adjustRightInd/>
+        <w:snapToGrid/>
+        <w:spacing w:before="0" w:after="0" w:line="440" w:lineRule="exact"/>
+        <w:ind w:left="431" w:right="288" w:rightChars="137" w:hanging="431"/>
         <w:jc w:val="both"/>
+        <w:textAlignment w:val="auto"/>
         <w:rPr>
           <w:rFonts w:hint="default" w:ascii="Times New Roman" w:hAnsi="Times New Roman" w:eastAsia="微软雅黑" w:cs="Times New Roman"/>
           <w:color w:val="62B541"/>
@@ -3387,74 +3397,402 @@
     </w:p>
     <w:p>
       <w:pPr>
-        <w:adjustRightInd w:val="0"/>
+        <w:keepNext w:val="0"/>
+        <w:keepLines w:val="0"/>
+        <w:pageBreakBefore w:val="0"/>
+        <w:widowControl w:val="0"/>
+        <w:tabs>
+          <w:tab w:val="left" w:pos="9880"/>
+        </w:tabs>
+        <w:kinsoku/>
+        <w:wordWrap/>
+        <w:overflowPunct/>
+        <w:topLinePunct w:val="0"/>
+        <w:autoSpaceDE/>
+        <w:autoSpaceDN/>
+        <w:bidi w:val="0"/>
+        <w:adjustRightInd/>
         <w:snapToGrid w:val="0"/>
-        <w:spacing w:line="360" w:lineRule="auto"/>
-        <w:ind w:firstLine="360" w:firstLineChars="200"/>
-        <w:jc w:val="both"/>
-        <w:rPr>
-          <w:rFonts w:hint="default" w:ascii="Times New Roman" w:hAnsi="Times New Roman" w:eastAsia="微软雅黑" w:cs="Times New Roman"/>
-          <w:sz w:val="18"/>
+        <w:spacing w:line="288" w:lineRule="auto"/>
+        <w:ind w:right="130" w:firstLine="417" w:firstLineChars="232"/>
+        <w:textAlignment w:val="auto"/>
+        <w:rPr>
+          <w:rFonts w:hint="default" w:ascii="Times New Roman" w:hAnsi="Times New Roman" w:eastAsia="微软雅黑" w:cs="Times New Roman"/>
+          <w:color w:val="3E3E3E"/>
+          <w:spacing w:val="30"/>
+          <w:sz w:val="22"/>
+          <w:shd w:val="clear" w:color="auto" w:fill="FFFFFF"/>
         </w:rPr>
       </w:pPr>
       <w:r>
         <w:rPr>
           <w:rFonts w:hint="default" w:ascii="Times New Roman" w:hAnsi="Times New Roman" w:eastAsia="微软雅黑" w:cs="Times New Roman"/>
-          <w:sz w:val="18"/>
-        </w:rPr>
-        <w:t>Trop2全称为人滋养细胞表面糖蛋白抗原2，是由TACSTD 2基因编码表达的细胞表面糖蛋白。正常情况下，Trop2主要表达于上皮细胞并在胚胎器官发育过程中起重要作用，在人体不同的组织中，Trop2表达水平不同，其中乳腺的表达水平最高。但在肿瘤细胞中，Trop2的表达显著升高，如乳腺癌（＞90%）、尿路上皮癌（＜83%）、胃癌（56%）、结肠直肠癌（68.4%）、某些肺癌、胰腺癌、前列腺癌、宫颈癌、头颈癌和卵巢癌等。</w:t>
+          <w:color w:val="000000"/>
+          <w:sz w:val="18"/>
+          <w:szCs w:val="18"/>
+        </w:rPr>
+        <w:t>TROP2全称为人滋养细胞表面糖蛋白抗原2，是由TACSTD2基因编码表达的细胞表面糖蛋白，也是细胞内钙信号跨膜传导蛋白</w:t>
+      </w:r>
+      <w:r>
+        <w:rPr>
+          <w:rFonts w:hint="default" w:ascii="Times New Roman" w:hAnsi="Times New Roman" w:eastAsia="微软雅黑" w:cs="Times New Roman"/>
+          <w:color w:val="000000"/>
+          <w:sz w:val="18"/>
+          <w:szCs w:val="18"/>
+          <w:vertAlign w:val="superscript"/>
+        </w:rPr>
+        <w:t>[1]</w:t>
+      </w:r>
+      <w:r>
+        <w:rPr>
+          <w:rFonts w:hint="default" w:ascii="Times New Roman" w:hAnsi="Times New Roman" w:eastAsia="微软雅黑" w:cs="Times New Roman"/>
+          <w:color w:val="000000"/>
+          <w:sz w:val="18"/>
+          <w:szCs w:val="18"/>
+        </w:rPr>
+        <w:t>，可通过调节钙离子信号通路、细胞周期蛋白表达和降低</w:t>
+      </w:r>
+      <w:r>
+        <w:rPr>
+          <w:rFonts w:hint="default" w:ascii="Times New Roman" w:hAnsi="Times New Roman" w:eastAsia="微软雅黑" w:cs="Times New Roman"/>
+          <w:color w:val="000000"/>
+          <w:sz w:val="18"/>
+          <w:szCs w:val="18"/>
+          <w:highlight w:val="none"/>
+        </w:rPr>
+        <w:t>纤黏</w:t>
+      </w:r>
+      <w:r>
+        <w:rPr>
+          <w:rFonts w:hint="default" w:ascii="Times New Roman" w:hAnsi="Times New Roman" w:eastAsia="微软雅黑" w:cs="Times New Roman"/>
+          <w:color w:val="000000"/>
+          <w:sz w:val="18"/>
+          <w:szCs w:val="18"/>
+        </w:rPr>
+        <w:t>蛋白黏附作用等促进肿</w:t>
+      </w:r>
+      <w:r>
+        <w:rPr>
+          <w:rFonts w:hint="default" w:ascii="Times New Roman" w:hAnsi="Times New Roman" w:eastAsia="微软雅黑" w:cs="Times New Roman"/>
+          <w:color w:val="000000"/>
+          <w:sz w:val="18"/>
+          <w:szCs w:val="18"/>
+          <w:highlight w:val="none"/>
+        </w:rPr>
+        <w:t>瘤</w:t>
+      </w:r>
+      <w:r>
+        <w:rPr>
+          <w:rFonts w:hint="eastAsia" w:ascii="Times New Roman" w:hAnsi="Times New Roman" w:eastAsia="微软雅黑" w:cs="Times New Roman"/>
+          <w:color w:val="000000"/>
+          <w:sz w:val="18"/>
+          <w:szCs w:val="18"/>
+          <w:highlight w:val="none"/>
+          <w:lang w:val="en-US" w:eastAsia="zh-CN"/>
+        </w:rPr>
+        <w:t>细胞</w:t>
+      </w:r>
+      <w:r>
+        <w:rPr>
+          <w:rFonts w:hint="default" w:ascii="Times New Roman" w:hAnsi="Times New Roman" w:eastAsia="微软雅黑" w:cs="Times New Roman"/>
+          <w:color w:val="000000"/>
+          <w:sz w:val="18"/>
+          <w:szCs w:val="18"/>
+        </w:rPr>
+        <w:t>生长，增殖和转移。另有文献报道，TROP2的表达可</w:t>
+      </w:r>
+      <w:r>
+        <w:rPr>
+          <w:rFonts w:hint="default" w:ascii="Times New Roman" w:hAnsi="Times New Roman" w:eastAsia="微软雅黑" w:cs="Times New Roman"/>
+          <w:color w:val="000000"/>
+          <w:sz w:val="18"/>
+          <w:szCs w:val="18"/>
+          <w:lang w:val="en-US" w:eastAsia="zh-CN"/>
+        </w:rPr>
+        <w:t>作为</w:t>
+      </w:r>
+      <w:r>
+        <w:rPr>
+          <w:rFonts w:hint="default" w:ascii="Times New Roman" w:hAnsi="Times New Roman" w:eastAsia="微软雅黑" w:cs="Times New Roman"/>
+          <w:color w:val="000000"/>
+          <w:sz w:val="18"/>
+          <w:szCs w:val="18"/>
+        </w:rPr>
+        <w:t>淋巴结转移、分化程度和肿瘤大小的</w:t>
+      </w:r>
+      <w:r>
+        <w:rPr>
+          <w:rFonts w:hint="default" w:ascii="Times New Roman" w:hAnsi="Times New Roman" w:eastAsia="微软雅黑" w:cs="Times New Roman"/>
+          <w:color w:val="000000"/>
+          <w:sz w:val="18"/>
+          <w:szCs w:val="18"/>
+          <w:lang w:val="en-US" w:eastAsia="zh-CN"/>
+        </w:rPr>
+        <w:t>独立</w:t>
+      </w:r>
+      <w:r>
+        <w:rPr>
+          <w:rFonts w:hint="default" w:ascii="Times New Roman" w:hAnsi="Times New Roman" w:eastAsia="微软雅黑" w:cs="Times New Roman"/>
+          <w:color w:val="000000"/>
+          <w:sz w:val="18"/>
+          <w:szCs w:val="18"/>
+        </w:rPr>
+        <w:t>预后生物标志物</w:t>
+      </w:r>
+      <w:r>
+        <w:rPr>
+          <w:rFonts w:hint="default" w:ascii="Times New Roman" w:hAnsi="Times New Roman" w:eastAsia="微软雅黑" w:cs="Times New Roman"/>
+          <w:color w:val="000000"/>
+          <w:sz w:val="18"/>
+          <w:szCs w:val="18"/>
+          <w:vertAlign w:val="superscript"/>
+        </w:rPr>
+        <w:t>[2]</w:t>
+      </w:r>
+      <w:r>
+        <w:rPr>
+          <w:rFonts w:hint="default" w:ascii="Times New Roman" w:hAnsi="Times New Roman" w:eastAsia="微软雅黑" w:cs="Times New Roman"/>
+          <w:color w:val="000000"/>
+          <w:sz w:val="18"/>
+          <w:szCs w:val="18"/>
+        </w:rPr>
+        <w:t>。</w:t>
       </w:r>
     </w:p>
     <w:p>
       <w:pPr>
-        <w:adjustRightInd w:val="0"/>
+        <w:keepNext w:val="0"/>
+        <w:keepLines w:val="0"/>
+        <w:pageBreakBefore w:val="0"/>
+        <w:widowControl w:val="0"/>
+        <w:tabs>
+          <w:tab w:val="left" w:pos="9880"/>
+        </w:tabs>
+        <w:kinsoku/>
+        <w:wordWrap/>
+        <w:overflowPunct/>
+        <w:topLinePunct w:val="0"/>
+        <w:autoSpaceDE/>
+        <w:autoSpaceDN/>
+        <w:bidi w:val="0"/>
+        <w:adjustRightInd/>
         <w:snapToGrid w:val="0"/>
-        <w:spacing w:line="360" w:lineRule="auto"/>
-        <w:ind w:firstLine="360" w:firstLineChars="200"/>
-        <w:jc w:val="both"/>
-        <w:rPr>
-          <w:rFonts w:hint="default" w:ascii="Times New Roman" w:hAnsi="Times New Roman" w:eastAsia="微软雅黑" w:cs="Times New Roman"/>
-          <w:sz w:val="18"/>
+        <w:spacing w:line="288" w:lineRule="auto"/>
+        <w:ind w:right="130" w:firstLine="417" w:firstLineChars="232"/>
+        <w:textAlignment w:val="auto"/>
+        <w:rPr>
+          <w:rFonts w:hint="default" w:ascii="Times New Roman" w:hAnsi="Times New Roman" w:eastAsia="微软雅黑" w:cs="Times New Roman"/>
+          <w:sz w:val="20"/>
         </w:rPr>
       </w:pPr>
       <w:r>
         <w:rPr>
           <w:rFonts w:hint="default" w:ascii="Times New Roman" w:hAnsi="Times New Roman" w:eastAsia="微软雅黑" w:cs="Times New Roman"/>
-          <w:sz w:val="18"/>
-        </w:rPr>
-        <w:t>Trop2主要通过调节钙离子信号通路、细胞周期蛋白表达及降低纤黏蛋白黏附作用促进肿瘤细胞生长、增殖和转移。此外，Trop2也可以与Wnt信号级联中的β-连环蛋白相互作用，因而对细胞核癌基因的转录、细胞的增殖起作用。总的来说，Trop2的高表达与癌细胞的增殖、侵袭、转移扩散息息相关，造成肿瘤患者预后不良及生存期缩短。 因此Trop2作为广谱肿瘤标志物，成为开发抗体偶联药物（ADC）的新靶点。</w:t>
+          <w:color w:val="000000"/>
+          <w:sz w:val="18"/>
+          <w:szCs w:val="18"/>
+        </w:rPr>
+        <w:t>正常情况下，TROP2主要表达于上皮细胞并在胚胎器官发育过程中起重要作用，在人体不同的组织中，TROP2表达水平不同，皮肤</w:t>
+      </w:r>
+      <w:r>
+        <w:rPr>
+          <w:rFonts w:hint="default" w:ascii="Times New Roman" w:hAnsi="Times New Roman" w:eastAsia="微软雅黑" w:cs="Times New Roman"/>
+          <w:color w:val="000000"/>
+          <w:sz w:val="18"/>
+          <w:szCs w:val="18"/>
+          <w:lang w:eastAsia="zh-CN"/>
+        </w:rPr>
+        <w:t>、</w:t>
+      </w:r>
+      <w:r>
+        <w:rPr>
+          <w:rFonts w:hint="default" w:ascii="Times New Roman" w:hAnsi="Times New Roman" w:eastAsia="微软雅黑" w:cs="Times New Roman"/>
+          <w:color w:val="000000"/>
+          <w:sz w:val="18"/>
+          <w:szCs w:val="18"/>
+        </w:rPr>
+        <w:t>角膜</w:t>
+      </w:r>
+      <w:r>
+        <w:rPr>
+          <w:rFonts w:hint="default" w:ascii="Times New Roman" w:hAnsi="Times New Roman" w:eastAsia="微软雅黑" w:cs="Times New Roman"/>
+          <w:color w:val="000000"/>
+          <w:sz w:val="18"/>
+          <w:szCs w:val="18"/>
+          <w:lang w:eastAsia="zh-CN"/>
+        </w:rPr>
+        <w:t>、</w:t>
+      </w:r>
+      <w:r>
+        <w:rPr>
+          <w:rFonts w:hint="default" w:ascii="Times New Roman" w:hAnsi="Times New Roman" w:eastAsia="微软雅黑" w:cs="Times New Roman"/>
+          <w:color w:val="000000"/>
+          <w:sz w:val="18"/>
+          <w:szCs w:val="18"/>
+        </w:rPr>
+        <w:t>唾液腺</w:t>
+      </w:r>
+      <w:r>
+        <w:rPr>
+          <w:rFonts w:hint="default" w:ascii="Times New Roman" w:hAnsi="Times New Roman" w:eastAsia="微软雅黑" w:cs="Times New Roman"/>
+          <w:color w:val="000000"/>
+          <w:sz w:val="18"/>
+          <w:szCs w:val="18"/>
+          <w:lang w:eastAsia="zh-CN"/>
+        </w:rPr>
+        <w:t>、</w:t>
+      </w:r>
+      <w:r>
+        <w:rPr>
+          <w:rFonts w:hint="default" w:ascii="Times New Roman" w:hAnsi="Times New Roman" w:eastAsia="微软雅黑" w:cs="Times New Roman"/>
+          <w:color w:val="000000"/>
+          <w:sz w:val="18"/>
+          <w:szCs w:val="18"/>
+        </w:rPr>
+        <w:t>呼吸道</w:t>
+      </w:r>
+      <w:r>
+        <w:rPr>
+          <w:rFonts w:hint="default" w:ascii="Times New Roman" w:hAnsi="Times New Roman" w:eastAsia="微软雅黑" w:cs="Times New Roman"/>
+          <w:color w:val="000000"/>
+          <w:sz w:val="18"/>
+          <w:szCs w:val="18"/>
+          <w:lang w:eastAsia="zh-CN"/>
+        </w:rPr>
+        <w:t>、</w:t>
+      </w:r>
+      <w:r>
+        <w:rPr>
+          <w:rFonts w:hint="default" w:ascii="Times New Roman" w:hAnsi="Times New Roman" w:eastAsia="微软雅黑" w:cs="Times New Roman"/>
+          <w:color w:val="000000"/>
+          <w:sz w:val="18"/>
+          <w:szCs w:val="18"/>
+        </w:rPr>
+        <w:t>肺等正常组织均可检测到TROP2表达，但表达有限。但在肿瘤细胞中，TROP2的表达显著升高，常见乳腺癌</w:t>
+      </w:r>
+      <w:r>
+        <w:rPr>
+          <w:rFonts w:hint="default" w:ascii="Times New Roman" w:hAnsi="Times New Roman" w:eastAsia="微软雅黑" w:cs="Times New Roman"/>
+          <w:color w:val="000000"/>
+          <w:sz w:val="18"/>
+          <w:szCs w:val="18"/>
+          <w:lang w:eastAsia="zh-CN"/>
+        </w:rPr>
+        <w:t>、</w:t>
+      </w:r>
+      <w:r>
+        <w:rPr>
+          <w:rFonts w:hint="default" w:ascii="Times New Roman" w:hAnsi="Times New Roman" w:eastAsia="微软雅黑" w:cs="Times New Roman"/>
+          <w:color w:val="000000"/>
+          <w:sz w:val="18"/>
+          <w:szCs w:val="18"/>
+        </w:rPr>
+        <w:t>尿路上皮癌</w:t>
+      </w:r>
+      <w:r>
+        <w:rPr>
+          <w:rFonts w:hint="default" w:ascii="Times New Roman" w:hAnsi="Times New Roman" w:eastAsia="微软雅黑" w:cs="Times New Roman"/>
+          <w:color w:val="000000"/>
+          <w:sz w:val="18"/>
+          <w:szCs w:val="18"/>
+          <w:lang w:eastAsia="zh-CN"/>
+        </w:rPr>
+        <w:t>、</w:t>
+      </w:r>
+      <w:r>
+        <w:rPr>
+          <w:rFonts w:hint="default" w:ascii="Times New Roman" w:hAnsi="Times New Roman" w:eastAsia="微软雅黑" w:cs="Times New Roman"/>
+          <w:color w:val="000000"/>
+          <w:sz w:val="18"/>
+          <w:szCs w:val="18"/>
+        </w:rPr>
+        <w:t>宫颈癌</w:t>
+      </w:r>
+      <w:r>
+        <w:rPr>
+          <w:rFonts w:hint="default" w:ascii="Times New Roman" w:hAnsi="Times New Roman" w:eastAsia="微软雅黑" w:cs="Times New Roman"/>
+          <w:color w:val="000000"/>
+          <w:sz w:val="18"/>
+          <w:szCs w:val="18"/>
+          <w:lang w:eastAsia="zh-CN"/>
+        </w:rPr>
+        <w:t>、</w:t>
+      </w:r>
+      <w:r>
+        <w:rPr>
+          <w:rFonts w:hint="default" w:ascii="Times New Roman" w:hAnsi="Times New Roman" w:eastAsia="微软雅黑" w:cs="Times New Roman"/>
+          <w:color w:val="000000"/>
+          <w:sz w:val="18"/>
+          <w:szCs w:val="18"/>
+        </w:rPr>
+        <w:t>非小细胞肺癌等（图1）</w:t>
+      </w:r>
+      <w:r>
+        <w:rPr>
+          <w:rFonts w:hint="default" w:ascii="Times New Roman" w:hAnsi="Times New Roman" w:eastAsia="微软雅黑" w:cs="Times New Roman"/>
+          <w:color w:val="000000"/>
+          <w:sz w:val="18"/>
+          <w:szCs w:val="18"/>
+          <w:vertAlign w:val="superscript"/>
+        </w:rPr>
+        <w:t>[3]</w:t>
+      </w:r>
+      <w:r>
+        <w:rPr>
+          <w:rFonts w:hint="default" w:ascii="Times New Roman" w:hAnsi="Times New Roman" w:eastAsia="微软雅黑" w:cs="Times New Roman"/>
+          <w:color w:val="000000"/>
+          <w:sz w:val="18"/>
+          <w:szCs w:val="18"/>
+        </w:rPr>
+        <w:t>，因而TROP2作为肿瘤治疗靶点具有广阔前景。</w:t>
       </w:r>
     </w:p>
     <w:p>
       <w:pPr>
+        <w:keepNext w:val="0"/>
+        <w:keepLines w:val="0"/>
+        <w:pageBreakBefore w:val="0"/>
+        <w:widowControl w:val="0"/>
+        <w:kinsoku/>
+        <w:wordWrap/>
+        <w:overflowPunct/>
+        <w:topLinePunct w:val="0"/>
+        <w:autoSpaceDE/>
+        <w:autoSpaceDN/>
+        <w:bidi w:val="0"/>
         <w:adjustRightInd w:val="0"/>
         <w:snapToGrid w:val="0"/>
-        <w:spacing w:line="360" w:lineRule="auto"/>
-        <w:ind w:firstLine="360" w:firstLineChars="200"/>
-        <w:jc w:val="both"/>
-        <w:rPr>
-          <w:rFonts w:hint="default" w:ascii="Times New Roman" w:hAnsi="Times New Roman" w:eastAsia="微软雅黑" w:cs="Times New Roman"/>
-          <w:sz w:val="18"/>
+        <w:spacing w:line="240" w:lineRule="auto"/>
+        <w:ind w:firstLine="480" w:firstLineChars="200"/>
+        <w:jc w:val="center"/>
+        <w:textAlignment w:val="auto"/>
+        <w:rPr>
+          <w:rFonts w:hint="default" w:ascii="Times New Roman" w:hAnsi="Times New Roman" w:eastAsia="微软雅黑" w:cs="Times New Roman"/>
+          <w:color w:val="000000"/>
+          <w:sz w:val="18"/>
+          <w:szCs w:val="18"/>
+          <w:vertAlign w:val="superscript"/>
         </w:rPr>
       </w:pPr>
-    </w:p>
-    <w:p>
-      <w:pPr>
-        <w:adjustRightInd w:val="0"/>
-        <w:snapToGrid w:val="0"/>
-        <w:spacing w:line="360" w:lineRule="auto"/>
-        <w:jc w:val="center"/>
-        <w:rPr>
-          <w:rFonts w:hint="default" w:ascii="Times New Roman" w:hAnsi="Times New Roman" w:eastAsia="微软雅黑" w:cs="Times New Roman"/>
-          <w:sz w:val="20"/>
-        </w:rPr>
-      </w:pPr>
-      <w:r>
+      <w:r>
+        <w:rPr>
+          <w:rFonts w:hint="eastAsia" w:ascii="微软雅黑" w:hAnsi="微软雅黑" w:eastAsia="微软雅黑" w:cs="微软雅黑"/>
+          <w:sz w:val="24"/>
+          <w:szCs w:val="24"/>
+        </w:rPr>
         <w:drawing>
-          <wp:inline distT="0" distB="0" distL="0" distR="0">
-            <wp:extent cx="6193155" cy="4064000"/>
-            <wp:effectExtent l="0" t="0" r="4445" b="0"/>
-            <wp:docPr id="4" name="图片 4" descr="C:\Users\akm\Documents\WeChat Files\maygodblessfriends\FileStorage\Temp\15546065e955e7c3d36c30afe93ebfd7.png"/>
+          <wp:anchor distT="0" distB="0" distL="114935" distR="114935" simplePos="0" relativeHeight="251663360" behindDoc="0" locked="0" layoutInCell="1" allowOverlap="1">
+            <wp:simplePos x="0" y="0"/>
+            <wp:positionH relativeFrom="column">
+              <wp:posOffset>384175</wp:posOffset>
+            </wp:positionH>
+            <wp:positionV relativeFrom="paragraph">
+              <wp:posOffset>63500</wp:posOffset>
+            </wp:positionV>
+            <wp:extent cx="5519420" cy="3061335"/>
+            <wp:effectExtent l="0" t="0" r="12700" b="1905"/>
+            <wp:wrapTopAndBottom/>
+            <wp:docPr id="1359143664" name="图片 1359143664" descr="IMG_256"/>
             <wp:cNvGraphicFramePr>
               <a:graphicFrameLocks xmlns:a="http://schemas.openxmlformats.org/drawingml/2006/main" noChangeAspect="1"/>
             </wp:cNvGraphicFramePr>
@@ -3462,20 +3800,13 @@
               <a:graphicData uri="http://schemas.openxmlformats.org/drawingml/2006/picture">
                 <pic:pic xmlns:pic="http://schemas.openxmlformats.org/drawingml/2006/picture">
                   <pic:nvPicPr>
-                    <pic:cNvPr id="4" name="图片 4" descr="C:\Users\akm\Documents\WeChat Files\maygodblessfriends\FileStorage\Temp\15546065e955e7c3d36c30afe93ebfd7.png"/>
+                    <pic:cNvPr id="1359143664" name="图片 1359143664" descr="IMG_256"/>
                     <pic:cNvPicPr>
-                      <a:picLocks noChangeAspect="1" noChangeArrowheads="1"/>
+                      <a:picLocks noChangeAspect="1"/>
                     </pic:cNvPicPr>
                   </pic:nvPicPr>
                   <pic:blipFill>
-                    <a:blip r:embed="rId7">
-                      <a:extLst>
-                        <a:ext uri="{28A0092B-C50C-407E-A947-70E740481C1C}">
-                          <a14:useLocalDpi xmlns:a14="http://schemas.microsoft.com/office/drawing/2010/main" val="0"/>
-                        </a:ext>
-                      </a:extLst>
-                    </a:blip>
-                    <a:srcRect/>
+                    <a:blip r:embed="rId7"/>
                     <a:stretch>
                       <a:fillRect/>
                     </a:stretch>
@@ -3483,68 +3814,41 @@
                   <pic:spPr>
                     <a:xfrm>
                       <a:off x="0" y="0"/>
-                      <a:ext cx="6193155" cy="4064015"/>
+                      <a:ext cx="5519420" cy="3061335"/>
                     </a:xfrm>
                     <a:prstGeom prst="rect">
                       <a:avLst/>
                     </a:prstGeom>
                     <a:noFill/>
-                    <a:ln>
+                    <a:ln w="9525">
                       <a:noFill/>
                     </a:ln>
                   </pic:spPr>
                 </pic:pic>
               </a:graphicData>
             </a:graphic>
-          </wp:inline>
+          </wp:anchor>
         </w:drawing>
       </w:r>
-    </w:p>
-    <w:p>
-      <w:pPr>
-        <w:adjustRightInd w:val="0"/>
-        <w:snapToGrid w:val="0"/>
-        <w:spacing w:line="360" w:lineRule="auto"/>
-        <w:ind w:firstLine="320" w:firstLineChars="200"/>
-        <w:jc w:val="center"/>
-        <w:rPr>
-          <w:rFonts w:ascii="微软雅黑" w:hAnsi="微软雅黑" w:eastAsia="微软雅黑"/>
-          <w:sz w:val="20"/>
-        </w:rPr>
-      </w:pPr>
-      <w:r>
-        <w:rPr>
-          <w:rFonts w:hint="eastAsia" w:ascii="微软雅黑" w:hAnsi="微软雅黑" w:eastAsia="微软雅黑"/>
-          <w:sz w:val="16"/>
-        </w:rPr>
-        <w:t>图1</w:t>
-      </w:r>
-      <w:r>
-        <w:rPr>
-          <w:rFonts w:ascii="微软雅黑" w:hAnsi="微软雅黑" w:eastAsia="微软雅黑"/>
-          <w:sz w:val="16"/>
-        </w:rPr>
-        <w:t>.</w:t>
-      </w:r>
-      <w:r>
-        <w:rPr>
-          <w:rFonts w:hint="eastAsia" w:ascii="微软雅黑" w:hAnsi="微软雅黑" w:eastAsia="微软雅黑"/>
-          <w:sz w:val="16"/>
-        </w:rPr>
-        <w:t>TROP2促进肿瘤浸润和转移（图片来源：Cusabio）</w:t>
-      </w:r>
-    </w:p>
-    <w:p>
-      <w:pPr>
-        <w:adjustRightInd w:val="0"/>
-        <w:snapToGrid w:val="0"/>
-        <w:spacing w:line="360" w:lineRule="auto"/>
-        <w:ind w:firstLine="400" w:firstLineChars="200"/>
-        <w:rPr>
-          <w:rFonts w:hint="default" w:ascii="Times New Roman" w:hAnsi="Times New Roman" w:eastAsia="微软雅黑" w:cs="Times New Roman"/>
-          <w:sz w:val="20"/>
-        </w:rPr>
-      </w:pPr>
+      <w:r>
+        <w:rPr>
+          <w:rFonts w:hint="default" w:ascii="Times New Roman" w:hAnsi="Times New Roman" w:eastAsia="微软雅黑" w:cs="Times New Roman"/>
+          <w:color w:val="000000"/>
+          <w:sz w:val="18"/>
+          <w:szCs w:val="18"/>
+        </w:rPr>
+        <w:t>图1 TROP2在多种肿瘤中过表达</w:t>
+      </w:r>
+      <w:r>
+        <w:rPr>
+          <w:rFonts w:hint="default" w:ascii="Times New Roman" w:hAnsi="Times New Roman" w:eastAsia="微软雅黑" w:cs="Times New Roman"/>
+          <w:color w:val="000000"/>
+          <w:sz w:val="18"/>
+          <w:szCs w:val="18"/>
+          <w:vertAlign w:val="superscript"/>
+        </w:rPr>
+        <w:t>[3]</w:t>
+      </w:r>
     </w:p>
     <w:p>
       <w:pPr>
@@ -3566,7 +3870,7 @@
         <w:bidi w:val="0"/>
         <w:adjustRightInd/>
         <w:snapToGrid/>
-        <w:spacing w:after="100" w:line="440" w:lineRule="exact"/>
+        <w:spacing w:before="0" w:after="0" w:line="440" w:lineRule="exact"/>
         <w:ind w:leftChars="0" w:right="288" w:rightChars="137"/>
         <w:jc w:val="left"/>
         <w:textAlignment w:val="auto"/>
@@ -3584,16 +3888,192 @@
           <w:sz w:val="24"/>
           <w:szCs w:val="24"/>
         </w:rPr>
-        <w:t>2. Trop2药物</w:t>
-      </w:r>
-      <w:r>
-        <w:rPr>
-          <w:rFonts w:hint="eastAsia" w:ascii="Times New Roman" w:hAnsi="Times New Roman" w:eastAsia="微软雅黑" w:cs="Times New Roman"/>
-          <w:color w:val="62B541"/>
-          <w:sz w:val="24"/>
-          <w:szCs w:val="24"/>
-        </w:rPr>
-        <w:t>临床研究</w:t>
+        <w:t>2. 靶点阳性阈值</w:t>
+      </w:r>
+    </w:p>
+    <w:p>
+      <w:pPr>
+        <w:keepNext w:val="0"/>
+        <w:keepLines w:val="0"/>
+        <w:pageBreakBefore w:val="0"/>
+        <w:widowControl w:val="0"/>
+        <w:kinsoku/>
+        <w:wordWrap/>
+        <w:overflowPunct/>
+        <w:topLinePunct w:val="0"/>
+        <w:autoSpaceDE/>
+        <w:autoSpaceDN/>
+        <w:bidi w:val="0"/>
+        <w:adjustRightInd w:val="0"/>
+        <w:snapToGrid w:val="0"/>
+        <w:spacing w:line="288" w:lineRule="auto"/>
+        <w:ind w:left="0" w:leftChars="0" w:firstLine="360" w:firstLineChars="200"/>
+        <w:textAlignment w:val="auto"/>
+        <w:rPr>
+          <w:rFonts w:hint="default" w:ascii="Times New Roman" w:hAnsi="Times New Roman" w:eastAsia="微软雅黑" w:cs="Times New Roman"/>
+          <w:color w:val="000000"/>
+          <w:sz w:val="18"/>
+          <w:szCs w:val="18"/>
+        </w:rPr>
+      </w:pPr>
+      <w:bookmarkStart w:id="0" w:name="_GoBack"/>
+      <w:r>
+        <w:rPr>
+          <w:rFonts w:hint="default" w:ascii="Times New Roman" w:hAnsi="Times New Roman" w:eastAsia="微软雅黑" w:cs="Times New Roman"/>
+          <w:color w:val="000000"/>
+          <w:sz w:val="18"/>
+          <w:szCs w:val="18"/>
+        </w:rPr>
+        <w:drawing>
+          <wp:anchor distT="0" distB="0" distL="114300" distR="114300" simplePos="0" relativeHeight="251664384" behindDoc="0" locked="0" layoutInCell="1" allowOverlap="1">
+            <wp:simplePos x="0" y="0"/>
+            <wp:positionH relativeFrom="column">
+              <wp:posOffset>137160</wp:posOffset>
+            </wp:positionH>
+            <wp:positionV relativeFrom="paragraph">
+              <wp:posOffset>998220</wp:posOffset>
+            </wp:positionV>
+            <wp:extent cx="5489575" cy="2223135"/>
+            <wp:effectExtent l="0" t="0" r="12065" b="1905"/>
+            <wp:wrapTopAndBottom/>
+            <wp:docPr id="4" name="图片 3" descr="c276fb6e020d621c6efe763bd8681127"/>
+            <wp:cNvGraphicFramePr>
+              <a:graphicFrameLocks xmlns:a="http://schemas.openxmlformats.org/drawingml/2006/main" noChangeAspect="1"/>
+            </wp:cNvGraphicFramePr>
+            <a:graphic xmlns:a="http://schemas.openxmlformats.org/drawingml/2006/main">
+              <a:graphicData uri="http://schemas.openxmlformats.org/drawingml/2006/picture">
+                <pic:pic xmlns:pic="http://schemas.openxmlformats.org/drawingml/2006/picture">
+                  <pic:nvPicPr>
+                    <pic:cNvPr id="4" name="图片 3" descr="c276fb6e020d621c6efe763bd8681127"/>
+                    <pic:cNvPicPr>
+                      <a:picLocks noChangeAspect="1"/>
+                    </pic:cNvPicPr>
+                  </pic:nvPicPr>
+                  <pic:blipFill>
+                    <a:blip r:embed="rId8"/>
+                    <a:srcRect l="231"/>
+                    <a:stretch>
+                      <a:fillRect/>
+                    </a:stretch>
+                  </pic:blipFill>
+                  <pic:spPr>
+                    <a:xfrm>
+                      <a:off x="0" y="0"/>
+                      <a:ext cx="5489575" cy="2223135"/>
+                    </a:xfrm>
+                    <a:prstGeom prst="rect">
+                      <a:avLst/>
+                    </a:prstGeom>
+                    <a:ln>
+                      <a:noFill/>
+                    </a:ln>
+                  </pic:spPr>
+                </pic:pic>
+              </a:graphicData>
+            </a:graphic>
+          </wp:anchor>
+        </w:drawing>
+      </w:r>
+      <w:bookmarkEnd w:id="0"/>
+      <w:r>
+        <w:rPr>
+          <w:rFonts w:hint="default" w:ascii="Times New Roman" w:hAnsi="Times New Roman" w:eastAsia="微软雅黑" w:cs="Times New Roman"/>
+          <w:color w:val="000000"/>
+          <w:sz w:val="18"/>
+          <w:szCs w:val="18"/>
+        </w:rPr>
+        <w:t>目前对于</w:t>
+      </w:r>
+      <w:r>
+        <w:rPr>
+          <w:rFonts w:hint="eastAsia" w:ascii="微软雅黑" w:hAnsi="微软雅黑" w:eastAsia="微软雅黑" w:cs="微软雅黑"/>
+          <w:color w:val="000000"/>
+          <w:sz w:val="18"/>
+          <w:szCs w:val="18"/>
+        </w:rPr>
+        <w:t>“</w:t>
+      </w:r>
+      <w:r>
+        <w:rPr>
+          <w:rFonts w:hint="default" w:ascii="Times New Roman" w:hAnsi="Times New Roman" w:eastAsia="微软雅黑" w:cs="Times New Roman"/>
+          <w:color w:val="000000"/>
+          <w:sz w:val="18"/>
+          <w:szCs w:val="18"/>
+        </w:rPr>
+        <w:t>TROP2过表达</w:t>
+      </w:r>
+      <w:r>
+        <w:rPr>
+          <w:rFonts w:hint="eastAsia" w:ascii="微软雅黑" w:hAnsi="微软雅黑" w:eastAsia="微软雅黑" w:cs="微软雅黑"/>
+          <w:color w:val="000000"/>
+          <w:sz w:val="18"/>
+          <w:szCs w:val="18"/>
+        </w:rPr>
+        <w:t>”</w:t>
+      </w:r>
+      <w:r>
+        <w:rPr>
+          <w:rFonts w:hint="default" w:ascii="Times New Roman" w:hAnsi="Times New Roman" w:eastAsia="微软雅黑" w:cs="Times New Roman"/>
+          <w:color w:val="000000"/>
+          <w:sz w:val="18"/>
+          <w:szCs w:val="18"/>
+        </w:rPr>
+        <w:t>，尚无通用的判读标准，一项戈沙妥珠单抗治疗三阴性乳腺癌的研究，基于TROP2免疫组化检测，设计了一种</w:t>
+      </w:r>
+      <w:r>
+        <w:rPr>
+          <w:rFonts w:hint="eastAsia" w:ascii="微软雅黑" w:hAnsi="微软雅黑" w:eastAsia="微软雅黑" w:cs="微软雅黑"/>
+          <w:color w:val="000000"/>
+          <w:sz w:val="18"/>
+          <w:szCs w:val="18"/>
+        </w:rPr>
+        <w:t>“</w:t>
+      </w:r>
+      <w:r>
+        <w:rPr>
+          <w:rFonts w:hint="default" w:ascii="Times New Roman" w:hAnsi="Times New Roman" w:eastAsia="微软雅黑" w:cs="Times New Roman"/>
+          <w:color w:val="000000"/>
+          <w:sz w:val="18"/>
+          <w:szCs w:val="18"/>
+        </w:rPr>
+        <w:t>H-score</w:t>
+      </w:r>
+      <w:r>
+        <w:rPr>
+          <w:rFonts w:hint="eastAsia" w:ascii="微软雅黑" w:hAnsi="微软雅黑" w:eastAsia="微软雅黑" w:cs="微软雅黑"/>
+          <w:color w:val="000000"/>
+          <w:sz w:val="18"/>
+          <w:szCs w:val="18"/>
+        </w:rPr>
+        <w:t>”</w:t>
+      </w:r>
+      <w:r>
+        <w:rPr>
+          <w:rFonts w:hint="default" w:ascii="Times New Roman" w:hAnsi="Times New Roman" w:eastAsia="微软雅黑" w:cs="Times New Roman"/>
+          <w:color w:val="000000"/>
+          <w:sz w:val="18"/>
+          <w:szCs w:val="18"/>
+        </w:rPr>
+        <w:t>三分法标准，H-score = (3× IHC3+比例）+（2× IHC2+比例）+（1× IHC1+比例）。H-score &lt;100定义为TROP2低表达，100-200定义为TROP2中表达，&gt;200被定义为TROP2高表达。其中，TROP2中/高表达的肿瘤患者接受戈沙妥珠单抗治疗的获益大于化疗（图2）</w:t>
+      </w:r>
+      <w:r>
+        <w:rPr>
+          <w:rFonts w:hint="default" w:ascii="Times New Roman" w:hAnsi="Times New Roman" w:eastAsia="微软雅黑" w:cs="Times New Roman"/>
+          <w:color w:val="000000"/>
+          <w:sz w:val="18"/>
+          <w:szCs w:val="18"/>
+          <w:vertAlign w:val="superscript"/>
+        </w:rPr>
+        <w:t>[4]</w:t>
+      </w:r>
+      <w:r>
+        <w:rPr>
+          <w:rFonts w:hint="default" w:ascii="Times New Roman" w:hAnsi="Times New Roman" w:eastAsia="微软雅黑" w:cs="Times New Roman"/>
+          <w:color w:val="000000"/>
+          <w:sz w:val="18"/>
+          <w:szCs w:val="18"/>
+        </w:rPr>
+        <w:t>。</w:t>
       </w:r>
     </w:p>
     <w:p>
@@ -3613,183 +4093,292 @@
         <w:snapToGrid w:val="0"/>
         <w:spacing w:line="360" w:lineRule="auto"/>
         <w:ind w:left="0" w:leftChars="0" w:firstLine="360" w:firstLineChars="200"/>
+        <w:jc w:val="center"/>
         <w:textAlignment w:val="auto"/>
         <w:rPr>
-          <w:rFonts w:hint="eastAsia" w:ascii="微软雅黑" w:hAnsi="微软雅黑" w:eastAsia="微软雅黑"/>
-          <w:sz w:val="18"/>
-          <w:highlight w:val="none"/>
-          <w:lang w:eastAsia="zh-CN"/>
+          <w:rFonts w:hint="default" w:ascii="Times New Roman" w:hAnsi="Times New Roman" w:eastAsia="微软雅黑" w:cs="Times New Roman"/>
+          <w:color w:val="000000"/>
+          <w:sz w:val="18"/>
+          <w:szCs w:val="18"/>
         </w:rPr>
       </w:pPr>
       <w:r>
         <w:rPr>
-          <w:rFonts w:hint="eastAsia" w:ascii="微软雅黑" w:hAnsi="微软雅黑" w:eastAsia="微软雅黑"/>
-          <w:sz w:val="18"/>
-        </w:rPr>
-        <w:t>近</w:t>
-      </w:r>
-      <w:r>
-        <w:rPr>
-          <w:rFonts w:hint="eastAsia" w:ascii="微软雅黑" w:hAnsi="微软雅黑" w:eastAsia="微软雅黑"/>
-          <w:sz w:val="18"/>
-          <w:highlight w:val="none"/>
-        </w:rPr>
-        <w:t>年来，Trop2 ADC药物的研发进展迅速，Trodelvy（IMMU-132）于2020年获FDA批准上市，是全球首个上市的Trop2 ADC药物。Trodelvy的活性药物成分为sacituzumab govitecan，这是一种新型、首创的抗体药物偶联物（ADC）药物，由靶向TROP-2抗原的人源化IgG1抗体与化疗药物伊立替康（一种拓扑异构酶I抑制剂）的代谢活性产物SN-38偶联而成。目前Trodelvy获批了</w:t>
-      </w:r>
-      <w:r>
-        <w:rPr>
-          <w:rFonts w:hint="eastAsia" w:ascii="微软雅黑" w:hAnsi="微软雅黑" w:eastAsia="微软雅黑"/>
-          <w:sz w:val="18"/>
-          <w:highlight w:val="none"/>
+          <w:rFonts w:hint="default" w:ascii="Times New Roman" w:hAnsi="Times New Roman" w:eastAsia="微软雅黑" w:cs="Times New Roman"/>
+          <w:color w:val="000000"/>
+          <w:sz w:val="18"/>
+          <w:szCs w:val="18"/>
+        </w:rPr>
+        <w:t>图2 不同TROP2表达亚组的三阴性乳腺癌接受戈沙妥珠单抗（SG）或化疗（TPC）治疗，治疗响应（ORR）有差异</w:t>
+      </w:r>
+      <w:r>
+        <w:rPr>
+          <w:rFonts w:hint="default" w:ascii="Times New Roman" w:hAnsi="Times New Roman" w:eastAsia="微软雅黑" w:cs="Times New Roman"/>
+          <w:color w:val="000000"/>
+          <w:sz w:val="18"/>
+          <w:szCs w:val="18"/>
+          <w:vertAlign w:val="superscript"/>
+        </w:rPr>
+        <w:t>[4]</w:t>
+      </w:r>
+      <w:r>
+        <w:rPr>
+          <w:rFonts w:hint="default" w:ascii="Times New Roman" w:hAnsi="Times New Roman" w:eastAsia="微软雅黑" w:cs="Times New Roman"/>
+          <w:color w:val="000000"/>
+          <w:sz w:val="18"/>
+          <w:szCs w:val="18"/>
+        </w:rPr>
+        <w:t>。</w:t>
+      </w:r>
+    </w:p>
+    <w:p>
+      <w:pPr>
+        <w:pStyle w:val="2"/>
+        <w:keepNext/>
+        <w:keepLines/>
+        <w:pageBreakBefore w:val="0"/>
+        <w:widowControl w:val="0"/>
+        <w:numPr>
+          <w:ilvl w:val="0"/>
+          <w:numId w:val="0"/>
+        </w:numPr>
+        <w:kinsoku/>
+        <w:wordWrap/>
+        <w:overflowPunct/>
+        <w:topLinePunct w:val="0"/>
+        <w:autoSpaceDE/>
+        <w:autoSpaceDN/>
+        <w:bidi w:val="0"/>
+        <w:adjustRightInd/>
+        <w:snapToGrid/>
+        <w:spacing w:before="0" w:after="0" w:line="440" w:lineRule="exact"/>
+        <w:ind w:left="431" w:right="288" w:rightChars="137" w:hanging="431"/>
+        <w:jc w:val="left"/>
+        <w:textAlignment w:val="auto"/>
+        <w:rPr>
+          <w:rFonts w:hint="eastAsia" w:ascii="Times New Roman" w:hAnsi="Times New Roman" w:eastAsia="微软雅黑" w:cs="Times New Roman"/>
+          <w:color w:val="62B541"/>
+          <w:sz w:val="24"/>
+          <w:szCs w:val="24"/>
+        </w:rPr>
+      </w:pPr>
+      <w:r>
+        <w:rPr>
+          <w:rFonts w:hint="eastAsia" w:ascii="Times New Roman" w:hAnsi="Times New Roman" w:eastAsia="微软雅黑" w:cs="Times New Roman"/>
+          <w:color w:val="62B541"/>
+          <w:sz w:val="24"/>
+          <w:szCs w:val="24"/>
+        </w:rPr>
+        <w:t>3</w:t>
+      </w:r>
+      <w:r>
+        <w:rPr>
+          <w:rFonts w:hint="eastAsia" w:ascii="Times New Roman" w:hAnsi="Times New Roman" w:eastAsia="微软雅黑" w:cs="Times New Roman"/>
+          <w:color w:val="62B541"/>
+          <w:sz w:val="24"/>
+          <w:szCs w:val="24"/>
           <w:lang w:val="en-US" w:eastAsia="zh-CN"/>
         </w:rPr>
-        <w:t>两</w:t>
-      </w:r>
-      <w:r>
-        <w:rPr>
-          <w:rFonts w:hint="eastAsia" w:ascii="微软雅黑" w:hAnsi="微软雅黑" w:eastAsia="微软雅黑"/>
-          <w:sz w:val="18"/>
-          <w:highlight w:val="none"/>
-        </w:rPr>
-        <w:t>项适应症，第一项适应症为先前至少接受过两种标准治疗进展的TNBC患者，Trodelvy实现了35%的ORR(n=235，Trop 2高、中、低表达组中ORR分别为44%、38%和22%)，而对照组中传统化疗组的ORR则仅有5%；mOS为12.1个月，相比化药组6.7个月的OS延长了快一倍；mPFS则达5.6个月(高、中、低表达组中分别为6.9、5.6和2.7个月)，明显优于传统疗法的1.7个月。第二项</w:t>
-      </w:r>
-      <w:bookmarkStart w:id="0" w:name="_GoBack"/>
-      <w:bookmarkEnd w:id="0"/>
-      <w:r>
-        <w:rPr>
-          <w:rFonts w:hint="eastAsia" w:ascii="微软雅黑" w:hAnsi="微软雅黑" w:eastAsia="微软雅黑"/>
-          <w:sz w:val="18"/>
-          <w:highlight w:val="none"/>
-        </w:rPr>
-        <w:t>适应症</w:t>
-      </w:r>
-      <w:r>
-        <w:rPr>
-          <w:rFonts w:hint="eastAsia" w:ascii="微软雅黑" w:hAnsi="微软雅黑" w:eastAsia="微软雅黑"/>
-          <w:sz w:val="18"/>
-          <w:highlight w:val="none"/>
+        <w:t>.</w:t>
+      </w:r>
+      <w:r>
+        <w:rPr>
+          <w:rFonts w:hint="eastAsia" w:ascii="Times New Roman" w:hAnsi="Times New Roman" w:eastAsia="微软雅黑" w:cs="Times New Roman"/>
+          <w:color w:val="62B541"/>
+          <w:sz w:val="24"/>
+          <w:szCs w:val="24"/>
+        </w:rPr>
+        <w:t xml:space="preserve"> 已经获批的ADC药物</w:t>
+      </w:r>
+    </w:p>
+    <w:p>
+      <w:pPr>
+        <w:keepNext w:val="0"/>
+        <w:keepLines w:val="0"/>
+        <w:pageBreakBefore w:val="0"/>
+        <w:widowControl w:val="0"/>
+        <w:tabs>
+          <w:tab w:val="left" w:pos="9240"/>
+          <w:tab w:val="left" w:pos="9660"/>
+        </w:tabs>
+        <w:kinsoku/>
+        <w:wordWrap/>
+        <w:overflowPunct/>
+        <w:topLinePunct w:val="0"/>
+        <w:autoSpaceDE/>
+        <w:autoSpaceDN/>
+        <w:bidi w:val="0"/>
+        <w:snapToGrid w:val="0"/>
+        <w:spacing w:line="288" w:lineRule="auto"/>
+        <w:ind w:right="130" w:firstLine="360" w:firstLineChars="200"/>
+        <w:textAlignment w:val="auto"/>
+        <w:rPr>
+          <w:rFonts w:hint="default" w:ascii="Times New Roman" w:hAnsi="Times New Roman" w:eastAsia="微软雅黑" w:cs="Times New Roman"/>
+          <w:color w:val="000000"/>
+          <w:sz w:val="18"/>
+          <w:szCs w:val="18"/>
+        </w:rPr>
+      </w:pPr>
+      <w:r>
+        <w:rPr>
+          <w:rFonts w:hint="default" w:ascii="Times New Roman" w:hAnsi="Times New Roman" w:eastAsia="微软雅黑" w:cs="Times New Roman"/>
+          <w:color w:val="000000"/>
+          <w:sz w:val="18"/>
+          <w:szCs w:val="18"/>
+        </w:rPr>
+        <w:t>目前针对TROP2的疗法已经成药，且TROP2 ADC药物已经在多种肿瘤治疗中获得成功。全球首个上市的TROP2 ADC药物是戈沙妥珠单抗，随机对照</w:t>
+      </w:r>
+      <w:r>
+        <w:rPr>
+          <w:rFonts w:hint="default" w:ascii="Times New Roman" w:hAnsi="Times New Roman" w:eastAsia="微软雅黑" w:cs="Times New Roman"/>
+          <w:color w:val="000000"/>
+          <w:sz w:val="18"/>
+          <w:szCs w:val="18"/>
           <w:lang w:val="en-US" w:eastAsia="zh-CN"/>
         </w:rPr>
-        <w:t>HR阳、</w:t>
-      </w:r>
-      <w:r>
-        <w:rPr>
-          <w:rFonts w:hint="eastAsia" w:ascii="微软雅黑" w:hAnsi="微软雅黑" w:eastAsia="微软雅黑"/>
-          <w:sz w:val="18"/>
-          <w:highlight w:val="none"/>
-        </w:rPr>
-        <w:t>HER2阴性乳腺癌</w:t>
-      </w:r>
-      <w:r>
-        <w:rPr>
-          <w:rFonts w:hint="eastAsia" w:ascii="微软雅黑" w:hAnsi="微软雅黑" w:eastAsia="微软雅黑"/>
-          <w:sz w:val="18"/>
-          <w:highlight w:val="none"/>
+        <w:t>III</w:t>
+      </w:r>
+      <w:r>
+        <w:rPr>
+          <w:rFonts w:hint="default" w:ascii="Times New Roman" w:hAnsi="Times New Roman" w:eastAsia="微软雅黑" w:cs="Times New Roman"/>
+          <w:color w:val="000000"/>
+          <w:sz w:val="18"/>
+          <w:szCs w:val="18"/>
+        </w:rPr>
+        <w:t>期ASCENT研究纳入了</w:t>
+      </w:r>
+      <w:r>
+        <w:rPr>
+          <w:rFonts w:hint="default" w:ascii="Times New Roman" w:hAnsi="Times New Roman" w:eastAsia="微软雅黑" w:cs="Times New Roman"/>
+          <w:color w:val="000000"/>
+          <w:sz w:val="18"/>
+          <w:szCs w:val="18"/>
           <w:lang w:val="en-US" w:eastAsia="zh-CN"/>
         </w:rPr>
-        <w:t>基于</w:t>
-      </w:r>
-      <w:r>
-        <w:rPr>
-          <w:rFonts w:hint="eastAsia" w:ascii="微软雅黑" w:hAnsi="微软雅黑" w:eastAsia="微软雅黑"/>
-          <w:sz w:val="18"/>
-          <w:highlight w:val="none"/>
-        </w:rPr>
-        <w:t>TROPiCS-02</w:t>
-      </w:r>
-      <w:r>
-        <w:rPr>
-          <w:rFonts w:hint="eastAsia" w:ascii="微软雅黑" w:hAnsi="微软雅黑" w:eastAsia="微软雅黑"/>
-          <w:sz w:val="18"/>
-          <w:highlight w:val="none"/>
+        <w:t>529</w:t>
+      </w:r>
+      <w:r>
+        <w:rPr>
+          <w:rFonts w:hint="default" w:ascii="Times New Roman" w:hAnsi="Times New Roman" w:eastAsia="微软雅黑" w:cs="Times New Roman"/>
+          <w:color w:val="000000"/>
+          <w:sz w:val="18"/>
+          <w:szCs w:val="18"/>
+        </w:rPr>
+        <w:t>例</w:t>
+      </w:r>
+      <w:r>
+        <w:rPr>
+          <w:rFonts w:hint="default" w:ascii="Times New Roman" w:hAnsi="Times New Roman" w:eastAsia="微软雅黑" w:cs="Times New Roman"/>
+          <w:color w:val="000000"/>
+          <w:sz w:val="18"/>
+          <w:szCs w:val="18"/>
           <w:lang w:val="en-US" w:eastAsia="zh-CN"/>
         </w:rPr>
-        <w:t>研究，</w:t>
-      </w:r>
-      <w:r>
-        <w:rPr>
-          <w:rFonts w:hint="eastAsia" w:ascii="微软雅黑" w:hAnsi="微软雅黑" w:eastAsia="微软雅黑"/>
-          <w:sz w:val="18"/>
-          <w:highlight w:val="none"/>
-        </w:rPr>
-        <w:t>Trodelvy组的中位PFS</w:t>
-      </w:r>
-      <w:r>
-        <w:rPr>
-          <w:rFonts w:hint="eastAsia" w:ascii="微软雅黑" w:hAnsi="微软雅黑" w:eastAsia="微软雅黑"/>
-          <w:sz w:val="18"/>
-          <w:highlight w:val="none"/>
+        <w:t>三阴性乳腺癌（TNBC）</w:t>
+      </w:r>
+      <w:r>
+        <w:rPr>
+          <w:rFonts w:hint="default" w:ascii="Times New Roman" w:hAnsi="Times New Roman" w:eastAsia="微软雅黑" w:cs="Times New Roman"/>
+          <w:color w:val="000000"/>
+          <w:sz w:val="18"/>
+          <w:szCs w:val="18"/>
+        </w:rPr>
+        <w:t>患者随机接受戈沙妥珠单抗或化疗治疗，结果显示两组中位无进展生存期（progression-free survival，PFS）分别是5.6个月</w:t>
+      </w:r>
+      <w:r>
+        <w:rPr>
+          <w:rFonts w:hint="eastAsia" w:ascii="Times New Roman" w:hAnsi="Times New Roman" w:eastAsia="微软雅黑" w:cs="Times New Roman"/>
+          <w:color w:val="000000"/>
+          <w:sz w:val="18"/>
+          <w:szCs w:val="18"/>
           <w:lang w:val="en-US" w:eastAsia="zh-CN"/>
         </w:rPr>
-        <w:t>和</w:t>
-      </w:r>
-      <w:r>
-        <w:rPr>
-          <w:rFonts w:hint="eastAsia" w:ascii="微软雅黑" w:hAnsi="微软雅黑" w:eastAsia="微软雅黑"/>
-          <w:sz w:val="18"/>
-          <w:highlight w:val="none"/>
-        </w:rPr>
-        <w:t>中位OS</w:t>
-      </w:r>
-      <w:r>
-        <w:rPr>
-          <w:rFonts w:hint="eastAsia" w:ascii="微软雅黑" w:hAnsi="微软雅黑" w:eastAsia="微软雅黑"/>
-          <w:sz w:val="18"/>
-          <w:highlight w:val="none"/>
+        <w:t xml:space="preserve"> </w:t>
+      </w:r>
+      <w:r>
+        <w:rPr>
+          <w:rFonts w:hint="default" w:ascii="Times New Roman" w:hAnsi="Times New Roman" w:eastAsia="微软雅黑" w:cs="Times New Roman"/>
+          <w:color w:val="000000"/>
+          <w:sz w:val="18"/>
+          <w:szCs w:val="18"/>
+        </w:rPr>
+        <w:t>vs</w:t>
+      </w:r>
+      <w:r>
+        <w:rPr>
+          <w:rFonts w:hint="eastAsia" w:ascii="Times New Roman" w:hAnsi="Times New Roman" w:eastAsia="微软雅黑" w:cs="Times New Roman"/>
+          <w:color w:val="000000"/>
+          <w:sz w:val="18"/>
+          <w:szCs w:val="18"/>
           <w:lang w:val="en-US" w:eastAsia="zh-CN"/>
         </w:rPr>
-        <w:t>分别</w:t>
-      </w:r>
-      <w:r>
-        <w:rPr>
-          <w:rFonts w:hint="eastAsia" w:ascii="微软雅黑" w:hAnsi="微软雅黑" w:eastAsia="微软雅黑"/>
-          <w:sz w:val="18"/>
-          <w:highlight w:val="none"/>
-        </w:rPr>
-        <w:t>为5.5个月</w:t>
-      </w:r>
-      <w:r>
-        <w:rPr>
-          <w:rFonts w:hint="eastAsia" w:ascii="微软雅黑" w:hAnsi="微软雅黑" w:eastAsia="微软雅黑"/>
-          <w:sz w:val="18"/>
-          <w:highlight w:val="none"/>
+        <w:t xml:space="preserve"> </w:t>
+      </w:r>
+      <w:r>
+        <w:rPr>
+          <w:rFonts w:hint="default" w:ascii="Times New Roman" w:hAnsi="Times New Roman" w:eastAsia="微软雅黑" w:cs="Times New Roman"/>
+          <w:color w:val="000000"/>
+          <w:sz w:val="18"/>
+          <w:szCs w:val="18"/>
+        </w:rPr>
+        <w:t>1.7个月（HR 0.41，P &lt; 0.001），中位OS分别是12.1个月</w:t>
+      </w:r>
+      <w:r>
+        <w:rPr>
+          <w:rFonts w:hint="eastAsia" w:ascii="Times New Roman" w:hAnsi="Times New Roman" w:eastAsia="微软雅黑" w:cs="Times New Roman"/>
+          <w:color w:val="000000"/>
+          <w:sz w:val="18"/>
+          <w:szCs w:val="18"/>
           <w:lang w:val="en-US" w:eastAsia="zh-CN"/>
         </w:rPr>
-        <w:t>和</w:t>
-      </w:r>
-      <w:r>
-        <w:rPr>
-          <w:rFonts w:hint="eastAsia" w:ascii="微软雅黑" w:hAnsi="微软雅黑" w:eastAsia="微软雅黑"/>
-          <w:sz w:val="18"/>
-          <w:highlight w:val="none"/>
-        </w:rPr>
-        <w:t>14.4月，单药化疗组为4个月</w:t>
-      </w:r>
-      <w:r>
-        <w:rPr>
-          <w:rFonts w:hint="eastAsia" w:ascii="微软雅黑" w:hAnsi="微软雅黑" w:eastAsia="微软雅黑"/>
-          <w:sz w:val="18"/>
-          <w:highlight w:val="none"/>
+        <w:t xml:space="preserve"> </w:t>
+      </w:r>
+      <w:r>
+        <w:rPr>
+          <w:rFonts w:hint="default" w:ascii="Times New Roman" w:hAnsi="Times New Roman" w:eastAsia="微软雅黑" w:cs="Times New Roman"/>
+          <w:color w:val="000000"/>
+          <w:sz w:val="18"/>
+          <w:szCs w:val="18"/>
+        </w:rPr>
+        <w:t>vs</w:t>
+      </w:r>
+      <w:r>
+        <w:rPr>
+          <w:rFonts w:hint="eastAsia" w:ascii="Times New Roman" w:hAnsi="Times New Roman" w:eastAsia="微软雅黑" w:cs="Times New Roman"/>
+          <w:color w:val="000000"/>
+          <w:sz w:val="18"/>
+          <w:szCs w:val="18"/>
           <w:lang w:val="en-US" w:eastAsia="zh-CN"/>
         </w:rPr>
-        <w:t>和</w:t>
-      </w:r>
-      <w:r>
-        <w:rPr>
-          <w:rFonts w:hint="eastAsia" w:ascii="微软雅黑" w:hAnsi="微软雅黑" w:eastAsia="微软雅黑"/>
-          <w:sz w:val="18"/>
-          <w:highlight w:val="none"/>
-        </w:rPr>
-        <w:t>11.2个月</w:t>
-      </w:r>
-      <w:r>
-        <w:rPr>
-          <w:rFonts w:hint="eastAsia" w:ascii="微软雅黑" w:hAnsi="微软雅黑" w:eastAsia="微软雅黑"/>
-          <w:sz w:val="18"/>
-          <w:highlight w:val="none"/>
-          <w:lang w:eastAsia="zh-CN"/>
-        </w:rPr>
-        <w:t>。</w:t>
+        <w:t xml:space="preserve"> </w:t>
+      </w:r>
+      <w:r>
+        <w:rPr>
+          <w:rFonts w:hint="default" w:ascii="Times New Roman" w:hAnsi="Times New Roman" w:eastAsia="微软雅黑" w:cs="Times New Roman"/>
+          <w:color w:val="000000"/>
+          <w:sz w:val="18"/>
+          <w:szCs w:val="18"/>
+        </w:rPr>
+        <w:t>6.7个月（HR 0.48，P &lt; 0.001），为患者带来显著生存获益，打破了多年以来TNBC的治疗僵局</w:t>
+      </w:r>
+      <w:r>
+        <w:rPr>
+          <w:rFonts w:hint="default" w:ascii="Times New Roman" w:hAnsi="Times New Roman" w:eastAsia="微软雅黑" w:cs="Times New Roman"/>
+          <w:color w:val="000000"/>
+          <w:sz w:val="18"/>
+          <w:szCs w:val="18"/>
+          <w:vertAlign w:val="superscript"/>
+        </w:rPr>
+        <w:t>[4]</w:t>
+      </w:r>
+      <w:r>
+        <w:rPr>
+          <w:rFonts w:hint="default" w:ascii="Times New Roman" w:hAnsi="Times New Roman" w:eastAsia="微软雅黑" w:cs="Times New Roman"/>
+          <w:color w:val="000000"/>
+          <w:sz w:val="18"/>
+          <w:szCs w:val="18"/>
+        </w:rPr>
+        <w:t>。因此，戈沙妥珠单抗在包括我国在内的多个国家获批，开启了TNBC的ADC治疗时代。</w:t>
       </w:r>
     </w:p>
     <w:p>
@@ -3807,77 +4396,4301 @@
         <w:bidi w:val="0"/>
         <w:adjustRightInd w:val="0"/>
         <w:snapToGrid w:val="0"/>
-        <w:spacing w:line="360" w:lineRule="auto"/>
+        <w:spacing w:line="288" w:lineRule="auto"/>
         <w:ind w:left="0" w:leftChars="0" w:firstLine="360" w:firstLineChars="200"/>
         <w:textAlignment w:val="auto"/>
         <w:rPr>
-          <w:rFonts w:hint="eastAsia" w:ascii="微软雅黑" w:hAnsi="微软雅黑" w:eastAsia="微软雅黑"/>
-          <w:sz w:val="20"/>
-          <w:highlight w:val="none"/>
-          <w:lang w:eastAsia="zh-CN"/>
+          <w:rFonts w:hint="default" w:ascii="Times New Roman" w:hAnsi="Times New Roman" w:eastAsia="微软雅黑" w:cs="Times New Roman"/>
+          <w:color w:val="000000"/>
+          <w:sz w:val="18"/>
+          <w:szCs w:val="18"/>
         </w:rPr>
       </w:pPr>
       <w:r>
         <w:rPr>
-          <w:rFonts w:hint="eastAsia" w:ascii="微软雅黑" w:hAnsi="微软雅黑" w:eastAsia="微软雅黑"/>
-          <w:sz w:val="18"/>
-          <w:highlight w:val="none"/>
+          <w:rFonts w:hint="default" w:ascii="Times New Roman" w:hAnsi="Times New Roman" w:eastAsia="微软雅黑" w:cs="Times New Roman"/>
+          <w:color w:val="000000"/>
+          <w:sz w:val="18"/>
+          <w:szCs w:val="18"/>
+        </w:rPr>
+        <w:t>芦康沙妥珠单抗</w:t>
+      </w:r>
+      <w:r>
+        <w:rPr>
+          <w:rFonts w:hint="default" w:ascii="Times New Roman" w:hAnsi="Times New Roman" w:eastAsia="微软雅黑" w:cs="Times New Roman"/>
+          <w:color w:val="000000"/>
+          <w:sz w:val="18"/>
+          <w:szCs w:val="18"/>
           <w:lang w:val="en-US" w:eastAsia="zh-CN"/>
         </w:rPr>
-        <w:t>2024年首个国产</w:t>
-      </w:r>
-      <w:r>
-        <w:rPr>
-          <w:rFonts w:hint="eastAsia" w:ascii="微软雅黑" w:hAnsi="微软雅黑" w:eastAsia="微软雅黑"/>
-          <w:sz w:val="18"/>
-          <w:highlight w:val="none"/>
-        </w:rPr>
-        <w:t>Trop2</w:t>
-      </w:r>
-      <w:r>
-        <w:rPr>
-          <w:rFonts w:hint="eastAsia" w:ascii="微软雅黑" w:hAnsi="微软雅黑" w:eastAsia="微软雅黑"/>
-          <w:sz w:val="18"/>
-          <w:highlight w:val="none"/>
+        <w:t>是</w:t>
+      </w:r>
+      <w:r>
+        <w:rPr>
+          <w:rFonts w:hint="default" w:ascii="Times New Roman" w:hAnsi="Times New Roman" w:eastAsia="微软雅黑" w:cs="Times New Roman"/>
+          <w:color w:val="000000"/>
+          <w:sz w:val="18"/>
+          <w:szCs w:val="18"/>
+        </w:rPr>
+        <w:t>中国首个获批上市的国产创新TROP2 ADC</w:t>
+      </w:r>
+      <w:r>
+        <w:rPr>
+          <w:rFonts w:hint="default" w:ascii="Times New Roman" w:hAnsi="Times New Roman" w:eastAsia="微软雅黑" w:cs="Times New Roman"/>
+          <w:color w:val="000000"/>
+          <w:sz w:val="18"/>
+          <w:szCs w:val="18"/>
           <w:lang w:val="en-US" w:eastAsia="zh-CN"/>
         </w:rPr>
-        <w:t xml:space="preserve"> ADC佳泰莱（芦康沙妥珠单抗）获国家药品监督管理局（NMPA）批准于中国上市。佳泰莱（芦康沙妥珠单抗）</w:t>
-      </w:r>
-      <w:r>
-        <w:rPr>
-          <w:rFonts w:hint="eastAsia" w:ascii="微软雅黑" w:hAnsi="微软雅黑" w:eastAsia="微软雅黑"/>
-          <w:sz w:val="18"/>
-          <w:highlight w:val="none"/>
-        </w:rPr>
-        <w:t>获批</w:t>
-      </w:r>
-      <w:r>
-        <w:rPr>
-          <w:rFonts w:hint="eastAsia" w:ascii="微软雅黑" w:hAnsi="微软雅黑" w:eastAsia="微软雅黑"/>
-          <w:sz w:val="18"/>
-          <w:highlight w:val="none"/>
+        <w:t>，用于既往至少接受过2种系统治疗（其中至少1种治疗针对晚期或转移性阶段）的不可切除的局部晚期或转移性三阴性乳腺成人患者。本次获批是基于III期临床研究OptiTROP-Breast01的积极阳性结果。这是一项多中心、随机对照、开放标签的III期临床研究。</w:t>
+      </w:r>
+      <w:r>
+        <w:rPr>
+          <w:rFonts w:hint="default" w:ascii="Times New Roman" w:hAnsi="Times New Roman" w:eastAsia="微软雅黑" w:cs="Times New Roman"/>
+          <w:color w:val="000000"/>
+          <w:sz w:val="18"/>
+          <w:szCs w:val="18"/>
+        </w:rPr>
+        <w:t>研究结果确证，与化疗相比，芦康沙妥珠单抗在无进展生存期（PFS）和总生存期（OS）上均显示出具有显著统计学意义和临床意义的改善。芦康沙妥珠单抗组的中位无进展生存期（mPFS）为6.7个月（HR：0.32；95% CI：0.22-0.44；p</w:t>
+      </w:r>
+      <w:r>
+        <w:rPr>
+          <w:rFonts w:hint="default" w:ascii="Times New Roman" w:hAnsi="Times New Roman" w:eastAsia="微软雅黑" w:cs="Times New Roman"/>
+          <w:color w:val="000000"/>
+          <w:sz w:val="18"/>
+          <w:szCs w:val="18"/>
           <w:lang w:val="en-US" w:eastAsia="zh-CN"/>
         </w:rPr>
-        <w:t>用于</w:t>
-      </w:r>
-      <w:r>
-        <w:rPr>
-          <w:rFonts w:hint="eastAsia" w:ascii="微软雅黑" w:hAnsi="微软雅黑" w:eastAsia="微软雅黑"/>
-          <w:sz w:val="18"/>
-          <w:highlight w:val="none"/>
-        </w:rPr>
-        <w:t>既往至少接受过2种系统治疗的不可切除的局部晚期或转移性三阴性乳腺癌</w:t>
-      </w:r>
-      <w:r>
-        <w:rPr>
-          <w:rFonts w:hint="eastAsia" w:ascii="微软雅黑" w:hAnsi="微软雅黑" w:eastAsia="微软雅黑"/>
-          <w:sz w:val="18"/>
-          <w:highlight w:val="none"/>
-          <w:lang w:eastAsia="zh-CN"/>
-        </w:rPr>
-        <w:t>，该项批准是基于一项针对既往至少接受过2种系统治疗(其中至少1种治疗针对晚期或转移性阶段)的不可切除的局部晚期或转移性TNBC成人患者的随机、对照3期OptiTROP-Breast01研究的积极结果。与化疗相比，sac-TMT在无进展生存期（PFS）和总生存期（OS）方面均显示出具有显著统计学意义和临床意义的改善。</w:t>
+        <w:t xml:space="preserve"> </w:t>
+      </w:r>
+      <w:r>
+        <w:rPr>
+          <w:rFonts w:hint="default" w:ascii="Times New Roman" w:hAnsi="Times New Roman" w:eastAsia="微软雅黑" w:cs="Times New Roman"/>
+          <w:color w:val="000000"/>
+          <w:sz w:val="18"/>
+          <w:szCs w:val="18"/>
+        </w:rPr>
+        <w:t>&lt;</w:t>
+      </w:r>
+      <w:r>
+        <w:rPr>
+          <w:rFonts w:hint="default" w:ascii="Times New Roman" w:hAnsi="Times New Roman" w:eastAsia="微软雅黑" w:cs="Times New Roman"/>
+          <w:color w:val="000000"/>
+          <w:sz w:val="18"/>
+          <w:szCs w:val="18"/>
+          <w:lang w:val="en-US" w:eastAsia="zh-CN"/>
+        </w:rPr>
+        <w:t xml:space="preserve"> </w:t>
+      </w:r>
+      <w:r>
+        <w:rPr>
+          <w:rFonts w:hint="default" w:ascii="Times New Roman" w:hAnsi="Times New Roman" w:eastAsia="微软雅黑" w:cs="Times New Roman"/>
+          <w:color w:val="000000"/>
+          <w:sz w:val="18"/>
+          <w:szCs w:val="18"/>
+        </w:rPr>
+        <w:t>0.00001)，与化疗相比，疾病进展或死亡风险显著降低68%；中位总生存期（mOS）尚未达到，死亡风险显著降低47%（HR：0.53；95% CI: 0.36-0.78；P = 0.0005）；客观缓解率（ORR）为45.4%，mDOR为7.1月</w:t>
+      </w:r>
+      <w:r>
+        <w:rPr>
+          <w:rFonts w:hint="default" w:ascii="Times New Roman" w:hAnsi="Times New Roman" w:eastAsia="微软雅黑" w:cs="Times New Roman"/>
+          <w:color w:val="000000"/>
+          <w:sz w:val="18"/>
+          <w:szCs w:val="18"/>
+          <w:vertAlign w:val="superscript"/>
+        </w:rPr>
+        <w:t>[</w:t>
+      </w:r>
+      <w:r>
+        <w:rPr>
+          <w:rFonts w:hint="default" w:ascii="Times New Roman" w:hAnsi="Times New Roman" w:eastAsia="微软雅黑" w:cs="Times New Roman"/>
+          <w:color w:val="000000"/>
+          <w:sz w:val="18"/>
+          <w:szCs w:val="18"/>
+          <w:vertAlign w:val="superscript"/>
+          <w:lang w:val="en-US" w:eastAsia="zh-CN"/>
+        </w:rPr>
+        <w:t>5</w:t>
+      </w:r>
+      <w:r>
+        <w:rPr>
+          <w:rFonts w:hint="default" w:ascii="Times New Roman" w:hAnsi="Times New Roman" w:eastAsia="微软雅黑" w:cs="Times New Roman"/>
+          <w:color w:val="000000"/>
+          <w:sz w:val="18"/>
+          <w:szCs w:val="18"/>
+          <w:vertAlign w:val="superscript"/>
+        </w:rPr>
+        <w:t>]</w:t>
+      </w:r>
+      <w:r>
+        <w:rPr>
+          <w:rFonts w:hint="default" w:ascii="Times New Roman" w:hAnsi="Times New Roman" w:eastAsia="微软雅黑" w:cs="Times New Roman"/>
+          <w:color w:val="000000"/>
+          <w:sz w:val="18"/>
+          <w:szCs w:val="18"/>
+        </w:rPr>
+        <w:t>。</w:t>
       </w:r>
     </w:p>
+    <w:tbl>
+      <w:tblPr>
+        <w:tblStyle w:val="18"/>
+        <w:tblW w:w="4999" w:type="pct"/>
+        <w:jc w:val="center"/>
+        <w:tblBorders>
+          <w:top w:val="single" w:color="CCECFF" w:sz="4" w:space="0"/>
+          <w:left w:val="single" w:color="CCECFF" w:sz="4" w:space="0"/>
+          <w:bottom w:val="single" w:color="CCECFF" w:sz="4" w:space="0"/>
+          <w:right w:val="single" w:color="CCECFF" w:sz="4" w:space="0"/>
+          <w:insideH w:val="single" w:color="CCECFF" w:sz="4" w:space="0"/>
+          <w:insideV w:val="single" w:color="CCECFF" w:sz="4" w:space="0"/>
+        </w:tblBorders>
+        <w:tblLayout w:type="autofit"/>
+        <w:tblCellMar>
+          <w:top w:w="0" w:type="dxa"/>
+          <w:left w:w="108" w:type="dxa"/>
+          <w:bottom w:w="0" w:type="dxa"/>
+          <w:right w:w="108" w:type="dxa"/>
+        </w:tblCellMar>
+      </w:tblPr>
+      <w:tblGrid>
+        <w:gridCol w:w="2606"/>
+        <w:gridCol w:w="2954"/>
+        <w:gridCol w:w="2332"/>
+        <w:gridCol w:w="2332"/>
+      </w:tblGrid>
+      <w:tr>
+        <w:tblPrEx>
+          <w:tblBorders>
+            <w:top w:val="single" w:color="CCECFF" w:sz="4" w:space="0"/>
+            <w:left w:val="single" w:color="CCECFF" w:sz="4" w:space="0"/>
+            <w:bottom w:val="single" w:color="CCECFF" w:sz="4" w:space="0"/>
+            <w:right w:val="single" w:color="CCECFF" w:sz="4" w:space="0"/>
+            <w:insideH w:val="single" w:color="CCECFF" w:sz="4" w:space="0"/>
+            <w:insideV w:val="single" w:color="CCECFF" w:sz="4" w:space="0"/>
+          </w:tblBorders>
+        </w:tblPrEx>
+        <w:trPr>
+          <w:trHeight w:val="567" w:hRule="atLeast"/>
+          <w:jc w:val="center"/>
+        </w:trPr>
+        <w:tc>
+          <w:tcPr>
+            <w:tcW w:w="1274" w:type="pct"/>
+            <w:tcBorders>
+              <w:top w:val="single" w:color="62B541" w:sz="4" w:space="0"/>
+              <w:left w:val="single" w:color="62B541" w:sz="4" w:space="0"/>
+              <w:bottom w:val="single" w:color="62B541" w:sz="4" w:space="0"/>
+              <w:right w:val="single" w:color="62B541" w:sz="4" w:space="0"/>
+              <w:tl2br w:val="nil"/>
+              <w:tr2bl w:val="nil"/>
+            </w:tcBorders>
+            <w:shd w:val="clear" w:color="auto" w:fill="62B541"/>
+            <w:vAlign w:val="center"/>
+          </w:tcPr>
+          <w:p>
+            <w:pPr>
+              <w:tabs>
+                <w:tab w:val="left" w:pos="9240"/>
+                <w:tab w:val="left" w:pos="9660"/>
+              </w:tabs>
+              <w:snapToGrid w:val="0"/>
+              <w:spacing w:line="240" w:lineRule="auto"/>
+              <w:ind w:right="130"/>
+              <w:jc w:val="center"/>
+              <w:rPr>
+                <w:rFonts w:hint="default" w:ascii="Times New Roman" w:hAnsi="Times New Roman" w:eastAsia="微软雅黑" w:cs="Times New Roman"/>
+                <w:b/>
+                <w:bCs/>
+                <w:color w:val="FFFFFF" w:themeColor="background1"/>
+                <w:sz w:val="21"/>
+                <w:szCs w:val="21"/>
+                <w:vertAlign w:val="baseline"/>
+                <w:lang w:val="en-US" w:eastAsia="zh-CN"/>
+                <w14:textFill>
+                  <w14:solidFill>
+                    <w14:schemeClr w14:val="bg1"/>
+                  </w14:solidFill>
+                </w14:textFill>
+              </w:rPr>
+            </w:pPr>
+            <w:r>
+              <w:rPr>
+                <w:rFonts w:hint="default" w:ascii="Times New Roman" w:hAnsi="Times New Roman" w:eastAsia="微软雅黑" w:cs="Times New Roman"/>
+                <w:b/>
+                <w:bCs/>
+                <w:color w:val="FFFFFF" w:themeColor="background1"/>
+                <w:sz w:val="21"/>
+                <w:szCs w:val="21"/>
+                <w:vertAlign w:val="baseline"/>
+                <w:lang w:val="en-US" w:eastAsia="zh-CN"/>
+                <w14:textFill>
+                  <w14:solidFill>
+                    <w14:schemeClr w14:val="bg1"/>
+                  </w14:solidFill>
+                </w14:textFill>
+              </w:rPr>
+              <w:t>药物名称</w:t>
+            </w:r>
+          </w:p>
+        </w:tc>
+        <w:tc>
+          <w:tcPr>
+            <w:tcW w:w="1444" w:type="pct"/>
+            <w:tcBorders>
+              <w:top w:val="single" w:color="62B541" w:sz="4" w:space="0"/>
+              <w:left w:val="single" w:color="62B541" w:sz="4" w:space="0"/>
+              <w:bottom w:val="single" w:color="62B541" w:sz="4" w:space="0"/>
+              <w:right w:val="single" w:color="62B541" w:sz="4" w:space="0"/>
+              <w:tl2br w:val="nil"/>
+              <w:tr2bl w:val="nil"/>
+            </w:tcBorders>
+            <w:shd w:val="clear" w:color="auto" w:fill="62B541"/>
+            <w:vAlign w:val="center"/>
+          </w:tcPr>
+          <w:p>
+            <w:pPr>
+              <w:tabs>
+                <w:tab w:val="left" w:pos="9240"/>
+                <w:tab w:val="left" w:pos="9660"/>
+              </w:tabs>
+              <w:snapToGrid w:val="0"/>
+              <w:spacing w:line="240" w:lineRule="auto"/>
+              <w:ind w:right="130"/>
+              <w:jc w:val="center"/>
+              <w:rPr>
+                <w:rFonts w:hint="default" w:ascii="Times New Roman" w:hAnsi="Times New Roman" w:eastAsia="微软雅黑" w:cs="Times New Roman"/>
+                <w:b/>
+                <w:bCs/>
+                <w:color w:val="FFFFFF" w:themeColor="background1"/>
+                <w:sz w:val="21"/>
+                <w:szCs w:val="21"/>
+                <w:vertAlign w:val="baseline"/>
+                <w:lang w:val="en-US" w:eastAsia="zh-CN"/>
+                <w14:textFill>
+                  <w14:solidFill>
+                    <w14:schemeClr w14:val="bg1"/>
+                  </w14:solidFill>
+                </w14:textFill>
+              </w:rPr>
+            </w:pPr>
+            <w:r>
+              <w:rPr>
+                <w:rFonts w:hint="default" w:ascii="Times New Roman" w:hAnsi="Times New Roman" w:eastAsia="微软雅黑" w:cs="Times New Roman"/>
+                <w:b/>
+                <w:bCs/>
+                <w:color w:val="FFFFFF" w:themeColor="background1"/>
+                <w:sz w:val="21"/>
+                <w:szCs w:val="21"/>
+                <w:vertAlign w:val="baseline"/>
+                <w:lang w:val="en-US" w:eastAsia="zh-CN"/>
+                <w14:textFill>
+                  <w14:solidFill>
+                    <w14:schemeClr w14:val="bg1"/>
+                  </w14:solidFill>
+                </w14:textFill>
+              </w:rPr>
+              <w:t>适应症</w:t>
+            </w:r>
+          </w:p>
+        </w:tc>
+        <w:tc>
+          <w:tcPr>
+            <w:tcW w:w="1140" w:type="pct"/>
+            <w:tcBorders>
+              <w:top w:val="single" w:color="62B541" w:sz="4" w:space="0"/>
+              <w:left w:val="single" w:color="62B541" w:sz="4" w:space="0"/>
+              <w:bottom w:val="single" w:color="62B541" w:sz="4" w:space="0"/>
+              <w:right w:val="single" w:color="62B541" w:sz="4" w:space="0"/>
+              <w:tl2br w:val="nil"/>
+              <w:tr2bl w:val="nil"/>
+            </w:tcBorders>
+            <w:shd w:val="clear" w:color="auto" w:fill="62B541"/>
+            <w:vAlign w:val="center"/>
+          </w:tcPr>
+          <w:p>
+            <w:pPr>
+              <w:tabs>
+                <w:tab w:val="left" w:pos="9240"/>
+                <w:tab w:val="left" w:pos="9660"/>
+              </w:tabs>
+              <w:snapToGrid w:val="0"/>
+              <w:spacing w:line="240" w:lineRule="auto"/>
+              <w:ind w:right="130"/>
+              <w:jc w:val="center"/>
+              <w:rPr>
+                <w:rFonts w:hint="default" w:ascii="Times New Roman" w:hAnsi="Times New Roman" w:eastAsia="微软雅黑" w:cs="Times New Roman"/>
+                <w:b/>
+                <w:bCs/>
+                <w:color w:val="FFFFFF" w:themeColor="background1"/>
+                <w:sz w:val="21"/>
+                <w:szCs w:val="21"/>
+                <w:vertAlign w:val="baseline"/>
+                <w:lang w:val="en-US" w:eastAsia="zh-CN"/>
+                <w14:textFill>
+                  <w14:solidFill>
+                    <w14:schemeClr w14:val="bg1"/>
+                  </w14:solidFill>
+                </w14:textFill>
+              </w:rPr>
+            </w:pPr>
+            <w:r>
+              <w:rPr>
+                <w:rFonts w:hint="default" w:ascii="Times New Roman" w:hAnsi="Times New Roman" w:eastAsia="微软雅黑" w:cs="Times New Roman"/>
+                <w:b/>
+                <w:bCs/>
+                <w:color w:val="FFFFFF" w:themeColor="background1"/>
+                <w:sz w:val="21"/>
+                <w:szCs w:val="21"/>
+                <w:vertAlign w:val="baseline"/>
+                <w:lang w:val="en-US" w:eastAsia="zh-CN"/>
+                <w14:textFill>
+                  <w14:solidFill>
+                    <w14:schemeClr w14:val="bg1"/>
+                  </w14:solidFill>
+                </w14:textFill>
+              </w:rPr>
+              <w:t>厂家</w:t>
+            </w:r>
+          </w:p>
+        </w:tc>
+        <w:tc>
+          <w:tcPr>
+            <w:tcW w:w="1140" w:type="pct"/>
+            <w:tcBorders>
+              <w:top w:val="single" w:color="62B541" w:sz="4" w:space="0"/>
+              <w:left w:val="single" w:color="62B541" w:sz="4" w:space="0"/>
+              <w:bottom w:val="single" w:color="62B541" w:sz="4" w:space="0"/>
+              <w:right w:val="single" w:color="62B541" w:sz="4" w:space="0"/>
+              <w:tl2br w:val="nil"/>
+              <w:tr2bl w:val="nil"/>
+            </w:tcBorders>
+            <w:shd w:val="clear" w:color="auto" w:fill="62B541"/>
+            <w:vAlign w:val="center"/>
+          </w:tcPr>
+          <w:p>
+            <w:pPr>
+              <w:tabs>
+                <w:tab w:val="left" w:pos="9240"/>
+                <w:tab w:val="left" w:pos="9660"/>
+              </w:tabs>
+              <w:snapToGrid w:val="0"/>
+              <w:spacing w:line="240" w:lineRule="auto"/>
+              <w:ind w:right="130"/>
+              <w:jc w:val="center"/>
+              <w:rPr>
+                <w:rFonts w:hint="default" w:ascii="Times New Roman" w:hAnsi="Times New Roman" w:eastAsia="微软雅黑" w:cs="Times New Roman"/>
+                <w:b/>
+                <w:bCs/>
+                <w:color w:val="FFFFFF" w:themeColor="background1"/>
+                <w:sz w:val="21"/>
+                <w:szCs w:val="21"/>
+                <w:vertAlign w:val="baseline"/>
+                <w:lang w:val="en-US" w:eastAsia="zh-CN"/>
+                <w14:textFill>
+                  <w14:solidFill>
+                    <w14:schemeClr w14:val="bg1"/>
+                  </w14:solidFill>
+                </w14:textFill>
+              </w:rPr>
+            </w:pPr>
+            <w:r>
+              <w:rPr>
+                <w:rFonts w:hint="default" w:ascii="Times New Roman" w:hAnsi="Times New Roman" w:eastAsia="微软雅黑" w:cs="Times New Roman"/>
+                <w:b/>
+                <w:bCs/>
+                <w:color w:val="FFFFFF" w:themeColor="background1"/>
+                <w:sz w:val="21"/>
+                <w:szCs w:val="21"/>
+                <w:vertAlign w:val="baseline"/>
+                <w:lang w:val="en-US" w:eastAsia="zh-CN"/>
+                <w14:textFill>
+                  <w14:solidFill>
+                    <w14:schemeClr w14:val="bg1"/>
+                  </w14:solidFill>
+                </w14:textFill>
+              </w:rPr>
+              <w:t>获批机构</w:t>
+            </w:r>
+          </w:p>
+        </w:tc>
+      </w:tr>
+      <w:tr>
+        <w:tblPrEx>
+          <w:tblBorders>
+            <w:top w:val="single" w:color="CCECFF" w:sz="4" w:space="0"/>
+            <w:left w:val="single" w:color="CCECFF" w:sz="4" w:space="0"/>
+            <w:bottom w:val="single" w:color="CCECFF" w:sz="4" w:space="0"/>
+            <w:right w:val="single" w:color="CCECFF" w:sz="4" w:space="0"/>
+            <w:insideH w:val="single" w:color="CCECFF" w:sz="4" w:space="0"/>
+            <w:insideV w:val="single" w:color="CCECFF" w:sz="4" w:space="0"/>
+          </w:tblBorders>
+          <w:tblCellMar>
+            <w:top w:w="0" w:type="dxa"/>
+            <w:left w:w="108" w:type="dxa"/>
+            <w:bottom w:w="0" w:type="dxa"/>
+            <w:right w:w="108" w:type="dxa"/>
+          </w:tblCellMar>
+        </w:tblPrEx>
+        <w:trPr>
+          <w:trHeight w:val="397" w:hRule="atLeast"/>
+          <w:jc w:val="center"/>
+        </w:trPr>
+        <w:tc>
+          <w:tcPr>
+            <w:tcW w:w="1274" w:type="pct"/>
+            <w:tcBorders>
+              <w:top w:val="single" w:color="62B541" w:sz="4" w:space="0"/>
+              <w:left w:val="single" w:color="62B541" w:sz="4" w:space="0"/>
+              <w:bottom w:val="single" w:color="62B541" w:sz="4" w:space="0"/>
+              <w:right w:val="single" w:color="62B541" w:sz="4" w:space="0"/>
+              <w:tl2br w:val="nil"/>
+              <w:tr2bl w:val="nil"/>
+            </w:tcBorders>
+            <w:vAlign w:val="center"/>
+          </w:tcPr>
+          <w:p>
+            <w:pPr>
+              <w:tabs>
+                <w:tab w:val="left" w:pos="9240"/>
+                <w:tab w:val="left" w:pos="9660"/>
+              </w:tabs>
+              <w:snapToGrid w:val="0"/>
+              <w:spacing w:line="240" w:lineRule="auto"/>
+              <w:ind w:right="130"/>
+              <w:jc w:val="center"/>
+              <w:rPr>
+                <w:rFonts w:hint="default" w:ascii="Times New Roman" w:hAnsi="Times New Roman" w:eastAsia="微软雅黑" w:cs="Times New Roman"/>
+                <w:color w:val="000000"/>
+                <w:sz w:val="18"/>
+                <w:szCs w:val="18"/>
+                <w:vertAlign w:val="baseline"/>
+              </w:rPr>
+            </w:pPr>
+            <w:r>
+              <w:rPr>
+                <w:rFonts w:hint="default" w:ascii="Times New Roman" w:hAnsi="Times New Roman" w:eastAsia="微软雅黑" w:cs="Times New Roman"/>
+                <w:color w:val="000000"/>
+                <w:sz w:val="18"/>
+                <w:szCs w:val="18"/>
+                <w:vertAlign w:val="baseline"/>
+              </w:rPr>
+              <w:t>戈沙妥</w:t>
+            </w:r>
+            <w:r>
+              <w:rPr>
+                <w:rFonts w:hint="default" w:ascii="Times New Roman" w:hAnsi="Times New Roman" w:eastAsia="微软雅黑" w:cs="Times New Roman"/>
+                <w:color w:val="000000"/>
+                <w:sz w:val="18"/>
+                <w:szCs w:val="18"/>
+              </w:rPr>
+              <w:t>珠</w:t>
+            </w:r>
+            <w:r>
+              <w:rPr>
+                <w:rFonts w:hint="default" w:ascii="Times New Roman" w:hAnsi="Times New Roman" w:eastAsia="微软雅黑" w:cs="Times New Roman"/>
+                <w:color w:val="000000"/>
+                <w:sz w:val="18"/>
+                <w:szCs w:val="18"/>
+                <w:vertAlign w:val="baseline"/>
+              </w:rPr>
+              <w:t>单抗</w:t>
+            </w:r>
+          </w:p>
+        </w:tc>
+        <w:tc>
+          <w:tcPr>
+            <w:tcW w:w="1444" w:type="pct"/>
+            <w:tcBorders>
+              <w:top w:val="single" w:color="62B541" w:sz="4" w:space="0"/>
+              <w:left w:val="single" w:color="62B541" w:sz="4" w:space="0"/>
+              <w:bottom w:val="single" w:color="62B541" w:sz="4" w:space="0"/>
+              <w:right w:val="single" w:color="62B541" w:sz="4" w:space="0"/>
+              <w:tl2br w:val="nil"/>
+              <w:tr2bl w:val="nil"/>
+            </w:tcBorders>
+            <w:vAlign w:val="center"/>
+          </w:tcPr>
+          <w:p>
+            <w:pPr>
+              <w:tabs>
+                <w:tab w:val="left" w:pos="9240"/>
+                <w:tab w:val="left" w:pos="9660"/>
+              </w:tabs>
+              <w:snapToGrid w:val="0"/>
+              <w:spacing w:line="240" w:lineRule="auto"/>
+              <w:ind w:right="130"/>
+              <w:jc w:val="center"/>
+              <w:rPr>
+                <w:rFonts w:hint="default" w:ascii="Times New Roman" w:hAnsi="Times New Roman" w:eastAsia="微软雅黑" w:cs="Times New Roman"/>
+                <w:i w:val="0"/>
+                <w:iCs w:val="0"/>
+                <w:caps w:val="0"/>
+                <w:color w:val="000000"/>
+                <w:spacing w:val="0"/>
+                <w:sz w:val="18"/>
+                <w:szCs w:val="18"/>
+                <w:shd w:val="clear"/>
+                <w:lang w:eastAsia="zh-CN"/>
+              </w:rPr>
+            </w:pPr>
+            <w:r>
+              <w:rPr>
+                <w:rFonts w:hint="default" w:ascii="Times New Roman" w:hAnsi="Times New Roman" w:eastAsia="微软雅黑" w:cs="Times New Roman"/>
+                <w:i w:val="0"/>
+                <w:iCs w:val="0"/>
+                <w:caps w:val="0"/>
+                <w:color w:val="000000"/>
+                <w:spacing w:val="0"/>
+                <w:sz w:val="18"/>
+                <w:szCs w:val="18"/>
+                <w:shd w:val="clear"/>
+              </w:rPr>
+              <w:t>三阴性乳腺癌</w:t>
+            </w:r>
+          </w:p>
+          <w:p>
+            <w:pPr>
+              <w:tabs>
+                <w:tab w:val="left" w:pos="9240"/>
+                <w:tab w:val="left" w:pos="9660"/>
+              </w:tabs>
+              <w:snapToGrid w:val="0"/>
+              <w:spacing w:line="240" w:lineRule="auto"/>
+              <w:ind w:right="130"/>
+              <w:jc w:val="center"/>
+              <w:rPr>
+                <w:rFonts w:hint="default" w:ascii="Times New Roman" w:hAnsi="Times New Roman" w:eastAsia="微软雅黑" w:cs="Times New Roman"/>
+                <w:color w:val="000000"/>
+                <w:sz w:val="18"/>
+                <w:szCs w:val="18"/>
+                <w:vertAlign w:val="baseline"/>
+                <w:lang w:val="en-US" w:eastAsia="zh-CN"/>
+              </w:rPr>
+            </w:pPr>
+            <w:r>
+              <w:rPr>
+                <w:rFonts w:hint="default" w:ascii="Times New Roman" w:hAnsi="Times New Roman" w:eastAsia="微软雅黑" w:cs="Times New Roman"/>
+                <w:i w:val="0"/>
+                <w:iCs w:val="0"/>
+                <w:caps w:val="0"/>
+                <w:color w:val="000000"/>
+                <w:spacing w:val="0"/>
+                <w:sz w:val="18"/>
+                <w:szCs w:val="18"/>
+                <w:shd w:val="clear"/>
+              </w:rPr>
+              <w:t>HER2受体阴性乳腺癌</w:t>
+            </w:r>
+          </w:p>
+        </w:tc>
+        <w:tc>
+          <w:tcPr>
+            <w:tcW w:w="1140" w:type="pct"/>
+            <w:tcBorders>
+              <w:top w:val="single" w:color="62B541" w:sz="4" w:space="0"/>
+              <w:left w:val="single" w:color="62B541" w:sz="4" w:space="0"/>
+              <w:bottom w:val="single" w:color="62B541" w:sz="4" w:space="0"/>
+              <w:right w:val="single" w:color="62B541" w:sz="4" w:space="0"/>
+              <w:tl2br w:val="nil"/>
+              <w:tr2bl w:val="nil"/>
+            </w:tcBorders>
+            <w:vAlign w:val="center"/>
+          </w:tcPr>
+          <w:p>
+            <w:pPr>
+              <w:widowControl/>
+              <w:tabs>
+                <w:tab w:val="left" w:pos="9240"/>
+                <w:tab w:val="left" w:pos="9660"/>
+              </w:tabs>
+              <w:snapToGrid w:val="0"/>
+              <w:spacing w:line="240" w:lineRule="auto"/>
+              <w:ind w:right="130"/>
+              <w:jc w:val="center"/>
+              <w:rPr>
+                <w:rFonts w:hint="default" w:ascii="Times New Roman" w:hAnsi="Times New Roman" w:eastAsia="微软雅黑" w:cs="Times New Roman"/>
+                <w:color w:val="000000"/>
+                <w:sz w:val="18"/>
+                <w:szCs w:val="18"/>
+                <w:vertAlign w:val="baseline"/>
+                <w:lang w:val="en-US" w:eastAsia="zh-CN"/>
+              </w:rPr>
+            </w:pPr>
+            <w:r>
+              <w:rPr>
+                <w:rFonts w:hint="default" w:ascii="Times New Roman" w:hAnsi="Times New Roman" w:eastAsia="微软雅黑" w:cs="Times New Roman"/>
+                <w:color w:val="000000"/>
+                <w:kern w:val="2"/>
+                <w:sz w:val="18"/>
+                <w:szCs w:val="18"/>
+                <w:lang w:val="en-US" w:eastAsia="zh-CN" w:bidi="ar"/>
+              </w:rPr>
+              <w:t>吉利德</w:t>
+            </w:r>
+          </w:p>
+        </w:tc>
+        <w:tc>
+          <w:tcPr>
+            <w:tcW w:w="1140" w:type="pct"/>
+            <w:tcBorders>
+              <w:top w:val="single" w:color="62B541" w:sz="4" w:space="0"/>
+              <w:left w:val="single" w:color="62B541" w:sz="4" w:space="0"/>
+              <w:bottom w:val="single" w:color="62B541" w:sz="4" w:space="0"/>
+              <w:right w:val="single" w:color="62B541" w:sz="4" w:space="0"/>
+              <w:tl2br w:val="nil"/>
+              <w:tr2bl w:val="nil"/>
+            </w:tcBorders>
+            <w:vAlign w:val="center"/>
+          </w:tcPr>
+          <w:p>
+            <w:pPr>
+              <w:tabs>
+                <w:tab w:val="left" w:pos="9240"/>
+                <w:tab w:val="left" w:pos="9660"/>
+              </w:tabs>
+              <w:snapToGrid w:val="0"/>
+              <w:spacing w:line="240" w:lineRule="auto"/>
+              <w:ind w:right="130"/>
+              <w:jc w:val="center"/>
+              <w:rPr>
+                <w:rFonts w:hint="default" w:ascii="Times New Roman" w:hAnsi="Times New Roman" w:eastAsia="微软雅黑" w:cs="Times New Roman"/>
+                <w:color w:val="000000"/>
+                <w:sz w:val="18"/>
+                <w:szCs w:val="18"/>
+                <w:vertAlign w:val="baseline"/>
+              </w:rPr>
+            </w:pPr>
+            <w:r>
+              <w:rPr>
+                <w:rFonts w:hint="default" w:ascii="Times New Roman" w:hAnsi="Times New Roman" w:eastAsia="微软雅黑" w:cs="Times New Roman"/>
+                <w:color w:val="000000"/>
+                <w:sz w:val="18"/>
+                <w:szCs w:val="18"/>
+                <w:vertAlign w:val="baseline"/>
+              </w:rPr>
+              <w:t>NMPA</w:t>
+            </w:r>
+            <w:r>
+              <w:rPr>
+                <w:rFonts w:hint="default" w:ascii="Times New Roman" w:hAnsi="Times New Roman" w:eastAsia="微软雅黑" w:cs="Times New Roman"/>
+                <w:color w:val="000000"/>
+                <w:sz w:val="18"/>
+                <w:szCs w:val="18"/>
+                <w:vertAlign w:val="baseline"/>
+                <w:lang w:val="en-US" w:eastAsia="zh-CN"/>
+              </w:rPr>
+              <w:t>/</w:t>
+            </w:r>
+            <w:r>
+              <w:rPr>
+                <w:rFonts w:hint="default" w:ascii="Times New Roman" w:hAnsi="Times New Roman" w:eastAsia="微软雅黑" w:cs="Times New Roman"/>
+                <w:color w:val="000000"/>
+                <w:sz w:val="18"/>
+                <w:szCs w:val="18"/>
+                <w:vertAlign w:val="baseline"/>
+              </w:rPr>
+              <w:t>FDA</w:t>
+            </w:r>
+          </w:p>
+        </w:tc>
+      </w:tr>
+      <w:tr>
+        <w:tblPrEx>
+          <w:tblBorders>
+            <w:top w:val="single" w:color="CCECFF" w:sz="4" w:space="0"/>
+            <w:left w:val="single" w:color="CCECFF" w:sz="4" w:space="0"/>
+            <w:bottom w:val="single" w:color="CCECFF" w:sz="4" w:space="0"/>
+            <w:right w:val="single" w:color="CCECFF" w:sz="4" w:space="0"/>
+            <w:insideH w:val="single" w:color="CCECFF" w:sz="4" w:space="0"/>
+            <w:insideV w:val="single" w:color="CCECFF" w:sz="4" w:space="0"/>
+          </w:tblBorders>
+          <w:tblCellMar>
+            <w:top w:w="0" w:type="dxa"/>
+            <w:left w:w="108" w:type="dxa"/>
+            <w:bottom w:w="0" w:type="dxa"/>
+            <w:right w:w="108" w:type="dxa"/>
+          </w:tblCellMar>
+        </w:tblPrEx>
+        <w:trPr>
+          <w:trHeight w:val="567" w:hRule="atLeast"/>
+          <w:jc w:val="center"/>
+        </w:trPr>
+        <w:tc>
+          <w:tcPr>
+            <w:tcW w:w="1274" w:type="pct"/>
+            <w:tcBorders>
+              <w:top w:val="single" w:color="62B541" w:sz="4" w:space="0"/>
+              <w:left w:val="single" w:color="62B541" w:sz="4" w:space="0"/>
+              <w:bottom w:val="single" w:color="62B541" w:sz="4" w:space="0"/>
+              <w:right w:val="single" w:color="62B541" w:sz="4" w:space="0"/>
+              <w:tl2br w:val="nil"/>
+              <w:tr2bl w:val="nil"/>
+            </w:tcBorders>
+            <w:vAlign w:val="center"/>
+          </w:tcPr>
+          <w:p>
+            <w:pPr>
+              <w:tabs>
+                <w:tab w:val="left" w:pos="9240"/>
+                <w:tab w:val="left" w:pos="9660"/>
+              </w:tabs>
+              <w:snapToGrid w:val="0"/>
+              <w:spacing w:line="240" w:lineRule="auto"/>
+              <w:ind w:right="130"/>
+              <w:jc w:val="center"/>
+              <w:rPr>
+                <w:rFonts w:hint="default" w:ascii="Times New Roman" w:hAnsi="Times New Roman" w:eastAsia="微软雅黑" w:cs="Times New Roman"/>
+                <w:color w:val="000000"/>
+                <w:sz w:val="18"/>
+                <w:szCs w:val="18"/>
+                <w:vertAlign w:val="baseline"/>
+              </w:rPr>
+            </w:pPr>
+            <w:r>
+              <w:rPr>
+                <w:rFonts w:hint="default" w:ascii="Times New Roman" w:hAnsi="Times New Roman" w:eastAsia="微软雅黑" w:cs="Times New Roman"/>
+                <w:color w:val="000000"/>
+                <w:sz w:val="18"/>
+                <w:szCs w:val="18"/>
+                <w:vertAlign w:val="baseline"/>
+              </w:rPr>
+              <w:t>芦康沙妥珠单抗</w:t>
+            </w:r>
+          </w:p>
+        </w:tc>
+        <w:tc>
+          <w:tcPr>
+            <w:tcW w:w="1444" w:type="pct"/>
+            <w:tcBorders>
+              <w:top w:val="single" w:color="62B541" w:sz="4" w:space="0"/>
+              <w:left w:val="single" w:color="62B541" w:sz="4" w:space="0"/>
+              <w:bottom w:val="single" w:color="62B541" w:sz="4" w:space="0"/>
+              <w:right w:val="single" w:color="62B541" w:sz="4" w:space="0"/>
+              <w:tl2br w:val="nil"/>
+              <w:tr2bl w:val="nil"/>
+            </w:tcBorders>
+            <w:vAlign w:val="center"/>
+          </w:tcPr>
+          <w:p>
+            <w:pPr>
+              <w:tabs>
+                <w:tab w:val="left" w:pos="9240"/>
+                <w:tab w:val="left" w:pos="9660"/>
+              </w:tabs>
+              <w:snapToGrid w:val="0"/>
+              <w:spacing w:line="240" w:lineRule="auto"/>
+              <w:ind w:right="130"/>
+              <w:jc w:val="center"/>
+              <w:rPr>
+                <w:rFonts w:hint="default" w:ascii="Times New Roman" w:hAnsi="Times New Roman" w:eastAsia="微软雅黑" w:cs="Times New Roman"/>
+                <w:color w:val="000000"/>
+                <w:sz w:val="18"/>
+                <w:szCs w:val="18"/>
+                <w:vertAlign w:val="baseline"/>
+              </w:rPr>
+            </w:pPr>
+            <w:r>
+              <w:rPr>
+                <w:rFonts w:hint="default" w:ascii="Times New Roman" w:hAnsi="Times New Roman" w:eastAsia="微软雅黑" w:cs="Times New Roman"/>
+                <w:color w:val="000000"/>
+                <w:sz w:val="18"/>
+                <w:szCs w:val="18"/>
+                <w:vertAlign w:val="baseline"/>
+                <w:lang w:val="en-US" w:eastAsia="zh-CN"/>
+              </w:rPr>
+              <w:t>三阴性乳腺癌</w:t>
+            </w:r>
+          </w:p>
+        </w:tc>
+        <w:tc>
+          <w:tcPr>
+            <w:tcW w:w="1140" w:type="pct"/>
+            <w:tcBorders>
+              <w:top w:val="single" w:color="62B541" w:sz="4" w:space="0"/>
+              <w:left w:val="single" w:color="62B541" w:sz="4" w:space="0"/>
+              <w:bottom w:val="single" w:color="62B541" w:sz="4" w:space="0"/>
+              <w:right w:val="single" w:color="62B541" w:sz="4" w:space="0"/>
+              <w:tl2br w:val="nil"/>
+              <w:tr2bl w:val="nil"/>
+            </w:tcBorders>
+            <w:vAlign w:val="center"/>
+          </w:tcPr>
+          <w:p>
+            <w:pPr>
+              <w:widowControl/>
+              <w:tabs>
+                <w:tab w:val="left" w:pos="9240"/>
+                <w:tab w:val="left" w:pos="9660"/>
+              </w:tabs>
+              <w:snapToGrid w:val="0"/>
+              <w:spacing w:line="240" w:lineRule="auto"/>
+              <w:ind w:right="130"/>
+              <w:jc w:val="center"/>
+              <w:rPr>
+                <w:rFonts w:hint="default" w:ascii="Times New Roman" w:hAnsi="Times New Roman" w:eastAsia="微软雅黑" w:cs="Times New Roman"/>
+                <w:color w:val="000000"/>
+                <w:sz w:val="18"/>
+                <w:szCs w:val="18"/>
+                <w:vertAlign w:val="baseline"/>
+                <w:lang w:val="en-US" w:eastAsia="zh-CN"/>
+              </w:rPr>
+            </w:pPr>
+            <w:r>
+              <w:rPr>
+                <w:rFonts w:hint="default" w:ascii="Times New Roman" w:hAnsi="Times New Roman" w:eastAsia="微软雅黑" w:cs="Times New Roman"/>
+                <w:color w:val="000000"/>
+                <w:kern w:val="2"/>
+                <w:sz w:val="18"/>
+                <w:szCs w:val="18"/>
+                <w:lang w:val="en-US" w:eastAsia="zh-CN" w:bidi="ar"/>
+              </w:rPr>
+              <w:t>科伦博泰</w:t>
+            </w:r>
+          </w:p>
+        </w:tc>
+        <w:tc>
+          <w:tcPr>
+            <w:tcW w:w="1140" w:type="pct"/>
+            <w:tcBorders>
+              <w:top w:val="single" w:color="62B541" w:sz="4" w:space="0"/>
+              <w:left w:val="single" w:color="62B541" w:sz="4" w:space="0"/>
+              <w:bottom w:val="single" w:color="62B541" w:sz="4" w:space="0"/>
+              <w:right w:val="single" w:color="62B541" w:sz="4" w:space="0"/>
+              <w:tl2br w:val="nil"/>
+              <w:tr2bl w:val="nil"/>
+            </w:tcBorders>
+            <w:vAlign w:val="center"/>
+          </w:tcPr>
+          <w:p>
+            <w:pPr>
+              <w:tabs>
+                <w:tab w:val="left" w:pos="9240"/>
+                <w:tab w:val="left" w:pos="9660"/>
+              </w:tabs>
+              <w:snapToGrid w:val="0"/>
+              <w:spacing w:line="240" w:lineRule="auto"/>
+              <w:ind w:right="130"/>
+              <w:jc w:val="center"/>
+              <w:rPr>
+                <w:rFonts w:hint="default" w:ascii="Times New Roman" w:hAnsi="Times New Roman" w:eastAsia="微软雅黑" w:cs="Times New Roman"/>
+                <w:color w:val="000000"/>
+                <w:sz w:val="18"/>
+                <w:szCs w:val="18"/>
+                <w:vertAlign w:val="baseline"/>
+              </w:rPr>
+            </w:pPr>
+            <w:r>
+              <w:rPr>
+                <w:rFonts w:hint="default" w:ascii="Times New Roman" w:hAnsi="Times New Roman" w:eastAsia="微软雅黑" w:cs="Times New Roman"/>
+                <w:color w:val="000000"/>
+                <w:sz w:val="18"/>
+                <w:szCs w:val="18"/>
+                <w:vertAlign w:val="baseline"/>
+              </w:rPr>
+              <w:t>NMPA</w:t>
+            </w:r>
+          </w:p>
+        </w:tc>
+      </w:tr>
+    </w:tbl>
+    <w:p>
+      <w:pPr>
+        <w:pStyle w:val="2"/>
+        <w:keepNext/>
+        <w:keepLines/>
+        <w:pageBreakBefore w:val="0"/>
+        <w:widowControl w:val="0"/>
+        <w:numPr>
+          <w:ilvl w:val="0"/>
+          <w:numId w:val="0"/>
+        </w:numPr>
+        <w:kinsoku/>
+        <w:wordWrap/>
+        <w:overflowPunct/>
+        <w:topLinePunct w:val="0"/>
+        <w:autoSpaceDE/>
+        <w:autoSpaceDN/>
+        <w:bidi w:val="0"/>
+        <w:adjustRightInd/>
+        <w:snapToGrid/>
+        <w:spacing w:before="0" w:after="0" w:line="240" w:lineRule="auto"/>
+        <w:ind w:left="431" w:right="288" w:rightChars="137" w:hanging="431"/>
+        <w:jc w:val="left"/>
+        <w:textAlignment w:val="auto"/>
+        <w:rPr>
+          <w:rFonts w:hint="eastAsia" w:ascii="Times New Roman" w:hAnsi="Times New Roman" w:eastAsia="微软雅黑" w:cs="Times New Roman"/>
+          <w:color w:val="62B541"/>
+          <w:sz w:val="24"/>
+          <w:szCs w:val="24"/>
+        </w:rPr>
+      </w:pPr>
+      <w:r>
+        <w:rPr>
+          <w:rFonts w:hint="eastAsia" w:ascii="Times New Roman" w:hAnsi="Times New Roman" w:eastAsia="微软雅黑" w:cs="Times New Roman"/>
+          <w:color w:val="62B541"/>
+          <w:sz w:val="24"/>
+          <w:szCs w:val="24"/>
+        </w:rPr>
+        <w:t>4</w:t>
+      </w:r>
+      <w:r>
+        <w:rPr>
+          <w:rFonts w:hint="eastAsia" w:ascii="Times New Roman" w:hAnsi="Times New Roman" w:eastAsia="微软雅黑" w:cs="Times New Roman"/>
+          <w:color w:val="62B541"/>
+          <w:sz w:val="24"/>
+          <w:szCs w:val="24"/>
+          <w:lang w:val="en-US" w:eastAsia="zh-CN"/>
+        </w:rPr>
+        <w:t>.</w:t>
+      </w:r>
+      <w:r>
+        <w:rPr>
+          <w:rFonts w:hint="eastAsia" w:ascii="Times New Roman" w:hAnsi="Times New Roman" w:eastAsia="微软雅黑" w:cs="Times New Roman"/>
+          <w:color w:val="62B541"/>
+          <w:sz w:val="24"/>
+          <w:szCs w:val="24"/>
+        </w:rPr>
+        <w:t xml:space="preserve"> 其它处于临床研究阶段的药物</w:t>
+      </w:r>
+    </w:p>
+    <w:p>
+      <w:pPr>
+        <w:keepNext w:val="0"/>
+        <w:keepLines w:val="0"/>
+        <w:pageBreakBefore w:val="0"/>
+        <w:widowControl w:val="0"/>
+        <w:kinsoku/>
+        <w:wordWrap/>
+        <w:overflowPunct/>
+        <w:topLinePunct w:val="0"/>
+        <w:autoSpaceDE/>
+        <w:autoSpaceDN/>
+        <w:bidi w:val="0"/>
+        <w:adjustRightInd w:val="0"/>
+        <w:snapToGrid w:val="0"/>
+        <w:spacing w:line="288" w:lineRule="auto"/>
+        <w:ind w:left="0" w:leftChars="0" w:firstLine="360" w:firstLineChars="200"/>
+        <w:textAlignment w:val="auto"/>
+        <w:rPr>
+          <w:rFonts w:hint="default" w:ascii="Times New Roman" w:hAnsi="Times New Roman" w:eastAsia="微软雅黑" w:cs="Times New Roman"/>
+          <w:color w:val="000000"/>
+          <w:sz w:val="18"/>
+          <w:szCs w:val="18"/>
+        </w:rPr>
+      </w:pPr>
+      <w:r>
+        <w:rPr>
+          <w:rFonts w:hint="default" w:ascii="Times New Roman" w:hAnsi="Times New Roman" w:eastAsia="微软雅黑" w:cs="Times New Roman"/>
+          <w:color w:val="000000"/>
+          <w:sz w:val="18"/>
+          <w:szCs w:val="18"/>
+        </w:rPr>
+        <w:t>另外，戈沙妥珠单抗在</w:t>
+      </w:r>
+      <w:r>
+        <w:rPr>
+          <w:rFonts w:hint="default" w:ascii="Times New Roman" w:hAnsi="Times New Roman" w:eastAsia="微软雅黑" w:cs="Times New Roman"/>
+          <w:i w:val="0"/>
+          <w:iCs w:val="0"/>
+          <w:caps w:val="0"/>
+          <w:spacing w:val="7"/>
+          <w:sz w:val="18"/>
+          <w:szCs w:val="18"/>
+          <w:shd w:val="clear" w:fill="FFFFFF"/>
+        </w:rPr>
+        <w:t>肺癌、头颈癌和子宫内膜癌</w:t>
+      </w:r>
+      <w:r>
+        <w:rPr>
+          <w:rFonts w:hint="default" w:ascii="Times New Roman" w:hAnsi="Times New Roman" w:eastAsia="微软雅黑" w:cs="Times New Roman"/>
+          <w:color w:val="000000"/>
+          <w:sz w:val="18"/>
+          <w:szCs w:val="18"/>
+        </w:rPr>
+        <w:t>等</w:t>
+      </w:r>
+      <w:r>
+        <w:rPr>
+          <w:rFonts w:hint="default" w:ascii="Times New Roman" w:hAnsi="Times New Roman" w:eastAsia="微软雅黑" w:cs="Times New Roman"/>
+          <w:color w:val="000000"/>
+          <w:sz w:val="18"/>
+          <w:szCs w:val="18"/>
+          <w:lang w:val="en-US" w:eastAsia="zh-CN"/>
+        </w:rPr>
+        <w:t>癌种</w:t>
+      </w:r>
+      <w:r>
+        <w:rPr>
+          <w:rFonts w:hint="default" w:ascii="Times New Roman" w:hAnsi="Times New Roman" w:eastAsia="微软雅黑" w:cs="Times New Roman"/>
+          <w:color w:val="000000"/>
+          <w:sz w:val="18"/>
+          <w:szCs w:val="18"/>
+        </w:rPr>
+        <w:t>中研究不断开展，还有其他多款针对TROP2的ADC药物也在积极研发中，针对TROP2</w:t>
+      </w:r>
+      <w:r>
+        <w:rPr>
+          <w:rFonts w:hint="default" w:ascii="Times New Roman" w:hAnsi="Times New Roman" w:eastAsia="微软雅黑" w:cs="Times New Roman"/>
+          <w:color w:val="000000"/>
+          <w:sz w:val="18"/>
+          <w:szCs w:val="18"/>
+          <w:lang w:val="en-US" w:eastAsia="zh-CN"/>
+        </w:rPr>
+        <w:t xml:space="preserve"> </w:t>
+      </w:r>
+      <w:r>
+        <w:rPr>
+          <w:rFonts w:hint="default" w:ascii="Times New Roman" w:hAnsi="Times New Roman" w:eastAsia="微软雅黑" w:cs="Times New Roman"/>
+          <w:color w:val="000000"/>
+          <w:sz w:val="18"/>
+          <w:szCs w:val="18"/>
+        </w:rPr>
+        <w:t>ADC药物研究阶段汇总见下表：</w:t>
+      </w:r>
+    </w:p>
+    <w:p>
+      <w:pPr>
+        <w:keepNext w:val="0"/>
+        <w:keepLines w:val="0"/>
+        <w:pageBreakBefore w:val="0"/>
+        <w:widowControl w:val="0"/>
+        <w:kinsoku/>
+        <w:wordWrap/>
+        <w:overflowPunct/>
+        <w:topLinePunct w:val="0"/>
+        <w:autoSpaceDE/>
+        <w:autoSpaceDN/>
+        <w:bidi w:val="0"/>
+        <w:adjustRightInd w:val="0"/>
+        <w:snapToGrid w:val="0"/>
+        <w:spacing w:line="240" w:lineRule="auto"/>
+        <w:ind w:left="0" w:leftChars="0" w:firstLine="360" w:firstLineChars="200"/>
+        <w:jc w:val="center"/>
+        <w:textAlignment w:val="auto"/>
+        <w:rPr>
+          <w:rFonts w:hint="default" w:ascii="Times New Roman" w:hAnsi="Times New Roman" w:eastAsia="微软雅黑" w:cs="Times New Roman"/>
+          <w:color w:val="000000"/>
+          <w:sz w:val="18"/>
+          <w:szCs w:val="18"/>
+        </w:rPr>
+      </w:pPr>
+      <w:r>
+        <w:rPr>
+          <w:rFonts w:hint="default" w:ascii="Times New Roman" w:hAnsi="Times New Roman" w:eastAsia="微软雅黑" w:cs="Times New Roman"/>
+          <w:color w:val="000000"/>
+          <w:sz w:val="18"/>
+          <w:szCs w:val="18"/>
+        </w:rPr>
+        <w:t>表1 TROP2相关临床试验（部分）</w:t>
+      </w:r>
+    </w:p>
+    <w:tbl>
+      <w:tblPr>
+        <w:tblStyle w:val="234"/>
+        <w:tblW w:w="9777" w:type="dxa"/>
+        <w:jc w:val="center"/>
+        <w:tblBorders>
+          <w:top w:val="single" w:color="62B541" w:sz="4" w:space="0"/>
+          <w:left w:val="single" w:color="62B541" w:sz="4" w:space="0"/>
+          <w:bottom w:val="single" w:color="62B541" w:sz="4" w:space="0"/>
+          <w:right w:val="single" w:color="62B541" w:sz="4" w:space="0"/>
+          <w:insideH w:val="single" w:color="62B541" w:sz="4" w:space="0"/>
+          <w:insideV w:val="single" w:color="62B541" w:sz="4" w:space="0"/>
+        </w:tblBorders>
+        <w:tblLayout w:type="autofit"/>
+        <w:tblCellMar>
+          <w:top w:w="0" w:type="dxa"/>
+          <w:left w:w="108" w:type="dxa"/>
+          <w:bottom w:w="0" w:type="dxa"/>
+          <w:right w:w="108" w:type="dxa"/>
+        </w:tblCellMar>
+      </w:tblPr>
+      <w:tblGrid>
+        <w:gridCol w:w="1516"/>
+        <w:gridCol w:w="1725"/>
+        <w:gridCol w:w="1590"/>
+        <w:gridCol w:w="960"/>
+        <w:gridCol w:w="2832"/>
+        <w:gridCol w:w="1154"/>
+      </w:tblGrid>
+      <w:tr>
+        <w:tblPrEx>
+          <w:tblBorders>
+            <w:top w:val="single" w:color="62B541" w:sz="4" w:space="0"/>
+            <w:left w:val="single" w:color="62B541" w:sz="4" w:space="0"/>
+            <w:bottom w:val="single" w:color="62B541" w:sz="4" w:space="0"/>
+            <w:right w:val="single" w:color="62B541" w:sz="4" w:space="0"/>
+            <w:insideH w:val="single" w:color="62B541" w:sz="4" w:space="0"/>
+            <w:insideV w:val="single" w:color="62B541" w:sz="4" w:space="0"/>
+          </w:tblBorders>
+          <w:tblCellMar>
+            <w:top w:w="0" w:type="dxa"/>
+            <w:left w:w="108" w:type="dxa"/>
+            <w:bottom w:w="0" w:type="dxa"/>
+            <w:right w:w="108" w:type="dxa"/>
+          </w:tblCellMar>
+        </w:tblPrEx>
+        <w:trPr>
+          <w:trHeight w:val="567" w:hRule="atLeast"/>
+          <w:jc w:val="center"/>
+        </w:trPr>
+        <w:tc>
+          <w:tcPr>
+            <w:tcW w:w="1516" w:type="dxa"/>
+            <w:tcBorders>
+              <w:insideV w:val="nil"/>
+              <w:tl2br w:val="nil"/>
+              <w:tr2bl w:val="nil"/>
+            </w:tcBorders>
+            <w:shd w:val="clear" w:color="auto" w:fill="62B541"/>
+            <w:vAlign w:val="center"/>
+          </w:tcPr>
+          <w:p>
+            <w:pPr>
+              <w:adjustRightInd w:val="0"/>
+              <w:snapToGrid w:val="0"/>
+              <w:jc w:val="center"/>
+              <w:rPr>
+                <w:rFonts w:hint="default" w:ascii="Times New Roman" w:hAnsi="Times New Roman" w:eastAsia="微软雅黑" w:cs="Times New Roman"/>
+                <w:b/>
+                <w:bCs/>
+                <w:color w:val="FFFFFF" w:themeColor="background1"/>
+                <w:szCs w:val="21"/>
+                <w14:textFill>
+                  <w14:solidFill>
+                    <w14:schemeClr w14:val="bg1"/>
+                  </w14:solidFill>
+                </w14:textFill>
+              </w:rPr>
+            </w:pPr>
+            <w:r>
+              <w:rPr>
+                <w:rFonts w:hint="default" w:ascii="Times New Roman" w:hAnsi="Times New Roman" w:eastAsia="微软雅黑" w:cs="Times New Roman"/>
+                <w:b/>
+                <w:bCs/>
+                <w:color w:val="FFFFFF" w:themeColor="background1"/>
+                <w:szCs w:val="21"/>
+                <w14:textFill>
+                  <w14:solidFill>
+                    <w14:schemeClr w14:val="bg1"/>
+                  </w14:solidFill>
+                </w14:textFill>
+              </w:rPr>
+              <w:t>NCT编号</w:t>
+            </w:r>
+          </w:p>
+        </w:tc>
+        <w:tc>
+          <w:tcPr>
+            <w:tcW w:w="1725" w:type="dxa"/>
+            <w:tcBorders>
+              <w:insideV w:val="nil"/>
+              <w:tl2br w:val="nil"/>
+              <w:tr2bl w:val="nil"/>
+            </w:tcBorders>
+            <w:shd w:val="clear" w:color="auto" w:fill="62B541"/>
+            <w:vAlign w:val="center"/>
+          </w:tcPr>
+          <w:p>
+            <w:pPr>
+              <w:adjustRightInd w:val="0"/>
+              <w:snapToGrid w:val="0"/>
+              <w:jc w:val="center"/>
+              <w:rPr>
+                <w:rFonts w:hint="default" w:ascii="Times New Roman" w:hAnsi="Times New Roman" w:eastAsia="微软雅黑" w:cs="Times New Roman"/>
+                <w:b/>
+                <w:bCs/>
+                <w:color w:val="FFFFFF" w:themeColor="background1"/>
+                <w:szCs w:val="21"/>
+                <w14:textFill>
+                  <w14:solidFill>
+                    <w14:schemeClr w14:val="bg1"/>
+                  </w14:solidFill>
+                </w14:textFill>
+              </w:rPr>
+            </w:pPr>
+            <w:r>
+              <w:rPr>
+                <w:rFonts w:hint="default" w:ascii="Times New Roman" w:hAnsi="Times New Roman" w:eastAsia="微软雅黑" w:cs="Times New Roman"/>
+                <w:b/>
+                <w:bCs/>
+                <w:color w:val="FFFFFF" w:themeColor="background1"/>
+                <w:szCs w:val="21"/>
+                <w14:textFill>
+                  <w14:solidFill>
+                    <w14:schemeClr w14:val="bg1"/>
+                  </w14:solidFill>
+                </w14:textFill>
+              </w:rPr>
+              <w:t>公司</w:t>
+            </w:r>
+          </w:p>
+        </w:tc>
+        <w:tc>
+          <w:tcPr>
+            <w:tcW w:w="1590" w:type="dxa"/>
+            <w:tcBorders>
+              <w:insideV w:val="nil"/>
+              <w:tl2br w:val="nil"/>
+              <w:tr2bl w:val="nil"/>
+            </w:tcBorders>
+            <w:shd w:val="clear" w:color="auto" w:fill="62B541"/>
+            <w:vAlign w:val="center"/>
+          </w:tcPr>
+          <w:p>
+            <w:pPr>
+              <w:adjustRightInd w:val="0"/>
+              <w:snapToGrid w:val="0"/>
+              <w:jc w:val="center"/>
+              <w:rPr>
+                <w:rFonts w:hint="default" w:ascii="Times New Roman" w:hAnsi="Times New Roman" w:eastAsia="微软雅黑" w:cs="Times New Roman"/>
+                <w:b/>
+                <w:bCs/>
+                <w:color w:val="FFFFFF" w:themeColor="background1"/>
+                <w:szCs w:val="21"/>
+                <w14:textFill>
+                  <w14:solidFill>
+                    <w14:schemeClr w14:val="bg1"/>
+                  </w14:solidFill>
+                </w14:textFill>
+              </w:rPr>
+            </w:pPr>
+            <w:r>
+              <w:rPr>
+                <w:rFonts w:hint="default" w:ascii="Times New Roman" w:hAnsi="Times New Roman" w:eastAsia="微软雅黑" w:cs="Times New Roman"/>
+                <w:b/>
+                <w:bCs/>
+                <w:color w:val="FFFFFF" w:themeColor="background1"/>
+                <w:szCs w:val="21"/>
+                <w14:textFill>
+                  <w14:solidFill>
+                    <w14:schemeClr w14:val="bg1"/>
+                  </w14:solidFill>
+                </w14:textFill>
+              </w:rPr>
+              <w:t>药物</w:t>
+            </w:r>
+          </w:p>
+        </w:tc>
+        <w:tc>
+          <w:tcPr>
+            <w:tcW w:w="960" w:type="dxa"/>
+            <w:tcBorders>
+              <w:insideV w:val="nil"/>
+              <w:tl2br w:val="nil"/>
+              <w:tr2bl w:val="nil"/>
+            </w:tcBorders>
+            <w:shd w:val="clear" w:color="auto" w:fill="62B541"/>
+            <w:vAlign w:val="center"/>
+          </w:tcPr>
+          <w:p>
+            <w:pPr>
+              <w:adjustRightInd w:val="0"/>
+              <w:snapToGrid w:val="0"/>
+              <w:jc w:val="center"/>
+              <w:rPr>
+                <w:rFonts w:hint="default" w:ascii="Times New Roman" w:hAnsi="Times New Roman" w:eastAsia="微软雅黑" w:cs="Times New Roman"/>
+                <w:b/>
+                <w:bCs/>
+                <w:color w:val="FFFFFF" w:themeColor="background1"/>
+                <w:szCs w:val="21"/>
+                <w14:textFill>
+                  <w14:solidFill>
+                    <w14:schemeClr w14:val="bg1"/>
+                  </w14:solidFill>
+                </w14:textFill>
+              </w:rPr>
+            </w:pPr>
+            <w:r>
+              <w:rPr>
+                <w:rFonts w:hint="default" w:ascii="Times New Roman" w:hAnsi="Times New Roman" w:eastAsia="微软雅黑" w:cs="Times New Roman"/>
+                <w:b/>
+                <w:bCs/>
+                <w:color w:val="FFFFFF" w:themeColor="background1"/>
+                <w:szCs w:val="21"/>
+                <w14:textFill>
+                  <w14:solidFill>
+                    <w14:schemeClr w14:val="bg1"/>
+                  </w14:solidFill>
+                </w14:textFill>
+              </w:rPr>
+              <w:t>靶点</w:t>
+            </w:r>
+          </w:p>
+        </w:tc>
+        <w:tc>
+          <w:tcPr>
+            <w:tcW w:w="2832" w:type="dxa"/>
+            <w:tcBorders>
+              <w:insideV w:val="nil"/>
+              <w:tl2br w:val="nil"/>
+              <w:tr2bl w:val="nil"/>
+            </w:tcBorders>
+            <w:shd w:val="clear" w:color="auto" w:fill="62B541"/>
+            <w:vAlign w:val="center"/>
+          </w:tcPr>
+          <w:p>
+            <w:pPr>
+              <w:adjustRightInd w:val="0"/>
+              <w:snapToGrid w:val="0"/>
+              <w:jc w:val="center"/>
+              <w:rPr>
+                <w:rFonts w:hint="default" w:ascii="Times New Roman" w:hAnsi="Times New Roman" w:eastAsia="微软雅黑" w:cs="Times New Roman"/>
+                <w:b/>
+                <w:bCs/>
+                <w:color w:val="FFFFFF" w:themeColor="background1"/>
+                <w:szCs w:val="21"/>
+                <w14:textFill>
+                  <w14:solidFill>
+                    <w14:schemeClr w14:val="bg1"/>
+                  </w14:solidFill>
+                </w14:textFill>
+              </w:rPr>
+            </w:pPr>
+            <w:r>
+              <w:rPr>
+                <w:rFonts w:hint="default" w:ascii="Times New Roman" w:hAnsi="Times New Roman" w:eastAsia="微软雅黑" w:cs="Times New Roman"/>
+                <w:b/>
+                <w:bCs/>
+                <w:color w:val="FFFFFF" w:themeColor="background1"/>
+                <w:szCs w:val="21"/>
+                <w14:textFill>
+                  <w14:solidFill>
+                    <w14:schemeClr w14:val="bg1"/>
+                  </w14:solidFill>
+                </w14:textFill>
+              </w:rPr>
+              <w:t>适应症</w:t>
+            </w:r>
+          </w:p>
+        </w:tc>
+        <w:tc>
+          <w:tcPr>
+            <w:tcW w:w="1154" w:type="dxa"/>
+            <w:tcBorders>
+              <w:insideV w:val="nil"/>
+              <w:tl2br w:val="nil"/>
+              <w:tr2bl w:val="nil"/>
+            </w:tcBorders>
+            <w:shd w:val="clear" w:color="auto" w:fill="62B541"/>
+            <w:vAlign w:val="center"/>
+          </w:tcPr>
+          <w:p>
+            <w:pPr>
+              <w:adjustRightInd w:val="0"/>
+              <w:snapToGrid w:val="0"/>
+              <w:jc w:val="center"/>
+              <w:rPr>
+                <w:rFonts w:hint="default" w:ascii="Times New Roman" w:hAnsi="Times New Roman" w:eastAsia="微软雅黑" w:cs="Times New Roman"/>
+                <w:b/>
+                <w:bCs/>
+                <w:color w:val="FFFFFF" w:themeColor="background1"/>
+                <w:szCs w:val="21"/>
+                <w14:textFill>
+                  <w14:solidFill>
+                    <w14:schemeClr w14:val="bg1"/>
+                  </w14:solidFill>
+                </w14:textFill>
+              </w:rPr>
+            </w:pPr>
+            <w:r>
+              <w:rPr>
+                <w:rFonts w:hint="default" w:ascii="Times New Roman" w:hAnsi="Times New Roman" w:eastAsia="微软雅黑" w:cs="Times New Roman"/>
+                <w:b/>
+                <w:bCs/>
+                <w:color w:val="FFFFFF" w:themeColor="background1"/>
+                <w:szCs w:val="21"/>
+                <w14:textFill>
+                  <w14:solidFill>
+                    <w14:schemeClr w14:val="bg1"/>
+                  </w14:solidFill>
+                </w14:textFill>
+              </w:rPr>
+              <w:t>分期（期）</w:t>
+            </w:r>
+          </w:p>
+        </w:tc>
+      </w:tr>
+      <w:tr>
+        <w:tblPrEx>
+          <w:tblBorders>
+            <w:top w:val="single" w:color="62B541" w:sz="4" w:space="0"/>
+            <w:left w:val="single" w:color="62B541" w:sz="4" w:space="0"/>
+            <w:bottom w:val="single" w:color="62B541" w:sz="4" w:space="0"/>
+            <w:right w:val="single" w:color="62B541" w:sz="4" w:space="0"/>
+            <w:insideH w:val="single" w:color="62B541" w:sz="4" w:space="0"/>
+            <w:insideV w:val="single" w:color="62B541" w:sz="4" w:space="0"/>
+          </w:tblBorders>
+          <w:tblCellMar>
+            <w:top w:w="0" w:type="dxa"/>
+            <w:left w:w="108" w:type="dxa"/>
+            <w:bottom w:w="0" w:type="dxa"/>
+            <w:right w:w="108" w:type="dxa"/>
+          </w:tblCellMar>
+        </w:tblPrEx>
+        <w:trPr>
+          <w:trHeight w:val="583" w:hRule="atLeast"/>
+          <w:jc w:val="center"/>
+        </w:trPr>
+        <w:tc>
+          <w:tcPr>
+            <w:tcW w:w="1516" w:type="dxa"/>
+            <w:tcBorders>
+              <w:tl2br w:val="nil"/>
+              <w:tr2bl w:val="nil"/>
+            </w:tcBorders>
+            <w:shd w:val="clear" w:color="auto" w:fill="auto"/>
+            <w:vAlign w:val="center"/>
+          </w:tcPr>
+          <w:p>
+            <w:pPr>
+              <w:snapToGrid w:val="0"/>
+              <w:ind w:right="-29" w:rightChars="-14"/>
+              <w:jc w:val="center"/>
+              <w:rPr>
+                <w:rFonts w:hint="default" w:ascii="Times New Roman" w:hAnsi="Times New Roman" w:eastAsia="微软雅黑" w:cs="Times New Roman"/>
+                <w:b w:val="0"/>
+                <w:bCs w:val="0"/>
+                <w:color w:val="000000"/>
+                <w:sz w:val="18"/>
+                <w:szCs w:val="18"/>
+              </w:rPr>
+            </w:pPr>
+            <w:r>
+              <w:rPr>
+                <w:rFonts w:hint="default" w:ascii="Times New Roman" w:hAnsi="Times New Roman" w:eastAsia="微软雅黑" w:cs="Times New Roman"/>
+                <w:kern w:val="0"/>
+                <w:sz w:val="18"/>
+                <w:szCs w:val="18"/>
+              </w:rPr>
+              <w:t>NCT06132958</w:t>
+            </w:r>
+          </w:p>
+        </w:tc>
+        <w:tc>
+          <w:tcPr>
+            <w:tcW w:w="1725" w:type="dxa"/>
+            <w:tcBorders>
+              <w:tl2br w:val="nil"/>
+              <w:tr2bl w:val="nil"/>
+            </w:tcBorders>
+            <w:shd w:val="clear" w:color="auto" w:fill="auto"/>
+            <w:vAlign w:val="center"/>
+          </w:tcPr>
+          <w:p>
+            <w:pPr>
+              <w:snapToGrid w:val="0"/>
+              <w:jc w:val="center"/>
+              <w:rPr>
+                <w:rFonts w:hint="default" w:ascii="Times New Roman" w:hAnsi="Times New Roman" w:eastAsia="微软雅黑" w:cs="Times New Roman"/>
+                <w:color w:val="000000"/>
+                <w:sz w:val="18"/>
+                <w:szCs w:val="18"/>
+              </w:rPr>
+            </w:pPr>
+            <w:r>
+              <w:rPr>
+                <w:rFonts w:hint="default" w:ascii="Times New Roman" w:hAnsi="Times New Roman" w:eastAsia="微软雅黑" w:cs="Times New Roman"/>
+                <w:kern w:val="0"/>
+                <w:sz w:val="18"/>
+                <w:szCs w:val="18"/>
+              </w:rPr>
+              <w:t>Merck Sharp &amp; Dohme LLC</w:t>
+            </w:r>
+          </w:p>
+        </w:tc>
+        <w:tc>
+          <w:tcPr>
+            <w:tcW w:w="1590" w:type="dxa"/>
+            <w:tcBorders>
+              <w:tl2br w:val="nil"/>
+              <w:tr2bl w:val="nil"/>
+            </w:tcBorders>
+            <w:shd w:val="clear" w:color="auto" w:fill="auto"/>
+            <w:vAlign w:val="center"/>
+          </w:tcPr>
+          <w:p>
+            <w:pPr>
+              <w:snapToGrid w:val="0"/>
+              <w:jc w:val="center"/>
+              <w:rPr>
+                <w:rFonts w:hint="default" w:ascii="Times New Roman" w:hAnsi="Times New Roman" w:eastAsia="微软雅黑" w:cs="Times New Roman"/>
+                <w:color w:val="000000"/>
+                <w:sz w:val="18"/>
+                <w:szCs w:val="18"/>
+              </w:rPr>
+            </w:pPr>
+            <w:r>
+              <w:rPr>
+                <w:rFonts w:hint="default" w:ascii="Times New Roman" w:hAnsi="Times New Roman" w:eastAsia="微软雅黑" w:cs="Times New Roman"/>
+                <w:kern w:val="0"/>
+                <w:sz w:val="18"/>
+                <w:szCs w:val="18"/>
+              </w:rPr>
+              <w:t>芦康沙妥珠单抗</w:t>
+            </w:r>
+          </w:p>
+        </w:tc>
+        <w:tc>
+          <w:tcPr>
+            <w:tcW w:w="960" w:type="dxa"/>
+            <w:tcBorders>
+              <w:tl2br w:val="nil"/>
+              <w:tr2bl w:val="nil"/>
+            </w:tcBorders>
+            <w:shd w:val="clear" w:color="auto" w:fill="auto"/>
+            <w:vAlign w:val="center"/>
+          </w:tcPr>
+          <w:p>
+            <w:pPr>
+              <w:snapToGrid w:val="0"/>
+              <w:jc w:val="center"/>
+              <w:rPr>
+                <w:rFonts w:hint="default" w:ascii="Times New Roman" w:hAnsi="Times New Roman" w:eastAsia="微软雅黑" w:cs="Times New Roman"/>
+                <w:color w:val="000000"/>
+                <w:sz w:val="18"/>
+                <w:szCs w:val="18"/>
+              </w:rPr>
+            </w:pPr>
+            <w:r>
+              <w:rPr>
+                <w:rFonts w:hint="default" w:ascii="Times New Roman" w:hAnsi="Times New Roman" w:eastAsia="微软雅黑" w:cs="Times New Roman"/>
+                <w:kern w:val="0"/>
+                <w:sz w:val="18"/>
+                <w:szCs w:val="18"/>
+              </w:rPr>
+              <w:t>TROP2</w:t>
+            </w:r>
+          </w:p>
+        </w:tc>
+        <w:tc>
+          <w:tcPr>
+            <w:tcW w:w="2832" w:type="dxa"/>
+            <w:tcBorders>
+              <w:tl2br w:val="nil"/>
+              <w:tr2bl w:val="nil"/>
+            </w:tcBorders>
+            <w:shd w:val="clear" w:color="auto" w:fill="auto"/>
+            <w:vAlign w:val="center"/>
+          </w:tcPr>
+          <w:p>
+            <w:pPr>
+              <w:snapToGrid w:val="0"/>
+              <w:jc w:val="center"/>
+              <w:rPr>
+                <w:rFonts w:hint="default" w:ascii="Times New Roman" w:hAnsi="Times New Roman" w:eastAsia="微软雅黑" w:cs="Times New Roman"/>
+                <w:color w:val="000000"/>
+                <w:sz w:val="18"/>
+                <w:szCs w:val="18"/>
+                <w:lang w:val="en-US" w:eastAsia="zh-CN"/>
+              </w:rPr>
+            </w:pPr>
+            <w:r>
+              <w:rPr>
+                <w:rFonts w:hint="default" w:ascii="Times New Roman" w:hAnsi="Times New Roman" w:eastAsia="微软雅黑" w:cs="Times New Roman"/>
+                <w:kern w:val="0"/>
+                <w:sz w:val="18"/>
+                <w:szCs w:val="18"/>
+                <w:lang w:val="en-US" w:eastAsia="zh-CN"/>
+              </w:rPr>
+              <w:t>子宫内膜癌、子宫肉瘤</w:t>
+            </w:r>
+          </w:p>
+        </w:tc>
+        <w:tc>
+          <w:tcPr>
+            <w:tcW w:w="1154" w:type="dxa"/>
+            <w:tcBorders>
+              <w:tl2br w:val="nil"/>
+              <w:tr2bl w:val="nil"/>
+            </w:tcBorders>
+            <w:shd w:val="clear" w:color="auto" w:fill="auto"/>
+            <w:vAlign w:val="center"/>
+          </w:tcPr>
+          <w:p>
+            <w:pPr>
+              <w:snapToGrid w:val="0"/>
+              <w:jc w:val="center"/>
+              <w:rPr>
+                <w:rFonts w:hint="default" w:ascii="Times New Roman" w:hAnsi="Times New Roman" w:eastAsia="微软雅黑" w:cs="Times New Roman"/>
+                <w:color w:val="000000"/>
+                <w:sz w:val="18"/>
+                <w:szCs w:val="18"/>
+              </w:rPr>
+            </w:pPr>
+            <w:r>
+              <w:rPr>
+                <w:rFonts w:hint="default" w:ascii="Times New Roman" w:hAnsi="Times New Roman" w:eastAsia="微软雅黑" w:cs="Times New Roman"/>
+                <w:kern w:val="0"/>
+                <w:sz w:val="18"/>
+                <w:szCs w:val="18"/>
+              </w:rPr>
+              <w:t>Ⅲ</w:t>
+            </w:r>
+          </w:p>
+        </w:tc>
+      </w:tr>
+      <w:tr>
+        <w:tblPrEx>
+          <w:tblBorders>
+            <w:top w:val="single" w:color="62B541" w:sz="4" w:space="0"/>
+            <w:left w:val="single" w:color="62B541" w:sz="4" w:space="0"/>
+            <w:bottom w:val="single" w:color="62B541" w:sz="4" w:space="0"/>
+            <w:right w:val="single" w:color="62B541" w:sz="4" w:space="0"/>
+            <w:insideH w:val="single" w:color="62B541" w:sz="4" w:space="0"/>
+            <w:insideV w:val="single" w:color="62B541" w:sz="4" w:space="0"/>
+          </w:tblBorders>
+          <w:tblCellMar>
+            <w:top w:w="0" w:type="dxa"/>
+            <w:left w:w="108" w:type="dxa"/>
+            <w:bottom w:w="0" w:type="dxa"/>
+            <w:right w:w="108" w:type="dxa"/>
+          </w:tblCellMar>
+        </w:tblPrEx>
+        <w:trPr>
+          <w:trHeight w:val="597" w:hRule="atLeast"/>
+          <w:jc w:val="center"/>
+        </w:trPr>
+        <w:tc>
+          <w:tcPr>
+            <w:tcW w:w="1516" w:type="dxa"/>
+            <w:tcBorders>
+              <w:tl2br w:val="nil"/>
+              <w:tr2bl w:val="nil"/>
+            </w:tcBorders>
+            <w:shd w:val="clear" w:color="auto" w:fill="auto"/>
+            <w:vAlign w:val="center"/>
+          </w:tcPr>
+          <w:p>
+            <w:pPr>
+              <w:snapToGrid w:val="0"/>
+              <w:ind w:right="-29" w:rightChars="-14"/>
+              <w:jc w:val="center"/>
+              <w:rPr>
+                <w:rFonts w:hint="default" w:ascii="Times New Roman" w:hAnsi="Times New Roman" w:eastAsia="微软雅黑" w:cs="Times New Roman"/>
+                <w:b w:val="0"/>
+                <w:bCs w:val="0"/>
+                <w:color w:val="000000"/>
+                <w:sz w:val="18"/>
+                <w:szCs w:val="18"/>
+              </w:rPr>
+            </w:pPr>
+            <w:r>
+              <w:rPr>
+                <w:rFonts w:hint="default" w:ascii="Times New Roman" w:hAnsi="Times New Roman" w:eastAsia="微软雅黑" w:cs="Times New Roman"/>
+                <w:kern w:val="0"/>
+                <w:sz w:val="18"/>
+                <w:szCs w:val="18"/>
+              </w:rPr>
+              <w:t>NCT06074588</w:t>
+            </w:r>
+          </w:p>
+        </w:tc>
+        <w:tc>
+          <w:tcPr>
+            <w:tcW w:w="1725" w:type="dxa"/>
+            <w:tcBorders>
+              <w:tl2br w:val="nil"/>
+              <w:tr2bl w:val="nil"/>
+            </w:tcBorders>
+            <w:shd w:val="clear" w:color="auto" w:fill="auto"/>
+            <w:vAlign w:val="center"/>
+          </w:tcPr>
+          <w:p>
+            <w:pPr>
+              <w:snapToGrid w:val="0"/>
+              <w:jc w:val="center"/>
+              <w:rPr>
+                <w:rFonts w:hint="default" w:ascii="Times New Roman" w:hAnsi="Times New Roman" w:eastAsia="微软雅黑" w:cs="Times New Roman"/>
+                <w:color w:val="000000"/>
+                <w:sz w:val="18"/>
+                <w:szCs w:val="18"/>
+              </w:rPr>
+            </w:pPr>
+            <w:r>
+              <w:rPr>
+                <w:rFonts w:hint="default" w:ascii="Times New Roman" w:hAnsi="Times New Roman" w:eastAsia="微软雅黑" w:cs="Times New Roman"/>
+                <w:kern w:val="0"/>
+                <w:sz w:val="18"/>
+                <w:szCs w:val="18"/>
+              </w:rPr>
+              <w:t>Merck Sharp &amp; Dohme LLC</w:t>
+            </w:r>
+          </w:p>
+        </w:tc>
+        <w:tc>
+          <w:tcPr>
+            <w:tcW w:w="1590" w:type="dxa"/>
+            <w:tcBorders>
+              <w:tl2br w:val="nil"/>
+              <w:tr2bl w:val="nil"/>
+            </w:tcBorders>
+            <w:shd w:val="clear" w:color="auto" w:fill="auto"/>
+            <w:vAlign w:val="center"/>
+          </w:tcPr>
+          <w:p>
+            <w:pPr>
+              <w:snapToGrid w:val="0"/>
+              <w:jc w:val="center"/>
+              <w:rPr>
+                <w:rFonts w:hint="default" w:ascii="Times New Roman" w:hAnsi="Times New Roman" w:eastAsia="微软雅黑" w:cs="Times New Roman"/>
+                <w:color w:val="000000"/>
+                <w:sz w:val="18"/>
+                <w:szCs w:val="18"/>
+              </w:rPr>
+            </w:pPr>
+            <w:r>
+              <w:rPr>
+                <w:rFonts w:hint="default" w:ascii="Times New Roman" w:hAnsi="Times New Roman" w:eastAsia="微软雅黑" w:cs="Times New Roman"/>
+                <w:kern w:val="0"/>
+                <w:sz w:val="18"/>
+                <w:szCs w:val="18"/>
+              </w:rPr>
+              <w:t>芦康沙妥珠单抗</w:t>
+            </w:r>
+          </w:p>
+        </w:tc>
+        <w:tc>
+          <w:tcPr>
+            <w:tcW w:w="960" w:type="dxa"/>
+            <w:tcBorders>
+              <w:tl2br w:val="nil"/>
+              <w:tr2bl w:val="nil"/>
+            </w:tcBorders>
+            <w:shd w:val="clear" w:color="auto" w:fill="auto"/>
+            <w:vAlign w:val="center"/>
+          </w:tcPr>
+          <w:p>
+            <w:pPr>
+              <w:snapToGrid w:val="0"/>
+              <w:jc w:val="center"/>
+              <w:rPr>
+                <w:rFonts w:hint="default" w:ascii="Times New Roman" w:hAnsi="Times New Roman" w:eastAsia="微软雅黑" w:cs="Times New Roman"/>
+                <w:color w:val="000000"/>
+                <w:sz w:val="18"/>
+                <w:szCs w:val="18"/>
+              </w:rPr>
+            </w:pPr>
+            <w:r>
+              <w:rPr>
+                <w:rFonts w:hint="default" w:ascii="Times New Roman" w:hAnsi="Times New Roman" w:eastAsia="微软雅黑" w:cs="Times New Roman"/>
+                <w:kern w:val="0"/>
+                <w:sz w:val="18"/>
+                <w:szCs w:val="18"/>
+              </w:rPr>
+              <w:t>TROP2</w:t>
+            </w:r>
+          </w:p>
+        </w:tc>
+        <w:tc>
+          <w:tcPr>
+            <w:tcW w:w="2832" w:type="dxa"/>
+            <w:tcBorders>
+              <w:tl2br w:val="nil"/>
+              <w:tr2bl w:val="nil"/>
+            </w:tcBorders>
+            <w:shd w:val="clear" w:color="auto" w:fill="auto"/>
+            <w:vAlign w:val="center"/>
+          </w:tcPr>
+          <w:p>
+            <w:pPr>
+              <w:snapToGrid w:val="0"/>
+              <w:jc w:val="center"/>
+              <w:rPr>
+                <w:rFonts w:hint="default" w:ascii="Times New Roman" w:hAnsi="Times New Roman" w:eastAsia="微软雅黑" w:cs="Times New Roman"/>
+                <w:color w:val="000000"/>
+                <w:sz w:val="18"/>
+                <w:szCs w:val="18"/>
+              </w:rPr>
+            </w:pPr>
+            <w:r>
+              <w:rPr>
+                <w:rFonts w:hint="default" w:ascii="Times New Roman" w:hAnsi="Times New Roman" w:eastAsia="微软雅黑" w:cs="Times New Roman"/>
+                <w:kern w:val="0"/>
+                <w:sz w:val="18"/>
+                <w:szCs w:val="18"/>
+                <w:lang w:val="en-US" w:eastAsia="zh-CN"/>
+              </w:rPr>
+              <w:t>非鳞非小细胞肺癌</w:t>
+            </w:r>
+          </w:p>
+        </w:tc>
+        <w:tc>
+          <w:tcPr>
+            <w:tcW w:w="1154" w:type="dxa"/>
+            <w:tcBorders>
+              <w:tl2br w:val="nil"/>
+              <w:tr2bl w:val="nil"/>
+            </w:tcBorders>
+            <w:shd w:val="clear" w:color="auto" w:fill="auto"/>
+            <w:vAlign w:val="center"/>
+          </w:tcPr>
+          <w:p>
+            <w:pPr>
+              <w:snapToGrid w:val="0"/>
+              <w:jc w:val="center"/>
+              <w:rPr>
+                <w:rFonts w:hint="default" w:ascii="Times New Roman" w:hAnsi="Times New Roman" w:eastAsia="微软雅黑" w:cs="Times New Roman"/>
+                <w:color w:val="000000"/>
+                <w:sz w:val="18"/>
+                <w:szCs w:val="18"/>
+              </w:rPr>
+            </w:pPr>
+            <w:r>
+              <w:rPr>
+                <w:rFonts w:hint="default" w:ascii="Times New Roman" w:hAnsi="Times New Roman" w:eastAsia="微软雅黑" w:cs="Times New Roman"/>
+                <w:kern w:val="0"/>
+                <w:sz w:val="18"/>
+                <w:szCs w:val="18"/>
+              </w:rPr>
+              <w:t>Ⅲ</w:t>
+            </w:r>
+          </w:p>
+        </w:tc>
+      </w:tr>
+      <w:tr>
+        <w:tblPrEx>
+          <w:tblBorders>
+            <w:top w:val="single" w:color="62B541" w:sz="4" w:space="0"/>
+            <w:left w:val="single" w:color="62B541" w:sz="4" w:space="0"/>
+            <w:bottom w:val="single" w:color="62B541" w:sz="4" w:space="0"/>
+            <w:right w:val="single" w:color="62B541" w:sz="4" w:space="0"/>
+            <w:insideH w:val="single" w:color="62B541" w:sz="4" w:space="0"/>
+            <w:insideV w:val="single" w:color="62B541" w:sz="4" w:space="0"/>
+          </w:tblBorders>
+          <w:tblCellMar>
+            <w:top w:w="0" w:type="dxa"/>
+            <w:left w:w="108" w:type="dxa"/>
+            <w:bottom w:w="0" w:type="dxa"/>
+            <w:right w:w="108" w:type="dxa"/>
+          </w:tblCellMar>
+        </w:tblPrEx>
+        <w:trPr>
+          <w:trHeight w:val="522" w:hRule="atLeast"/>
+          <w:jc w:val="center"/>
+        </w:trPr>
+        <w:tc>
+          <w:tcPr>
+            <w:tcW w:w="1516" w:type="dxa"/>
+            <w:tcBorders>
+              <w:tl2br w:val="nil"/>
+              <w:tr2bl w:val="nil"/>
+            </w:tcBorders>
+            <w:shd w:val="clear" w:color="auto" w:fill="auto"/>
+            <w:vAlign w:val="center"/>
+          </w:tcPr>
+          <w:p>
+            <w:pPr>
+              <w:snapToGrid w:val="0"/>
+              <w:ind w:right="-29" w:rightChars="-14"/>
+              <w:jc w:val="center"/>
+              <w:rPr>
+                <w:rFonts w:hint="default" w:ascii="Times New Roman" w:hAnsi="Times New Roman" w:eastAsia="微软雅黑" w:cs="Times New Roman"/>
+                <w:b w:val="0"/>
+                <w:bCs w:val="0"/>
+                <w:color w:val="000000"/>
+                <w:sz w:val="18"/>
+                <w:szCs w:val="18"/>
+              </w:rPr>
+            </w:pPr>
+            <w:r>
+              <w:rPr>
+                <w:rFonts w:hint="default" w:ascii="Times New Roman" w:hAnsi="Times New Roman" w:eastAsia="微软雅黑" w:cs="Times New Roman"/>
+                <w:kern w:val="0"/>
+                <w:sz w:val="18"/>
+                <w:szCs w:val="18"/>
+              </w:rPr>
+              <w:t>NCT05374512</w:t>
+            </w:r>
+          </w:p>
+        </w:tc>
+        <w:tc>
+          <w:tcPr>
+            <w:tcW w:w="1725" w:type="dxa"/>
+            <w:tcBorders>
+              <w:tl2br w:val="nil"/>
+              <w:tr2bl w:val="nil"/>
+            </w:tcBorders>
+            <w:shd w:val="clear" w:color="auto" w:fill="auto"/>
+            <w:vAlign w:val="center"/>
+          </w:tcPr>
+          <w:p>
+            <w:pPr>
+              <w:snapToGrid w:val="0"/>
+              <w:jc w:val="center"/>
+              <w:rPr>
+                <w:rFonts w:hint="default" w:ascii="Times New Roman" w:hAnsi="Times New Roman" w:eastAsia="微软雅黑" w:cs="Times New Roman"/>
+                <w:color w:val="000000"/>
+                <w:sz w:val="18"/>
+                <w:szCs w:val="18"/>
+              </w:rPr>
+            </w:pPr>
+            <w:r>
+              <w:rPr>
+                <w:rFonts w:hint="default" w:ascii="Times New Roman" w:hAnsi="Times New Roman" w:eastAsia="微软雅黑" w:cs="Times New Roman"/>
+                <w:kern w:val="0"/>
+                <w:sz w:val="18"/>
+                <w:szCs w:val="18"/>
+              </w:rPr>
+              <w:t>AstraZeneca</w:t>
+            </w:r>
+          </w:p>
+        </w:tc>
+        <w:tc>
+          <w:tcPr>
+            <w:tcW w:w="1590" w:type="dxa"/>
+            <w:tcBorders>
+              <w:tl2br w:val="nil"/>
+              <w:tr2bl w:val="nil"/>
+            </w:tcBorders>
+            <w:shd w:val="clear" w:color="auto" w:fill="auto"/>
+            <w:vAlign w:val="center"/>
+          </w:tcPr>
+          <w:p>
+            <w:pPr>
+              <w:snapToGrid w:val="0"/>
+              <w:jc w:val="center"/>
+              <w:rPr>
+                <w:rFonts w:hint="default" w:ascii="Times New Roman" w:hAnsi="Times New Roman" w:eastAsia="微软雅黑" w:cs="Times New Roman"/>
+                <w:color w:val="000000"/>
+                <w:sz w:val="18"/>
+                <w:szCs w:val="18"/>
+              </w:rPr>
+            </w:pPr>
+            <w:r>
+              <w:rPr>
+                <w:rFonts w:hint="default" w:ascii="Times New Roman" w:hAnsi="Times New Roman" w:eastAsia="微软雅黑" w:cs="Times New Roman"/>
+                <w:color w:val="000000"/>
+                <w:sz w:val="18"/>
+                <w:szCs w:val="18"/>
+              </w:rPr>
+              <w:t>Datopotamab deruxtecan</w:t>
+            </w:r>
+          </w:p>
+        </w:tc>
+        <w:tc>
+          <w:tcPr>
+            <w:tcW w:w="960" w:type="dxa"/>
+            <w:tcBorders>
+              <w:tl2br w:val="nil"/>
+              <w:tr2bl w:val="nil"/>
+            </w:tcBorders>
+            <w:shd w:val="clear" w:color="auto" w:fill="auto"/>
+            <w:vAlign w:val="center"/>
+          </w:tcPr>
+          <w:p>
+            <w:pPr>
+              <w:snapToGrid w:val="0"/>
+              <w:jc w:val="center"/>
+              <w:rPr>
+                <w:rFonts w:hint="default" w:ascii="Times New Roman" w:hAnsi="Times New Roman" w:eastAsia="微软雅黑" w:cs="Times New Roman"/>
+                <w:color w:val="000000"/>
+                <w:sz w:val="18"/>
+                <w:szCs w:val="18"/>
+              </w:rPr>
+            </w:pPr>
+            <w:r>
+              <w:rPr>
+                <w:rFonts w:hint="default" w:ascii="Times New Roman" w:hAnsi="Times New Roman" w:eastAsia="微软雅黑" w:cs="Times New Roman"/>
+                <w:kern w:val="0"/>
+                <w:sz w:val="18"/>
+                <w:szCs w:val="18"/>
+              </w:rPr>
+              <w:t>TROP2</w:t>
+            </w:r>
+          </w:p>
+        </w:tc>
+        <w:tc>
+          <w:tcPr>
+            <w:tcW w:w="2832" w:type="dxa"/>
+            <w:tcBorders>
+              <w:tl2br w:val="nil"/>
+              <w:tr2bl w:val="nil"/>
+            </w:tcBorders>
+            <w:shd w:val="clear" w:color="auto" w:fill="auto"/>
+            <w:vAlign w:val="center"/>
+          </w:tcPr>
+          <w:p>
+            <w:pPr>
+              <w:snapToGrid w:val="0"/>
+              <w:jc w:val="center"/>
+              <w:rPr>
+                <w:rFonts w:hint="default" w:ascii="Times New Roman" w:hAnsi="Times New Roman" w:eastAsia="微软雅黑" w:cs="Times New Roman"/>
+                <w:color w:val="000000"/>
+                <w:sz w:val="18"/>
+                <w:szCs w:val="18"/>
+              </w:rPr>
+            </w:pPr>
+            <w:r>
+              <w:rPr>
+                <w:rFonts w:hint="default" w:ascii="Times New Roman" w:hAnsi="Times New Roman" w:eastAsia="微软雅黑" w:cs="Times New Roman"/>
+                <w:kern w:val="0"/>
+                <w:sz w:val="18"/>
+                <w:szCs w:val="18"/>
+                <w:lang w:val="en-US" w:eastAsia="zh-CN"/>
+              </w:rPr>
+              <w:t>三阴性乳腺癌</w:t>
+            </w:r>
+          </w:p>
+        </w:tc>
+        <w:tc>
+          <w:tcPr>
+            <w:tcW w:w="1154" w:type="dxa"/>
+            <w:tcBorders>
+              <w:tl2br w:val="nil"/>
+              <w:tr2bl w:val="nil"/>
+            </w:tcBorders>
+            <w:shd w:val="clear" w:color="auto" w:fill="auto"/>
+            <w:vAlign w:val="center"/>
+          </w:tcPr>
+          <w:p>
+            <w:pPr>
+              <w:snapToGrid w:val="0"/>
+              <w:jc w:val="center"/>
+              <w:rPr>
+                <w:rFonts w:hint="default" w:ascii="Times New Roman" w:hAnsi="Times New Roman" w:eastAsia="微软雅黑" w:cs="Times New Roman"/>
+                <w:color w:val="000000"/>
+                <w:sz w:val="18"/>
+                <w:szCs w:val="18"/>
+              </w:rPr>
+            </w:pPr>
+            <w:r>
+              <w:rPr>
+                <w:rFonts w:hint="default" w:ascii="Times New Roman" w:hAnsi="Times New Roman" w:eastAsia="微软雅黑" w:cs="Times New Roman"/>
+                <w:kern w:val="0"/>
+                <w:sz w:val="18"/>
+                <w:szCs w:val="18"/>
+              </w:rPr>
+              <w:t>Ⅲ</w:t>
+            </w:r>
+          </w:p>
+        </w:tc>
+      </w:tr>
+      <w:tr>
+        <w:tblPrEx>
+          <w:tblBorders>
+            <w:top w:val="single" w:color="62B541" w:sz="4" w:space="0"/>
+            <w:left w:val="single" w:color="62B541" w:sz="4" w:space="0"/>
+            <w:bottom w:val="single" w:color="62B541" w:sz="4" w:space="0"/>
+            <w:right w:val="single" w:color="62B541" w:sz="4" w:space="0"/>
+            <w:insideH w:val="single" w:color="62B541" w:sz="4" w:space="0"/>
+            <w:insideV w:val="single" w:color="62B541" w:sz="4" w:space="0"/>
+          </w:tblBorders>
+          <w:tblCellMar>
+            <w:top w:w="0" w:type="dxa"/>
+            <w:left w:w="108" w:type="dxa"/>
+            <w:bottom w:w="0" w:type="dxa"/>
+            <w:right w:w="108" w:type="dxa"/>
+          </w:tblCellMar>
+        </w:tblPrEx>
+        <w:trPr>
+          <w:trHeight w:val="622" w:hRule="atLeast"/>
+          <w:jc w:val="center"/>
+        </w:trPr>
+        <w:tc>
+          <w:tcPr>
+            <w:tcW w:w="1516" w:type="dxa"/>
+            <w:tcBorders>
+              <w:tl2br w:val="nil"/>
+              <w:tr2bl w:val="nil"/>
+            </w:tcBorders>
+            <w:shd w:val="clear" w:color="auto" w:fill="auto"/>
+            <w:vAlign w:val="center"/>
+          </w:tcPr>
+          <w:p>
+            <w:pPr>
+              <w:snapToGrid w:val="0"/>
+              <w:ind w:right="-29" w:rightChars="-14"/>
+              <w:jc w:val="center"/>
+              <w:rPr>
+                <w:rFonts w:hint="default" w:ascii="Times New Roman" w:hAnsi="Times New Roman" w:eastAsia="微软雅黑" w:cs="Times New Roman"/>
+                <w:b w:val="0"/>
+                <w:bCs w:val="0"/>
+                <w:color w:val="000000"/>
+                <w:sz w:val="18"/>
+                <w:szCs w:val="18"/>
+              </w:rPr>
+            </w:pPr>
+            <w:r>
+              <w:rPr>
+                <w:rFonts w:hint="default" w:ascii="Times New Roman" w:hAnsi="Times New Roman" w:eastAsia="微软雅黑" w:cs="Times New Roman"/>
+                <w:kern w:val="0"/>
+                <w:sz w:val="18"/>
+                <w:szCs w:val="18"/>
+              </w:rPr>
+              <w:t>NCT05609968</w:t>
+            </w:r>
+          </w:p>
+        </w:tc>
+        <w:tc>
+          <w:tcPr>
+            <w:tcW w:w="1725" w:type="dxa"/>
+            <w:tcBorders>
+              <w:tl2br w:val="nil"/>
+              <w:tr2bl w:val="nil"/>
+            </w:tcBorders>
+            <w:shd w:val="clear" w:color="auto" w:fill="auto"/>
+            <w:vAlign w:val="center"/>
+          </w:tcPr>
+          <w:p>
+            <w:pPr>
+              <w:snapToGrid w:val="0"/>
+              <w:jc w:val="center"/>
+              <w:rPr>
+                <w:rFonts w:hint="default" w:ascii="Times New Roman" w:hAnsi="Times New Roman" w:eastAsia="微软雅黑" w:cs="Times New Roman"/>
+                <w:color w:val="000000"/>
+                <w:sz w:val="18"/>
+                <w:szCs w:val="18"/>
+              </w:rPr>
+            </w:pPr>
+            <w:r>
+              <w:rPr>
+                <w:rFonts w:hint="default" w:ascii="Times New Roman" w:hAnsi="Times New Roman" w:eastAsia="微软雅黑" w:cs="Times New Roman"/>
+                <w:kern w:val="0"/>
+                <w:sz w:val="18"/>
+                <w:szCs w:val="18"/>
+              </w:rPr>
+              <w:t>Merck Sharp &amp; Dohme LLC</w:t>
+            </w:r>
+          </w:p>
+        </w:tc>
+        <w:tc>
+          <w:tcPr>
+            <w:tcW w:w="1590" w:type="dxa"/>
+            <w:tcBorders>
+              <w:tl2br w:val="nil"/>
+              <w:tr2bl w:val="nil"/>
+            </w:tcBorders>
+            <w:shd w:val="clear" w:color="auto" w:fill="auto"/>
+            <w:vAlign w:val="center"/>
+          </w:tcPr>
+          <w:p>
+            <w:pPr>
+              <w:snapToGrid w:val="0"/>
+              <w:jc w:val="center"/>
+              <w:rPr>
+                <w:rFonts w:hint="default" w:ascii="Times New Roman" w:hAnsi="Times New Roman" w:eastAsia="微软雅黑" w:cs="Times New Roman"/>
+                <w:color w:val="000000"/>
+                <w:sz w:val="18"/>
+                <w:szCs w:val="18"/>
+              </w:rPr>
+            </w:pPr>
+            <w:r>
+              <w:rPr>
+                <w:rFonts w:hint="default" w:ascii="Times New Roman" w:hAnsi="Times New Roman" w:eastAsia="微软雅黑" w:cs="Times New Roman"/>
+                <w:kern w:val="0"/>
+                <w:sz w:val="18"/>
+                <w:szCs w:val="18"/>
+              </w:rPr>
+              <w:t>戈沙妥珠单抗</w:t>
+            </w:r>
+          </w:p>
+        </w:tc>
+        <w:tc>
+          <w:tcPr>
+            <w:tcW w:w="960" w:type="dxa"/>
+            <w:tcBorders>
+              <w:tl2br w:val="nil"/>
+              <w:tr2bl w:val="nil"/>
+            </w:tcBorders>
+            <w:shd w:val="clear" w:color="auto" w:fill="auto"/>
+            <w:vAlign w:val="center"/>
+          </w:tcPr>
+          <w:p>
+            <w:pPr>
+              <w:snapToGrid w:val="0"/>
+              <w:jc w:val="center"/>
+              <w:rPr>
+                <w:rFonts w:hint="default" w:ascii="Times New Roman" w:hAnsi="Times New Roman" w:eastAsia="微软雅黑" w:cs="Times New Roman"/>
+                <w:color w:val="000000"/>
+                <w:sz w:val="18"/>
+                <w:szCs w:val="18"/>
+              </w:rPr>
+            </w:pPr>
+            <w:r>
+              <w:rPr>
+                <w:rFonts w:hint="default" w:ascii="Times New Roman" w:hAnsi="Times New Roman" w:eastAsia="微软雅黑" w:cs="Times New Roman"/>
+                <w:kern w:val="0"/>
+                <w:sz w:val="18"/>
+                <w:szCs w:val="18"/>
+              </w:rPr>
+              <w:t>TROP2</w:t>
+            </w:r>
+          </w:p>
+        </w:tc>
+        <w:tc>
+          <w:tcPr>
+            <w:tcW w:w="2832" w:type="dxa"/>
+            <w:tcBorders>
+              <w:tl2br w:val="nil"/>
+              <w:tr2bl w:val="nil"/>
+            </w:tcBorders>
+            <w:shd w:val="clear" w:color="auto" w:fill="auto"/>
+            <w:vAlign w:val="center"/>
+          </w:tcPr>
+          <w:p>
+            <w:pPr>
+              <w:snapToGrid w:val="0"/>
+              <w:jc w:val="center"/>
+              <w:rPr>
+                <w:rFonts w:hint="default" w:ascii="Times New Roman" w:hAnsi="Times New Roman" w:eastAsia="微软雅黑" w:cs="Times New Roman"/>
+                <w:color w:val="000000"/>
+                <w:sz w:val="18"/>
+                <w:szCs w:val="18"/>
+              </w:rPr>
+            </w:pPr>
+            <w:r>
+              <w:rPr>
+                <w:rFonts w:hint="default" w:ascii="Times New Roman" w:hAnsi="Times New Roman" w:eastAsia="微软雅黑" w:cs="Times New Roman"/>
+                <w:kern w:val="0"/>
+                <w:sz w:val="18"/>
+                <w:szCs w:val="18"/>
+              </w:rPr>
+              <w:t>非小细胞肺癌</w:t>
+            </w:r>
+          </w:p>
+        </w:tc>
+        <w:tc>
+          <w:tcPr>
+            <w:tcW w:w="1154" w:type="dxa"/>
+            <w:tcBorders>
+              <w:tl2br w:val="nil"/>
+              <w:tr2bl w:val="nil"/>
+            </w:tcBorders>
+            <w:shd w:val="clear" w:color="auto" w:fill="auto"/>
+            <w:vAlign w:val="center"/>
+          </w:tcPr>
+          <w:p>
+            <w:pPr>
+              <w:snapToGrid w:val="0"/>
+              <w:jc w:val="center"/>
+              <w:rPr>
+                <w:rFonts w:hint="default" w:ascii="Times New Roman" w:hAnsi="Times New Roman" w:eastAsia="微软雅黑" w:cs="Times New Roman"/>
+                <w:color w:val="000000"/>
+                <w:sz w:val="18"/>
+                <w:szCs w:val="18"/>
+              </w:rPr>
+            </w:pPr>
+            <w:r>
+              <w:rPr>
+                <w:rFonts w:hint="default" w:ascii="Times New Roman" w:hAnsi="Times New Roman" w:eastAsia="微软雅黑" w:cs="Times New Roman"/>
+                <w:kern w:val="0"/>
+                <w:sz w:val="18"/>
+                <w:szCs w:val="18"/>
+              </w:rPr>
+              <w:t>Ⅲ</w:t>
+            </w:r>
+          </w:p>
+        </w:tc>
+      </w:tr>
+      <w:tr>
+        <w:tblPrEx>
+          <w:tblBorders>
+            <w:top w:val="single" w:color="62B541" w:sz="4" w:space="0"/>
+            <w:left w:val="single" w:color="62B541" w:sz="4" w:space="0"/>
+            <w:bottom w:val="single" w:color="62B541" w:sz="4" w:space="0"/>
+            <w:right w:val="single" w:color="62B541" w:sz="4" w:space="0"/>
+            <w:insideH w:val="single" w:color="62B541" w:sz="4" w:space="0"/>
+            <w:insideV w:val="single" w:color="62B541" w:sz="4" w:space="0"/>
+          </w:tblBorders>
+          <w:tblCellMar>
+            <w:top w:w="0" w:type="dxa"/>
+            <w:left w:w="108" w:type="dxa"/>
+            <w:bottom w:w="0" w:type="dxa"/>
+            <w:right w:w="108" w:type="dxa"/>
+          </w:tblCellMar>
+        </w:tblPrEx>
+        <w:trPr>
+          <w:trHeight w:val="622" w:hRule="atLeast"/>
+          <w:jc w:val="center"/>
+        </w:trPr>
+        <w:tc>
+          <w:tcPr>
+            <w:tcW w:w="1516" w:type="dxa"/>
+            <w:tcBorders>
+              <w:tl2br w:val="nil"/>
+              <w:tr2bl w:val="nil"/>
+            </w:tcBorders>
+            <w:shd w:val="clear" w:color="auto" w:fill="auto"/>
+            <w:vAlign w:val="center"/>
+          </w:tcPr>
+          <w:p>
+            <w:pPr>
+              <w:snapToGrid w:val="0"/>
+              <w:ind w:right="-29" w:rightChars="-14"/>
+              <w:jc w:val="center"/>
+              <w:rPr>
+                <w:rFonts w:hint="default" w:ascii="Times New Roman" w:hAnsi="Times New Roman" w:eastAsia="微软雅黑" w:cs="Times New Roman"/>
+                <w:kern w:val="0"/>
+                <w:sz w:val="18"/>
+                <w:szCs w:val="18"/>
+              </w:rPr>
+            </w:pPr>
+            <w:r>
+              <w:rPr>
+                <w:rFonts w:hint="default" w:ascii="Times New Roman" w:hAnsi="Times New Roman" w:eastAsia="微软雅黑" w:cs="Times New Roman"/>
+                <w:kern w:val="0"/>
+                <w:sz w:val="18"/>
+                <w:szCs w:val="18"/>
+              </w:rPr>
+              <w:t>NCT04595565</w:t>
+            </w:r>
+          </w:p>
+        </w:tc>
+        <w:tc>
+          <w:tcPr>
+            <w:tcW w:w="1725" w:type="dxa"/>
+            <w:tcBorders>
+              <w:tl2br w:val="nil"/>
+              <w:tr2bl w:val="nil"/>
+            </w:tcBorders>
+            <w:shd w:val="clear" w:color="auto" w:fill="auto"/>
+            <w:vAlign w:val="center"/>
+          </w:tcPr>
+          <w:p>
+            <w:pPr>
+              <w:snapToGrid w:val="0"/>
+              <w:jc w:val="center"/>
+              <w:rPr>
+                <w:rFonts w:hint="default" w:ascii="Times New Roman" w:hAnsi="Times New Roman" w:eastAsia="微软雅黑" w:cs="Times New Roman"/>
+                <w:kern w:val="0"/>
+                <w:sz w:val="18"/>
+                <w:szCs w:val="18"/>
+              </w:rPr>
+            </w:pPr>
+            <w:r>
+              <w:rPr>
+                <w:rFonts w:hint="default" w:ascii="Times New Roman" w:hAnsi="Times New Roman" w:eastAsia="微软雅黑" w:cs="Times New Roman"/>
+                <w:kern w:val="0"/>
+                <w:sz w:val="18"/>
+                <w:szCs w:val="18"/>
+              </w:rPr>
+              <w:t>German Breast Group</w:t>
+            </w:r>
+          </w:p>
+        </w:tc>
+        <w:tc>
+          <w:tcPr>
+            <w:tcW w:w="1590" w:type="dxa"/>
+            <w:tcBorders>
+              <w:tl2br w:val="nil"/>
+              <w:tr2bl w:val="nil"/>
+            </w:tcBorders>
+            <w:shd w:val="clear" w:color="auto" w:fill="auto"/>
+            <w:vAlign w:val="center"/>
+          </w:tcPr>
+          <w:p>
+            <w:pPr>
+              <w:snapToGrid w:val="0"/>
+              <w:jc w:val="center"/>
+              <w:rPr>
+                <w:rFonts w:hint="default" w:ascii="Times New Roman" w:hAnsi="Times New Roman" w:eastAsia="微软雅黑" w:cs="Times New Roman"/>
+                <w:kern w:val="0"/>
+                <w:sz w:val="18"/>
+                <w:szCs w:val="18"/>
+              </w:rPr>
+            </w:pPr>
+            <w:r>
+              <w:rPr>
+                <w:rFonts w:hint="default" w:ascii="Times New Roman" w:hAnsi="Times New Roman" w:eastAsia="微软雅黑" w:cs="Times New Roman"/>
+                <w:kern w:val="0"/>
+                <w:sz w:val="18"/>
+                <w:szCs w:val="18"/>
+              </w:rPr>
+              <w:t>戈沙妥珠单抗</w:t>
+            </w:r>
+          </w:p>
+        </w:tc>
+        <w:tc>
+          <w:tcPr>
+            <w:tcW w:w="960" w:type="dxa"/>
+            <w:tcBorders>
+              <w:tl2br w:val="nil"/>
+              <w:tr2bl w:val="nil"/>
+            </w:tcBorders>
+            <w:shd w:val="clear" w:color="auto" w:fill="auto"/>
+            <w:vAlign w:val="center"/>
+          </w:tcPr>
+          <w:p>
+            <w:pPr>
+              <w:snapToGrid w:val="0"/>
+              <w:jc w:val="center"/>
+              <w:rPr>
+                <w:rFonts w:hint="default" w:ascii="Times New Roman" w:hAnsi="Times New Roman" w:eastAsia="微软雅黑" w:cs="Times New Roman"/>
+                <w:kern w:val="0"/>
+                <w:sz w:val="18"/>
+                <w:szCs w:val="18"/>
+              </w:rPr>
+            </w:pPr>
+            <w:r>
+              <w:rPr>
+                <w:rFonts w:hint="default" w:ascii="Times New Roman" w:hAnsi="Times New Roman" w:eastAsia="微软雅黑" w:cs="Times New Roman"/>
+                <w:kern w:val="0"/>
+                <w:sz w:val="18"/>
+                <w:szCs w:val="18"/>
+              </w:rPr>
+              <w:t>TROP2</w:t>
+            </w:r>
+          </w:p>
+        </w:tc>
+        <w:tc>
+          <w:tcPr>
+            <w:tcW w:w="2832" w:type="dxa"/>
+            <w:tcBorders>
+              <w:tl2br w:val="nil"/>
+              <w:tr2bl w:val="nil"/>
+            </w:tcBorders>
+            <w:shd w:val="clear" w:color="auto" w:fill="auto"/>
+            <w:vAlign w:val="center"/>
+          </w:tcPr>
+          <w:p>
+            <w:pPr>
+              <w:snapToGrid w:val="0"/>
+              <w:jc w:val="center"/>
+              <w:rPr>
+                <w:rFonts w:hint="default" w:ascii="Times New Roman" w:hAnsi="Times New Roman" w:eastAsia="微软雅黑" w:cs="Times New Roman"/>
+                <w:kern w:val="0"/>
+                <w:sz w:val="18"/>
+                <w:szCs w:val="18"/>
+                <w:lang w:val="en-US" w:eastAsia="zh-CN"/>
+              </w:rPr>
+            </w:pPr>
+            <w:r>
+              <w:rPr>
+                <w:rFonts w:hint="default" w:ascii="Times New Roman" w:hAnsi="Times New Roman" w:eastAsia="微软雅黑" w:cs="Times New Roman"/>
+                <w:kern w:val="0"/>
+                <w:sz w:val="18"/>
+                <w:szCs w:val="18"/>
+                <w:lang w:val="en-US" w:eastAsia="zh-CN"/>
+              </w:rPr>
+              <w:t>HER2受体阴性乳腺癌、</w:t>
+            </w:r>
+          </w:p>
+          <w:p>
+            <w:pPr>
+              <w:snapToGrid w:val="0"/>
+              <w:jc w:val="center"/>
+              <w:rPr>
+                <w:rFonts w:hint="default" w:ascii="Times New Roman" w:hAnsi="Times New Roman" w:eastAsia="微软雅黑" w:cs="Times New Roman"/>
+                <w:kern w:val="0"/>
+                <w:sz w:val="18"/>
+                <w:szCs w:val="18"/>
+              </w:rPr>
+            </w:pPr>
+            <w:r>
+              <w:rPr>
+                <w:rFonts w:hint="default" w:ascii="Times New Roman" w:hAnsi="Times New Roman" w:eastAsia="微软雅黑" w:cs="Times New Roman"/>
+                <w:kern w:val="0"/>
+                <w:sz w:val="18"/>
+                <w:szCs w:val="18"/>
+                <w:lang w:val="en-US" w:eastAsia="zh-CN"/>
+              </w:rPr>
+              <w:t>三阴性乳腺癌</w:t>
+            </w:r>
+          </w:p>
+        </w:tc>
+        <w:tc>
+          <w:tcPr>
+            <w:tcW w:w="1154" w:type="dxa"/>
+            <w:tcBorders>
+              <w:tl2br w:val="nil"/>
+              <w:tr2bl w:val="nil"/>
+            </w:tcBorders>
+            <w:shd w:val="clear" w:color="auto" w:fill="auto"/>
+            <w:vAlign w:val="center"/>
+          </w:tcPr>
+          <w:p>
+            <w:pPr>
+              <w:snapToGrid w:val="0"/>
+              <w:jc w:val="center"/>
+              <w:rPr>
+                <w:rFonts w:hint="default" w:ascii="Times New Roman" w:hAnsi="Times New Roman" w:eastAsia="微软雅黑" w:cs="Times New Roman"/>
+                <w:kern w:val="0"/>
+                <w:sz w:val="18"/>
+                <w:szCs w:val="18"/>
+              </w:rPr>
+            </w:pPr>
+            <w:r>
+              <w:rPr>
+                <w:rFonts w:hint="default" w:ascii="Times New Roman" w:hAnsi="Times New Roman" w:eastAsia="微软雅黑" w:cs="Times New Roman"/>
+                <w:kern w:val="0"/>
+                <w:sz w:val="18"/>
+                <w:szCs w:val="18"/>
+              </w:rPr>
+              <w:t>Ⅲ</w:t>
+            </w:r>
+          </w:p>
+        </w:tc>
+      </w:tr>
+      <w:tr>
+        <w:tblPrEx>
+          <w:tblBorders>
+            <w:top w:val="single" w:color="62B541" w:sz="4" w:space="0"/>
+            <w:left w:val="single" w:color="62B541" w:sz="4" w:space="0"/>
+            <w:bottom w:val="single" w:color="62B541" w:sz="4" w:space="0"/>
+            <w:right w:val="single" w:color="62B541" w:sz="4" w:space="0"/>
+            <w:insideH w:val="single" w:color="62B541" w:sz="4" w:space="0"/>
+            <w:insideV w:val="single" w:color="62B541" w:sz="4" w:space="0"/>
+          </w:tblBorders>
+          <w:tblCellMar>
+            <w:top w:w="0" w:type="dxa"/>
+            <w:left w:w="108" w:type="dxa"/>
+            <w:bottom w:w="0" w:type="dxa"/>
+            <w:right w:w="108" w:type="dxa"/>
+          </w:tblCellMar>
+        </w:tblPrEx>
+        <w:trPr>
+          <w:trHeight w:val="622" w:hRule="atLeast"/>
+          <w:jc w:val="center"/>
+        </w:trPr>
+        <w:tc>
+          <w:tcPr>
+            <w:tcW w:w="1516" w:type="dxa"/>
+            <w:tcBorders>
+              <w:tl2br w:val="nil"/>
+              <w:tr2bl w:val="nil"/>
+            </w:tcBorders>
+            <w:shd w:val="clear" w:color="auto" w:fill="auto"/>
+            <w:vAlign w:val="center"/>
+          </w:tcPr>
+          <w:p>
+            <w:pPr>
+              <w:snapToGrid w:val="0"/>
+              <w:ind w:right="-29" w:rightChars="-14"/>
+              <w:jc w:val="center"/>
+              <w:rPr>
+                <w:rFonts w:hint="default" w:ascii="Times New Roman" w:hAnsi="Times New Roman" w:eastAsia="微软雅黑" w:cs="Times New Roman"/>
+                <w:kern w:val="0"/>
+                <w:sz w:val="18"/>
+                <w:szCs w:val="18"/>
+              </w:rPr>
+            </w:pPr>
+            <w:r>
+              <w:rPr>
+                <w:rFonts w:hint="default" w:ascii="Times New Roman" w:hAnsi="Times New Roman" w:eastAsia="微软雅黑" w:cs="Times New Roman"/>
+                <w:kern w:val="0"/>
+                <w:sz w:val="18"/>
+                <w:szCs w:val="18"/>
+              </w:rPr>
+              <w:t>NCT04639986</w:t>
+            </w:r>
+          </w:p>
+        </w:tc>
+        <w:tc>
+          <w:tcPr>
+            <w:tcW w:w="1725" w:type="dxa"/>
+            <w:tcBorders>
+              <w:tl2br w:val="nil"/>
+              <w:tr2bl w:val="nil"/>
+            </w:tcBorders>
+            <w:shd w:val="clear" w:color="auto" w:fill="auto"/>
+            <w:vAlign w:val="center"/>
+          </w:tcPr>
+          <w:p>
+            <w:pPr>
+              <w:snapToGrid w:val="0"/>
+              <w:jc w:val="center"/>
+              <w:rPr>
+                <w:rFonts w:hint="default" w:ascii="Times New Roman" w:hAnsi="Times New Roman" w:eastAsia="微软雅黑" w:cs="Times New Roman"/>
+                <w:kern w:val="0"/>
+                <w:sz w:val="18"/>
+                <w:szCs w:val="18"/>
+              </w:rPr>
+            </w:pPr>
+            <w:r>
+              <w:rPr>
+                <w:rFonts w:hint="default" w:ascii="Times New Roman" w:hAnsi="Times New Roman" w:eastAsia="微软雅黑" w:cs="Times New Roman"/>
+                <w:kern w:val="0"/>
+                <w:sz w:val="18"/>
+                <w:szCs w:val="18"/>
+              </w:rPr>
+              <w:t>Gilead Sciences</w:t>
+            </w:r>
+          </w:p>
+        </w:tc>
+        <w:tc>
+          <w:tcPr>
+            <w:tcW w:w="1590" w:type="dxa"/>
+            <w:tcBorders>
+              <w:tl2br w:val="nil"/>
+              <w:tr2bl w:val="nil"/>
+            </w:tcBorders>
+            <w:shd w:val="clear" w:color="auto" w:fill="auto"/>
+            <w:vAlign w:val="center"/>
+          </w:tcPr>
+          <w:p>
+            <w:pPr>
+              <w:snapToGrid w:val="0"/>
+              <w:jc w:val="center"/>
+              <w:rPr>
+                <w:rFonts w:hint="default" w:ascii="Times New Roman" w:hAnsi="Times New Roman" w:eastAsia="微软雅黑" w:cs="Times New Roman"/>
+                <w:kern w:val="0"/>
+                <w:sz w:val="18"/>
+                <w:szCs w:val="18"/>
+              </w:rPr>
+            </w:pPr>
+            <w:r>
+              <w:rPr>
+                <w:rFonts w:hint="default" w:ascii="Times New Roman" w:hAnsi="Times New Roman" w:eastAsia="微软雅黑" w:cs="Times New Roman"/>
+                <w:kern w:val="0"/>
+                <w:sz w:val="18"/>
+                <w:szCs w:val="18"/>
+              </w:rPr>
+              <w:t>戈沙妥珠单抗</w:t>
+            </w:r>
+          </w:p>
+        </w:tc>
+        <w:tc>
+          <w:tcPr>
+            <w:tcW w:w="960" w:type="dxa"/>
+            <w:tcBorders>
+              <w:tl2br w:val="nil"/>
+              <w:tr2bl w:val="nil"/>
+            </w:tcBorders>
+            <w:shd w:val="clear" w:color="auto" w:fill="auto"/>
+            <w:vAlign w:val="center"/>
+          </w:tcPr>
+          <w:p>
+            <w:pPr>
+              <w:snapToGrid w:val="0"/>
+              <w:jc w:val="center"/>
+              <w:rPr>
+                <w:rFonts w:hint="default" w:ascii="Times New Roman" w:hAnsi="Times New Roman" w:eastAsia="微软雅黑" w:cs="Times New Roman"/>
+                <w:kern w:val="0"/>
+                <w:sz w:val="18"/>
+                <w:szCs w:val="18"/>
+              </w:rPr>
+            </w:pPr>
+            <w:r>
+              <w:rPr>
+                <w:rFonts w:hint="default" w:ascii="Times New Roman" w:hAnsi="Times New Roman" w:eastAsia="微软雅黑" w:cs="Times New Roman"/>
+                <w:kern w:val="0"/>
+                <w:sz w:val="18"/>
+                <w:szCs w:val="18"/>
+              </w:rPr>
+              <w:t>TROP2</w:t>
+            </w:r>
+          </w:p>
+        </w:tc>
+        <w:tc>
+          <w:tcPr>
+            <w:tcW w:w="2832" w:type="dxa"/>
+            <w:tcBorders>
+              <w:tl2br w:val="nil"/>
+              <w:tr2bl w:val="nil"/>
+            </w:tcBorders>
+            <w:shd w:val="clear" w:color="auto" w:fill="auto"/>
+            <w:vAlign w:val="center"/>
+          </w:tcPr>
+          <w:p>
+            <w:pPr>
+              <w:snapToGrid w:val="0"/>
+              <w:jc w:val="center"/>
+              <w:rPr>
+                <w:rFonts w:hint="default" w:ascii="Times New Roman" w:hAnsi="Times New Roman" w:eastAsia="微软雅黑" w:cs="Times New Roman"/>
+                <w:kern w:val="0"/>
+                <w:sz w:val="18"/>
+                <w:szCs w:val="18"/>
+              </w:rPr>
+            </w:pPr>
+            <w:r>
+              <w:rPr>
+                <w:rFonts w:hint="default" w:ascii="Times New Roman" w:hAnsi="Times New Roman" w:eastAsia="微软雅黑" w:cs="Times New Roman"/>
+                <w:kern w:val="0"/>
+                <w:sz w:val="18"/>
+                <w:szCs w:val="18"/>
+                <w:lang w:val="en-US" w:eastAsia="zh-CN"/>
+              </w:rPr>
+              <w:t>HER2受体阴性乳腺癌</w:t>
+            </w:r>
+          </w:p>
+        </w:tc>
+        <w:tc>
+          <w:tcPr>
+            <w:tcW w:w="1154" w:type="dxa"/>
+            <w:tcBorders>
+              <w:tl2br w:val="nil"/>
+              <w:tr2bl w:val="nil"/>
+            </w:tcBorders>
+            <w:shd w:val="clear" w:color="auto" w:fill="auto"/>
+            <w:vAlign w:val="center"/>
+          </w:tcPr>
+          <w:p>
+            <w:pPr>
+              <w:snapToGrid w:val="0"/>
+              <w:jc w:val="center"/>
+              <w:rPr>
+                <w:rFonts w:hint="default" w:ascii="Times New Roman" w:hAnsi="Times New Roman" w:eastAsia="微软雅黑" w:cs="Times New Roman"/>
+                <w:kern w:val="0"/>
+                <w:sz w:val="18"/>
+                <w:szCs w:val="18"/>
+              </w:rPr>
+            </w:pPr>
+            <w:r>
+              <w:rPr>
+                <w:rFonts w:hint="default" w:ascii="Times New Roman" w:hAnsi="Times New Roman" w:eastAsia="微软雅黑" w:cs="Times New Roman"/>
+                <w:kern w:val="0"/>
+                <w:sz w:val="18"/>
+                <w:szCs w:val="18"/>
+              </w:rPr>
+              <w:t>Ⅲ</w:t>
+            </w:r>
+          </w:p>
+        </w:tc>
+      </w:tr>
+      <w:tr>
+        <w:tblPrEx>
+          <w:tblBorders>
+            <w:top w:val="single" w:color="62B541" w:sz="4" w:space="0"/>
+            <w:left w:val="single" w:color="62B541" w:sz="4" w:space="0"/>
+            <w:bottom w:val="single" w:color="62B541" w:sz="4" w:space="0"/>
+            <w:right w:val="single" w:color="62B541" w:sz="4" w:space="0"/>
+            <w:insideH w:val="single" w:color="62B541" w:sz="4" w:space="0"/>
+            <w:insideV w:val="single" w:color="62B541" w:sz="4" w:space="0"/>
+          </w:tblBorders>
+          <w:tblCellMar>
+            <w:top w:w="0" w:type="dxa"/>
+            <w:left w:w="108" w:type="dxa"/>
+            <w:bottom w:w="0" w:type="dxa"/>
+            <w:right w:w="108" w:type="dxa"/>
+          </w:tblCellMar>
+        </w:tblPrEx>
+        <w:trPr>
+          <w:trHeight w:val="622" w:hRule="atLeast"/>
+          <w:jc w:val="center"/>
+        </w:trPr>
+        <w:tc>
+          <w:tcPr>
+            <w:tcW w:w="1516" w:type="dxa"/>
+            <w:tcBorders>
+              <w:tl2br w:val="nil"/>
+              <w:tr2bl w:val="nil"/>
+            </w:tcBorders>
+            <w:shd w:val="clear" w:color="auto" w:fill="auto"/>
+            <w:vAlign w:val="center"/>
+          </w:tcPr>
+          <w:p>
+            <w:pPr>
+              <w:snapToGrid w:val="0"/>
+              <w:ind w:right="-29" w:rightChars="-14"/>
+              <w:jc w:val="center"/>
+              <w:rPr>
+                <w:rFonts w:hint="default" w:ascii="Times New Roman" w:hAnsi="Times New Roman" w:eastAsia="微软雅黑" w:cs="Times New Roman"/>
+                <w:b w:val="0"/>
+                <w:bCs w:val="0"/>
+                <w:color w:val="000000"/>
+                <w:sz w:val="18"/>
+                <w:szCs w:val="18"/>
+              </w:rPr>
+            </w:pPr>
+            <w:r>
+              <w:rPr>
+                <w:rFonts w:hint="default" w:ascii="Times New Roman" w:hAnsi="Times New Roman" w:eastAsia="微软雅黑" w:cs="Times New Roman"/>
+                <w:kern w:val="0"/>
+                <w:sz w:val="18"/>
+                <w:szCs w:val="18"/>
+              </w:rPr>
+              <w:t>NCT05922930</w:t>
+            </w:r>
+          </w:p>
+        </w:tc>
+        <w:tc>
+          <w:tcPr>
+            <w:tcW w:w="1725" w:type="dxa"/>
+            <w:tcBorders>
+              <w:tl2br w:val="nil"/>
+              <w:tr2bl w:val="nil"/>
+            </w:tcBorders>
+            <w:shd w:val="clear" w:color="auto" w:fill="auto"/>
+            <w:vAlign w:val="center"/>
+          </w:tcPr>
+          <w:p>
+            <w:pPr>
+              <w:snapToGrid w:val="0"/>
+              <w:jc w:val="center"/>
+              <w:rPr>
+                <w:rFonts w:hint="default" w:ascii="Times New Roman" w:hAnsi="Times New Roman" w:eastAsia="微软雅黑" w:cs="Times New Roman"/>
+                <w:color w:val="000000"/>
+                <w:sz w:val="18"/>
+                <w:szCs w:val="18"/>
+              </w:rPr>
+            </w:pPr>
+            <w:r>
+              <w:rPr>
+                <w:rFonts w:hint="default" w:ascii="Times New Roman" w:hAnsi="Times New Roman" w:eastAsia="微软雅黑" w:cs="Times New Roman"/>
+                <w:kern w:val="0"/>
+                <w:sz w:val="18"/>
+                <w:szCs w:val="18"/>
+              </w:rPr>
+              <w:t>M.D. Anderson Cancer Center</w:t>
+            </w:r>
+          </w:p>
+        </w:tc>
+        <w:tc>
+          <w:tcPr>
+            <w:tcW w:w="1590" w:type="dxa"/>
+            <w:tcBorders>
+              <w:tl2br w:val="nil"/>
+              <w:tr2bl w:val="nil"/>
+            </w:tcBorders>
+            <w:shd w:val="clear" w:color="auto" w:fill="auto"/>
+            <w:vAlign w:val="center"/>
+          </w:tcPr>
+          <w:p>
+            <w:pPr>
+              <w:snapToGrid w:val="0"/>
+              <w:jc w:val="center"/>
+              <w:rPr>
+                <w:rFonts w:hint="default" w:ascii="Times New Roman" w:hAnsi="Times New Roman" w:eastAsia="微软雅黑" w:cs="Times New Roman"/>
+                <w:color w:val="000000"/>
+                <w:sz w:val="18"/>
+                <w:szCs w:val="18"/>
+                <w:highlight w:val="none"/>
+              </w:rPr>
+            </w:pPr>
+            <w:r>
+              <w:rPr>
+                <w:rFonts w:hint="default" w:ascii="Times New Roman" w:hAnsi="Times New Roman" w:eastAsia="微软雅黑" w:cs="Times New Roman"/>
+                <w:kern w:val="0"/>
+                <w:sz w:val="18"/>
+                <w:szCs w:val="18"/>
+                <w:highlight w:val="none"/>
+              </w:rPr>
+              <w:t>TROP2-CAR-NK</w:t>
+            </w:r>
+          </w:p>
+        </w:tc>
+        <w:tc>
+          <w:tcPr>
+            <w:tcW w:w="960" w:type="dxa"/>
+            <w:tcBorders>
+              <w:tl2br w:val="nil"/>
+              <w:tr2bl w:val="nil"/>
+            </w:tcBorders>
+            <w:shd w:val="clear" w:color="auto" w:fill="auto"/>
+            <w:vAlign w:val="center"/>
+          </w:tcPr>
+          <w:p>
+            <w:pPr>
+              <w:snapToGrid w:val="0"/>
+              <w:jc w:val="center"/>
+              <w:rPr>
+                <w:rFonts w:hint="default" w:ascii="Times New Roman" w:hAnsi="Times New Roman" w:eastAsia="微软雅黑" w:cs="Times New Roman"/>
+                <w:color w:val="000000"/>
+                <w:sz w:val="18"/>
+                <w:szCs w:val="18"/>
+                <w:highlight w:val="none"/>
+              </w:rPr>
+            </w:pPr>
+            <w:r>
+              <w:rPr>
+                <w:rFonts w:hint="default" w:ascii="Times New Roman" w:hAnsi="Times New Roman" w:eastAsia="微软雅黑" w:cs="Times New Roman"/>
+                <w:kern w:val="0"/>
+                <w:sz w:val="18"/>
+                <w:szCs w:val="18"/>
+                <w:highlight w:val="none"/>
+              </w:rPr>
+              <w:t>TROP2</w:t>
+            </w:r>
+          </w:p>
+        </w:tc>
+        <w:tc>
+          <w:tcPr>
+            <w:tcW w:w="2832" w:type="dxa"/>
+            <w:tcBorders>
+              <w:tl2br w:val="nil"/>
+              <w:tr2bl w:val="nil"/>
+            </w:tcBorders>
+            <w:shd w:val="clear" w:color="auto" w:fill="auto"/>
+            <w:vAlign w:val="center"/>
+          </w:tcPr>
+          <w:p>
+            <w:pPr>
+              <w:snapToGrid w:val="0"/>
+              <w:jc w:val="center"/>
+              <w:rPr>
+                <w:rFonts w:hint="default" w:ascii="Times New Roman" w:hAnsi="Times New Roman" w:eastAsia="微软雅黑" w:cs="Times New Roman"/>
+                <w:kern w:val="0"/>
+                <w:sz w:val="18"/>
+                <w:szCs w:val="18"/>
+                <w:lang w:val="en-US" w:eastAsia="zh-CN"/>
+              </w:rPr>
+            </w:pPr>
+            <w:r>
+              <w:rPr>
+                <w:rFonts w:hint="default" w:ascii="Times New Roman" w:hAnsi="Times New Roman" w:eastAsia="微软雅黑" w:cs="Times New Roman"/>
+                <w:kern w:val="0"/>
+                <w:sz w:val="18"/>
+                <w:szCs w:val="18"/>
+                <w:lang w:val="en-US" w:eastAsia="zh-CN"/>
+              </w:rPr>
+              <w:t>卵巢癌、腹膜癌症、输卵管癌、</w:t>
+            </w:r>
+          </w:p>
+          <w:p>
+            <w:pPr>
+              <w:snapToGrid w:val="0"/>
+              <w:jc w:val="center"/>
+              <w:rPr>
+                <w:rFonts w:hint="default" w:ascii="Times New Roman" w:hAnsi="Times New Roman" w:eastAsia="微软雅黑" w:cs="Times New Roman"/>
+                <w:color w:val="000000"/>
+                <w:sz w:val="18"/>
+                <w:szCs w:val="18"/>
+                <w:lang w:val="en-US" w:eastAsia="zh-CN"/>
+              </w:rPr>
+            </w:pPr>
+            <w:r>
+              <w:rPr>
+                <w:rFonts w:hint="default" w:ascii="Times New Roman" w:hAnsi="Times New Roman" w:eastAsia="微软雅黑" w:cs="Times New Roman"/>
+                <w:kern w:val="0"/>
+                <w:sz w:val="18"/>
+                <w:szCs w:val="18"/>
+                <w:lang w:val="en-US" w:eastAsia="zh-CN"/>
+              </w:rPr>
+              <w:t>中肾样腺癌、胰腺癌</w:t>
+            </w:r>
+          </w:p>
+        </w:tc>
+        <w:tc>
+          <w:tcPr>
+            <w:tcW w:w="1154" w:type="dxa"/>
+            <w:tcBorders>
+              <w:tl2br w:val="nil"/>
+              <w:tr2bl w:val="nil"/>
+            </w:tcBorders>
+            <w:shd w:val="clear" w:color="auto" w:fill="auto"/>
+            <w:vAlign w:val="center"/>
+          </w:tcPr>
+          <w:p>
+            <w:pPr>
+              <w:snapToGrid w:val="0"/>
+              <w:jc w:val="center"/>
+              <w:rPr>
+                <w:rFonts w:hint="default" w:ascii="Times New Roman" w:hAnsi="Times New Roman" w:eastAsia="微软雅黑" w:cs="Times New Roman"/>
+                <w:color w:val="000000"/>
+                <w:sz w:val="18"/>
+                <w:szCs w:val="18"/>
+                <w:lang w:val="en-US" w:eastAsia="zh-CN"/>
+              </w:rPr>
+            </w:pPr>
+            <w:r>
+              <w:rPr>
+                <w:rFonts w:hint="default" w:ascii="Times New Roman" w:hAnsi="Times New Roman" w:eastAsia="微软雅黑" w:cs="Times New Roman"/>
+                <w:kern w:val="0"/>
+                <w:sz w:val="18"/>
+                <w:szCs w:val="18"/>
+              </w:rPr>
+              <w:t>Ⅰ/Ⅱ</w:t>
+            </w:r>
+          </w:p>
+        </w:tc>
+      </w:tr>
+      <w:tr>
+        <w:tblPrEx>
+          <w:tblBorders>
+            <w:top w:val="single" w:color="62B541" w:sz="4" w:space="0"/>
+            <w:left w:val="single" w:color="62B541" w:sz="4" w:space="0"/>
+            <w:bottom w:val="single" w:color="62B541" w:sz="4" w:space="0"/>
+            <w:right w:val="single" w:color="62B541" w:sz="4" w:space="0"/>
+            <w:insideH w:val="single" w:color="62B541" w:sz="4" w:space="0"/>
+            <w:insideV w:val="single" w:color="62B541" w:sz="4" w:space="0"/>
+          </w:tblBorders>
+          <w:tblCellMar>
+            <w:top w:w="0" w:type="dxa"/>
+            <w:left w:w="108" w:type="dxa"/>
+            <w:bottom w:w="0" w:type="dxa"/>
+            <w:right w:w="108" w:type="dxa"/>
+          </w:tblCellMar>
+        </w:tblPrEx>
+        <w:trPr>
+          <w:trHeight w:val="622" w:hRule="atLeast"/>
+          <w:jc w:val="center"/>
+        </w:trPr>
+        <w:tc>
+          <w:tcPr>
+            <w:tcW w:w="1516" w:type="dxa"/>
+            <w:tcBorders>
+              <w:tl2br w:val="nil"/>
+              <w:tr2bl w:val="nil"/>
+            </w:tcBorders>
+            <w:shd w:val="clear" w:color="auto" w:fill="auto"/>
+            <w:vAlign w:val="center"/>
+          </w:tcPr>
+          <w:p>
+            <w:pPr>
+              <w:snapToGrid w:val="0"/>
+              <w:ind w:right="-29" w:rightChars="-14"/>
+              <w:jc w:val="center"/>
+              <w:rPr>
+                <w:rFonts w:hint="default" w:ascii="Times New Roman" w:hAnsi="Times New Roman" w:eastAsia="微软雅黑" w:cs="Times New Roman"/>
+                <w:b w:val="0"/>
+                <w:bCs w:val="0"/>
+                <w:color w:val="000000"/>
+                <w:sz w:val="18"/>
+                <w:szCs w:val="18"/>
+              </w:rPr>
+            </w:pPr>
+            <w:r>
+              <w:rPr>
+                <w:rFonts w:hint="default" w:ascii="Times New Roman" w:hAnsi="Times New Roman" w:eastAsia="微软雅黑" w:cs="Times New Roman"/>
+                <w:color w:val="000000"/>
+                <w:kern w:val="0"/>
+                <w:sz w:val="18"/>
+                <w:szCs w:val="18"/>
+              </w:rPr>
+              <w:t>NCT05941507</w:t>
+            </w:r>
+          </w:p>
+        </w:tc>
+        <w:tc>
+          <w:tcPr>
+            <w:tcW w:w="1725" w:type="dxa"/>
+            <w:tcBorders>
+              <w:tl2br w:val="nil"/>
+              <w:tr2bl w:val="nil"/>
+            </w:tcBorders>
+            <w:shd w:val="clear" w:color="auto" w:fill="auto"/>
+            <w:vAlign w:val="center"/>
+          </w:tcPr>
+          <w:p>
+            <w:pPr>
+              <w:snapToGrid w:val="0"/>
+              <w:jc w:val="center"/>
+              <w:rPr>
+                <w:rFonts w:hint="default" w:ascii="Times New Roman" w:hAnsi="Times New Roman" w:eastAsia="微软雅黑" w:cs="Times New Roman"/>
+                <w:color w:val="000000"/>
+                <w:sz w:val="18"/>
+                <w:szCs w:val="18"/>
+              </w:rPr>
+            </w:pPr>
+            <w:r>
+              <w:rPr>
+                <w:rFonts w:hint="default" w:ascii="Times New Roman" w:hAnsi="Times New Roman" w:eastAsia="微软雅黑" w:cs="Times New Roman"/>
+                <w:i w:val="0"/>
+                <w:iCs w:val="0"/>
+                <w:caps w:val="0"/>
+                <w:spacing w:val="0"/>
+                <w:kern w:val="0"/>
+                <w:sz w:val="18"/>
+                <w:szCs w:val="18"/>
+                <w:shd w:val="clear"/>
+              </w:rPr>
+              <w:t>LigaChem Biosciences, Inc</w:t>
+            </w:r>
+          </w:p>
+        </w:tc>
+        <w:tc>
+          <w:tcPr>
+            <w:tcW w:w="1590" w:type="dxa"/>
+            <w:tcBorders>
+              <w:tl2br w:val="nil"/>
+              <w:tr2bl w:val="nil"/>
+            </w:tcBorders>
+            <w:shd w:val="clear" w:color="auto" w:fill="auto"/>
+            <w:vAlign w:val="center"/>
+          </w:tcPr>
+          <w:p>
+            <w:pPr>
+              <w:snapToGrid w:val="0"/>
+              <w:jc w:val="center"/>
+              <w:rPr>
+                <w:rFonts w:hint="default" w:ascii="Times New Roman" w:hAnsi="Times New Roman" w:eastAsia="微软雅黑" w:cs="Times New Roman"/>
+                <w:color w:val="000000"/>
+                <w:sz w:val="18"/>
+                <w:szCs w:val="18"/>
+              </w:rPr>
+            </w:pPr>
+            <w:r>
+              <w:rPr>
+                <w:rFonts w:hint="default" w:ascii="Times New Roman" w:hAnsi="Times New Roman" w:eastAsia="微软雅黑" w:cs="Times New Roman"/>
+                <w:color w:val="000000"/>
+                <w:kern w:val="0"/>
+                <w:sz w:val="18"/>
+                <w:szCs w:val="18"/>
+              </w:rPr>
+              <w:t>LCB84</w:t>
+            </w:r>
+          </w:p>
+        </w:tc>
+        <w:tc>
+          <w:tcPr>
+            <w:tcW w:w="960" w:type="dxa"/>
+            <w:tcBorders>
+              <w:tl2br w:val="nil"/>
+              <w:tr2bl w:val="nil"/>
+            </w:tcBorders>
+            <w:shd w:val="clear" w:color="auto" w:fill="auto"/>
+            <w:vAlign w:val="center"/>
+          </w:tcPr>
+          <w:p>
+            <w:pPr>
+              <w:snapToGrid w:val="0"/>
+              <w:jc w:val="center"/>
+              <w:rPr>
+                <w:rFonts w:hint="default" w:ascii="Times New Roman" w:hAnsi="Times New Roman" w:eastAsia="微软雅黑" w:cs="Times New Roman"/>
+                <w:color w:val="000000"/>
+                <w:sz w:val="18"/>
+                <w:szCs w:val="18"/>
+              </w:rPr>
+            </w:pPr>
+            <w:r>
+              <w:rPr>
+                <w:rFonts w:hint="default" w:ascii="Times New Roman" w:hAnsi="Times New Roman" w:eastAsia="微软雅黑" w:cs="Times New Roman"/>
+                <w:color w:val="000000"/>
+                <w:kern w:val="0"/>
+                <w:sz w:val="18"/>
+                <w:szCs w:val="18"/>
+              </w:rPr>
+              <w:t>TROP2</w:t>
+            </w:r>
+          </w:p>
+        </w:tc>
+        <w:tc>
+          <w:tcPr>
+            <w:tcW w:w="2832" w:type="dxa"/>
+            <w:tcBorders>
+              <w:tl2br w:val="nil"/>
+              <w:tr2bl w:val="nil"/>
+            </w:tcBorders>
+            <w:shd w:val="clear" w:color="auto" w:fill="auto"/>
+            <w:vAlign w:val="center"/>
+          </w:tcPr>
+          <w:p>
+            <w:pPr>
+              <w:snapToGrid w:val="0"/>
+              <w:jc w:val="center"/>
+              <w:rPr>
+                <w:rFonts w:hint="default" w:ascii="Times New Roman" w:hAnsi="Times New Roman" w:eastAsia="微软雅黑" w:cs="Times New Roman"/>
+                <w:color w:val="000000"/>
+                <w:sz w:val="18"/>
+                <w:szCs w:val="18"/>
+              </w:rPr>
+            </w:pPr>
+            <w:r>
+              <w:rPr>
+                <w:rFonts w:hint="default" w:ascii="Times New Roman" w:hAnsi="Times New Roman" w:eastAsia="微软雅黑" w:cs="Times New Roman"/>
+                <w:color w:val="000000"/>
+                <w:kern w:val="0"/>
+                <w:sz w:val="18"/>
+                <w:szCs w:val="18"/>
+                <w:lang w:val="en-US" w:eastAsia="zh-CN"/>
+              </w:rPr>
+              <w:t>实体瘤</w:t>
+            </w:r>
+          </w:p>
+        </w:tc>
+        <w:tc>
+          <w:tcPr>
+            <w:tcW w:w="1154" w:type="dxa"/>
+            <w:tcBorders>
+              <w:tl2br w:val="nil"/>
+              <w:tr2bl w:val="nil"/>
+            </w:tcBorders>
+            <w:shd w:val="clear" w:color="auto" w:fill="auto"/>
+            <w:vAlign w:val="center"/>
+          </w:tcPr>
+          <w:p>
+            <w:pPr>
+              <w:snapToGrid w:val="0"/>
+              <w:jc w:val="center"/>
+              <w:rPr>
+                <w:rFonts w:hint="default" w:ascii="Times New Roman" w:hAnsi="Times New Roman" w:eastAsia="微软雅黑" w:cs="Times New Roman"/>
+                <w:color w:val="000000"/>
+                <w:sz w:val="18"/>
+                <w:szCs w:val="18"/>
+              </w:rPr>
+            </w:pPr>
+            <w:r>
+              <w:rPr>
+                <w:rFonts w:hint="default" w:ascii="Times New Roman" w:hAnsi="Times New Roman" w:eastAsia="微软雅黑" w:cs="Times New Roman"/>
+                <w:kern w:val="0"/>
+                <w:sz w:val="18"/>
+                <w:szCs w:val="18"/>
+              </w:rPr>
+              <w:t>Ⅰ/Ⅱ</w:t>
+            </w:r>
+          </w:p>
+        </w:tc>
+      </w:tr>
+      <w:tr>
+        <w:tblPrEx>
+          <w:tblBorders>
+            <w:top w:val="single" w:color="62B541" w:sz="4" w:space="0"/>
+            <w:left w:val="single" w:color="62B541" w:sz="4" w:space="0"/>
+            <w:bottom w:val="single" w:color="62B541" w:sz="4" w:space="0"/>
+            <w:right w:val="single" w:color="62B541" w:sz="4" w:space="0"/>
+            <w:insideH w:val="single" w:color="62B541" w:sz="4" w:space="0"/>
+            <w:insideV w:val="single" w:color="62B541" w:sz="4" w:space="0"/>
+          </w:tblBorders>
+          <w:tblCellMar>
+            <w:top w:w="0" w:type="dxa"/>
+            <w:left w:w="108" w:type="dxa"/>
+            <w:bottom w:w="0" w:type="dxa"/>
+            <w:right w:w="108" w:type="dxa"/>
+          </w:tblCellMar>
+        </w:tblPrEx>
+        <w:trPr>
+          <w:trHeight w:val="622" w:hRule="atLeast"/>
+          <w:jc w:val="center"/>
+        </w:trPr>
+        <w:tc>
+          <w:tcPr>
+            <w:tcW w:w="1516" w:type="dxa"/>
+            <w:tcBorders>
+              <w:tl2br w:val="nil"/>
+              <w:tr2bl w:val="nil"/>
+            </w:tcBorders>
+            <w:shd w:val="clear" w:color="auto" w:fill="auto"/>
+            <w:vAlign w:val="center"/>
+          </w:tcPr>
+          <w:p>
+            <w:pPr>
+              <w:snapToGrid w:val="0"/>
+              <w:ind w:right="-29" w:rightChars="-14"/>
+              <w:jc w:val="center"/>
+              <w:rPr>
+                <w:rFonts w:hint="default" w:ascii="Times New Roman" w:hAnsi="Times New Roman" w:eastAsia="微软雅黑" w:cs="Times New Roman"/>
+                <w:color w:val="000000"/>
+                <w:kern w:val="0"/>
+                <w:sz w:val="18"/>
+                <w:szCs w:val="18"/>
+              </w:rPr>
+            </w:pPr>
+            <w:r>
+              <w:rPr>
+                <w:rFonts w:hint="default" w:ascii="Times New Roman" w:hAnsi="Times New Roman" w:eastAsia="微软雅黑" w:cs="Times New Roman"/>
+                <w:color w:val="000000"/>
+                <w:kern w:val="0"/>
+                <w:sz w:val="18"/>
+                <w:szCs w:val="18"/>
+              </w:rPr>
+              <w:t>NCT06439771</w:t>
+            </w:r>
+          </w:p>
+        </w:tc>
+        <w:tc>
+          <w:tcPr>
+            <w:tcW w:w="1725" w:type="dxa"/>
+            <w:tcBorders>
+              <w:tl2br w:val="nil"/>
+              <w:tr2bl w:val="nil"/>
+            </w:tcBorders>
+            <w:shd w:val="clear" w:color="auto" w:fill="auto"/>
+            <w:vAlign w:val="center"/>
+          </w:tcPr>
+          <w:p>
+            <w:pPr>
+              <w:snapToGrid w:val="0"/>
+              <w:jc w:val="center"/>
+              <w:rPr>
+                <w:rFonts w:hint="default" w:ascii="Times New Roman" w:hAnsi="Times New Roman" w:eastAsia="微软雅黑" w:cs="Times New Roman"/>
+                <w:color w:val="000000"/>
+                <w:kern w:val="0"/>
+                <w:sz w:val="18"/>
+                <w:szCs w:val="18"/>
+              </w:rPr>
+            </w:pPr>
+            <w:r>
+              <w:rPr>
+                <w:rFonts w:hint="default" w:ascii="Times New Roman" w:hAnsi="Times New Roman" w:eastAsia="微软雅黑" w:cs="Times New Roman"/>
+                <w:color w:val="000000"/>
+                <w:kern w:val="0"/>
+                <w:sz w:val="18"/>
+                <w:szCs w:val="18"/>
+              </w:rPr>
+              <w:t>MediLink Therapeutics (Suzhou) Co., Ltd.</w:t>
+            </w:r>
+          </w:p>
+        </w:tc>
+        <w:tc>
+          <w:tcPr>
+            <w:tcW w:w="1590" w:type="dxa"/>
+            <w:tcBorders>
+              <w:tl2br w:val="nil"/>
+              <w:tr2bl w:val="nil"/>
+            </w:tcBorders>
+            <w:shd w:val="clear" w:color="auto" w:fill="auto"/>
+            <w:vAlign w:val="center"/>
+          </w:tcPr>
+          <w:p>
+            <w:pPr>
+              <w:snapToGrid w:val="0"/>
+              <w:jc w:val="center"/>
+              <w:rPr>
+                <w:rFonts w:hint="default" w:ascii="Times New Roman" w:hAnsi="Times New Roman" w:eastAsia="微软雅黑" w:cs="Times New Roman"/>
+                <w:color w:val="000000"/>
+                <w:kern w:val="0"/>
+                <w:sz w:val="18"/>
+                <w:szCs w:val="18"/>
+              </w:rPr>
+            </w:pPr>
+            <w:r>
+              <w:rPr>
+                <w:rFonts w:hint="default" w:ascii="Times New Roman" w:hAnsi="Times New Roman" w:eastAsia="微软雅黑" w:cs="Times New Roman"/>
+                <w:color w:val="000000"/>
+                <w:kern w:val="0"/>
+                <w:sz w:val="18"/>
+                <w:szCs w:val="18"/>
+              </w:rPr>
+              <w:t>YL202</w:t>
+            </w:r>
+          </w:p>
+        </w:tc>
+        <w:tc>
+          <w:tcPr>
+            <w:tcW w:w="960" w:type="dxa"/>
+            <w:tcBorders>
+              <w:tl2br w:val="nil"/>
+              <w:tr2bl w:val="nil"/>
+            </w:tcBorders>
+            <w:shd w:val="clear" w:color="auto" w:fill="auto"/>
+            <w:vAlign w:val="center"/>
+          </w:tcPr>
+          <w:p>
+            <w:pPr>
+              <w:snapToGrid w:val="0"/>
+              <w:jc w:val="center"/>
+              <w:rPr>
+                <w:rFonts w:hint="default" w:ascii="Times New Roman" w:hAnsi="Times New Roman" w:eastAsia="微软雅黑" w:cs="Times New Roman"/>
+                <w:color w:val="000000"/>
+                <w:kern w:val="0"/>
+                <w:sz w:val="18"/>
+                <w:szCs w:val="18"/>
+              </w:rPr>
+            </w:pPr>
+            <w:r>
+              <w:rPr>
+                <w:rFonts w:hint="default" w:ascii="Times New Roman" w:hAnsi="Times New Roman" w:eastAsia="微软雅黑" w:cs="Times New Roman"/>
+                <w:color w:val="000000"/>
+                <w:kern w:val="0"/>
+                <w:sz w:val="18"/>
+                <w:szCs w:val="18"/>
+              </w:rPr>
+              <w:t>TROP2</w:t>
+            </w:r>
+          </w:p>
+        </w:tc>
+        <w:tc>
+          <w:tcPr>
+            <w:tcW w:w="2832" w:type="dxa"/>
+            <w:tcBorders>
+              <w:tl2br w:val="nil"/>
+              <w:tr2bl w:val="nil"/>
+            </w:tcBorders>
+            <w:shd w:val="clear" w:color="auto" w:fill="auto"/>
+            <w:vAlign w:val="center"/>
+          </w:tcPr>
+          <w:p>
+            <w:pPr>
+              <w:snapToGrid w:val="0"/>
+              <w:jc w:val="center"/>
+              <w:rPr>
+                <w:rFonts w:hint="default" w:ascii="Times New Roman" w:hAnsi="Times New Roman" w:eastAsia="微软雅黑" w:cs="Times New Roman"/>
+                <w:color w:val="000000"/>
+                <w:kern w:val="0"/>
+                <w:sz w:val="18"/>
+                <w:szCs w:val="18"/>
+              </w:rPr>
+            </w:pPr>
+            <w:r>
+              <w:rPr>
+                <w:rFonts w:hint="default" w:ascii="Times New Roman" w:hAnsi="Times New Roman" w:eastAsia="微软雅黑" w:cs="Times New Roman"/>
+                <w:i w:val="0"/>
+                <w:iCs w:val="0"/>
+                <w:caps w:val="0"/>
+                <w:color w:val="000000"/>
+                <w:spacing w:val="0"/>
+                <w:kern w:val="0"/>
+                <w:sz w:val="18"/>
+                <w:szCs w:val="18"/>
+                <w:shd w:val="clear"/>
+              </w:rPr>
+              <w:t>乳腺癌</w:t>
+            </w:r>
+          </w:p>
+        </w:tc>
+        <w:tc>
+          <w:tcPr>
+            <w:tcW w:w="1154" w:type="dxa"/>
+            <w:tcBorders>
+              <w:tl2br w:val="nil"/>
+              <w:tr2bl w:val="nil"/>
+            </w:tcBorders>
+            <w:shd w:val="clear" w:color="auto" w:fill="auto"/>
+            <w:vAlign w:val="center"/>
+          </w:tcPr>
+          <w:p>
+            <w:pPr>
+              <w:snapToGrid w:val="0"/>
+              <w:jc w:val="center"/>
+              <w:rPr>
+                <w:rFonts w:hint="default" w:ascii="Times New Roman" w:hAnsi="Times New Roman" w:eastAsia="微软雅黑" w:cs="Times New Roman"/>
+                <w:kern w:val="0"/>
+                <w:sz w:val="18"/>
+                <w:szCs w:val="18"/>
+              </w:rPr>
+            </w:pPr>
+            <w:r>
+              <w:rPr>
+                <w:rFonts w:hint="default" w:ascii="Times New Roman" w:hAnsi="Times New Roman" w:eastAsia="微软雅黑" w:cs="Times New Roman"/>
+                <w:kern w:val="0"/>
+                <w:sz w:val="18"/>
+                <w:szCs w:val="18"/>
+              </w:rPr>
+              <w:t>Ⅱ</w:t>
+            </w:r>
+          </w:p>
+        </w:tc>
+      </w:tr>
+    </w:tbl>
+    <w:p>
+      <w:pPr>
+        <w:keepNext w:val="0"/>
+        <w:keepLines w:val="0"/>
+        <w:pageBreakBefore w:val="0"/>
+        <w:widowControl w:val="0"/>
+        <w:kinsoku/>
+        <w:wordWrap/>
+        <w:overflowPunct/>
+        <w:topLinePunct w:val="0"/>
+        <w:autoSpaceDE/>
+        <w:autoSpaceDN/>
+        <w:bidi w:val="0"/>
+        <w:adjustRightInd w:val="0"/>
+        <w:snapToGrid w:val="0"/>
+        <w:spacing w:before="0" w:after="0" w:line="240" w:lineRule="auto"/>
+        <w:ind w:right="0"/>
+        <w:textAlignment w:val="auto"/>
+        <w:rPr>
+          <w:rFonts w:hint="default" w:ascii="Times New Roman" w:hAnsi="Times New Roman" w:eastAsia="微软雅黑" w:cs="Times New Roman"/>
+          <w:b/>
+          <w:bCs/>
+          <w:color w:val="62B541"/>
+          <w:sz w:val="24"/>
+          <w:szCs w:val="24"/>
+        </w:rPr>
+      </w:pPr>
+      <w:r>
+        <w:rPr>
+          <w:rFonts w:hint="default" w:ascii="Times New Roman" w:hAnsi="Times New Roman" w:eastAsia="微软雅黑" w:cs="Times New Roman"/>
+          <w:b/>
+          <w:bCs/>
+          <w:color w:val="62B541"/>
+          <w:sz w:val="24"/>
+          <w:szCs w:val="24"/>
+        </w:rPr>
+        <w:t>5</w:t>
+      </w:r>
+      <w:r>
+        <w:rPr>
+          <w:rFonts w:hint="eastAsia" w:ascii="Times New Roman" w:hAnsi="Times New Roman" w:eastAsia="微软雅黑" w:cs="Times New Roman"/>
+          <w:b/>
+          <w:bCs/>
+          <w:color w:val="62B541"/>
+          <w:sz w:val="24"/>
+          <w:szCs w:val="24"/>
+          <w:lang w:val="en-US" w:eastAsia="zh-CN"/>
+        </w:rPr>
+        <w:t>.</w:t>
+      </w:r>
+      <w:r>
+        <w:rPr>
+          <w:rFonts w:hint="default" w:ascii="Times New Roman" w:hAnsi="Times New Roman" w:eastAsia="微软雅黑" w:cs="Times New Roman"/>
+          <w:b/>
+          <w:bCs/>
+          <w:color w:val="62B541"/>
+          <w:sz w:val="24"/>
+          <w:szCs w:val="24"/>
+        </w:rPr>
+        <w:t xml:space="preserve"> 靶点过表达的其它临床意义</w:t>
+      </w:r>
+    </w:p>
+    <w:p>
+      <w:pPr>
+        <w:keepNext w:val="0"/>
+        <w:keepLines w:val="0"/>
+        <w:pageBreakBefore w:val="0"/>
+        <w:widowControl w:val="0"/>
+        <w:kinsoku/>
+        <w:wordWrap/>
+        <w:overflowPunct/>
+        <w:topLinePunct w:val="0"/>
+        <w:autoSpaceDE/>
+        <w:autoSpaceDN/>
+        <w:bidi w:val="0"/>
+        <w:adjustRightInd/>
+        <w:snapToGrid w:val="0"/>
+        <w:spacing w:line="288" w:lineRule="auto"/>
+        <w:ind w:left="218" w:leftChars="104" w:right="130" w:firstLine="360" w:firstLineChars="200"/>
+        <w:textAlignment w:val="auto"/>
+        <w:rPr>
+          <w:rFonts w:hint="default" w:ascii="Times New Roman" w:hAnsi="Times New Roman" w:eastAsia="微软雅黑" w:cs="Times New Roman"/>
+          <w:color w:val="000000"/>
+          <w:sz w:val="18"/>
+          <w:szCs w:val="18"/>
+        </w:rPr>
+      </w:pPr>
+      <w:r>
+        <w:rPr>
+          <w:rFonts w:hint="default" w:ascii="Times New Roman" w:hAnsi="Times New Roman" w:eastAsia="微软雅黑" w:cs="Times New Roman"/>
+          <w:color w:val="000000"/>
+          <w:sz w:val="18"/>
+          <w:szCs w:val="18"/>
+        </w:rPr>
+        <w:t>一项纳入16项研究共25</w:t>
+      </w:r>
+      <w:r>
+        <w:rPr>
+          <w:rFonts w:hint="default" w:ascii="Times New Roman" w:hAnsi="Times New Roman" w:eastAsia="微软雅黑" w:cs="Times New Roman"/>
+          <w:color w:val="000000"/>
+          <w:sz w:val="18"/>
+          <w:szCs w:val="18"/>
+          <w:lang w:val="en-US" w:eastAsia="zh-CN"/>
+        </w:rPr>
+        <w:t>69</w:t>
+      </w:r>
+      <w:r>
+        <w:rPr>
+          <w:rFonts w:hint="default" w:ascii="Times New Roman" w:hAnsi="Times New Roman" w:eastAsia="微软雅黑" w:cs="Times New Roman"/>
+          <w:color w:val="000000"/>
+          <w:sz w:val="18"/>
+          <w:szCs w:val="18"/>
+        </w:rPr>
+        <w:t>例实体瘤患者的meta分析结果显示，TROP2过表达与各种实体瘤中较差的总生存期（OS）相关，HR=1.896；TROP2过表达也与各种实体瘤中较短的无病生存期（DFS）相关，HR=2.336。同时，亚组分析显示，TROP2过表达与不良预后的相关性在女性生殖系统肿瘤和胃肠道肿瘤中显著</w:t>
+      </w:r>
+      <w:r>
+        <w:rPr>
+          <w:rFonts w:hint="default" w:ascii="Times New Roman" w:hAnsi="Times New Roman" w:eastAsia="微软雅黑" w:cs="Times New Roman"/>
+          <w:color w:val="000000"/>
+          <w:sz w:val="18"/>
+          <w:szCs w:val="18"/>
+          <w:vertAlign w:val="superscript"/>
+        </w:rPr>
+        <w:t>[</w:t>
+      </w:r>
+      <w:r>
+        <w:rPr>
+          <w:rFonts w:hint="default" w:ascii="Times New Roman" w:hAnsi="Times New Roman" w:eastAsia="微软雅黑" w:cs="Times New Roman"/>
+          <w:color w:val="000000"/>
+          <w:sz w:val="18"/>
+          <w:szCs w:val="18"/>
+          <w:vertAlign w:val="superscript"/>
+          <w:lang w:val="en-US" w:eastAsia="zh-CN"/>
+        </w:rPr>
+        <w:t>6</w:t>
+      </w:r>
+      <w:r>
+        <w:rPr>
+          <w:rFonts w:hint="default" w:ascii="Times New Roman" w:hAnsi="Times New Roman" w:eastAsia="微软雅黑" w:cs="Times New Roman"/>
+          <w:color w:val="000000"/>
+          <w:sz w:val="18"/>
+          <w:szCs w:val="18"/>
+          <w:vertAlign w:val="superscript"/>
+        </w:rPr>
+        <w:t>]</w:t>
+      </w:r>
+      <w:r>
+        <w:rPr>
+          <w:rFonts w:hint="default" w:ascii="Times New Roman" w:hAnsi="Times New Roman" w:eastAsia="微软雅黑" w:cs="Times New Roman"/>
+          <w:color w:val="000000"/>
+          <w:sz w:val="18"/>
+          <w:szCs w:val="18"/>
+        </w:rPr>
+        <w:t>。</w:t>
+      </w:r>
+    </w:p>
+    <w:p>
+      <w:pPr>
+        <w:keepNext w:val="0"/>
+        <w:keepLines w:val="0"/>
+        <w:pageBreakBefore w:val="0"/>
+        <w:widowControl w:val="0"/>
+        <w:kinsoku/>
+        <w:wordWrap/>
+        <w:overflowPunct/>
+        <w:topLinePunct w:val="0"/>
+        <w:autoSpaceDE/>
+        <w:autoSpaceDN/>
+        <w:bidi w:val="0"/>
+        <w:adjustRightInd/>
+        <w:snapToGrid w:val="0"/>
+        <w:spacing w:line="240" w:lineRule="auto"/>
+        <w:ind w:left="0" w:leftChars="0" w:right="0" w:firstLine="360" w:firstLineChars="200"/>
+        <w:jc w:val="center"/>
+        <w:textAlignment w:val="auto"/>
+        <w:rPr>
+          <w:rFonts w:hint="default" w:ascii="Times New Roman" w:hAnsi="Times New Roman" w:eastAsia="微软雅黑" w:cs="Times New Roman"/>
+          <w:color w:val="000000"/>
+          <w:sz w:val="18"/>
+          <w:szCs w:val="18"/>
+        </w:rPr>
+      </w:pPr>
+      <w:r>
+        <w:rPr>
+          <w:rFonts w:hint="default" w:ascii="Times New Roman" w:hAnsi="Times New Roman" w:eastAsia="微软雅黑" w:cs="Times New Roman"/>
+          <w:color w:val="000000"/>
+          <w:sz w:val="18"/>
+          <w:szCs w:val="18"/>
+        </w:rPr>
+        <w:t>表2不同癌种中TROP2与预后的关系</w:t>
+      </w:r>
+    </w:p>
+    <w:tbl>
+      <w:tblPr>
+        <w:tblStyle w:val="18"/>
+        <w:tblW w:w="0" w:type="auto"/>
+        <w:jc w:val="center"/>
+        <w:tblBorders>
+          <w:top w:val="single" w:color="62B541" w:sz="4" w:space="0"/>
+          <w:left w:val="single" w:color="62B541" w:sz="4" w:space="0"/>
+          <w:bottom w:val="single" w:color="62B541" w:sz="4" w:space="0"/>
+          <w:right w:val="single" w:color="62B541" w:sz="4" w:space="0"/>
+          <w:insideH w:val="single" w:color="62B541" w:sz="4" w:space="0"/>
+          <w:insideV w:val="single" w:color="62B541" w:sz="4" w:space="0"/>
+        </w:tblBorders>
+        <w:tblLayout w:type="autofit"/>
+        <w:tblCellMar>
+          <w:top w:w="0" w:type="dxa"/>
+          <w:left w:w="108" w:type="dxa"/>
+          <w:bottom w:w="0" w:type="dxa"/>
+          <w:right w:w="108" w:type="dxa"/>
+        </w:tblCellMar>
+      </w:tblPr>
+      <w:tblGrid>
+        <w:gridCol w:w="2472"/>
+        <w:gridCol w:w="7146"/>
+      </w:tblGrid>
+      <w:tr>
+        <w:tblPrEx>
+          <w:tblBorders>
+            <w:top w:val="single" w:color="62B541" w:sz="4" w:space="0"/>
+            <w:left w:val="single" w:color="62B541" w:sz="4" w:space="0"/>
+            <w:bottom w:val="single" w:color="62B541" w:sz="4" w:space="0"/>
+            <w:right w:val="single" w:color="62B541" w:sz="4" w:space="0"/>
+            <w:insideH w:val="single" w:color="62B541" w:sz="4" w:space="0"/>
+            <w:insideV w:val="single" w:color="62B541" w:sz="4" w:space="0"/>
+          </w:tblBorders>
+          <w:tblCellMar>
+            <w:top w:w="0" w:type="dxa"/>
+            <w:left w:w="108" w:type="dxa"/>
+            <w:bottom w:w="0" w:type="dxa"/>
+            <w:right w:w="108" w:type="dxa"/>
+          </w:tblCellMar>
+        </w:tblPrEx>
+        <w:trPr>
+          <w:trHeight w:val="454" w:hRule="atLeast"/>
+          <w:jc w:val="center"/>
+        </w:trPr>
+        <w:tc>
+          <w:tcPr>
+            <w:tcW w:w="2472" w:type="dxa"/>
+            <w:tcBorders>
+              <w:tl2br w:val="nil"/>
+              <w:tr2bl w:val="nil"/>
+            </w:tcBorders>
+            <w:shd w:val="clear" w:color="auto" w:fill="62B541"/>
+            <w:vAlign w:val="center"/>
+          </w:tcPr>
+          <w:p>
+            <w:pPr>
+              <w:adjustRightInd w:val="0"/>
+              <w:snapToGrid w:val="0"/>
+              <w:jc w:val="center"/>
+              <w:rPr>
+                <w:rFonts w:hint="default" w:ascii="Times New Roman" w:hAnsi="Times New Roman" w:eastAsia="微软雅黑" w:cs="Times New Roman"/>
+                <w:b/>
+                <w:bCs/>
+                <w:color w:val="FFFFFF" w:themeColor="background1"/>
+                <w:szCs w:val="21"/>
+                <w14:textFill>
+                  <w14:solidFill>
+                    <w14:schemeClr w14:val="bg1"/>
+                  </w14:solidFill>
+                </w14:textFill>
+              </w:rPr>
+            </w:pPr>
+            <w:r>
+              <w:rPr>
+                <w:rFonts w:hint="default" w:ascii="Times New Roman" w:hAnsi="Times New Roman" w:eastAsia="微软雅黑" w:cs="Times New Roman"/>
+                <w:b/>
+                <w:bCs/>
+                <w:color w:val="FFFFFF" w:themeColor="background1"/>
+                <w:szCs w:val="21"/>
+                <w14:textFill>
+                  <w14:solidFill>
+                    <w14:schemeClr w14:val="bg1"/>
+                  </w14:solidFill>
+                </w14:textFill>
+              </w:rPr>
+              <w:t>癌种</w:t>
+            </w:r>
+          </w:p>
+        </w:tc>
+        <w:tc>
+          <w:tcPr>
+            <w:tcW w:w="7146" w:type="dxa"/>
+            <w:tcBorders>
+              <w:tl2br w:val="nil"/>
+              <w:tr2bl w:val="nil"/>
+            </w:tcBorders>
+            <w:shd w:val="clear" w:color="auto" w:fill="62B541"/>
+            <w:vAlign w:val="center"/>
+          </w:tcPr>
+          <w:p>
+            <w:pPr>
+              <w:adjustRightInd w:val="0"/>
+              <w:snapToGrid w:val="0"/>
+              <w:jc w:val="center"/>
+              <w:rPr>
+                <w:rFonts w:hint="default" w:ascii="Times New Roman" w:hAnsi="Times New Roman" w:eastAsia="微软雅黑" w:cs="Times New Roman"/>
+                <w:b/>
+                <w:bCs/>
+                <w:color w:val="FFFFFF" w:themeColor="background1"/>
+                <w:szCs w:val="21"/>
+                <w14:textFill>
+                  <w14:solidFill>
+                    <w14:schemeClr w14:val="bg1"/>
+                  </w14:solidFill>
+                </w14:textFill>
+              </w:rPr>
+            </w:pPr>
+            <w:r>
+              <w:rPr>
+                <w:rFonts w:hint="default" w:ascii="Times New Roman" w:hAnsi="Times New Roman" w:eastAsia="微软雅黑" w:cs="Times New Roman"/>
+                <w:b/>
+                <w:bCs/>
+                <w:color w:val="FFFFFF" w:themeColor="background1"/>
+                <w:szCs w:val="21"/>
+                <w14:textFill>
+                  <w14:solidFill>
+                    <w14:schemeClr w14:val="bg1"/>
+                  </w14:solidFill>
+                </w14:textFill>
+              </w:rPr>
+              <w:t>TROP2与预后的关系</w:t>
+            </w:r>
+          </w:p>
+        </w:tc>
+      </w:tr>
+      <w:tr>
+        <w:tblPrEx>
+          <w:tblBorders>
+            <w:top w:val="single" w:color="62B541" w:sz="4" w:space="0"/>
+            <w:left w:val="single" w:color="62B541" w:sz="4" w:space="0"/>
+            <w:bottom w:val="single" w:color="62B541" w:sz="4" w:space="0"/>
+            <w:right w:val="single" w:color="62B541" w:sz="4" w:space="0"/>
+            <w:insideH w:val="single" w:color="62B541" w:sz="4" w:space="0"/>
+            <w:insideV w:val="single" w:color="62B541" w:sz="4" w:space="0"/>
+          </w:tblBorders>
+          <w:tblCellMar>
+            <w:top w:w="0" w:type="dxa"/>
+            <w:left w:w="108" w:type="dxa"/>
+            <w:bottom w:w="0" w:type="dxa"/>
+            <w:right w:w="108" w:type="dxa"/>
+          </w:tblCellMar>
+        </w:tblPrEx>
+        <w:trPr>
+          <w:trHeight w:val="454" w:hRule="atLeast"/>
+          <w:jc w:val="center"/>
+        </w:trPr>
+        <w:tc>
+          <w:tcPr>
+            <w:tcW w:w="2472" w:type="dxa"/>
+            <w:tcBorders>
+              <w:tl2br w:val="nil"/>
+              <w:tr2bl w:val="nil"/>
+            </w:tcBorders>
+            <w:shd w:val="clear" w:color="auto" w:fill="auto"/>
+            <w:vAlign w:val="center"/>
+          </w:tcPr>
+          <w:p>
+            <w:pPr>
+              <w:adjustRightInd w:val="0"/>
+              <w:snapToGrid w:val="0"/>
+              <w:jc w:val="center"/>
+              <w:rPr>
+                <w:rFonts w:hint="default" w:ascii="Times New Roman" w:hAnsi="Times New Roman" w:eastAsia="微软雅黑" w:cs="Times New Roman"/>
+                <w:color w:val="000000"/>
+                <w:sz w:val="18"/>
+                <w:szCs w:val="18"/>
+              </w:rPr>
+            </w:pPr>
+            <w:r>
+              <w:rPr>
+                <w:rFonts w:hint="default" w:ascii="Times New Roman" w:hAnsi="Times New Roman" w:eastAsia="微软雅黑" w:cs="Times New Roman"/>
+                <w:color w:val="000000"/>
+                <w:kern w:val="0"/>
+                <w:sz w:val="18"/>
+                <w:szCs w:val="18"/>
+              </w:rPr>
+              <w:t>头颈部鳞状细胞癌</w:t>
+            </w:r>
+          </w:p>
+        </w:tc>
+        <w:tc>
+          <w:tcPr>
+            <w:tcW w:w="7146" w:type="dxa"/>
+            <w:tcBorders>
+              <w:tl2br w:val="nil"/>
+              <w:tr2bl w:val="nil"/>
+            </w:tcBorders>
+            <w:shd w:val="clear" w:color="auto" w:fill="auto"/>
+            <w:vAlign w:val="center"/>
+          </w:tcPr>
+          <w:p>
+            <w:pPr>
+              <w:adjustRightInd w:val="0"/>
+              <w:snapToGrid w:val="0"/>
+              <w:jc w:val="center"/>
+              <w:rPr>
+                <w:rFonts w:hint="default" w:ascii="Times New Roman" w:hAnsi="Times New Roman" w:eastAsia="微软雅黑" w:cs="Times New Roman"/>
+                <w:color w:val="000000"/>
+                <w:sz w:val="18"/>
+                <w:szCs w:val="18"/>
+              </w:rPr>
+            </w:pPr>
+            <w:r>
+              <w:rPr>
+                <w:rFonts w:hint="default" w:ascii="Times New Roman" w:hAnsi="Times New Roman" w:eastAsia="微软雅黑" w:cs="Times New Roman"/>
+                <w:color w:val="000000"/>
+                <w:kern w:val="0"/>
+                <w:sz w:val="18"/>
+                <w:szCs w:val="18"/>
+              </w:rPr>
+              <w:t>TROP2过表达与组织分化程度和淋巴结转移相关</w:t>
+            </w:r>
+            <w:r>
+              <w:rPr>
+                <w:rFonts w:hint="default" w:ascii="Times New Roman" w:hAnsi="Times New Roman" w:eastAsia="微软雅黑" w:cs="Times New Roman"/>
+                <w:color w:val="000000"/>
+                <w:kern w:val="0"/>
+                <w:sz w:val="18"/>
+                <w:szCs w:val="18"/>
+                <w:vertAlign w:val="superscript"/>
+              </w:rPr>
+              <w:t>[</w:t>
+            </w:r>
+            <w:r>
+              <w:rPr>
+                <w:rFonts w:hint="default" w:ascii="Times New Roman" w:hAnsi="Times New Roman" w:eastAsia="微软雅黑" w:cs="Times New Roman"/>
+                <w:color w:val="000000"/>
+                <w:kern w:val="0"/>
+                <w:sz w:val="18"/>
+                <w:szCs w:val="18"/>
+                <w:vertAlign w:val="superscript"/>
+                <w:lang w:val="en-US" w:eastAsia="zh-CN"/>
+              </w:rPr>
+              <w:t>7</w:t>
+            </w:r>
+            <w:r>
+              <w:rPr>
+                <w:rFonts w:hint="default" w:ascii="Times New Roman" w:hAnsi="Times New Roman" w:eastAsia="微软雅黑" w:cs="Times New Roman"/>
+                <w:color w:val="000000"/>
+                <w:kern w:val="0"/>
+                <w:sz w:val="18"/>
+                <w:szCs w:val="18"/>
+                <w:vertAlign w:val="superscript"/>
+              </w:rPr>
+              <w:t>]</w:t>
+            </w:r>
+          </w:p>
+        </w:tc>
+      </w:tr>
+      <w:tr>
+        <w:tblPrEx>
+          <w:tblBorders>
+            <w:top w:val="single" w:color="62B541" w:sz="4" w:space="0"/>
+            <w:left w:val="single" w:color="62B541" w:sz="4" w:space="0"/>
+            <w:bottom w:val="single" w:color="62B541" w:sz="4" w:space="0"/>
+            <w:right w:val="single" w:color="62B541" w:sz="4" w:space="0"/>
+            <w:insideH w:val="single" w:color="62B541" w:sz="4" w:space="0"/>
+            <w:insideV w:val="single" w:color="62B541" w:sz="4" w:space="0"/>
+          </w:tblBorders>
+          <w:tblCellMar>
+            <w:top w:w="0" w:type="dxa"/>
+            <w:left w:w="108" w:type="dxa"/>
+            <w:bottom w:w="0" w:type="dxa"/>
+            <w:right w:w="108" w:type="dxa"/>
+          </w:tblCellMar>
+        </w:tblPrEx>
+        <w:trPr>
+          <w:trHeight w:val="454" w:hRule="atLeast"/>
+          <w:jc w:val="center"/>
+        </w:trPr>
+        <w:tc>
+          <w:tcPr>
+            <w:tcW w:w="2472" w:type="dxa"/>
+            <w:tcBorders>
+              <w:tl2br w:val="nil"/>
+              <w:tr2bl w:val="nil"/>
+            </w:tcBorders>
+            <w:shd w:val="clear" w:color="auto" w:fill="auto"/>
+            <w:vAlign w:val="center"/>
+          </w:tcPr>
+          <w:p>
+            <w:pPr>
+              <w:adjustRightInd w:val="0"/>
+              <w:snapToGrid w:val="0"/>
+              <w:jc w:val="center"/>
+              <w:rPr>
+                <w:rFonts w:hint="default" w:ascii="Times New Roman" w:hAnsi="Times New Roman" w:eastAsia="微软雅黑" w:cs="Times New Roman"/>
+                <w:color w:val="000000"/>
+                <w:sz w:val="18"/>
+                <w:szCs w:val="18"/>
+              </w:rPr>
+            </w:pPr>
+            <w:r>
+              <w:rPr>
+                <w:rFonts w:hint="default" w:ascii="Times New Roman" w:hAnsi="Times New Roman" w:eastAsia="微软雅黑" w:cs="Times New Roman"/>
+                <w:color w:val="000000"/>
+                <w:kern w:val="0"/>
+                <w:sz w:val="18"/>
+                <w:szCs w:val="18"/>
+              </w:rPr>
+              <w:t>子宫内膜癌</w:t>
+            </w:r>
+          </w:p>
+        </w:tc>
+        <w:tc>
+          <w:tcPr>
+            <w:tcW w:w="7146" w:type="dxa"/>
+            <w:tcBorders>
+              <w:tl2br w:val="nil"/>
+              <w:tr2bl w:val="nil"/>
+            </w:tcBorders>
+            <w:shd w:val="clear" w:color="auto" w:fill="auto"/>
+            <w:vAlign w:val="center"/>
+          </w:tcPr>
+          <w:p>
+            <w:pPr>
+              <w:adjustRightInd w:val="0"/>
+              <w:snapToGrid w:val="0"/>
+              <w:jc w:val="center"/>
+              <w:rPr>
+                <w:rFonts w:hint="default" w:ascii="Times New Roman" w:hAnsi="Times New Roman" w:eastAsia="微软雅黑" w:cs="Times New Roman"/>
+                <w:color w:val="000000"/>
+                <w:sz w:val="18"/>
+                <w:szCs w:val="18"/>
+              </w:rPr>
+            </w:pPr>
+            <w:r>
+              <w:rPr>
+                <w:rFonts w:hint="default" w:ascii="Times New Roman" w:hAnsi="Times New Roman" w:eastAsia="微软雅黑" w:cs="Times New Roman"/>
+                <w:color w:val="000000"/>
+                <w:kern w:val="0"/>
+                <w:sz w:val="18"/>
+                <w:szCs w:val="18"/>
+              </w:rPr>
+              <w:t>TROP2的表达与病理分级呈正相关，即TROP2表达的程度与疾病的恶性程度有关</w:t>
+            </w:r>
+            <w:r>
+              <w:rPr>
+                <w:rFonts w:hint="default" w:ascii="Times New Roman" w:hAnsi="Times New Roman" w:eastAsia="微软雅黑" w:cs="Times New Roman"/>
+                <w:color w:val="000000"/>
+                <w:kern w:val="0"/>
+                <w:sz w:val="18"/>
+                <w:szCs w:val="18"/>
+                <w:vertAlign w:val="superscript"/>
+              </w:rPr>
+              <w:t>[</w:t>
+            </w:r>
+            <w:r>
+              <w:rPr>
+                <w:rFonts w:hint="default" w:ascii="Times New Roman" w:hAnsi="Times New Roman" w:eastAsia="微软雅黑" w:cs="Times New Roman"/>
+                <w:color w:val="000000"/>
+                <w:kern w:val="0"/>
+                <w:sz w:val="18"/>
+                <w:szCs w:val="18"/>
+                <w:vertAlign w:val="superscript"/>
+                <w:lang w:val="en-US" w:eastAsia="zh-CN"/>
+              </w:rPr>
+              <w:t>8-9</w:t>
+            </w:r>
+            <w:r>
+              <w:rPr>
+                <w:rFonts w:hint="default" w:ascii="Times New Roman" w:hAnsi="Times New Roman" w:eastAsia="微软雅黑" w:cs="Times New Roman"/>
+                <w:color w:val="000000"/>
+                <w:kern w:val="0"/>
+                <w:sz w:val="18"/>
+                <w:szCs w:val="18"/>
+                <w:vertAlign w:val="superscript"/>
+              </w:rPr>
+              <w:t>]</w:t>
+            </w:r>
+          </w:p>
+        </w:tc>
+      </w:tr>
+      <w:tr>
+        <w:tblPrEx>
+          <w:tblBorders>
+            <w:top w:val="single" w:color="62B541" w:sz="4" w:space="0"/>
+            <w:left w:val="single" w:color="62B541" w:sz="4" w:space="0"/>
+            <w:bottom w:val="single" w:color="62B541" w:sz="4" w:space="0"/>
+            <w:right w:val="single" w:color="62B541" w:sz="4" w:space="0"/>
+            <w:insideH w:val="single" w:color="62B541" w:sz="4" w:space="0"/>
+            <w:insideV w:val="single" w:color="62B541" w:sz="4" w:space="0"/>
+          </w:tblBorders>
+          <w:tblCellMar>
+            <w:top w:w="0" w:type="dxa"/>
+            <w:left w:w="108" w:type="dxa"/>
+            <w:bottom w:w="0" w:type="dxa"/>
+            <w:right w:w="108" w:type="dxa"/>
+          </w:tblCellMar>
+        </w:tblPrEx>
+        <w:trPr>
+          <w:trHeight w:val="454" w:hRule="atLeast"/>
+          <w:jc w:val="center"/>
+        </w:trPr>
+        <w:tc>
+          <w:tcPr>
+            <w:tcW w:w="2472" w:type="dxa"/>
+            <w:tcBorders>
+              <w:tl2br w:val="nil"/>
+              <w:tr2bl w:val="nil"/>
+            </w:tcBorders>
+            <w:shd w:val="clear" w:color="auto" w:fill="auto"/>
+            <w:vAlign w:val="center"/>
+          </w:tcPr>
+          <w:p>
+            <w:pPr>
+              <w:adjustRightInd w:val="0"/>
+              <w:snapToGrid w:val="0"/>
+              <w:jc w:val="center"/>
+              <w:rPr>
+                <w:rFonts w:hint="default" w:ascii="Times New Roman" w:hAnsi="Times New Roman" w:eastAsia="微软雅黑" w:cs="Times New Roman"/>
+                <w:color w:val="000000"/>
+                <w:sz w:val="18"/>
+                <w:szCs w:val="18"/>
+              </w:rPr>
+            </w:pPr>
+            <w:r>
+              <w:rPr>
+                <w:rFonts w:hint="default" w:ascii="Times New Roman" w:hAnsi="Times New Roman" w:eastAsia="微软雅黑" w:cs="Times New Roman"/>
+                <w:color w:val="000000"/>
+                <w:kern w:val="0"/>
+                <w:sz w:val="18"/>
+                <w:szCs w:val="18"/>
+              </w:rPr>
+              <w:t>胃癌</w:t>
+            </w:r>
+          </w:p>
+        </w:tc>
+        <w:tc>
+          <w:tcPr>
+            <w:tcW w:w="7146" w:type="dxa"/>
+            <w:tcBorders>
+              <w:tl2br w:val="nil"/>
+              <w:tr2bl w:val="nil"/>
+            </w:tcBorders>
+            <w:shd w:val="clear" w:color="auto" w:fill="auto"/>
+            <w:vAlign w:val="center"/>
+          </w:tcPr>
+          <w:p>
+            <w:pPr>
+              <w:adjustRightInd w:val="0"/>
+              <w:snapToGrid w:val="0"/>
+              <w:jc w:val="center"/>
+              <w:rPr>
+                <w:rFonts w:hint="default" w:ascii="Times New Roman" w:hAnsi="Times New Roman" w:eastAsia="微软雅黑" w:cs="Times New Roman"/>
+                <w:color w:val="000000"/>
+                <w:sz w:val="18"/>
+                <w:szCs w:val="18"/>
+              </w:rPr>
+            </w:pPr>
+            <w:r>
+              <w:rPr>
+                <w:rFonts w:hint="default" w:ascii="Times New Roman" w:hAnsi="Times New Roman" w:eastAsia="微软雅黑" w:cs="Times New Roman"/>
+                <w:color w:val="000000"/>
+                <w:kern w:val="0"/>
+                <w:sz w:val="18"/>
+                <w:szCs w:val="18"/>
+              </w:rPr>
+              <w:t>TROP2过表达与胃癌总生存期较差相关</w:t>
+            </w:r>
+            <w:r>
+              <w:rPr>
+                <w:rFonts w:hint="default" w:ascii="Times New Roman" w:hAnsi="Times New Roman" w:eastAsia="微软雅黑" w:cs="Times New Roman"/>
+                <w:color w:val="000000"/>
+                <w:kern w:val="0"/>
+                <w:sz w:val="18"/>
+                <w:szCs w:val="18"/>
+                <w:vertAlign w:val="superscript"/>
+              </w:rPr>
+              <w:t>[1</w:t>
+            </w:r>
+            <w:r>
+              <w:rPr>
+                <w:rFonts w:hint="default" w:ascii="Times New Roman" w:hAnsi="Times New Roman" w:eastAsia="微软雅黑" w:cs="Times New Roman"/>
+                <w:color w:val="000000"/>
+                <w:kern w:val="0"/>
+                <w:sz w:val="18"/>
+                <w:szCs w:val="18"/>
+                <w:vertAlign w:val="superscript"/>
+                <w:lang w:val="en-US" w:eastAsia="zh-CN"/>
+              </w:rPr>
+              <w:t>0</w:t>
+            </w:r>
+            <w:r>
+              <w:rPr>
+                <w:rFonts w:hint="default" w:ascii="Times New Roman" w:hAnsi="Times New Roman" w:eastAsia="微软雅黑" w:cs="Times New Roman"/>
+                <w:color w:val="000000"/>
+                <w:kern w:val="0"/>
+                <w:sz w:val="18"/>
+                <w:szCs w:val="18"/>
+                <w:vertAlign w:val="superscript"/>
+              </w:rPr>
+              <w:t>]</w:t>
+            </w:r>
+          </w:p>
+        </w:tc>
+      </w:tr>
+      <w:tr>
+        <w:tblPrEx>
+          <w:tblBorders>
+            <w:top w:val="single" w:color="62B541" w:sz="4" w:space="0"/>
+            <w:left w:val="single" w:color="62B541" w:sz="4" w:space="0"/>
+            <w:bottom w:val="single" w:color="62B541" w:sz="4" w:space="0"/>
+            <w:right w:val="single" w:color="62B541" w:sz="4" w:space="0"/>
+            <w:insideH w:val="single" w:color="62B541" w:sz="4" w:space="0"/>
+            <w:insideV w:val="single" w:color="62B541" w:sz="4" w:space="0"/>
+          </w:tblBorders>
+          <w:tblCellMar>
+            <w:top w:w="0" w:type="dxa"/>
+            <w:left w:w="108" w:type="dxa"/>
+            <w:bottom w:w="0" w:type="dxa"/>
+            <w:right w:w="108" w:type="dxa"/>
+          </w:tblCellMar>
+        </w:tblPrEx>
+        <w:trPr>
+          <w:trHeight w:val="454" w:hRule="atLeast"/>
+          <w:jc w:val="center"/>
+        </w:trPr>
+        <w:tc>
+          <w:tcPr>
+            <w:tcW w:w="2472" w:type="dxa"/>
+            <w:tcBorders>
+              <w:tl2br w:val="nil"/>
+              <w:tr2bl w:val="nil"/>
+            </w:tcBorders>
+            <w:shd w:val="clear" w:color="auto" w:fill="auto"/>
+            <w:vAlign w:val="center"/>
+          </w:tcPr>
+          <w:p>
+            <w:pPr>
+              <w:adjustRightInd w:val="0"/>
+              <w:snapToGrid w:val="0"/>
+              <w:jc w:val="center"/>
+              <w:rPr>
+                <w:rFonts w:hint="default" w:ascii="Times New Roman" w:hAnsi="Times New Roman" w:eastAsia="微软雅黑" w:cs="Times New Roman"/>
+                <w:color w:val="000000"/>
+                <w:sz w:val="18"/>
+                <w:szCs w:val="18"/>
+              </w:rPr>
+            </w:pPr>
+            <w:r>
+              <w:rPr>
+                <w:rFonts w:hint="default" w:ascii="Times New Roman" w:hAnsi="Times New Roman" w:eastAsia="微软雅黑" w:cs="Times New Roman"/>
+                <w:color w:val="000000"/>
+                <w:kern w:val="0"/>
+                <w:sz w:val="18"/>
+                <w:szCs w:val="18"/>
+              </w:rPr>
+              <w:t>前列腺癌</w:t>
+            </w:r>
+          </w:p>
+        </w:tc>
+        <w:tc>
+          <w:tcPr>
+            <w:tcW w:w="7146" w:type="dxa"/>
+            <w:tcBorders>
+              <w:tl2br w:val="nil"/>
+              <w:tr2bl w:val="nil"/>
+            </w:tcBorders>
+            <w:shd w:val="clear" w:color="auto" w:fill="auto"/>
+            <w:vAlign w:val="center"/>
+          </w:tcPr>
+          <w:p>
+            <w:pPr>
+              <w:adjustRightInd w:val="0"/>
+              <w:snapToGrid w:val="0"/>
+              <w:jc w:val="center"/>
+              <w:rPr>
+                <w:rFonts w:hint="default" w:ascii="Times New Roman" w:hAnsi="Times New Roman" w:eastAsia="微软雅黑" w:cs="Times New Roman"/>
+                <w:color w:val="000000"/>
+                <w:sz w:val="18"/>
+                <w:szCs w:val="18"/>
+              </w:rPr>
+            </w:pPr>
+            <w:r>
+              <w:rPr>
+                <w:rFonts w:hint="default" w:ascii="Times New Roman" w:hAnsi="Times New Roman" w:eastAsia="微软雅黑" w:cs="Times New Roman"/>
+                <w:color w:val="000000"/>
+                <w:kern w:val="0"/>
+                <w:sz w:val="18"/>
+                <w:szCs w:val="18"/>
+              </w:rPr>
+              <w:t>TROP2水平升高还与前列腺癌患者</w:t>
+            </w:r>
+            <w:r>
+              <w:rPr>
+                <w:rFonts w:hint="default" w:ascii="Times New Roman" w:hAnsi="Times New Roman" w:eastAsia="微软雅黑" w:cs="Times New Roman"/>
+                <w:color w:val="000000"/>
+                <w:kern w:val="0"/>
+                <w:sz w:val="18"/>
+                <w:szCs w:val="18"/>
+                <w:lang w:val="en-US" w:eastAsia="zh-CN"/>
+              </w:rPr>
+              <w:t>复发</w:t>
+            </w:r>
+            <w:r>
+              <w:rPr>
+                <w:rFonts w:hint="default" w:ascii="Times New Roman" w:hAnsi="Times New Roman" w:eastAsia="微软雅黑" w:cs="Times New Roman"/>
+                <w:color w:val="000000"/>
+                <w:kern w:val="0"/>
+                <w:sz w:val="18"/>
+                <w:szCs w:val="18"/>
+              </w:rPr>
+              <w:t>和更具侵袭性的临床病程相关</w:t>
+            </w:r>
+            <w:r>
+              <w:rPr>
+                <w:rFonts w:hint="default" w:ascii="Times New Roman" w:hAnsi="Times New Roman" w:eastAsia="微软雅黑" w:cs="Times New Roman"/>
+                <w:color w:val="000000"/>
+                <w:kern w:val="0"/>
+                <w:sz w:val="18"/>
+                <w:szCs w:val="18"/>
+                <w:vertAlign w:val="superscript"/>
+              </w:rPr>
+              <w:t>[1</w:t>
+            </w:r>
+            <w:r>
+              <w:rPr>
+                <w:rFonts w:hint="default" w:ascii="Times New Roman" w:hAnsi="Times New Roman" w:eastAsia="微软雅黑" w:cs="Times New Roman"/>
+                <w:color w:val="000000"/>
+                <w:kern w:val="0"/>
+                <w:sz w:val="18"/>
+                <w:szCs w:val="18"/>
+                <w:vertAlign w:val="superscript"/>
+                <w:lang w:val="en-US" w:eastAsia="zh-CN"/>
+              </w:rPr>
+              <w:t>1</w:t>
+            </w:r>
+            <w:r>
+              <w:rPr>
+                <w:rFonts w:hint="default" w:ascii="Times New Roman" w:hAnsi="Times New Roman" w:eastAsia="微软雅黑" w:cs="Times New Roman"/>
+                <w:color w:val="000000"/>
+                <w:kern w:val="0"/>
+                <w:sz w:val="18"/>
+                <w:szCs w:val="18"/>
+                <w:vertAlign w:val="superscript"/>
+              </w:rPr>
+              <w:t>]</w:t>
+            </w:r>
+          </w:p>
+        </w:tc>
+      </w:tr>
+    </w:tbl>
     <w:p>
       <w:pPr>
         <w:pStyle w:val="2"/>
@@ -3915,170 +8728,352 @@
           <w:color w:val="62B541"/>
           <w:sz w:val="24"/>
           <w:szCs w:val="24"/>
-        </w:rPr>
-        <w:t>3. 参考文献</w:t>
+          <w:lang w:val="en-US" w:eastAsia="zh-CN"/>
+        </w:rPr>
+        <w:t>6</w:t>
+      </w:r>
+      <w:r>
+        <w:rPr>
+          <w:rFonts w:hint="default" w:ascii="Times New Roman" w:hAnsi="Times New Roman" w:eastAsia="微软雅黑" w:cs="Times New Roman"/>
+          <w:color w:val="62B541"/>
+          <w:sz w:val="24"/>
+          <w:szCs w:val="24"/>
+        </w:rPr>
+        <w:t>. 参考文献</w:t>
+      </w:r>
+    </w:p>
+    <w:p>
+      <w:pPr>
+        <w:numPr>
+          <w:ilvl w:val="0"/>
+          <w:numId w:val="2"/>
+        </w:numPr>
+        <w:tabs>
+          <w:tab w:val="left" w:pos="630"/>
+        </w:tabs>
+        <w:snapToGrid w:val="0"/>
+        <w:spacing w:line="360" w:lineRule="auto"/>
+        <w:ind w:right="567" w:firstLine="198" w:firstLineChars="110"/>
+        <w:rPr>
+          <w:rFonts w:hint="default" w:ascii="Times New Roman" w:hAnsi="Times New Roman" w:eastAsia="微软雅黑" w:cs="Times New Roman"/>
+          <w:color w:val="000000"/>
+          <w:sz w:val="18"/>
+          <w:szCs w:val="18"/>
+        </w:rPr>
+      </w:pPr>
+      <w:r>
+        <w:rPr>
+          <w:rFonts w:hint="default" w:ascii="Times New Roman" w:hAnsi="Times New Roman" w:eastAsia="微软雅黑" w:cs="Times New Roman"/>
+          <w:color w:val="000000"/>
+          <w:sz w:val="18"/>
+          <w:szCs w:val="18"/>
+        </w:rPr>
+        <w:t>Wen Y, et al. Ann Transl Med. 2022;10(24):1403.</w:t>
+      </w:r>
+    </w:p>
+    <w:p>
+      <w:pPr>
+        <w:numPr>
+          <w:ilvl w:val="0"/>
+          <w:numId w:val="2"/>
+        </w:numPr>
+        <w:tabs>
+          <w:tab w:val="left" w:pos="630"/>
+        </w:tabs>
+        <w:snapToGrid w:val="0"/>
+        <w:spacing w:line="360" w:lineRule="auto"/>
+        <w:ind w:right="567" w:firstLine="198" w:firstLineChars="110"/>
+        <w:rPr>
+          <w:rFonts w:hint="default" w:ascii="Times New Roman" w:hAnsi="Times New Roman" w:eastAsia="微软雅黑" w:cs="Times New Roman"/>
+          <w:color w:val="000000"/>
+          <w:sz w:val="18"/>
+          <w:szCs w:val="18"/>
+        </w:rPr>
+      </w:pPr>
+      <w:r>
+        <w:rPr>
+          <w:rFonts w:hint="default" w:ascii="Times New Roman" w:hAnsi="Times New Roman" w:eastAsia="微软雅黑" w:cs="Times New Roman"/>
+          <w:color w:val="000000"/>
+          <w:sz w:val="18"/>
+          <w:szCs w:val="18"/>
+        </w:rPr>
+        <w:t>Wu H, et al. Head Neck. 2013; 35:1373-8.</w:t>
+      </w:r>
+    </w:p>
+    <w:p>
+      <w:pPr>
+        <w:numPr>
+          <w:ilvl w:val="0"/>
+          <w:numId w:val="2"/>
+        </w:numPr>
+        <w:tabs>
+          <w:tab w:val="left" w:pos="630"/>
+        </w:tabs>
+        <w:snapToGrid w:val="0"/>
+        <w:spacing w:line="360" w:lineRule="auto"/>
+        <w:ind w:right="567" w:firstLine="198" w:firstLineChars="110"/>
+        <w:rPr>
+          <w:rFonts w:hint="default" w:ascii="Times New Roman" w:hAnsi="Times New Roman" w:eastAsia="微软雅黑" w:cs="Times New Roman"/>
+          <w:color w:val="000000"/>
+          <w:sz w:val="18"/>
+          <w:szCs w:val="18"/>
+        </w:rPr>
+      </w:pPr>
+      <w:r>
+        <w:rPr>
+          <w:rFonts w:hint="default" w:ascii="Times New Roman" w:hAnsi="Times New Roman" w:eastAsia="微软雅黑" w:cs="Times New Roman"/>
+          <w:color w:val="000000"/>
+          <w:sz w:val="18"/>
+          <w:szCs w:val="18"/>
+        </w:rPr>
+        <w:t>Liao S, et al. Drug Dev Res. 2021;82(8):1096-1110.</w:t>
+      </w:r>
+    </w:p>
+    <w:p>
+      <w:pPr>
+        <w:numPr>
+          <w:ilvl w:val="0"/>
+          <w:numId w:val="2"/>
+        </w:numPr>
+        <w:tabs>
+          <w:tab w:val="left" w:pos="630"/>
+        </w:tabs>
+        <w:snapToGrid w:val="0"/>
+        <w:spacing w:line="360" w:lineRule="auto"/>
+        <w:ind w:right="567" w:firstLine="198" w:firstLineChars="110"/>
+        <w:rPr>
+          <w:rFonts w:hint="default" w:ascii="Times New Roman" w:hAnsi="Times New Roman" w:eastAsia="微软雅黑" w:cs="Times New Roman"/>
+          <w:color w:val="000000"/>
+          <w:sz w:val="18"/>
+          <w:szCs w:val="18"/>
+        </w:rPr>
+      </w:pPr>
+      <w:r>
+        <w:rPr>
+          <w:rFonts w:hint="default" w:ascii="Times New Roman" w:hAnsi="Times New Roman" w:eastAsia="微软雅黑" w:cs="Times New Roman"/>
+          <w:color w:val="000000"/>
+          <w:sz w:val="18"/>
+          <w:szCs w:val="18"/>
+        </w:rPr>
+        <w:t>A Bardia, et al. Ann Oncol. 2021;32(9):1148-1156.</w:t>
+      </w:r>
+    </w:p>
+    <w:p>
+      <w:pPr>
+        <w:numPr>
+          <w:ilvl w:val="0"/>
+          <w:numId w:val="2"/>
+        </w:numPr>
+        <w:tabs>
+          <w:tab w:val="left" w:pos="630"/>
+        </w:tabs>
+        <w:snapToGrid w:val="0"/>
+        <w:spacing w:line="360" w:lineRule="auto"/>
+        <w:ind w:right="567" w:firstLine="198" w:firstLineChars="110"/>
+        <w:rPr>
+          <w:rFonts w:hint="default" w:ascii="Times New Roman" w:hAnsi="Times New Roman" w:eastAsia="微软雅黑" w:cs="Times New Roman"/>
+          <w:color w:val="000000"/>
+          <w:sz w:val="18"/>
+          <w:szCs w:val="18"/>
+        </w:rPr>
+      </w:pPr>
+      <w:r>
+        <w:rPr>
+          <w:rFonts w:hint="default" w:ascii="Times New Roman" w:hAnsi="Times New Roman" w:eastAsia="微软雅黑" w:cs="Times New Roman"/>
+          <w:color w:val="000000"/>
+          <w:sz w:val="18"/>
+          <w:szCs w:val="18"/>
+        </w:rPr>
+        <w:t>Binghe Xu,et al. 2024 ASCO Abstract 104.</w:t>
+      </w:r>
+    </w:p>
+    <w:p>
+      <w:pPr>
+        <w:numPr>
+          <w:ilvl w:val="0"/>
+          <w:numId w:val="2"/>
+        </w:numPr>
+        <w:tabs>
+          <w:tab w:val="left" w:pos="630"/>
+        </w:tabs>
+        <w:snapToGrid w:val="0"/>
+        <w:spacing w:line="360" w:lineRule="auto"/>
+        <w:ind w:right="567" w:firstLine="198" w:firstLineChars="110"/>
+        <w:rPr>
+          <w:rFonts w:hint="default" w:ascii="Times New Roman" w:hAnsi="Times New Roman" w:eastAsia="微软雅黑" w:cs="Times New Roman"/>
+          <w:color w:val="000000"/>
+          <w:sz w:val="18"/>
+          <w:szCs w:val="18"/>
+        </w:rPr>
+      </w:pPr>
+      <w:r>
+        <w:rPr>
+          <w:rFonts w:hint="default" w:ascii="Times New Roman" w:hAnsi="Times New Roman" w:eastAsia="微软雅黑" w:cs="Times New Roman"/>
+          <w:color w:val="000000"/>
+          <w:sz w:val="18"/>
+          <w:szCs w:val="18"/>
+        </w:rPr>
+        <w:t>Ping Zeng, et al. Sci Rep. 2016 Sep 20;6:33658.</w:t>
+      </w:r>
+    </w:p>
+    <w:p>
+      <w:pPr>
+        <w:numPr>
+          <w:ilvl w:val="0"/>
+          <w:numId w:val="2"/>
+        </w:numPr>
+        <w:tabs>
+          <w:tab w:val="left" w:pos="630"/>
+        </w:tabs>
+        <w:snapToGrid w:val="0"/>
+        <w:spacing w:line="360" w:lineRule="auto"/>
+        <w:ind w:right="567" w:firstLine="198" w:firstLineChars="110"/>
+        <w:rPr>
+          <w:rFonts w:hint="default" w:ascii="Times New Roman" w:hAnsi="Times New Roman" w:eastAsia="微软雅黑" w:cs="Times New Roman"/>
+          <w:color w:val="000000"/>
+          <w:sz w:val="18"/>
+          <w:szCs w:val="18"/>
+        </w:rPr>
+      </w:pPr>
+      <w:r>
+        <w:rPr>
+          <w:rFonts w:hint="default" w:ascii="Times New Roman" w:hAnsi="Times New Roman" w:eastAsia="微软雅黑" w:cs="Times New Roman"/>
+          <w:color w:val="000000"/>
+          <w:sz w:val="18"/>
+          <w:szCs w:val="18"/>
+        </w:rPr>
+        <w:t>Tang G, et al. Pathol Res Pract. 2018; 214:1606-12.</w:t>
+      </w:r>
+    </w:p>
+    <w:p>
+      <w:pPr>
+        <w:numPr>
+          <w:ilvl w:val="0"/>
+          <w:numId w:val="2"/>
+        </w:numPr>
+        <w:tabs>
+          <w:tab w:val="left" w:pos="630"/>
+        </w:tabs>
+        <w:snapToGrid w:val="0"/>
+        <w:spacing w:line="360" w:lineRule="auto"/>
+        <w:ind w:right="567" w:firstLine="198" w:firstLineChars="110"/>
+        <w:rPr>
+          <w:rFonts w:hint="default" w:ascii="Times New Roman" w:hAnsi="Times New Roman" w:eastAsia="微软雅黑" w:cs="Times New Roman"/>
+          <w:color w:val="000000"/>
+          <w:sz w:val="18"/>
+          <w:szCs w:val="18"/>
+        </w:rPr>
+      </w:pPr>
+      <w:r>
+        <w:rPr>
+          <w:rFonts w:hint="default" w:ascii="Times New Roman" w:hAnsi="Times New Roman" w:eastAsia="微软雅黑" w:cs="Times New Roman"/>
+          <w:color w:val="000000"/>
+          <w:sz w:val="18"/>
+          <w:szCs w:val="18"/>
+        </w:rPr>
+        <w:t>Bignotti E, et al. BMC Clin Pathol. 2012; 12:22.</w:t>
+      </w:r>
+    </w:p>
+    <w:p>
+      <w:pPr>
+        <w:numPr>
+          <w:ilvl w:val="0"/>
+          <w:numId w:val="2"/>
+        </w:numPr>
+        <w:tabs>
+          <w:tab w:val="left" w:pos="630"/>
+        </w:tabs>
+        <w:snapToGrid w:val="0"/>
+        <w:spacing w:line="360" w:lineRule="auto"/>
+        <w:ind w:right="567" w:firstLine="198" w:firstLineChars="110"/>
+        <w:rPr>
+          <w:rFonts w:hint="default" w:ascii="Times New Roman" w:hAnsi="Times New Roman" w:eastAsia="微软雅黑" w:cs="Times New Roman"/>
+          <w:color w:val="000000"/>
+          <w:sz w:val="18"/>
+          <w:szCs w:val="18"/>
+        </w:rPr>
+      </w:pPr>
+      <w:r>
+        <w:rPr>
+          <w:rFonts w:hint="default" w:ascii="Times New Roman" w:hAnsi="Times New Roman" w:eastAsia="微软雅黑" w:cs="Times New Roman"/>
+          <w:color w:val="000000"/>
+          <w:sz w:val="18"/>
+          <w:szCs w:val="18"/>
+        </w:rPr>
+        <w:t>Çelik, et al. Indian J Pathol Microbiol. 2020 Jul-Sep;63(3):418-422.</w:t>
+      </w:r>
+    </w:p>
+    <w:p>
+      <w:pPr>
+        <w:numPr>
+          <w:ilvl w:val="0"/>
+          <w:numId w:val="2"/>
+        </w:numPr>
+        <w:tabs>
+          <w:tab w:val="left" w:pos="630"/>
+        </w:tabs>
+        <w:snapToGrid w:val="0"/>
+        <w:spacing w:line="360" w:lineRule="auto"/>
+        <w:ind w:right="567" w:firstLine="198" w:firstLineChars="110"/>
+        <w:rPr>
+          <w:rFonts w:hint="default" w:ascii="Times New Roman" w:hAnsi="Times New Roman" w:eastAsia="微软雅黑" w:cs="Times New Roman"/>
+          <w:color w:val="000000"/>
+          <w:sz w:val="18"/>
+          <w:szCs w:val="18"/>
+        </w:rPr>
+      </w:pPr>
+      <w:r>
+        <w:rPr>
+          <w:rFonts w:hint="default" w:ascii="Times New Roman" w:hAnsi="Times New Roman" w:eastAsia="微软雅黑" w:cs="Times New Roman"/>
+          <w:color w:val="000000"/>
+          <w:sz w:val="18"/>
+          <w:szCs w:val="18"/>
+        </w:rPr>
+        <w:t>Kushiyama, et al. Mol Clin 0ncol.2021;14:105.</w:t>
+      </w:r>
+    </w:p>
+    <w:p>
+      <w:pPr>
+        <w:numPr>
+          <w:ilvl w:val="0"/>
+          <w:numId w:val="2"/>
+        </w:numPr>
+        <w:tabs>
+          <w:tab w:val="left" w:pos="630"/>
+        </w:tabs>
+        <w:snapToGrid w:val="0"/>
+        <w:spacing w:line="360" w:lineRule="auto"/>
+        <w:ind w:right="567" w:firstLine="198" w:firstLineChars="110"/>
+        <w:rPr>
+          <w:rFonts w:hint="default" w:ascii="Times New Roman" w:hAnsi="Times New Roman" w:eastAsia="微软雅黑" w:cs="Times New Roman"/>
+          <w:color w:val="000000"/>
+          <w:sz w:val="18"/>
+          <w:szCs w:val="18"/>
+        </w:rPr>
+      </w:pPr>
+      <w:r>
+        <w:rPr>
+          <w:rFonts w:hint="default" w:ascii="Times New Roman" w:hAnsi="Times New Roman" w:eastAsia="微软雅黑" w:cs="Times New Roman"/>
+          <w:color w:val="000000"/>
+          <w:sz w:val="18"/>
+          <w:szCs w:val="18"/>
+        </w:rPr>
+        <w:t>Hsu EC, et al. Proc Natl Acad Sci U S A. 2020; 117:2032-42.</w:t>
       </w:r>
     </w:p>
     <w:p>
       <w:pPr>
         <w:pStyle w:val="25"/>
         <w:numPr>
-          <w:ilvl w:val="0"/>
-          <w:numId w:val="2"/>
+          <w:numId w:val="0"/>
         </w:numPr>
-        <w:ind w:firstLineChars="0"/>
-        <w:rPr>
-          <w:rFonts w:ascii="微软雅黑" w:hAnsi="微软雅黑" w:eastAsia="微软雅黑"/>
+        <w:ind w:leftChars="0"/>
+        <w:rPr>
+          <w:rFonts w:hint="default" w:ascii="微软雅黑" w:hAnsi="微软雅黑" w:eastAsia="微软雅黑"/>
           <w:sz w:val="18"/>
           <w:szCs w:val="18"/>
         </w:rPr>
       </w:pPr>
-      <w:r>
-        <w:rPr>
-          <w:rFonts w:ascii="微软雅黑" w:hAnsi="微软雅黑" w:eastAsia="微软雅黑"/>
-          <w:sz w:val="18"/>
-          <w:szCs w:val="18"/>
-        </w:rPr>
-        <w:t>Li X, Teng S, Zhang Y, et al. TROP2 promotes proliferation, migration and metastasis of gallbladder cancer cells by regulating PI3K/AKT pathway and inducing EMT [J]. Oncotarget, 2017, 8(29).</w:t>
-      </w:r>
-    </w:p>
-    <w:p>
-      <w:pPr>
-        <w:pStyle w:val="25"/>
-        <w:numPr>
-          <w:ilvl w:val="0"/>
-          <w:numId w:val="2"/>
-        </w:numPr>
-        <w:ind w:firstLineChars="0"/>
-        <w:rPr>
-          <w:rFonts w:ascii="微软雅黑" w:hAnsi="微软雅黑" w:eastAsia="微软雅黑"/>
-          <w:sz w:val="18"/>
-          <w:szCs w:val="18"/>
-        </w:rPr>
-      </w:pPr>
-      <w:r>
-        <w:rPr>
-          <w:rFonts w:ascii="微软雅黑" w:hAnsi="微软雅黑" w:eastAsia="微软雅黑"/>
-          <w:sz w:val="18"/>
-          <w:szCs w:val="18"/>
-        </w:rPr>
-        <w:t>Tsukahara Y, Tanaka M, Miyajima A. TROP2 Expressed in the Trunk of the Ureteric Duct Regulates Branching Morphogenesis during Kidney Development [J]. PLOS ONE, 2011, 6.</w:t>
-      </w:r>
-    </w:p>
-    <w:p>
-      <w:pPr>
-        <w:pStyle w:val="25"/>
-        <w:numPr>
-          <w:ilvl w:val="0"/>
-          <w:numId w:val="2"/>
-        </w:numPr>
-        <w:ind w:firstLineChars="0"/>
-        <w:rPr>
-          <w:rFonts w:ascii="微软雅黑" w:hAnsi="微软雅黑" w:eastAsia="微软雅黑"/>
-          <w:sz w:val="18"/>
-          <w:szCs w:val="18"/>
-        </w:rPr>
-      </w:pPr>
-      <w:r>
-        <w:rPr>
-          <w:rFonts w:ascii="微软雅黑" w:hAnsi="微软雅黑" w:eastAsia="微软雅黑"/>
-          <w:sz w:val="18"/>
-          <w:szCs w:val="18"/>
-        </w:rPr>
-        <w:t>Stoyanova T, Goldstein A S, Cai H, et al. Regulated proteolysis of Trop2 drives epithelial hyperplasia and stem cell self-renewal via β-catenin signaling [J]. Genes &amp; Development, 2012, 26(20): 2271-2285.</w:t>
-      </w:r>
-    </w:p>
-    <w:p>
-      <w:pPr>
-        <w:pStyle w:val="25"/>
-        <w:numPr>
-          <w:ilvl w:val="0"/>
-          <w:numId w:val="2"/>
-        </w:numPr>
-        <w:ind w:firstLineChars="0"/>
-        <w:rPr>
-          <w:rFonts w:ascii="微软雅黑" w:hAnsi="微软雅黑" w:eastAsia="微软雅黑"/>
-          <w:sz w:val="18"/>
-          <w:szCs w:val="18"/>
-        </w:rPr>
-      </w:pPr>
-      <w:r>
-        <w:rPr>
-          <w:rFonts w:ascii="微软雅黑" w:hAnsi="微软雅黑" w:eastAsia="微软雅黑"/>
-          <w:sz w:val="18"/>
-          <w:szCs w:val="18"/>
-        </w:rPr>
-        <w:t>Cardillo T M, Govindan S V, Sharkey R M, et al. Sacituzumab Govitecan (IMMU-132), an Anti-Trop-2/SN-38 Antibody–Drug Conjugate: Characterization and Efficacy in Pancreatic, Gastric, and Other Cancers [J]. Bioconjugate Chemistry, 2015, 26(5): 919-931.</w:t>
-      </w:r>
-    </w:p>
-    <w:p>
-      <w:pPr>
-        <w:pStyle w:val="25"/>
-        <w:numPr>
-          <w:ilvl w:val="0"/>
-          <w:numId w:val="2"/>
-        </w:numPr>
-        <w:ind w:firstLineChars="0"/>
-        <w:rPr>
-          <w:rFonts w:ascii="微软雅黑" w:hAnsi="微软雅黑" w:eastAsia="微软雅黑"/>
-          <w:sz w:val="18"/>
-          <w:szCs w:val="18"/>
-        </w:rPr>
-      </w:pPr>
-      <w:r>
-        <w:rPr>
-          <w:rFonts w:ascii="微软雅黑" w:hAnsi="微软雅黑" w:eastAsia="微软雅黑"/>
-          <w:sz w:val="18"/>
-          <w:szCs w:val="18"/>
-        </w:rPr>
-        <w:t>Bardia A ,Tolaney S M , Punie K , et al. Biomarker Analyses in the Phase 3 ASCENT Study ofSacituzumab Govitecan Versus Chemotherapy in Patients with MetastaticTriple-Negative Breast Cancer[J]. Annals of Oncology, 2021, 32(7).</w:t>
-      </w:r>
-    </w:p>
-    <w:p>
-      <w:pPr>
-        <w:pStyle w:val="25"/>
-        <w:numPr>
-          <w:ilvl w:val="0"/>
-          <w:numId w:val="2"/>
-        </w:numPr>
-        <w:ind w:firstLineChars="0"/>
-        <w:rPr>
-          <w:rFonts w:ascii="微软雅黑" w:hAnsi="微软雅黑" w:eastAsia="微软雅黑"/>
-          <w:sz w:val="18"/>
-          <w:szCs w:val="18"/>
-        </w:rPr>
-      </w:pPr>
-      <w:r>
-        <w:rPr>
-          <w:rFonts w:ascii="微软雅黑" w:hAnsi="微软雅黑" w:eastAsia="微软雅黑"/>
-          <w:sz w:val="18"/>
-          <w:szCs w:val="18"/>
-        </w:rPr>
-        <w:t>Allyson, J,Ocean, et al. Sacituzumab govitecan (IMMU-132), an anti-Trop-2-SN-38antibody-drug conjugate for the treatment of diverse epithelial cancers: Safetyand pharmacokinetics.[J]. Cancer, 2017.</w:t>
-      </w:r>
-    </w:p>
-    <w:p>
-      <w:pPr>
-        <w:pStyle w:val="25"/>
-        <w:numPr>
-          <w:ilvl w:val="0"/>
-          <w:numId w:val="2"/>
-        </w:numPr>
-        <w:ind w:firstLineChars="0"/>
-        <w:rPr>
-          <w:rFonts w:hint="default" w:ascii="微软雅黑" w:hAnsi="微软雅黑" w:eastAsia="微软雅黑"/>
-          <w:sz w:val="18"/>
-          <w:szCs w:val="18"/>
-        </w:rPr>
-      </w:pPr>
-      <w:r>
-        <w:rPr>
-          <w:rFonts w:ascii="微软雅黑" w:hAnsi="微软雅黑" w:eastAsia="微软雅黑"/>
-          <w:sz w:val="18"/>
-          <w:szCs w:val="18"/>
-        </w:rPr>
-        <w:t>Agatsuma T , Shu T , Hasegawa J , et al. Anti-Trop2 antibody-drug conjugate.</w:t>
-      </w:r>
     </w:p>
     <w:sectPr>
       <w:footerReference r:id="rId5" w:type="default"/>
@@ -4368,6 +9363,26 @@
 <file path=word/numbering.xml><?xml version="1.0" encoding="utf-8"?>
 <w:numbering xmlns:wpc="http://schemas.microsoft.com/office/word/2010/wordprocessingCanvas" xmlns:mc="http://schemas.openxmlformats.org/markup-compatibility/2006" xmlns:o="urn:schemas-microsoft-com:office:office" xmlns:r="http://schemas.openxmlformats.org/officeDocument/2006/relationships" xmlns:m="http://schemas.openxmlformats.org/officeDocument/2006/math" xmlns:v="urn:schemas-microsoft-com:vml" xmlns:wp14="http://schemas.microsoft.com/office/word/2010/wordprocessingDrawing" xmlns:wp="http://schemas.openxmlformats.org/drawingml/2006/wordprocessingDrawing" xmlns:w10="urn:schemas-microsoft-com:office:word" xmlns:w="http://schemas.openxmlformats.org/wordprocessingml/2006/main" xmlns:w14="http://schemas.microsoft.com/office/word/2010/wordml" xmlns:wpg="http://schemas.microsoft.com/office/word/2010/wordprocessingGroup" xmlns:wpi="http://schemas.microsoft.com/office/word/2010/wordprocessingInk" xmlns:wne="http://schemas.microsoft.com/office/word/2006/wordml" xmlns:wps="http://schemas.microsoft.com/office/word/2010/wordprocessingShape" xmlns:wpsCustomData="http://www.wps.cn/officeDocument/2013/wpsCustomData" mc:Ignorable="w14 wp14">
   <w:abstractNum w:abstractNumId="0">
+    <w:nsid w:val="DA75C52D"/>
+    <w:multiLevelType w:val="singleLevel"/>
+    <w:tmpl w:val="DA75C52D"/>
+    <w:lvl w:ilvl="0" w:tentative="0">
+      <w:start w:val="1"/>
+      <w:numFmt w:val="decimal"/>
+      <w:lvlText w:val="[%1]"/>
+      <w:lvlJc w:val="left"/>
+      <w:pPr>
+        <w:tabs>
+          <w:tab w:val="left" w:pos="312"/>
+        </w:tabs>
+        <w:ind w:left="0"/>
+      </w:pPr>
+      <w:rPr>
+        <w:rFonts w:hint="default"/>
+      </w:rPr>
+    </w:lvl>
+  </w:abstractNum>
+  <w:abstractNum w:abstractNumId="1">
     <w:nsid w:val="209472B9"/>
     <w:multiLevelType w:val="multilevel"/>
     <w:tmpl w:val="209472B9"/>
@@ -4489,100 +9504,11 @@
       </w:rPr>
     </w:lvl>
   </w:abstractNum>
-  <w:abstractNum w:abstractNumId="1">
-    <w:nsid w:val="51C6649D"/>
-    <w:multiLevelType w:val="multilevel"/>
-    <w:tmpl w:val="51C6649D"/>
-    <w:lvl w:ilvl="0" w:tentative="0">
-      <w:start w:val="1"/>
-      <w:numFmt w:val="decimal"/>
-      <w:lvlText w:val="[%1]"/>
-      <w:lvlJc w:val="left"/>
-      <w:pPr>
-        <w:ind w:left="420" w:hanging="420"/>
-      </w:pPr>
-      <w:rPr>
-        <w:rFonts w:hint="eastAsia"/>
-      </w:rPr>
-    </w:lvl>
-    <w:lvl w:ilvl="1" w:tentative="0">
-      <w:start w:val="1"/>
-      <w:numFmt w:val="lowerLetter"/>
-      <w:lvlText w:val="%2)"/>
-      <w:lvlJc w:val="left"/>
-      <w:pPr>
-        <w:ind w:left="840" w:hanging="420"/>
-      </w:pPr>
-    </w:lvl>
-    <w:lvl w:ilvl="2" w:tentative="0">
-      <w:start w:val="1"/>
-      <w:numFmt w:val="lowerRoman"/>
-      <w:lvlText w:val="%3."/>
-      <w:lvlJc w:val="right"/>
-      <w:pPr>
-        <w:ind w:left="1260" w:hanging="420"/>
-      </w:pPr>
-    </w:lvl>
-    <w:lvl w:ilvl="3" w:tentative="0">
-      <w:start w:val="1"/>
-      <w:numFmt w:val="decimal"/>
-      <w:lvlText w:val="%4."/>
-      <w:lvlJc w:val="left"/>
-      <w:pPr>
-        <w:ind w:left="1680" w:hanging="420"/>
-      </w:pPr>
-    </w:lvl>
-    <w:lvl w:ilvl="4" w:tentative="0">
-      <w:start w:val="1"/>
-      <w:numFmt w:val="lowerLetter"/>
-      <w:lvlText w:val="%5)"/>
-      <w:lvlJc w:val="left"/>
-      <w:pPr>
-        <w:ind w:left="2100" w:hanging="420"/>
-      </w:pPr>
-    </w:lvl>
-    <w:lvl w:ilvl="5" w:tentative="0">
-      <w:start w:val="1"/>
-      <w:numFmt w:val="lowerRoman"/>
-      <w:lvlText w:val="%6."/>
-      <w:lvlJc w:val="right"/>
-      <w:pPr>
-        <w:ind w:left="2520" w:hanging="420"/>
-      </w:pPr>
-    </w:lvl>
-    <w:lvl w:ilvl="6" w:tentative="0">
-      <w:start w:val="1"/>
-      <w:numFmt w:val="decimal"/>
-      <w:lvlText w:val="%7."/>
-      <w:lvlJc w:val="left"/>
-      <w:pPr>
-        <w:ind w:left="2940" w:hanging="420"/>
-      </w:pPr>
-    </w:lvl>
-    <w:lvl w:ilvl="7" w:tentative="0">
-      <w:start w:val="1"/>
-      <w:numFmt w:val="lowerLetter"/>
-      <w:lvlText w:val="%8)"/>
-      <w:lvlJc w:val="left"/>
-      <w:pPr>
-        <w:ind w:left="3360" w:hanging="420"/>
-      </w:pPr>
-    </w:lvl>
-    <w:lvl w:ilvl="8" w:tentative="0">
-      <w:start w:val="1"/>
-      <w:numFmt w:val="lowerRoman"/>
-      <w:lvlText w:val="%9."/>
-      <w:lvlJc w:val="right"/>
-      <w:pPr>
-        <w:ind w:left="3780" w:hanging="420"/>
-      </w:pPr>
-    </w:lvl>
-  </w:abstractNum>
   <w:num w:numId="1">
-    <w:abstractNumId w:val="0"/>
+    <w:abstractNumId w:val="1"/>
   </w:num>
   <w:num w:numId="2">
-    <w:abstractNumId w:val="1"/>
+    <w:abstractNumId w:val="0"/>
   </w:num>
 </w:numbering>
 </file>

--- a/WebContent/docx/TROP2表达报告.docx
+++ b/WebContent/docx/TROP2表达报告.docx
@@ -41,12 +41,6 @@
             <w:insideH w:val="none" w:color="auto" w:sz="0" w:space="0"/>
             <w:insideV w:val="none" w:color="auto" w:sz="0" w:space="0"/>
           </w:tblBorders>
-          <w:tblCellMar>
-            <w:top w:w="0" w:type="dxa"/>
-            <w:left w:w="108" w:type="dxa"/>
-            <w:bottom w:w="0" w:type="dxa"/>
-            <w:right w:w="108" w:type="dxa"/>
-          </w:tblCellMar>
         </w:tblPrEx>
         <w:trPr>
           <w:gridAfter w:val="1"/>
@@ -451,6 +445,12 @@
             <w:insideH w:val="single" w:color="62B541" w:sz="4" w:space="0"/>
             <w:insideV w:val="single" w:color="62B541" w:sz="4" w:space="0"/>
           </w:tblBorders>
+          <w:tblCellMar>
+            <w:top w:w="0" w:type="dxa"/>
+            <w:left w:w="108" w:type="dxa"/>
+            <w:bottom w:w="0" w:type="dxa"/>
+            <w:right w:w="108" w:type="dxa"/>
+          </w:tblCellMar>
         </w:tblPrEx>
         <w:trPr>
           <w:jc w:val="center"/>
@@ -2891,8 +2891,8 @@
                 <w:b/>
                 <w:color w:val="000000"/>
                 <w:kern w:val="0"/>
-                <w:sz w:val="18"/>
-                <w:szCs w:val="18"/>
+                <w:sz w:val="16"/>
+                <w:szCs w:val="16"/>
                 <w:lang w:val="en-US" w:eastAsia="zh-CN"/>
               </w:rPr>
               <w:t>{{TROP2Info.examiner}}</w:t>
@@ -2923,6 +2923,17 @@
             </w:pPr>
             <w:r>
               <w:rPr>
+                <w:rFonts w:hint="eastAsia" w:ascii="Times New Roman" w:hAnsi="Times New Roman" w:eastAsia="微软雅黑" w:cs="Times New Roman"/>
+                <w:b/>
+                <w:color w:val="000000"/>
+                <w:sz w:val="16"/>
+                <w:szCs w:val="16"/>
+                <w:lang w:val="en-US" w:eastAsia="zh-CN" w:bidi="ar"/>
+              </w:rPr>
+              <w:t>复核人</w:t>
+            </w:r>
+            <w:r>
+              <w:rPr>
                 <w:rFonts w:hint="default" w:ascii="Times New Roman" w:hAnsi="Times New Roman" w:eastAsia="微软雅黑" w:cs="Times New Roman"/>
                 <w:b/>
                 <w:color w:val="000000"/>
@@ -2930,7 +2941,7 @@
                 <w:szCs w:val="16"/>
                 <w:lang w:bidi="ar"/>
               </w:rPr>
-              <w:t>审核医生：</w:t>
+              <w:t>：</w:t>
             </w:r>
           </w:p>
         </w:tc>
@@ -2969,15 +2980,79 @@
             </w:pPr>
             <w:r>
               <w:rPr>
-                <w:rFonts w:hint="eastAsia" w:ascii="Times New Roman" w:hAnsi="Times New Roman" w:eastAsia="微软雅黑" w:cs="Times New Roman"/>
+                <w:rFonts w:hint="eastAsia" w:eastAsia="微软雅黑"/>
                 <w:b/>
-                <w:color w:val="000000"/>
-                <w:kern w:val="0"/>
-                <w:sz w:val="18"/>
-                <w:szCs w:val="18"/>
-                <w:lang w:val="en-US" w:eastAsia="zh-CN"/>
-              </w:rPr>
-              <w:t>{{TROP2Info.auditor}}</w:t>
+                <w:bCs/>
+                <w:sz w:val="16"/>
+                <w:szCs w:val="16"/>
+                <w:lang w:eastAsia="zh-CN"/>
+              </w:rPr>
+              <w:t>临检所复核人，</w:t>
+            </w:r>
+            <w:r>
+              <w:rPr>
+                <w:rFonts w:hint="eastAsia" w:eastAsia="微软雅黑"/>
+                <w:lang w:eastAsia="zh-CN"/>
+              </w:rPr>
+              <w:drawing>
+                <wp:anchor distT="0" distB="0" distL="114300" distR="114300" simplePos="0" relativeHeight="251664384" behindDoc="0" locked="0" layoutInCell="1" allowOverlap="1">
+                  <wp:simplePos x="0" y="0"/>
+                  <wp:positionH relativeFrom="column">
+                    <wp:posOffset>808355</wp:posOffset>
+                  </wp:positionH>
+                  <wp:positionV relativeFrom="paragraph">
+                    <wp:posOffset>-95250</wp:posOffset>
+                  </wp:positionV>
+                  <wp:extent cx="495935" cy="280670"/>
+                  <wp:effectExtent l="0" t="0" r="0" b="9525"/>
+                  <wp:wrapNone/>
+                  <wp:docPr id="1" name="图片 1" descr="王建丽"/>
+                  <wp:cNvGraphicFramePr>
+                    <a:graphicFrameLocks xmlns:a="http://schemas.openxmlformats.org/drawingml/2006/main" noChangeAspect="1"/>
+                  </wp:cNvGraphicFramePr>
+                  <a:graphic xmlns:a="http://schemas.openxmlformats.org/drawingml/2006/main">
+                    <a:graphicData uri="http://schemas.openxmlformats.org/drawingml/2006/picture">
+                      <pic:pic xmlns:pic="http://schemas.openxmlformats.org/drawingml/2006/picture">
+                        <pic:nvPicPr>
+                          <pic:cNvPr id="1" name="图片 1" descr="王建丽"/>
+                          <pic:cNvPicPr>
+                            <a:picLocks noChangeAspect="1"/>
+                          </pic:cNvPicPr>
+                        </pic:nvPicPr>
+                        <pic:blipFill>
+                          <a:blip r:embed="rId7">
+                            <a:clrChange>
+                              <a:clrFrom>
+                                <a:srgbClr val="FFFFFF">
+                                  <a:alpha val="100000"/>
+                                </a:srgbClr>
+                              </a:clrFrom>
+                              <a:clrTo>
+                                <a:srgbClr val="FFFFFF">
+                                  <a:alpha val="100000"/>
+                                  <a:alpha val="0"/>
+                                </a:srgbClr>
+                              </a:clrTo>
+                            </a:clrChange>
+                          </a:blip>
+                          <a:stretch>
+                            <a:fillRect/>
+                          </a:stretch>
+                        </pic:blipFill>
+                        <pic:spPr>
+                          <a:xfrm>
+                            <a:off x="0" y="0"/>
+                            <a:ext cx="495935" cy="280670"/>
+                          </a:xfrm>
+                          <a:prstGeom prst="rect">
+                            <a:avLst/>
+                          </a:prstGeom>
+                        </pic:spPr>
+                      </pic:pic>
+                    </a:graphicData>
+                  </a:graphic>
+                </wp:anchor>
+              </w:drawing>
             </w:r>
           </w:p>
         </w:tc>
@@ -3127,6 +3202,8 @@
           <w:cols w:space="720" w:num="1"/>
         </w:sectPr>
       </w:pPr>
+      <w:bookmarkStart w:id="0" w:name="_GoBack"/>
+      <w:bookmarkEnd w:id="0"/>
     </w:p>
     <w:tbl>
       <w:tblPr>
@@ -3781,7 +3858,7 @@
           <w:szCs w:val="24"/>
         </w:rPr>
         <w:drawing>
-          <wp:anchor distT="0" distB="0" distL="114935" distR="114935" simplePos="0" relativeHeight="251663360" behindDoc="0" locked="0" layoutInCell="1" allowOverlap="1">
+          <wp:anchor distT="0" distB="0" distL="114935" distR="114935" simplePos="0" relativeHeight="251662336" behindDoc="0" locked="0" layoutInCell="1" allowOverlap="1">
             <wp:simplePos x="0" y="0"/>
             <wp:positionH relativeFrom="column">
               <wp:posOffset>384175</wp:posOffset>
@@ -3806,7 +3883,7 @@
                     </pic:cNvPicPr>
                   </pic:nvPicPr>
                   <pic:blipFill>
-                    <a:blip r:embed="rId7"/>
+                    <a:blip r:embed="rId8"/>
                     <a:stretch>
                       <a:fillRect/>
                     </a:stretch>
@@ -3916,7 +3993,6 @@
           <w:szCs w:val="18"/>
         </w:rPr>
       </w:pPr>
-      <w:bookmarkStart w:id="0" w:name="_GoBack"/>
       <w:r>
         <w:rPr>
           <w:rFonts w:hint="default" w:ascii="Times New Roman" w:hAnsi="Times New Roman" w:eastAsia="微软雅黑" w:cs="Times New Roman"/>
@@ -3925,7 +4001,7 @@
           <w:szCs w:val="18"/>
         </w:rPr>
         <w:drawing>
-          <wp:anchor distT="0" distB="0" distL="114300" distR="114300" simplePos="0" relativeHeight="251664384" behindDoc="0" locked="0" layoutInCell="1" allowOverlap="1">
+          <wp:anchor distT="0" distB="0" distL="114300" distR="114300" simplePos="0" relativeHeight="251663360" behindDoc="0" locked="0" layoutInCell="1" allowOverlap="1">
             <wp:simplePos x="0" y="0"/>
             <wp:positionH relativeFrom="column">
               <wp:posOffset>137160</wp:posOffset>
@@ -3950,7 +4026,7 @@
                     </pic:cNvPicPr>
                   </pic:nvPicPr>
                   <pic:blipFill>
-                    <a:blip r:embed="rId8"/>
+                    <a:blip r:embed="rId9"/>
                     <a:srcRect l="231"/>
                     <a:stretch>
                       <a:fillRect/>
@@ -3974,7 +4050,6 @@
           </wp:anchor>
         </w:drawing>
       </w:r>
-      <w:bookmarkEnd w:id="0"/>
       <w:r>
         <w:rPr>
           <w:rFonts w:hint="default" w:ascii="Times New Roman" w:hAnsi="Times New Roman" w:eastAsia="微软雅黑" w:cs="Times New Roman"/>
@@ -4569,6 +4644,12 @@
             <w:insideH w:val="single" w:color="CCECFF" w:sz="4" w:space="0"/>
             <w:insideV w:val="single" w:color="CCECFF" w:sz="4" w:space="0"/>
           </w:tblBorders>
+          <w:tblCellMar>
+            <w:top w:w="0" w:type="dxa"/>
+            <w:left w:w="108" w:type="dxa"/>
+            <w:bottom w:w="0" w:type="dxa"/>
+            <w:right w:w="108" w:type="dxa"/>
+          </w:tblCellMar>
         </w:tblPrEx>
         <w:trPr>
           <w:trHeight w:val="567" w:hRule="atLeast"/>
@@ -9065,6 +9146,7 @@
       <w:pPr>
         <w:pStyle w:val="25"/>
         <w:numPr>
+          <w:ilvl w:val="0"/>
           <w:numId w:val="0"/>
         </w:numPr>
         <w:ind w:leftChars="0"/>

--- a/WebContent/docx/TROP2表达报告.docx
+++ b/WebContent/docx/TROP2表达报告.docx
@@ -41,6 +41,12 @@
             <w:insideH w:val="none" w:color="auto" w:sz="0" w:space="0"/>
             <w:insideV w:val="none" w:color="auto" w:sz="0" w:space="0"/>
           </w:tblBorders>
+          <w:tblCellMar>
+            <w:top w:w="0" w:type="dxa"/>
+            <w:left w:w="108" w:type="dxa"/>
+            <w:bottom w:w="0" w:type="dxa"/>
+            <w:right w:w="108" w:type="dxa"/>
+          </w:tblCellMar>
         </w:tblPrEx>
         <w:trPr>
           <w:gridAfter w:val="1"/>
@@ -2841,12 +2847,6 @@
             <w:insideH w:val="none" w:color="auto" w:sz="0" w:space="0"/>
             <w:insideV w:val="none" w:color="auto" w:sz="0" w:space="0"/>
           </w:tblBorders>
-          <w:tblCellMar>
-            <w:top w:w="0" w:type="dxa"/>
-            <w:left w:w="108" w:type="dxa"/>
-            <w:bottom w:w="0" w:type="dxa"/>
-            <w:right w:w="108" w:type="dxa"/>
-          </w:tblCellMar>
         </w:tblPrEx>
         <w:trPr>
           <w:trHeight w:val="475" w:hRule="atLeast"/>
@@ -2978,17 +2978,7 @@
                 <w:rFonts w:hint="default" w:ascii="Times New Roman" w:hAnsi="Times New Roman" w:cs="Times New Roman"/>
               </w:rPr>
             </w:pPr>
-            <w:r>
-              <w:rPr>
-                <w:rFonts w:hint="eastAsia" w:eastAsia="微软雅黑"/>
-                <w:b/>
-                <w:bCs/>
-                <w:sz w:val="16"/>
-                <w:szCs w:val="16"/>
-                <w:lang w:eastAsia="zh-CN"/>
-              </w:rPr>
-              <w:t>临检所复核人，</w:t>
-            </w:r>
+            <w:bookmarkStart w:id="0" w:name="_GoBack"/>
             <w:r>
               <w:rPr>
                 <w:rFonts w:hint="eastAsia" w:eastAsia="微软雅黑"/>
@@ -2998,10 +2988,10 @@
                 <wp:anchor distT="0" distB="0" distL="114300" distR="114300" simplePos="0" relativeHeight="251664384" behindDoc="0" locked="0" layoutInCell="1" allowOverlap="1">
                   <wp:simplePos x="0" y="0"/>
                   <wp:positionH relativeFrom="column">
-                    <wp:posOffset>808355</wp:posOffset>
+                    <wp:posOffset>-67945</wp:posOffset>
                   </wp:positionH>
                   <wp:positionV relativeFrom="paragraph">
-                    <wp:posOffset>-95250</wp:posOffset>
+                    <wp:posOffset>-121285</wp:posOffset>
                   </wp:positionV>
                   <wp:extent cx="495935" cy="280670"/>
                   <wp:effectExtent l="0" t="0" r="0" b="9525"/>
@@ -3054,6 +3044,7 @@
                 </wp:anchor>
               </w:drawing>
             </w:r>
+            <w:bookmarkEnd w:id="0"/>
           </w:p>
         </w:tc>
         <w:tc>
@@ -3202,8 +3193,6 @@
           <w:cols w:space="720" w:num="1"/>
         </w:sectPr>
       </w:pPr>
-      <w:bookmarkStart w:id="0" w:name="_GoBack"/>
-      <w:bookmarkEnd w:id="0"/>
     </w:p>
     <w:tbl>
       <w:tblPr>

--- a/WebContent/docx/TROP2表达报告.docx
+++ b/WebContent/docx/TROP2表达报告.docx
@@ -2847,6 +2847,12 @@
             <w:insideH w:val="none" w:color="auto" w:sz="0" w:space="0"/>
             <w:insideV w:val="none" w:color="auto" w:sz="0" w:space="0"/>
           </w:tblBorders>
+          <w:tblCellMar>
+            <w:top w:w="0" w:type="dxa"/>
+            <w:left w:w="108" w:type="dxa"/>
+            <w:bottom w:w="0" w:type="dxa"/>
+            <w:right w:w="108" w:type="dxa"/>
+          </w:tblCellMar>
         </w:tblPrEx>
         <w:trPr>
           <w:trHeight w:val="475" w:hRule="atLeast"/>
@@ -2874,29 +2880,8 @@
                 <w:szCs w:val="16"/>
               </w:rPr>
             </w:pPr>
-            <w:r>
-              <w:rPr>
-                <w:rFonts w:hint="default" w:ascii="Times New Roman" w:hAnsi="Times New Roman" w:eastAsia="微软雅黑" w:cs="Times New Roman"/>
-                <w:b/>
-                <w:color w:val="000000"/>
-                <w:sz w:val="16"/>
-                <w:szCs w:val="16"/>
-                <w:lang w:bidi="ar"/>
-              </w:rPr>
-              <w:t>检测人：</w:t>
-            </w:r>
-            <w:r>
-              <w:rPr>
-                <w:rFonts w:hint="eastAsia" w:ascii="Times New Roman" w:hAnsi="Times New Roman" w:eastAsia="微软雅黑" w:cs="Times New Roman"/>
-                <w:b/>
-                <w:color w:val="000000"/>
-                <w:kern w:val="0"/>
-                <w:sz w:val="16"/>
-                <w:szCs w:val="16"/>
-                <w:lang w:val="en-US" w:eastAsia="zh-CN"/>
-              </w:rPr>
-              <w:t>{{TROP2Info.examiner}}</w:t>
-            </w:r>
+            <w:bookmarkStart w:id="0" w:name="_GoBack"/>
+            <w:bookmarkEnd w:id="0"/>
           </w:p>
         </w:tc>
         <w:tc>
@@ -2921,28 +2906,6 @@
                 <w:szCs w:val="16"/>
               </w:rPr>
             </w:pPr>
-            <w:r>
-              <w:rPr>
-                <w:rFonts w:hint="eastAsia" w:ascii="Times New Roman" w:hAnsi="Times New Roman" w:eastAsia="微软雅黑" w:cs="Times New Roman"/>
-                <w:b/>
-                <w:color w:val="000000"/>
-                <w:sz w:val="16"/>
-                <w:szCs w:val="16"/>
-                <w:lang w:val="en-US" w:eastAsia="zh-CN" w:bidi="ar"/>
-              </w:rPr>
-              <w:t>复核人</w:t>
-            </w:r>
-            <w:r>
-              <w:rPr>
-                <w:rFonts w:hint="default" w:ascii="Times New Roman" w:hAnsi="Times New Roman" w:eastAsia="微软雅黑" w:cs="Times New Roman"/>
-                <w:b/>
-                <w:color w:val="000000"/>
-                <w:sz w:val="16"/>
-                <w:szCs w:val="16"/>
-                <w:lang w:bidi="ar"/>
-              </w:rPr>
-              <w:t>：</w:t>
-            </w:r>
           </w:p>
         </w:tc>
         <w:tc>
@@ -2978,73 +2941,6 @@
                 <w:rFonts w:hint="default" w:ascii="Times New Roman" w:hAnsi="Times New Roman" w:cs="Times New Roman"/>
               </w:rPr>
             </w:pPr>
-            <w:bookmarkStart w:id="0" w:name="_GoBack"/>
-            <w:r>
-              <w:rPr>
-                <w:rFonts w:hint="eastAsia" w:eastAsia="微软雅黑"/>
-                <w:lang w:eastAsia="zh-CN"/>
-              </w:rPr>
-              <w:drawing>
-                <wp:anchor distT="0" distB="0" distL="114300" distR="114300" simplePos="0" relativeHeight="251664384" behindDoc="0" locked="0" layoutInCell="1" allowOverlap="1">
-                  <wp:simplePos x="0" y="0"/>
-                  <wp:positionH relativeFrom="column">
-                    <wp:posOffset>-67945</wp:posOffset>
-                  </wp:positionH>
-                  <wp:positionV relativeFrom="paragraph">
-                    <wp:posOffset>-121285</wp:posOffset>
-                  </wp:positionV>
-                  <wp:extent cx="495935" cy="280670"/>
-                  <wp:effectExtent l="0" t="0" r="0" b="9525"/>
-                  <wp:wrapNone/>
-                  <wp:docPr id="1" name="图片 1" descr="王建丽"/>
-                  <wp:cNvGraphicFramePr>
-                    <a:graphicFrameLocks xmlns:a="http://schemas.openxmlformats.org/drawingml/2006/main" noChangeAspect="1"/>
-                  </wp:cNvGraphicFramePr>
-                  <a:graphic xmlns:a="http://schemas.openxmlformats.org/drawingml/2006/main">
-                    <a:graphicData uri="http://schemas.openxmlformats.org/drawingml/2006/picture">
-                      <pic:pic xmlns:pic="http://schemas.openxmlformats.org/drawingml/2006/picture">
-                        <pic:nvPicPr>
-                          <pic:cNvPr id="1" name="图片 1" descr="王建丽"/>
-                          <pic:cNvPicPr>
-                            <a:picLocks noChangeAspect="1"/>
-                          </pic:cNvPicPr>
-                        </pic:nvPicPr>
-                        <pic:blipFill>
-                          <a:blip r:embed="rId7">
-                            <a:clrChange>
-                              <a:clrFrom>
-                                <a:srgbClr val="FFFFFF">
-                                  <a:alpha val="100000"/>
-                                </a:srgbClr>
-                              </a:clrFrom>
-                              <a:clrTo>
-                                <a:srgbClr val="FFFFFF">
-                                  <a:alpha val="100000"/>
-                                  <a:alpha val="0"/>
-                                </a:srgbClr>
-                              </a:clrTo>
-                            </a:clrChange>
-                          </a:blip>
-                          <a:stretch>
-                            <a:fillRect/>
-                          </a:stretch>
-                        </pic:blipFill>
-                        <pic:spPr>
-                          <a:xfrm>
-                            <a:off x="0" y="0"/>
-                            <a:ext cx="495935" cy="280670"/>
-                          </a:xfrm>
-                          <a:prstGeom prst="rect">
-                            <a:avLst/>
-                          </a:prstGeom>
-                        </pic:spPr>
-                      </pic:pic>
-                    </a:graphicData>
-                  </a:graphic>
-                </wp:anchor>
-              </w:drawing>
-            </w:r>
-            <w:bookmarkEnd w:id="0"/>
           </w:p>
         </w:tc>
         <w:tc>
@@ -3872,7 +3768,7 @@
                     </pic:cNvPicPr>
                   </pic:nvPicPr>
                   <pic:blipFill>
-                    <a:blip r:embed="rId8"/>
+                    <a:blip r:embed="rId7"/>
                     <a:stretch>
                       <a:fillRect/>
                     </a:stretch>
@@ -4015,7 +3911,7 @@
                     </pic:cNvPicPr>
                   </pic:nvPicPr>
                   <pic:blipFill>
-                    <a:blip r:embed="rId9"/>
+                    <a:blip r:embed="rId8"/>
                     <a:srcRect l="231"/>
                     <a:stretch>
                       <a:fillRect/>
@@ -5594,12 +5490,6 @@
             <w:insideH w:val="single" w:color="62B541" w:sz="4" w:space="0"/>
             <w:insideV w:val="single" w:color="62B541" w:sz="4" w:space="0"/>
           </w:tblBorders>
-          <w:tblCellMar>
-            <w:top w:w="0" w:type="dxa"/>
-            <w:left w:w="108" w:type="dxa"/>
-            <w:bottom w:w="0" w:type="dxa"/>
-            <w:right w:w="108" w:type="dxa"/>
-          </w:tblCellMar>
         </w:tblPrEx>
         <w:trPr>
           <w:trHeight w:val="567" w:hRule="atLeast"/>
@@ -8253,12 +8143,6 @@
             <w:insideH w:val="single" w:color="62B541" w:sz="4" w:space="0"/>
             <w:insideV w:val="single" w:color="62B541" w:sz="4" w:space="0"/>
           </w:tblBorders>
-          <w:tblCellMar>
-            <w:top w:w="0" w:type="dxa"/>
-            <w:left w:w="108" w:type="dxa"/>
-            <w:bottom w:w="0" w:type="dxa"/>
-            <w:right w:w="108" w:type="dxa"/>
-          </w:tblCellMar>
         </w:tblPrEx>
         <w:trPr>
           <w:trHeight w:val="454" w:hRule="atLeast"/>

--- a/WebContent/docx/TROP2表达报告.docx
+++ b/WebContent/docx/TROP2表达报告.docx
@@ -41,12 +41,6 @@
             <w:insideH w:val="none" w:color="auto" w:sz="0" w:space="0"/>
             <w:insideV w:val="none" w:color="auto" w:sz="0" w:space="0"/>
           </w:tblBorders>
-          <w:tblCellMar>
-            <w:top w:w="0" w:type="dxa"/>
-            <w:left w:w="108" w:type="dxa"/>
-            <w:bottom w:w="0" w:type="dxa"/>
-            <w:right w:w="108" w:type="dxa"/>
-          </w:tblCellMar>
         </w:tblPrEx>
         <w:trPr>
           <w:gridAfter w:val="1"/>
@@ -57,6 +51,9 @@
         <w:tc>
           <w:tcPr>
             <w:tcW w:w="3351" w:type="dxa"/>
+            <w:tcBorders>
+              <w:top w:val="single" w:color="0083C3" w:sz="4" w:space="0"/>
+            </w:tcBorders>
             <w:vAlign w:val="center"/>
           </w:tcPr>
           <w:p>
@@ -79,6 +76,9 @@
         <w:tc>
           <w:tcPr>
             <w:tcW w:w="2648" w:type="dxa"/>
+            <w:tcBorders>
+              <w:top w:val="single" w:color="0083C3" w:sz="4" w:space="0"/>
+            </w:tcBorders>
             <w:vAlign w:val="center"/>
           </w:tcPr>
           <w:p>
@@ -108,6 +108,9 @@
           <w:tcPr>
             <w:tcW w:w="1485" w:type="dxa"/>
             <w:gridSpan w:val="2"/>
+            <w:tcBorders>
+              <w:top w:val="single" w:color="0083C3" w:sz="4" w:space="0"/>
+            </w:tcBorders>
             <w:vAlign w:val="center"/>
           </w:tcPr>
           <w:p>
@@ -136,6 +139,9 @@
         <w:tc>
           <w:tcPr>
             <w:tcW w:w="2750" w:type="dxa"/>
+            <w:tcBorders>
+              <w:top w:val="single" w:color="0083C3" w:sz="4" w:space="0"/>
+            </w:tcBorders>
             <w:vAlign w:val="center"/>
           </w:tcPr>
           <w:p>
@@ -322,6 +328,9 @@
           <w:tcPr>
             <w:tcW w:w="7029" w:type="dxa"/>
             <w:gridSpan w:val="3"/>
+            <w:tcBorders>
+              <w:bottom w:val="single" w:color="0083C3" w:sz="4" w:space="0"/>
+            </w:tcBorders>
             <w:vAlign w:val="center"/>
           </w:tcPr>
           <w:p>
@@ -351,6 +360,9 @@
           <w:tcPr>
             <w:tcW w:w="3208" w:type="dxa"/>
             <w:gridSpan w:val="3"/>
+            <w:tcBorders>
+              <w:bottom w:val="single" w:color="0083C3" w:sz="4" w:space="0"/>
+            </w:tcBorders>
             <w:vAlign w:val="center"/>
           </w:tcPr>
           <w:p>
@@ -464,6 +476,12 @@
         <w:tc>
           <w:tcPr>
             <w:tcW w:w="3431" w:type="dxa"/>
+            <w:tcBorders>
+              <w:top w:val="single" w:color="0083C3" w:sz="12" w:space="0"/>
+              <w:left w:val="nil"/>
+              <w:bottom w:val="single" w:color="0083C3" w:sz="4" w:space="0"/>
+              <w:right w:val="single" w:color="0083C3" w:sz="4" w:space="0"/>
+            </w:tcBorders>
             <w:vAlign w:val="center"/>
           </w:tcPr>
           <w:p>
@@ -496,6 +514,12 @@
         <w:tc>
           <w:tcPr>
             <w:tcW w:w="6775" w:type="dxa"/>
+            <w:tcBorders>
+              <w:top w:val="single" w:color="0083C3" w:sz="12" w:space="0"/>
+              <w:left w:val="single" w:color="0083C3" w:sz="4" w:space="0"/>
+              <w:bottom w:val="single" w:color="0083C3" w:sz="4" w:space="0"/>
+              <w:right w:val="nil"/>
+            </w:tcBorders>
             <w:vAlign w:val="center"/>
           </w:tcPr>
           <w:p>
@@ -579,6 +603,12 @@
         <w:tc>
           <w:tcPr>
             <w:tcW w:w="3431" w:type="dxa"/>
+            <w:tcBorders>
+              <w:top w:val="single" w:color="0083C3" w:sz="4" w:space="0"/>
+              <w:left w:val="nil"/>
+              <w:bottom w:val="single" w:color="0083C3" w:sz="4" w:space="0"/>
+              <w:right w:val="single" w:color="0083C3" w:sz="4" w:space="0"/>
+            </w:tcBorders>
             <w:vAlign w:val="center"/>
           </w:tcPr>
           <w:p>
@@ -609,6 +639,12 @@
         <w:tc>
           <w:tcPr>
             <w:tcW w:w="6775" w:type="dxa"/>
+            <w:tcBorders>
+              <w:top w:val="single" w:color="0083C3" w:sz="4" w:space="0"/>
+              <w:left w:val="single" w:color="0083C3" w:sz="4" w:space="0"/>
+              <w:bottom w:val="single" w:color="0083C3" w:sz="4" w:space="0"/>
+              <w:right w:val="nil"/>
+            </w:tcBorders>
             <w:vAlign w:val="center"/>
           </w:tcPr>
           <w:p>
@@ -719,6 +755,12 @@
           <w:tcPr>
             <w:tcW w:w="10206" w:type="dxa"/>
             <w:gridSpan w:val="2"/>
+            <w:tcBorders>
+              <w:top w:val="single" w:color="0083C3" w:sz="4" w:space="0"/>
+              <w:left w:val="nil"/>
+              <w:bottom w:val="single" w:color="0083C3" w:sz="12" w:space="0"/>
+              <w:right w:val="nil"/>
+            </w:tcBorders>
           </w:tcPr>
           <w:p>
             <w:pPr>
@@ -733,8 +775,10 @@
                 <w:rFonts w:hint="default" w:ascii="Times New Roman" w:hAnsi="Times New Roman" w:cs="Times New Roman"/>
                 <w:highlight w:val="none"/>
               </w:rPr>
-              <w:t>镜下描述：活检组织中见大量的癌细胞，细胞呈圆形或椭圆形，核大染色深，核浆比增大，异型性明显。</w:t>
-            </w:r>
+              <w:t>镜下描述：{{TROP2Info.microscopicDesc}}</w:t>
+            </w:r>
+            <w:bookmarkStart w:id="0" w:name="_GoBack"/>
+            <w:bookmarkEnd w:id="0"/>
           </w:p>
         </w:tc>
       </w:tr>
@@ -932,12 +976,12 @@
         <w:tblW w:w="10057" w:type="dxa"/>
         <w:jc w:val="center"/>
         <w:tblBorders>
-          <w:top w:val="single" w:color="62B541" w:sz="4" w:space="0"/>
-          <w:left w:val="single" w:color="62B541" w:sz="4" w:space="0"/>
-          <w:bottom w:val="single" w:color="62B541" w:sz="4" w:space="0"/>
-          <w:right w:val="single" w:color="62B541" w:sz="4" w:space="0"/>
-          <w:insideH w:val="single" w:color="62B541" w:sz="4" w:space="0"/>
-          <w:insideV w:val="single" w:color="62B541" w:sz="4" w:space="0"/>
+          <w:top w:val="single" w:color="0083C3" w:sz="4" w:space="0"/>
+          <w:left w:val="single" w:color="0083C3" w:sz="4" w:space="0"/>
+          <w:bottom w:val="single" w:color="0083C3" w:sz="4" w:space="0"/>
+          <w:right w:val="single" w:color="0083C3" w:sz="4" w:space="0"/>
+          <w:insideH w:val="single" w:color="0083C3" w:sz="4" w:space="0"/>
+          <w:insideV w:val="single" w:color="0083C3" w:sz="4" w:space="0"/>
         </w:tblBorders>
         <w:tblLayout w:type="fixed"/>
         <w:tblCellMar>
@@ -957,12 +1001,12 @@
       <w:tr>
         <w:tblPrEx>
           <w:tblBorders>
-            <w:top w:val="single" w:color="62B541" w:sz="4" w:space="0"/>
-            <w:left w:val="single" w:color="62B541" w:sz="4" w:space="0"/>
-            <w:bottom w:val="single" w:color="62B541" w:sz="4" w:space="0"/>
-            <w:right w:val="single" w:color="62B541" w:sz="4" w:space="0"/>
-            <w:insideH w:val="single" w:color="62B541" w:sz="4" w:space="0"/>
-            <w:insideV w:val="single" w:color="62B541" w:sz="4" w:space="0"/>
+            <w:top w:val="single" w:color="0083C3" w:sz="4" w:space="0"/>
+            <w:left w:val="single" w:color="0083C3" w:sz="4" w:space="0"/>
+            <w:bottom w:val="single" w:color="0083C3" w:sz="4" w:space="0"/>
+            <w:right w:val="single" w:color="0083C3" w:sz="4" w:space="0"/>
+            <w:insideH w:val="single" w:color="0083C3" w:sz="4" w:space="0"/>
+            <w:insideV w:val="single" w:color="0083C3" w:sz="4" w:space="0"/>
           </w:tblBorders>
           <w:tblCellMar>
             <w:top w:w="0" w:type="dxa"/>
@@ -978,7 +1022,7 @@
         <w:tc>
           <w:tcPr>
             <w:tcW w:w="2572" w:type="dxa"/>
-            <w:shd w:val="clear" w:color="auto" w:fill="62B541"/>
+            <w:shd w:val="clear" w:color="auto" w:fill="0083C3"/>
             <w:vAlign w:val="center"/>
           </w:tcPr>
           <w:p>
@@ -1017,7 +1061,7 @@
         <w:tc>
           <w:tcPr>
             <w:tcW w:w="1112" w:type="dxa"/>
-            <w:shd w:val="clear" w:color="auto" w:fill="62B541"/>
+            <w:shd w:val="clear" w:color="auto" w:fill="0083C3"/>
             <w:vAlign w:val="center"/>
           </w:tcPr>
           <w:p>
@@ -1056,7 +1100,7 @@
         <w:tc>
           <w:tcPr>
             <w:tcW w:w="1479" w:type="dxa"/>
-            <w:shd w:val="clear" w:color="auto" w:fill="62B541"/>
+            <w:shd w:val="clear" w:color="auto" w:fill="0083C3"/>
             <w:vAlign w:val="center"/>
           </w:tcPr>
           <w:p>
@@ -1095,7 +1139,7 @@
         <w:tc>
           <w:tcPr>
             <w:tcW w:w="2220" w:type="dxa"/>
-            <w:shd w:val="clear" w:color="auto" w:fill="62B541"/>
+            <w:shd w:val="clear" w:color="auto" w:fill="0083C3"/>
             <w:vAlign w:val="center"/>
           </w:tcPr>
           <w:p>
@@ -1134,7 +1178,7 @@
         <w:tc>
           <w:tcPr>
             <w:tcW w:w="2674" w:type="dxa"/>
-            <w:shd w:val="clear" w:color="auto" w:fill="62B541"/>
+            <w:shd w:val="clear" w:color="auto" w:fill="0083C3"/>
             <w:vAlign w:val="center"/>
           </w:tcPr>
           <w:tbl>
@@ -1185,7 +1229,7 @@
               <w:tc>
                 <w:tcPr>
                   <w:tcW w:w="3483" w:type="dxa"/>
-                  <w:shd w:val="clear" w:color="auto" w:fill="62B541"/>
+                  <w:shd w:val="clear" w:color="auto" w:fill="0083C3"/>
                   <w:vAlign w:val="center"/>
                 </w:tcPr>
                 <w:p>
@@ -1401,12 +1445,12 @@
       <w:tr>
         <w:tblPrEx>
           <w:tblBorders>
-            <w:top w:val="single" w:color="62B541" w:sz="4" w:space="0"/>
-            <w:left w:val="single" w:color="62B541" w:sz="4" w:space="0"/>
-            <w:bottom w:val="single" w:color="62B541" w:sz="4" w:space="0"/>
-            <w:right w:val="single" w:color="62B541" w:sz="4" w:space="0"/>
-            <w:insideH w:val="single" w:color="62B541" w:sz="4" w:space="0"/>
-            <w:insideV w:val="single" w:color="62B541" w:sz="4" w:space="0"/>
+            <w:top w:val="single" w:color="0083C3" w:sz="4" w:space="0"/>
+            <w:left w:val="single" w:color="0083C3" w:sz="4" w:space="0"/>
+            <w:bottom w:val="single" w:color="0083C3" w:sz="4" w:space="0"/>
+            <w:right w:val="single" w:color="0083C3" w:sz="4" w:space="0"/>
+            <w:insideH w:val="single" w:color="0083C3" w:sz="4" w:space="0"/>
+            <w:insideV w:val="single" w:color="0083C3" w:sz="4" w:space="0"/>
           </w:tblBorders>
           <w:tblCellMar>
             <w:top w:w="0" w:type="dxa"/>
@@ -1563,12 +1607,12 @@
       <w:tr>
         <w:tblPrEx>
           <w:tblBorders>
-            <w:top w:val="single" w:color="62B541" w:sz="4" w:space="0"/>
-            <w:left w:val="single" w:color="62B541" w:sz="4" w:space="0"/>
-            <w:bottom w:val="single" w:color="62B541" w:sz="4" w:space="0"/>
-            <w:right w:val="single" w:color="62B541" w:sz="4" w:space="0"/>
-            <w:insideH w:val="single" w:color="62B541" w:sz="4" w:space="0"/>
-            <w:insideV w:val="single" w:color="62B541" w:sz="4" w:space="0"/>
+            <w:top w:val="single" w:color="0083C3" w:sz="4" w:space="0"/>
+            <w:left w:val="single" w:color="0083C3" w:sz="4" w:space="0"/>
+            <w:bottom w:val="single" w:color="0083C3" w:sz="4" w:space="0"/>
+            <w:right w:val="single" w:color="0083C3" w:sz="4" w:space="0"/>
+            <w:insideH w:val="single" w:color="0083C3" w:sz="4" w:space="0"/>
+            <w:insideV w:val="single" w:color="0083C3" w:sz="4" w:space="0"/>
           </w:tblBorders>
           <w:tblCellMar>
             <w:top w:w="0" w:type="dxa"/>
@@ -1680,12 +1724,12 @@
       <w:tr>
         <w:tblPrEx>
           <w:tblBorders>
-            <w:top w:val="single" w:color="62B541" w:sz="4" w:space="0"/>
-            <w:left w:val="single" w:color="62B541" w:sz="4" w:space="0"/>
-            <w:bottom w:val="single" w:color="62B541" w:sz="4" w:space="0"/>
-            <w:right w:val="single" w:color="62B541" w:sz="4" w:space="0"/>
-            <w:insideH w:val="single" w:color="62B541" w:sz="4" w:space="0"/>
-            <w:insideV w:val="single" w:color="62B541" w:sz="4" w:space="0"/>
+            <w:top w:val="single" w:color="0083C3" w:sz="4" w:space="0"/>
+            <w:left w:val="single" w:color="0083C3" w:sz="4" w:space="0"/>
+            <w:bottom w:val="single" w:color="0083C3" w:sz="4" w:space="0"/>
+            <w:right w:val="single" w:color="0083C3" w:sz="4" w:space="0"/>
+            <w:insideH w:val="single" w:color="0083C3" w:sz="4" w:space="0"/>
+            <w:insideV w:val="single" w:color="0083C3" w:sz="4" w:space="0"/>
           </w:tblBorders>
           <w:tblCellMar>
             <w:top w:w="0" w:type="dxa"/>
@@ -1795,12 +1839,12 @@
       <w:tr>
         <w:tblPrEx>
           <w:tblBorders>
-            <w:top w:val="single" w:color="62B541" w:sz="4" w:space="0"/>
-            <w:left w:val="single" w:color="62B541" w:sz="4" w:space="0"/>
-            <w:bottom w:val="single" w:color="62B541" w:sz="4" w:space="0"/>
-            <w:right w:val="single" w:color="62B541" w:sz="4" w:space="0"/>
-            <w:insideH w:val="single" w:color="62B541" w:sz="4" w:space="0"/>
-            <w:insideV w:val="single" w:color="62B541" w:sz="4" w:space="0"/>
+            <w:top w:val="single" w:color="0083C3" w:sz="4" w:space="0"/>
+            <w:left w:val="single" w:color="0083C3" w:sz="4" w:space="0"/>
+            <w:bottom w:val="single" w:color="0083C3" w:sz="4" w:space="0"/>
+            <w:right w:val="single" w:color="0083C3" w:sz="4" w:space="0"/>
+            <w:insideH w:val="single" w:color="0083C3" w:sz="4" w:space="0"/>
+            <w:insideV w:val="single" w:color="0083C3" w:sz="4" w:space="0"/>
           </w:tblBorders>
           <w:tblCellMar>
             <w:top w:w="0" w:type="dxa"/>
@@ -1920,12 +1964,12 @@
       <w:tr>
         <w:tblPrEx>
           <w:tblBorders>
-            <w:top w:val="single" w:color="62B541" w:sz="4" w:space="0"/>
-            <w:left w:val="single" w:color="62B541" w:sz="4" w:space="0"/>
-            <w:bottom w:val="single" w:color="62B541" w:sz="4" w:space="0"/>
-            <w:right w:val="single" w:color="62B541" w:sz="4" w:space="0"/>
-            <w:insideH w:val="single" w:color="62B541" w:sz="4" w:space="0"/>
-            <w:insideV w:val="single" w:color="62B541" w:sz="4" w:space="0"/>
+            <w:top w:val="single" w:color="0083C3" w:sz="4" w:space="0"/>
+            <w:left w:val="single" w:color="0083C3" w:sz="4" w:space="0"/>
+            <w:bottom w:val="single" w:color="0083C3" w:sz="4" w:space="0"/>
+            <w:right w:val="single" w:color="0083C3" w:sz="4" w:space="0"/>
+            <w:insideH w:val="single" w:color="0083C3" w:sz="4" w:space="0"/>
+            <w:insideV w:val="single" w:color="0083C3" w:sz="4" w:space="0"/>
           </w:tblBorders>
           <w:tblCellMar>
             <w:top w:w="0" w:type="dxa"/>
@@ -2047,12 +2091,12 @@
       <w:tr>
         <w:tblPrEx>
           <w:tblBorders>
-            <w:top w:val="single" w:color="62B541" w:sz="4" w:space="0"/>
-            <w:left w:val="single" w:color="62B541" w:sz="4" w:space="0"/>
-            <w:bottom w:val="single" w:color="62B541" w:sz="4" w:space="0"/>
-            <w:right w:val="single" w:color="62B541" w:sz="4" w:space="0"/>
-            <w:insideH w:val="single" w:color="62B541" w:sz="4" w:space="0"/>
-            <w:insideV w:val="single" w:color="62B541" w:sz="4" w:space="0"/>
+            <w:top w:val="single" w:color="0083C3" w:sz="4" w:space="0"/>
+            <w:left w:val="single" w:color="0083C3" w:sz="4" w:space="0"/>
+            <w:bottom w:val="single" w:color="0083C3" w:sz="4" w:space="0"/>
+            <w:right w:val="single" w:color="0083C3" w:sz="4" w:space="0"/>
+            <w:insideH w:val="single" w:color="0083C3" w:sz="4" w:space="0"/>
+            <w:insideV w:val="single" w:color="0083C3" w:sz="4" w:space="0"/>
           </w:tblBorders>
           <w:tblCellMar>
             <w:top w:w="0" w:type="dxa"/>
@@ -2863,7 +2907,7 @@
             <w:tcBorders>
               <w:top w:val="nil"/>
               <w:left w:val="nil"/>
-              <w:bottom w:val="single" w:color="62B541" w:sz="12" w:space="0"/>
+              <w:bottom w:val="single" w:color="0083C3" w:sz="12" w:space="0"/>
               <w:right w:val="nil"/>
             </w:tcBorders>
             <w:vAlign w:val="bottom"/>
@@ -2880,8 +2924,6 @@
                 <w:szCs w:val="16"/>
               </w:rPr>
             </w:pPr>
-            <w:bookmarkStart w:id="0" w:name="_GoBack"/>
-            <w:bookmarkEnd w:id="0"/>
           </w:p>
         </w:tc>
         <w:tc>
@@ -2890,7 +2932,7 @@
             <w:tcBorders>
               <w:top w:val="nil"/>
               <w:left w:val="nil"/>
-              <w:bottom w:val="single" w:color="62B541" w:sz="12" w:space="0"/>
+              <w:bottom w:val="single" w:color="0083C3" w:sz="12" w:space="0"/>
               <w:right w:val="nil"/>
             </w:tcBorders>
             <w:vAlign w:val="bottom"/>
@@ -2914,7 +2956,7 @@
             <w:tcBorders>
               <w:top w:val="nil"/>
               <w:left w:val="nil"/>
-              <w:bottom w:val="single" w:color="62B541" w:sz="12" w:space="0"/>
+              <w:bottom w:val="single" w:color="0083C3" w:sz="12" w:space="0"/>
               <w:right w:val="nil"/>
             </w:tcBorders>
             <w:vAlign w:val="bottom"/>
@@ -2949,7 +2991,7 @@
             <w:tcBorders>
               <w:top w:val="nil"/>
               <w:left w:val="nil"/>
-              <w:bottom w:val="single" w:color="62B541" w:sz="12" w:space="0"/>
+              <w:bottom w:val="single" w:color="0083C3" w:sz="12" w:space="0"/>
               <w:right w:val="nil"/>
             </w:tcBorders>
             <w:vAlign w:val="bottom"/>
@@ -3014,7 +3056,7 @@
             <w:tcW w:w="9919" w:type="dxa"/>
             <w:gridSpan w:val="4"/>
             <w:tcBorders>
-              <w:top w:val="single" w:color="62B541" w:sz="12" w:space="0"/>
+              <w:top w:val="single" w:color="0083C3" w:sz="12" w:space="0"/>
               <w:left w:val="nil"/>
               <w:bottom w:val="nil"/>
               <w:right w:val="nil"/>
@@ -3103,7 +3145,7 @@
           <w:insideH w:val="single" w:color="365F91" w:sz="12" w:space="0"/>
           <w:insideV w:val="single" w:color="365F91" w:sz="12" w:space="0"/>
         </w:tblBorders>
-        <w:shd w:val="clear" w:color="auto" w:fill="62B541"/>
+        <w:shd w:val="clear" w:color="auto" w:fill="0083C3"/>
         <w:tblLayout w:type="fixed"/>
         <w:tblCellMar>
           <w:top w:w="0" w:type="dxa"/>
@@ -3125,7 +3167,7 @@
             <w:insideH w:val="single" w:color="365F91" w:sz="12" w:space="0"/>
             <w:insideV w:val="single" w:color="365F91" w:sz="12" w:space="0"/>
           </w:tblBorders>
-          <w:shd w:val="clear" w:color="auto" w:fill="62B541"/>
+          <w:shd w:val="clear" w:color="auto" w:fill="0083C3"/>
           <w:tblCellMar>
             <w:top w:w="0" w:type="dxa"/>
             <w:left w:w="108" w:type="dxa"/>
@@ -3146,7 +3188,7 @@
               <w:bottom w:val="nil"/>
               <w:right w:val="nil"/>
             </w:tcBorders>
-            <w:shd w:val="clear" w:color="auto" w:fill="62B541"/>
+            <w:shd w:val="clear" w:color="auto" w:fill="0083C3"/>
             <w:vAlign w:val="bottom"/>
           </w:tcPr>
           <w:p>
@@ -3303,7 +3345,7 @@
         <w:textAlignment w:val="auto"/>
         <w:rPr>
           <w:rFonts w:hint="default" w:ascii="Times New Roman" w:hAnsi="Times New Roman" w:eastAsia="微软雅黑" w:cs="Times New Roman"/>
-          <w:color w:val="62B541"/>
+          <w:color w:val="0083C3"/>
           <w:sz w:val="24"/>
           <w:szCs w:val="24"/>
         </w:rPr>
@@ -3311,7 +3353,7 @@
       <w:r>
         <w:rPr>
           <w:rFonts w:hint="default" w:ascii="Times New Roman" w:hAnsi="Times New Roman" w:eastAsia="微软雅黑" w:cs="Times New Roman"/>
-          <w:color w:val="62B541"/>
+          <w:color w:val="0083C3"/>
           <w:sz w:val="24"/>
           <w:szCs w:val="24"/>
         </w:rPr>
@@ -3321,7 +3363,7 @@
         <w:rPr>
           <w:rFonts w:hint="default" w:ascii="Times New Roman" w:hAnsi="Times New Roman" w:eastAsia="微软雅黑" w:cs="Times New Roman"/>
           <w:bCs w:val="0"/>
-          <w:color w:val="62B541"/>
+          <w:color w:val="0083C3"/>
           <w:kern w:val="2"/>
           <w:sz w:val="21"/>
           <w:szCs w:val="22"/>
@@ -3331,7 +3373,7 @@
       <w:r>
         <w:rPr>
           <w:rFonts w:hint="default" w:ascii="Times New Roman" w:hAnsi="Times New Roman" w:eastAsia="微软雅黑" w:cs="Times New Roman"/>
-          <w:color w:val="62B541"/>
+          <w:color w:val="0083C3"/>
           <w:sz w:val="24"/>
           <w:szCs w:val="24"/>
         </w:rPr>
@@ -3340,7 +3382,7 @@
       <w:r>
         <w:rPr>
           <w:rFonts w:hint="eastAsia" w:ascii="Times New Roman" w:hAnsi="Times New Roman" w:eastAsia="微软雅黑" w:cs="Times New Roman"/>
-          <w:color w:val="62B541"/>
+          <w:color w:val="0083C3"/>
           <w:sz w:val="24"/>
           <w:szCs w:val="24"/>
           <w:lang w:val="en-US" w:eastAsia="zh-CN"/>
@@ -3350,7 +3392,7 @@
       <w:r>
         <w:rPr>
           <w:rFonts w:hint="default" w:ascii="Times New Roman" w:hAnsi="Times New Roman" w:eastAsia="微软雅黑" w:cs="Times New Roman"/>
-          <w:color w:val="62B541"/>
+          <w:color w:val="0083C3"/>
           <w:sz w:val="24"/>
           <w:szCs w:val="24"/>
         </w:rPr>
@@ -3838,7 +3880,7 @@
         <w:textAlignment w:val="auto"/>
         <w:rPr>
           <w:rFonts w:hint="default" w:ascii="Times New Roman" w:hAnsi="Times New Roman" w:eastAsia="微软雅黑" w:cs="Times New Roman"/>
-          <w:color w:val="62B541"/>
+          <w:color w:val="0083C3"/>
           <w:sz w:val="24"/>
           <w:szCs w:val="24"/>
         </w:rPr>
@@ -3846,7 +3888,7 @@
       <w:r>
         <w:rPr>
           <w:rFonts w:hint="default" w:ascii="Times New Roman" w:hAnsi="Times New Roman" w:eastAsia="微软雅黑" w:cs="Times New Roman"/>
-          <w:color w:val="62B541"/>
+          <w:color w:val="0083C3"/>
           <w:sz w:val="24"/>
           <w:szCs w:val="24"/>
         </w:rPr>
@@ -4117,7 +4159,7 @@
         <w:textAlignment w:val="auto"/>
         <w:rPr>
           <w:rFonts w:hint="eastAsia" w:ascii="Times New Roman" w:hAnsi="Times New Roman" w:eastAsia="微软雅黑" w:cs="Times New Roman"/>
-          <w:color w:val="62B541"/>
+          <w:color w:val="0083C3"/>
           <w:sz w:val="24"/>
           <w:szCs w:val="24"/>
         </w:rPr>
@@ -4125,7 +4167,7 @@
       <w:r>
         <w:rPr>
           <w:rFonts w:hint="eastAsia" w:ascii="Times New Roman" w:hAnsi="Times New Roman" w:eastAsia="微软雅黑" w:cs="Times New Roman"/>
-          <w:color w:val="62B541"/>
+          <w:color w:val="0083C3"/>
           <w:sz w:val="24"/>
           <w:szCs w:val="24"/>
         </w:rPr>
@@ -4134,7 +4176,7 @@
       <w:r>
         <w:rPr>
           <w:rFonts w:hint="eastAsia" w:ascii="Times New Roman" w:hAnsi="Times New Roman" w:eastAsia="微软雅黑" w:cs="Times New Roman"/>
-          <w:color w:val="62B541"/>
+          <w:color w:val="0083C3"/>
           <w:sz w:val="24"/>
           <w:szCs w:val="24"/>
           <w:lang w:val="en-US" w:eastAsia="zh-CN"/>
@@ -4144,7 +4186,7 @@
       <w:r>
         <w:rPr>
           <w:rFonts w:hint="eastAsia" w:ascii="Times New Roman" w:hAnsi="Times New Roman" w:eastAsia="微软雅黑" w:cs="Times New Roman"/>
-          <w:color w:val="62B541"/>
+          <w:color w:val="0083C3"/>
           <w:sz w:val="24"/>
           <w:szCs w:val="24"/>
         </w:rPr>
@@ -4498,13 +4540,14 @@
         <w:tblW w:w="4999" w:type="pct"/>
         <w:jc w:val="center"/>
         <w:tblBorders>
-          <w:top w:val="single" w:color="CCECFF" w:sz="4" w:space="0"/>
-          <w:left w:val="single" w:color="CCECFF" w:sz="4" w:space="0"/>
-          <w:bottom w:val="single" w:color="CCECFF" w:sz="4" w:space="0"/>
-          <w:right w:val="single" w:color="CCECFF" w:sz="4" w:space="0"/>
-          <w:insideH w:val="single" w:color="CCECFF" w:sz="4" w:space="0"/>
-          <w:insideV w:val="single" w:color="CCECFF" w:sz="4" w:space="0"/>
+          <w:top w:val="single" w:color="0083C3" w:sz="4" w:space="0"/>
+          <w:left w:val="single" w:color="0083C3" w:sz="4" w:space="0"/>
+          <w:bottom w:val="single" w:color="0083C3" w:sz="4" w:space="0"/>
+          <w:right w:val="single" w:color="0083C3" w:sz="4" w:space="0"/>
+          <w:insideH w:val="single" w:color="0083C3" w:sz="4" w:space="0"/>
+          <w:insideV w:val="single" w:color="0083C3" w:sz="4" w:space="0"/>
         </w:tblBorders>
+        <w:shd w:val="clear" w:color="auto" w:fill="0083C3"/>
         <w:tblLayout w:type="autofit"/>
         <w:tblCellMar>
           <w:top w:w="0" w:type="dxa"/>
@@ -4522,13 +4565,14 @@
       <w:tr>
         <w:tblPrEx>
           <w:tblBorders>
-            <w:top w:val="single" w:color="CCECFF" w:sz="4" w:space="0"/>
-            <w:left w:val="single" w:color="CCECFF" w:sz="4" w:space="0"/>
-            <w:bottom w:val="single" w:color="CCECFF" w:sz="4" w:space="0"/>
-            <w:right w:val="single" w:color="CCECFF" w:sz="4" w:space="0"/>
-            <w:insideH w:val="single" w:color="CCECFF" w:sz="4" w:space="0"/>
-            <w:insideV w:val="single" w:color="CCECFF" w:sz="4" w:space="0"/>
+            <w:top w:val="single" w:color="0083C3" w:sz="4" w:space="0"/>
+            <w:left w:val="single" w:color="0083C3" w:sz="4" w:space="0"/>
+            <w:bottom w:val="single" w:color="0083C3" w:sz="4" w:space="0"/>
+            <w:right w:val="single" w:color="0083C3" w:sz="4" w:space="0"/>
+            <w:insideH w:val="single" w:color="0083C3" w:sz="4" w:space="0"/>
+            <w:insideV w:val="single" w:color="0083C3" w:sz="4" w:space="0"/>
           </w:tblBorders>
+          <w:shd w:val="clear" w:color="auto" w:fill="0083C3"/>
           <w:tblCellMar>
             <w:top w:w="0" w:type="dxa"/>
             <w:left w:w="108" w:type="dxa"/>
@@ -4544,14 +4588,10 @@
           <w:tcPr>
             <w:tcW w:w="1274" w:type="pct"/>
             <w:tcBorders>
-              <w:top w:val="single" w:color="62B541" w:sz="4" w:space="0"/>
-              <w:left w:val="single" w:color="62B541" w:sz="4" w:space="0"/>
-              <w:bottom w:val="single" w:color="62B541" w:sz="4" w:space="0"/>
-              <w:right w:val="single" w:color="62B541" w:sz="4" w:space="0"/>
               <w:tl2br w:val="nil"/>
               <w:tr2bl w:val="nil"/>
             </w:tcBorders>
-            <w:shd w:val="clear" w:color="auto" w:fill="62B541"/>
+            <w:shd w:val="clear" w:color="auto" w:fill="0083C3"/>
             <w:vAlign w:val="center"/>
           </w:tcPr>
           <w:p>
@@ -4604,14 +4644,10 @@
           <w:tcPr>
             <w:tcW w:w="1444" w:type="pct"/>
             <w:tcBorders>
-              <w:top w:val="single" w:color="62B541" w:sz="4" w:space="0"/>
-              <w:left w:val="single" w:color="62B541" w:sz="4" w:space="0"/>
-              <w:bottom w:val="single" w:color="62B541" w:sz="4" w:space="0"/>
-              <w:right w:val="single" w:color="62B541" w:sz="4" w:space="0"/>
               <w:tl2br w:val="nil"/>
               <w:tr2bl w:val="nil"/>
             </w:tcBorders>
-            <w:shd w:val="clear" w:color="auto" w:fill="62B541"/>
+            <w:shd w:val="clear" w:color="auto" w:fill="0083C3"/>
             <w:vAlign w:val="center"/>
           </w:tcPr>
           <w:p>
@@ -4664,14 +4700,10 @@
           <w:tcPr>
             <w:tcW w:w="1140" w:type="pct"/>
             <w:tcBorders>
-              <w:top w:val="single" w:color="62B541" w:sz="4" w:space="0"/>
-              <w:left w:val="single" w:color="62B541" w:sz="4" w:space="0"/>
-              <w:bottom w:val="single" w:color="62B541" w:sz="4" w:space="0"/>
-              <w:right w:val="single" w:color="62B541" w:sz="4" w:space="0"/>
               <w:tl2br w:val="nil"/>
               <w:tr2bl w:val="nil"/>
             </w:tcBorders>
-            <w:shd w:val="clear" w:color="auto" w:fill="62B541"/>
+            <w:shd w:val="clear" w:color="auto" w:fill="0083C3"/>
             <w:vAlign w:val="center"/>
           </w:tcPr>
           <w:p>
@@ -4724,14 +4756,10 @@
           <w:tcPr>
             <w:tcW w:w="1140" w:type="pct"/>
             <w:tcBorders>
-              <w:top w:val="single" w:color="62B541" w:sz="4" w:space="0"/>
-              <w:left w:val="single" w:color="62B541" w:sz="4" w:space="0"/>
-              <w:bottom w:val="single" w:color="62B541" w:sz="4" w:space="0"/>
-              <w:right w:val="single" w:color="62B541" w:sz="4" w:space="0"/>
               <w:tl2br w:val="nil"/>
               <w:tr2bl w:val="nil"/>
             </w:tcBorders>
-            <w:shd w:val="clear" w:color="auto" w:fill="62B541"/>
+            <w:shd w:val="clear" w:color="auto" w:fill="0083C3"/>
             <w:vAlign w:val="center"/>
           </w:tcPr>
           <w:p>
@@ -4784,13 +4812,14 @@
       <w:tr>
         <w:tblPrEx>
           <w:tblBorders>
-            <w:top w:val="single" w:color="CCECFF" w:sz="4" w:space="0"/>
-            <w:left w:val="single" w:color="CCECFF" w:sz="4" w:space="0"/>
-            <w:bottom w:val="single" w:color="CCECFF" w:sz="4" w:space="0"/>
-            <w:right w:val="single" w:color="CCECFF" w:sz="4" w:space="0"/>
-            <w:insideH w:val="single" w:color="CCECFF" w:sz="4" w:space="0"/>
-            <w:insideV w:val="single" w:color="CCECFF" w:sz="4" w:space="0"/>
+            <w:top w:val="single" w:color="0083C3" w:sz="4" w:space="0"/>
+            <w:left w:val="single" w:color="0083C3" w:sz="4" w:space="0"/>
+            <w:bottom w:val="single" w:color="0083C3" w:sz="4" w:space="0"/>
+            <w:right w:val="single" w:color="0083C3" w:sz="4" w:space="0"/>
+            <w:insideH w:val="single" w:color="0083C3" w:sz="4" w:space="0"/>
+            <w:insideV w:val="single" w:color="0083C3" w:sz="4" w:space="0"/>
           </w:tblBorders>
+          <w:shd w:val="clear" w:color="auto" w:fill="0083C3"/>
           <w:tblCellMar>
             <w:top w:w="0" w:type="dxa"/>
             <w:left w:w="108" w:type="dxa"/>
@@ -4806,13 +4835,10 @@
           <w:tcPr>
             <w:tcW w:w="1274" w:type="pct"/>
             <w:tcBorders>
-              <w:top w:val="single" w:color="62B541" w:sz="4" w:space="0"/>
-              <w:left w:val="single" w:color="62B541" w:sz="4" w:space="0"/>
-              <w:bottom w:val="single" w:color="62B541" w:sz="4" w:space="0"/>
-              <w:right w:val="single" w:color="62B541" w:sz="4" w:space="0"/>
               <w:tl2br w:val="nil"/>
               <w:tr2bl w:val="nil"/>
             </w:tcBorders>
+            <w:shd w:val="clear" w:color="auto" w:fill="auto"/>
             <w:vAlign w:val="center"/>
           </w:tcPr>
           <w:p>
@@ -4868,13 +4894,10 @@
           <w:tcPr>
             <w:tcW w:w="1444" w:type="pct"/>
             <w:tcBorders>
-              <w:top w:val="single" w:color="62B541" w:sz="4" w:space="0"/>
-              <w:left w:val="single" w:color="62B541" w:sz="4" w:space="0"/>
-              <w:bottom w:val="single" w:color="62B541" w:sz="4" w:space="0"/>
-              <w:right w:val="single" w:color="62B541" w:sz="4" w:space="0"/>
               <w:tl2br w:val="nil"/>
               <w:tr2bl w:val="nil"/>
             </w:tcBorders>
+            <w:shd w:val="clear" w:color="auto" w:fill="auto"/>
             <w:vAlign w:val="center"/>
           </w:tcPr>
           <w:p>
@@ -4954,13 +4977,10 @@
           <w:tcPr>
             <w:tcW w:w="1140" w:type="pct"/>
             <w:tcBorders>
-              <w:top w:val="single" w:color="62B541" w:sz="4" w:space="0"/>
-              <w:left w:val="single" w:color="62B541" w:sz="4" w:space="0"/>
-              <w:bottom w:val="single" w:color="62B541" w:sz="4" w:space="0"/>
-              <w:right w:val="single" w:color="62B541" w:sz="4" w:space="0"/>
               <w:tl2br w:val="nil"/>
               <w:tr2bl w:val="nil"/>
             </w:tcBorders>
+            <w:shd w:val="clear" w:color="auto" w:fill="auto"/>
             <w:vAlign w:val="center"/>
           </w:tcPr>
           <w:p>
@@ -5000,13 +5020,10 @@
           <w:tcPr>
             <w:tcW w:w="1140" w:type="pct"/>
             <w:tcBorders>
-              <w:top w:val="single" w:color="62B541" w:sz="4" w:space="0"/>
-              <w:left w:val="single" w:color="62B541" w:sz="4" w:space="0"/>
-              <w:bottom w:val="single" w:color="62B541" w:sz="4" w:space="0"/>
-              <w:right w:val="single" w:color="62B541" w:sz="4" w:space="0"/>
               <w:tl2br w:val="nil"/>
               <w:tr2bl w:val="nil"/>
             </w:tcBorders>
+            <w:shd w:val="clear" w:color="auto" w:fill="auto"/>
             <w:vAlign w:val="center"/>
           </w:tcPr>
           <w:p>
@@ -5064,13 +5081,14 @@
       <w:tr>
         <w:tblPrEx>
           <w:tblBorders>
-            <w:top w:val="single" w:color="CCECFF" w:sz="4" w:space="0"/>
-            <w:left w:val="single" w:color="CCECFF" w:sz="4" w:space="0"/>
-            <w:bottom w:val="single" w:color="CCECFF" w:sz="4" w:space="0"/>
-            <w:right w:val="single" w:color="CCECFF" w:sz="4" w:space="0"/>
-            <w:insideH w:val="single" w:color="CCECFF" w:sz="4" w:space="0"/>
-            <w:insideV w:val="single" w:color="CCECFF" w:sz="4" w:space="0"/>
+            <w:top w:val="single" w:color="0083C3" w:sz="4" w:space="0"/>
+            <w:left w:val="single" w:color="0083C3" w:sz="4" w:space="0"/>
+            <w:bottom w:val="single" w:color="0083C3" w:sz="4" w:space="0"/>
+            <w:right w:val="single" w:color="0083C3" w:sz="4" w:space="0"/>
+            <w:insideH w:val="single" w:color="0083C3" w:sz="4" w:space="0"/>
+            <w:insideV w:val="single" w:color="0083C3" w:sz="4" w:space="0"/>
           </w:tblBorders>
+          <w:shd w:val="clear" w:color="auto" w:fill="0083C3"/>
           <w:tblCellMar>
             <w:top w:w="0" w:type="dxa"/>
             <w:left w:w="108" w:type="dxa"/>
@@ -5086,13 +5104,10 @@
           <w:tcPr>
             <w:tcW w:w="1274" w:type="pct"/>
             <w:tcBorders>
-              <w:top w:val="single" w:color="62B541" w:sz="4" w:space="0"/>
-              <w:left w:val="single" w:color="62B541" w:sz="4" w:space="0"/>
-              <w:bottom w:val="single" w:color="62B541" w:sz="4" w:space="0"/>
-              <w:right w:val="single" w:color="62B541" w:sz="4" w:space="0"/>
               <w:tl2br w:val="nil"/>
               <w:tr2bl w:val="nil"/>
             </w:tcBorders>
+            <w:shd w:val="clear" w:color="auto" w:fill="auto"/>
             <w:vAlign w:val="center"/>
           </w:tcPr>
           <w:p>
@@ -5129,13 +5144,10 @@
           <w:tcPr>
             <w:tcW w:w="1444" w:type="pct"/>
             <w:tcBorders>
-              <w:top w:val="single" w:color="62B541" w:sz="4" w:space="0"/>
-              <w:left w:val="single" w:color="62B541" w:sz="4" w:space="0"/>
-              <w:bottom w:val="single" w:color="62B541" w:sz="4" w:space="0"/>
-              <w:right w:val="single" w:color="62B541" w:sz="4" w:space="0"/>
               <w:tl2br w:val="nil"/>
               <w:tr2bl w:val="nil"/>
             </w:tcBorders>
+            <w:shd w:val="clear" w:color="auto" w:fill="auto"/>
             <w:vAlign w:val="center"/>
           </w:tcPr>
           <w:p>
@@ -5173,13 +5185,10 @@
           <w:tcPr>
             <w:tcW w:w="1140" w:type="pct"/>
             <w:tcBorders>
-              <w:top w:val="single" w:color="62B541" w:sz="4" w:space="0"/>
-              <w:left w:val="single" w:color="62B541" w:sz="4" w:space="0"/>
-              <w:bottom w:val="single" w:color="62B541" w:sz="4" w:space="0"/>
-              <w:right w:val="single" w:color="62B541" w:sz="4" w:space="0"/>
               <w:tl2br w:val="nil"/>
               <w:tr2bl w:val="nil"/>
             </w:tcBorders>
+            <w:shd w:val="clear" w:color="auto" w:fill="auto"/>
             <w:vAlign w:val="center"/>
           </w:tcPr>
           <w:p>
@@ -5219,13 +5228,10 @@
           <w:tcPr>
             <w:tcW w:w="1140" w:type="pct"/>
             <w:tcBorders>
-              <w:top w:val="single" w:color="62B541" w:sz="4" w:space="0"/>
-              <w:left w:val="single" w:color="62B541" w:sz="4" w:space="0"/>
-              <w:bottom w:val="single" w:color="62B541" w:sz="4" w:space="0"/>
-              <w:right w:val="single" w:color="62B541" w:sz="4" w:space="0"/>
               <w:tl2br w:val="nil"/>
               <w:tr2bl w:val="nil"/>
             </w:tcBorders>
+            <w:shd w:val="clear" w:color="auto" w:fill="auto"/>
             <w:vAlign w:val="center"/>
           </w:tcPr>
           <w:p>
@@ -5286,7 +5292,7 @@
         <w:textAlignment w:val="auto"/>
         <w:rPr>
           <w:rFonts w:hint="eastAsia" w:ascii="Times New Roman" w:hAnsi="Times New Roman" w:eastAsia="微软雅黑" w:cs="Times New Roman"/>
-          <w:color w:val="62B541"/>
+          <w:color w:val="0083C3"/>
           <w:sz w:val="24"/>
           <w:szCs w:val="24"/>
         </w:rPr>
@@ -5294,7 +5300,7 @@
       <w:r>
         <w:rPr>
           <w:rFonts w:hint="eastAsia" w:ascii="Times New Roman" w:hAnsi="Times New Roman" w:eastAsia="微软雅黑" w:cs="Times New Roman"/>
-          <w:color w:val="62B541"/>
+          <w:color w:val="0083C3"/>
           <w:sz w:val="24"/>
           <w:szCs w:val="24"/>
         </w:rPr>
@@ -5303,7 +5309,7 @@
       <w:r>
         <w:rPr>
           <w:rFonts w:hint="eastAsia" w:ascii="Times New Roman" w:hAnsi="Times New Roman" w:eastAsia="微软雅黑" w:cs="Times New Roman"/>
-          <w:color w:val="62B541"/>
+          <w:color w:val="0083C3"/>
           <w:sz w:val="24"/>
           <w:szCs w:val="24"/>
           <w:lang w:val="en-US" w:eastAsia="zh-CN"/>
@@ -5313,7 +5319,7 @@
       <w:r>
         <w:rPr>
           <w:rFonts w:hint="eastAsia" w:ascii="Times New Roman" w:hAnsi="Times New Roman" w:eastAsia="微软雅黑" w:cs="Times New Roman"/>
-          <w:color w:val="62B541"/>
+          <w:color w:val="0083C3"/>
           <w:sz w:val="24"/>
           <w:szCs w:val="24"/>
         </w:rPr>
@@ -5457,12 +5463,12 @@
         <w:tblW w:w="9777" w:type="dxa"/>
         <w:jc w:val="center"/>
         <w:tblBorders>
-          <w:top w:val="single" w:color="62B541" w:sz="4" w:space="0"/>
-          <w:left w:val="single" w:color="62B541" w:sz="4" w:space="0"/>
-          <w:bottom w:val="single" w:color="62B541" w:sz="4" w:space="0"/>
-          <w:right w:val="single" w:color="62B541" w:sz="4" w:space="0"/>
-          <w:insideH w:val="single" w:color="62B541" w:sz="4" w:space="0"/>
-          <w:insideV w:val="single" w:color="62B541" w:sz="4" w:space="0"/>
+          <w:top w:val="single" w:color="0083C3" w:sz="4" w:space="0"/>
+          <w:left w:val="single" w:color="0083C3" w:sz="4" w:space="0"/>
+          <w:bottom w:val="single" w:color="0083C3" w:sz="4" w:space="0"/>
+          <w:right w:val="single" w:color="0083C3" w:sz="4" w:space="0"/>
+          <w:insideH w:val="single" w:color="0083C3" w:sz="4" w:space="0"/>
+          <w:insideV w:val="single" w:color="0083C3" w:sz="4" w:space="0"/>
         </w:tblBorders>
         <w:tblLayout w:type="autofit"/>
         <w:tblCellMar>
@@ -5483,12 +5489,12 @@
       <w:tr>
         <w:tblPrEx>
           <w:tblBorders>
-            <w:top w:val="single" w:color="62B541" w:sz="4" w:space="0"/>
-            <w:left w:val="single" w:color="62B541" w:sz="4" w:space="0"/>
-            <w:bottom w:val="single" w:color="62B541" w:sz="4" w:space="0"/>
-            <w:right w:val="single" w:color="62B541" w:sz="4" w:space="0"/>
-            <w:insideH w:val="single" w:color="62B541" w:sz="4" w:space="0"/>
-            <w:insideV w:val="single" w:color="62B541" w:sz="4" w:space="0"/>
+            <w:top w:val="single" w:color="0083C3" w:sz="4" w:space="0"/>
+            <w:left w:val="single" w:color="0083C3" w:sz="4" w:space="0"/>
+            <w:bottom w:val="single" w:color="0083C3" w:sz="4" w:space="0"/>
+            <w:right w:val="single" w:color="0083C3" w:sz="4" w:space="0"/>
+            <w:insideH w:val="single" w:color="0083C3" w:sz="4" w:space="0"/>
+            <w:insideV w:val="single" w:color="0083C3" w:sz="4" w:space="0"/>
           </w:tblBorders>
         </w:tblPrEx>
         <w:trPr>
@@ -5503,7 +5509,7 @@
               <w:tl2br w:val="nil"/>
               <w:tr2bl w:val="nil"/>
             </w:tcBorders>
-            <w:shd w:val="clear" w:color="auto" w:fill="62B541"/>
+            <w:shd w:val="clear" w:color="auto" w:fill="0083C3"/>
             <w:vAlign w:val="center"/>
           </w:tcPr>
           <w:p>
@@ -5549,7 +5555,7 @@
               <w:tl2br w:val="nil"/>
               <w:tr2bl w:val="nil"/>
             </w:tcBorders>
-            <w:shd w:val="clear" w:color="auto" w:fill="62B541"/>
+            <w:shd w:val="clear" w:color="auto" w:fill="0083C3"/>
             <w:vAlign w:val="center"/>
           </w:tcPr>
           <w:p>
@@ -5595,7 +5601,7 @@
               <w:tl2br w:val="nil"/>
               <w:tr2bl w:val="nil"/>
             </w:tcBorders>
-            <w:shd w:val="clear" w:color="auto" w:fill="62B541"/>
+            <w:shd w:val="clear" w:color="auto" w:fill="0083C3"/>
             <w:vAlign w:val="center"/>
           </w:tcPr>
           <w:p>
@@ -5641,7 +5647,7 @@
               <w:tl2br w:val="nil"/>
               <w:tr2bl w:val="nil"/>
             </w:tcBorders>
-            <w:shd w:val="clear" w:color="auto" w:fill="62B541"/>
+            <w:shd w:val="clear" w:color="auto" w:fill="0083C3"/>
             <w:vAlign w:val="center"/>
           </w:tcPr>
           <w:p>
@@ -5687,7 +5693,7 @@
               <w:tl2br w:val="nil"/>
               <w:tr2bl w:val="nil"/>
             </w:tcBorders>
-            <w:shd w:val="clear" w:color="auto" w:fill="62B541"/>
+            <w:shd w:val="clear" w:color="auto" w:fill="0083C3"/>
             <w:vAlign w:val="center"/>
           </w:tcPr>
           <w:p>
@@ -5733,7 +5739,7 @@
               <w:tl2br w:val="nil"/>
               <w:tr2bl w:val="nil"/>
             </w:tcBorders>
-            <w:shd w:val="clear" w:color="auto" w:fill="62B541"/>
+            <w:shd w:val="clear" w:color="auto" w:fill="0083C3"/>
             <w:vAlign w:val="center"/>
           </w:tcPr>
           <w:p>
@@ -5775,12 +5781,12 @@
       <w:tr>
         <w:tblPrEx>
           <w:tblBorders>
-            <w:top w:val="single" w:color="62B541" w:sz="4" w:space="0"/>
-            <w:left w:val="single" w:color="62B541" w:sz="4" w:space="0"/>
-            <w:bottom w:val="single" w:color="62B541" w:sz="4" w:space="0"/>
-            <w:right w:val="single" w:color="62B541" w:sz="4" w:space="0"/>
-            <w:insideH w:val="single" w:color="62B541" w:sz="4" w:space="0"/>
-            <w:insideV w:val="single" w:color="62B541" w:sz="4" w:space="0"/>
+            <w:top w:val="single" w:color="0083C3" w:sz="4" w:space="0"/>
+            <w:left w:val="single" w:color="0083C3" w:sz="4" w:space="0"/>
+            <w:bottom w:val="single" w:color="0083C3" w:sz="4" w:space="0"/>
+            <w:right w:val="single" w:color="0083C3" w:sz="4" w:space="0"/>
+            <w:insideH w:val="single" w:color="0083C3" w:sz="4" w:space="0"/>
+            <w:insideV w:val="single" w:color="0083C3" w:sz="4" w:space="0"/>
           </w:tblBorders>
           <w:tblCellMar>
             <w:top w:w="0" w:type="dxa"/>
@@ -5994,12 +6000,12 @@
       <w:tr>
         <w:tblPrEx>
           <w:tblBorders>
-            <w:top w:val="single" w:color="62B541" w:sz="4" w:space="0"/>
-            <w:left w:val="single" w:color="62B541" w:sz="4" w:space="0"/>
-            <w:bottom w:val="single" w:color="62B541" w:sz="4" w:space="0"/>
-            <w:right w:val="single" w:color="62B541" w:sz="4" w:space="0"/>
-            <w:insideH w:val="single" w:color="62B541" w:sz="4" w:space="0"/>
-            <w:insideV w:val="single" w:color="62B541" w:sz="4" w:space="0"/>
+            <w:top w:val="single" w:color="0083C3" w:sz="4" w:space="0"/>
+            <w:left w:val="single" w:color="0083C3" w:sz="4" w:space="0"/>
+            <w:bottom w:val="single" w:color="0083C3" w:sz="4" w:space="0"/>
+            <w:right w:val="single" w:color="0083C3" w:sz="4" w:space="0"/>
+            <w:insideH w:val="single" w:color="0083C3" w:sz="4" w:space="0"/>
+            <w:insideV w:val="single" w:color="0083C3" w:sz="4" w:space="0"/>
           </w:tblBorders>
           <w:tblCellMar>
             <w:top w:w="0" w:type="dxa"/>
@@ -6212,12 +6218,12 @@
       <w:tr>
         <w:tblPrEx>
           <w:tblBorders>
-            <w:top w:val="single" w:color="62B541" w:sz="4" w:space="0"/>
-            <w:left w:val="single" w:color="62B541" w:sz="4" w:space="0"/>
-            <w:bottom w:val="single" w:color="62B541" w:sz="4" w:space="0"/>
-            <w:right w:val="single" w:color="62B541" w:sz="4" w:space="0"/>
-            <w:insideH w:val="single" w:color="62B541" w:sz="4" w:space="0"/>
-            <w:insideV w:val="single" w:color="62B541" w:sz="4" w:space="0"/>
+            <w:top w:val="single" w:color="0083C3" w:sz="4" w:space="0"/>
+            <w:left w:val="single" w:color="0083C3" w:sz="4" w:space="0"/>
+            <w:bottom w:val="single" w:color="0083C3" w:sz="4" w:space="0"/>
+            <w:right w:val="single" w:color="0083C3" w:sz="4" w:space="0"/>
+            <w:insideH w:val="single" w:color="0083C3" w:sz="4" w:space="0"/>
+            <w:insideV w:val="single" w:color="0083C3" w:sz="4" w:space="0"/>
           </w:tblBorders>
           <w:tblCellMar>
             <w:top w:w="0" w:type="dxa"/>
@@ -6430,12 +6436,12 @@
       <w:tr>
         <w:tblPrEx>
           <w:tblBorders>
-            <w:top w:val="single" w:color="62B541" w:sz="4" w:space="0"/>
-            <w:left w:val="single" w:color="62B541" w:sz="4" w:space="0"/>
-            <w:bottom w:val="single" w:color="62B541" w:sz="4" w:space="0"/>
-            <w:right w:val="single" w:color="62B541" w:sz="4" w:space="0"/>
-            <w:insideH w:val="single" w:color="62B541" w:sz="4" w:space="0"/>
-            <w:insideV w:val="single" w:color="62B541" w:sz="4" w:space="0"/>
+            <w:top w:val="single" w:color="0083C3" w:sz="4" w:space="0"/>
+            <w:left w:val="single" w:color="0083C3" w:sz="4" w:space="0"/>
+            <w:bottom w:val="single" w:color="0083C3" w:sz="4" w:space="0"/>
+            <w:right w:val="single" w:color="0083C3" w:sz="4" w:space="0"/>
+            <w:insideH w:val="single" w:color="0083C3" w:sz="4" w:space="0"/>
+            <w:insideV w:val="single" w:color="0083C3" w:sz="4" w:space="0"/>
           </w:tblBorders>
           <w:tblCellMar>
             <w:top w:w="0" w:type="dxa"/>
@@ -6647,12 +6653,12 @@
       <w:tr>
         <w:tblPrEx>
           <w:tblBorders>
-            <w:top w:val="single" w:color="62B541" w:sz="4" w:space="0"/>
-            <w:left w:val="single" w:color="62B541" w:sz="4" w:space="0"/>
-            <w:bottom w:val="single" w:color="62B541" w:sz="4" w:space="0"/>
-            <w:right w:val="single" w:color="62B541" w:sz="4" w:space="0"/>
-            <w:insideH w:val="single" w:color="62B541" w:sz="4" w:space="0"/>
-            <w:insideV w:val="single" w:color="62B541" w:sz="4" w:space="0"/>
+            <w:top w:val="single" w:color="0083C3" w:sz="4" w:space="0"/>
+            <w:left w:val="single" w:color="0083C3" w:sz="4" w:space="0"/>
+            <w:bottom w:val="single" w:color="0083C3" w:sz="4" w:space="0"/>
+            <w:right w:val="single" w:color="0083C3" w:sz="4" w:space="0"/>
+            <w:insideH w:val="single" w:color="0083C3" w:sz="4" w:space="0"/>
+            <w:insideV w:val="single" w:color="0083C3" w:sz="4" w:space="0"/>
           </w:tblBorders>
           <w:tblCellMar>
             <w:top w:w="0" w:type="dxa"/>
@@ -6886,12 +6892,12 @@
       <w:tr>
         <w:tblPrEx>
           <w:tblBorders>
-            <w:top w:val="single" w:color="62B541" w:sz="4" w:space="0"/>
-            <w:left w:val="single" w:color="62B541" w:sz="4" w:space="0"/>
-            <w:bottom w:val="single" w:color="62B541" w:sz="4" w:space="0"/>
-            <w:right w:val="single" w:color="62B541" w:sz="4" w:space="0"/>
-            <w:insideH w:val="single" w:color="62B541" w:sz="4" w:space="0"/>
-            <w:insideV w:val="single" w:color="62B541" w:sz="4" w:space="0"/>
+            <w:top w:val="single" w:color="0083C3" w:sz="4" w:space="0"/>
+            <w:left w:val="single" w:color="0083C3" w:sz="4" w:space="0"/>
+            <w:bottom w:val="single" w:color="0083C3" w:sz="4" w:space="0"/>
+            <w:right w:val="single" w:color="0083C3" w:sz="4" w:space="0"/>
+            <w:insideH w:val="single" w:color="0083C3" w:sz="4" w:space="0"/>
+            <w:insideV w:val="single" w:color="0083C3" w:sz="4" w:space="0"/>
           </w:tblBorders>
           <w:tblCellMar>
             <w:top w:w="0" w:type="dxa"/>
@@ -7102,12 +7108,12 @@
       <w:tr>
         <w:tblPrEx>
           <w:tblBorders>
-            <w:top w:val="single" w:color="62B541" w:sz="4" w:space="0"/>
-            <w:left w:val="single" w:color="62B541" w:sz="4" w:space="0"/>
-            <w:bottom w:val="single" w:color="62B541" w:sz="4" w:space="0"/>
-            <w:right w:val="single" w:color="62B541" w:sz="4" w:space="0"/>
-            <w:insideH w:val="single" w:color="62B541" w:sz="4" w:space="0"/>
-            <w:insideV w:val="single" w:color="62B541" w:sz="4" w:space="0"/>
+            <w:top w:val="single" w:color="0083C3" w:sz="4" w:space="0"/>
+            <w:left w:val="single" w:color="0083C3" w:sz="4" w:space="0"/>
+            <w:bottom w:val="single" w:color="0083C3" w:sz="4" w:space="0"/>
+            <w:right w:val="single" w:color="0083C3" w:sz="4" w:space="0"/>
+            <w:insideH w:val="single" w:color="0083C3" w:sz="4" w:space="0"/>
+            <w:insideV w:val="single" w:color="0083C3" w:sz="4" w:space="0"/>
           </w:tblBorders>
           <w:tblCellMar>
             <w:top w:w="0" w:type="dxa"/>
@@ -7349,12 +7355,12 @@
       <w:tr>
         <w:tblPrEx>
           <w:tblBorders>
-            <w:top w:val="single" w:color="62B541" w:sz="4" w:space="0"/>
-            <w:left w:val="single" w:color="62B541" w:sz="4" w:space="0"/>
-            <w:bottom w:val="single" w:color="62B541" w:sz="4" w:space="0"/>
-            <w:right w:val="single" w:color="62B541" w:sz="4" w:space="0"/>
-            <w:insideH w:val="single" w:color="62B541" w:sz="4" w:space="0"/>
-            <w:insideV w:val="single" w:color="62B541" w:sz="4" w:space="0"/>
+            <w:top w:val="single" w:color="0083C3" w:sz="4" w:space="0"/>
+            <w:left w:val="single" w:color="0083C3" w:sz="4" w:space="0"/>
+            <w:bottom w:val="single" w:color="0083C3" w:sz="4" w:space="0"/>
+            <w:right w:val="single" w:color="0083C3" w:sz="4" w:space="0"/>
+            <w:insideH w:val="single" w:color="0083C3" w:sz="4" w:space="0"/>
+            <w:insideV w:val="single" w:color="0083C3" w:sz="4" w:space="0"/>
           </w:tblBorders>
           <w:tblCellMar>
             <w:top w:w="0" w:type="dxa"/>
@@ -7576,12 +7582,12 @@
       <w:tr>
         <w:tblPrEx>
           <w:tblBorders>
-            <w:top w:val="single" w:color="62B541" w:sz="4" w:space="0"/>
-            <w:left w:val="single" w:color="62B541" w:sz="4" w:space="0"/>
-            <w:bottom w:val="single" w:color="62B541" w:sz="4" w:space="0"/>
-            <w:right w:val="single" w:color="62B541" w:sz="4" w:space="0"/>
-            <w:insideH w:val="single" w:color="62B541" w:sz="4" w:space="0"/>
-            <w:insideV w:val="single" w:color="62B541" w:sz="4" w:space="0"/>
+            <w:top w:val="single" w:color="0083C3" w:sz="4" w:space="0"/>
+            <w:left w:val="single" w:color="0083C3" w:sz="4" w:space="0"/>
+            <w:bottom w:val="single" w:color="0083C3" w:sz="4" w:space="0"/>
+            <w:right w:val="single" w:color="0083C3" w:sz="4" w:space="0"/>
+            <w:insideH w:val="single" w:color="0083C3" w:sz="4" w:space="0"/>
+            <w:insideV w:val="single" w:color="0083C3" w:sz="4" w:space="0"/>
           </w:tblBorders>
           <w:tblCellMar>
             <w:top w:w="0" w:type="dxa"/>
@@ -7826,7 +7832,7 @@
           <w:rFonts w:hint="default" w:ascii="Times New Roman" w:hAnsi="Times New Roman" w:eastAsia="微软雅黑" w:cs="Times New Roman"/>
           <w:b/>
           <w:bCs/>
-          <w:color w:val="62B541"/>
+          <w:color w:val="0083C3"/>
           <w:sz w:val="24"/>
           <w:szCs w:val="24"/>
         </w:rPr>
@@ -7836,7 +7842,7 @@
           <w:rFonts w:hint="default" w:ascii="Times New Roman" w:hAnsi="Times New Roman" w:eastAsia="微软雅黑" w:cs="Times New Roman"/>
           <w:b/>
           <w:bCs/>
-          <w:color w:val="62B541"/>
+          <w:color w:val="0083C3"/>
           <w:sz w:val="24"/>
           <w:szCs w:val="24"/>
         </w:rPr>
@@ -7847,7 +7853,7 @@
           <w:rFonts w:hint="eastAsia" w:ascii="Times New Roman" w:hAnsi="Times New Roman" w:eastAsia="微软雅黑" w:cs="Times New Roman"/>
           <w:b/>
           <w:bCs/>
-          <w:color w:val="62B541"/>
+          <w:color w:val="0083C3"/>
           <w:sz w:val="24"/>
           <w:szCs w:val="24"/>
           <w:lang w:val="en-US" w:eastAsia="zh-CN"/>
@@ -7859,7 +7865,7 @@
           <w:rFonts w:hint="default" w:ascii="Times New Roman" w:hAnsi="Times New Roman" w:eastAsia="微软雅黑" w:cs="Times New Roman"/>
           <w:b/>
           <w:bCs/>
-          <w:color w:val="62B541"/>
+          <w:color w:val="0083C3"/>
           <w:sz w:val="24"/>
           <w:szCs w:val="24"/>
         </w:rPr>
@@ -8002,12 +8008,12 @@
         <w:tblW w:w="0" w:type="auto"/>
         <w:jc w:val="center"/>
         <w:tblBorders>
-          <w:top w:val="single" w:color="62B541" w:sz="4" w:space="0"/>
-          <w:left w:val="single" w:color="62B541" w:sz="4" w:space="0"/>
-          <w:bottom w:val="single" w:color="62B541" w:sz="4" w:space="0"/>
-          <w:right w:val="single" w:color="62B541" w:sz="4" w:space="0"/>
-          <w:insideH w:val="single" w:color="62B541" w:sz="4" w:space="0"/>
-          <w:insideV w:val="single" w:color="62B541" w:sz="4" w:space="0"/>
+          <w:top w:val="single" w:color="0083C3" w:sz="4" w:space="0"/>
+          <w:left w:val="single" w:color="0083C3" w:sz="4" w:space="0"/>
+          <w:bottom w:val="single" w:color="0083C3" w:sz="4" w:space="0"/>
+          <w:right w:val="single" w:color="0083C3" w:sz="4" w:space="0"/>
+          <w:insideH w:val="single" w:color="0083C3" w:sz="4" w:space="0"/>
+          <w:insideV w:val="single" w:color="0083C3" w:sz="4" w:space="0"/>
         </w:tblBorders>
         <w:tblLayout w:type="autofit"/>
         <w:tblCellMar>
@@ -8024,12 +8030,12 @@
       <w:tr>
         <w:tblPrEx>
           <w:tblBorders>
-            <w:top w:val="single" w:color="62B541" w:sz="4" w:space="0"/>
-            <w:left w:val="single" w:color="62B541" w:sz="4" w:space="0"/>
-            <w:bottom w:val="single" w:color="62B541" w:sz="4" w:space="0"/>
-            <w:right w:val="single" w:color="62B541" w:sz="4" w:space="0"/>
-            <w:insideH w:val="single" w:color="62B541" w:sz="4" w:space="0"/>
-            <w:insideV w:val="single" w:color="62B541" w:sz="4" w:space="0"/>
+            <w:top w:val="single" w:color="0083C3" w:sz="4" w:space="0"/>
+            <w:left w:val="single" w:color="0083C3" w:sz="4" w:space="0"/>
+            <w:bottom w:val="single" w:color="0083C3" w:sz="4" w:space="0"/>
+            <w:right w:val="single" w:color="0083C3" w:sz="4" w:space="0"/>
+            <w:insideH w:val="single" w:color="0083C3" w:sz="4" w:space="0"/>
+            <w:insideV w:val="single" w:color="0083C3" w:sz="4" w:space="0"/>
           </w:tblBorders>
           <w:tblCellMar>
             <w:top w:w="0" w:type="dxa"/>
@@ -8049,7 +8055,7 @@
               <w:tl2br w:val="nil"/>
               <w:tr2bl w:val="nil"/>
             </w:tcBorders>
-            <w:shd w:val="clear" w:color="auto" w:fill="62B541"/>
+            <w:shd w:val="clear" w:color="auto" w:fill="0083C3"/>
             <w:vAlign w:val="center"/>
           </w:tcPr>
           <w:p>
@@ -8094,7 +8100,7 @@
               <w:tl2br w:val="nil"/>
               <w:tr2bl w:val="nil"/>
             </w:tcBorders>
-            <w:shd w:val="clear" w:color="auto" w:fill="62B541"/>
+            <w:shd w:val="clear" w:color="auto" w:fill="0083C3"/>
             <w:vAlign w:val="center"/>
           </w:tcPr>
           <w:p>
@@ -8136,130 +8142,12 @@
       <w:tr>
         <w:tblPrEx>
           <w:tblBorders>
-            <w:top w:val="single" w:color="62B541" w:sz="4" w:space="0"/>
-            <w:left w:val="single" w:color="62B541" w:sz="4" w:space="0"/>
-            <w:bottom w:val="single" w:color="62B541" w:sz="4" w:space="0"/>
-            <w:right w:val="single" w:color="62B541" w:sz="4" w:space="0"/>
-            <w:insideH w:val="single" w:color="62B541" w:sz="4" w:space="0"/>
-            <w:insideV w:val="single" w:color="62B541" w:sz="4" w:space="0"/>
-          </w:tblBorders>
-        </w:tblPrEx>
-        <w:trPr>
-          <w:trHeight w:val="454" w:hRule="atLeast"/>
-          <w:jc w:val="center"/>
-        </w:trPr>
-        <w:tc>
-          <w:tcPr>
-            <w:tcW w:w="2472" w:type="dxa"/>
-            <w:tcBorders>
-              <w:tl2br w:val="nil"/>
-              <w:tr2bl w:val="nil"/>
-            </w:tcBorders>
-            <w:shd w:val="clear" w:color="auto" w:fill="auto"/>
-            <w:vAlign w:val="center"/>
-          </w:tcPr>
-          <w:p>
-            <w:pPr>
-              <w:adjustRightInd w:val="0"/>
-              <w:snapToGrid w:val="0"/>
-              <w:jc w:val="center"/>
-              <w:rPr>
-                <w:rFonts w:hint="default" w:ascii="Times New Roman" w:hAnsi="Times New Roman" w:eastAsia="微软雅黑" w:cs="Times New Roman"/>
-                <w:color w:val="000000"/>
-                <w:sz w:val="18"/>
-                <w:szCs w:val="18"/>
-              </w:rPr>
-            </w:pPr>
-            <w:r>
-              <w:rPr>
-                <w:rFonts w:hint="default" w:ascii="Times New Roman" w:hAnsi="Times New Roman" w:eastAsia="微软雅黑" w:cs="Times New Roman"/>
-                <w:color w:val="000000"/>
-                <w:kern w:val="0"/>
-                <w:sz w:val="18"/>
-                <w:szCs w:val="18"/>
-              </w:rPr>
-              <w:t>头颈部鳞状细胞癌</w:t>
-            </w:r>
-          </w:p>
-        </w:tc>
-        <w:tc>
-          <w:tcPr>
-            <w:tcW w:w="7146" w:type="dxa"/>
-            <w:tcBorders>
-              <w:tl2br w:val="nil"/>
-              <w:tr2bl w:val="nil"/>
-            </w:tcBorders>
-            <w:shd w:val="clear" w:color="auto" w:fill="auto"/>
-            <w:vAlign w:val="center"/>
-          </w:tcPr>
-          <w:p>
-            <w:pPr>
-              <w:adjustRightInd w:val="0"/>
-              <w:snapToGrid w:val="0"/>
-              <w:jc w:val="center"/>
-              <w:rPr>
-                <w:rFonts w:hint="default" w:ascii="Times New Roman" w:hAnsi="Times New Roman" w:eastAsia="微软雅黑" w:cs="Times New Roman"/>
-                <w:color w:val="000000"/>
-                <w:sz w:val="18"/>
-                <w:szCs w:val="18"/>
-              </w:rPr>
-            </w:pPr>
-            <w:r>
-              <w:rPr>
-                <w:rFonts w:hint="default" w:ascii="Times New Roman" w:hAnsi="Times New Roman" w:eastAsia="微软雅黑" w:cs="Times New Roman"/>
-                <w:color w:val="000000"/>
-                <w:kern w:val="0"/>
-                <w:sz w:val="18"/>
-                <w:szCs w:val="18"/>
-              </w:rPr>
-              <w:t>TROP2过表达与组织分化程度和淋巴结转移相关</w:t>
-            </w:r>
-            <w:r>
-              <w:rPr>
-                <w:rFonts w:hint="default" w:ascii="Times New Roman" w:hAnsi="Times New Roman" w:eastAsia="微软雅黑" w:cs="Times New Roman"/>
-                <w:color w:val="000000"/>
-                <w:kern w:val="0"/>
-                <w:sz w:val="18"/>
-                <w:szCs w:val="18"/>
-                <w:vertAlign w:val="superscript"/>
-              </w:rPr>
-              <w:t>[</w:t>
-            </w:r>
-            <w:r>
-              <w:rPr>
-                <w:rFonts w:hint="default" w:ascii="Times New Roman" w:hAnsi="Times New Roman" w:eastAsia="微软雅黑" w:cs="Times New Roman"/>
-                <w:color w:val="000000"/>
-                <w:kern w:val="0"/>
-                <w:sz w:val="18"/>
-                <w:szCs w:val="18"/>
-                <w:vertAlign w:val="superscript"/>
-                <w:lang w:val="en-US" w:eastAsia="zh-CN"/>
-              </w:rPr>
-              <w:t>7</w:t>
-            </w:r>
-            <w:r>
-              <w:rPr>
-                <w:rFonts w:hint="default" w:ascii="Times New Roman" w:hAnsi="Times New Roman" w:eastAsia="微软雅黑" w:cs="Times New Roman"/>
-                <w:color w:val="000000"/>
-                <w:kern w:val="0"/>
-                <w:sz w:val="18"/>
-                <w:szCs w:val="18"/>
-                <w:vertAlign w:val="superscript"/>
-              </w:rPr>
-              <w:t>]</w:t>
-            </w:r>
-          </w:p>
-        </w:tc>
-      </w:tr>
-      <w:tr>
-        <w:tblPrEx>
-          <w:tblBorders>
-            <w:top w:val="single" w:color="62B541" w:sz="4" w:space="0"/>
-            <w:left w:val="single" w:color="62B541" w:sz="4" w:space="0"/>
-            <w:bottom w:val="single" w:color="62B541" w:sz="4" w:space="0"/>
-            <w:right w:val="single" w:color="62B541" w:sz="4" w:space="0"/>
-            <w:insideH w:val="single" w:color="62B541" w:sz="4" w:space="0"/>
-            <w:insideV w:val="single" w:color="62B541" w:sz="4" w:space="0"/>
+            <w:top w:val="single" w:color="0083C3" w:sz="4" w:space="0"/>
+            <w:left w:val="single" w:color="0083C3" w:sz="4" w:space="0"/>
+            <w:bottom w:val="single" w:color="0083C3" w:sz="4" w:space="0"/>
+            <w:right w:val="single" w:color="0083C3" w:sz="4" w:space="0"/>
+            <w:insideH w:val="single" w:color="0083C3" w:sz="4" w:space="0"/>
+            <w:insideV w:val="single" w:color="0083C3" w:sz="4" w:space="0"/>
           </w:tblBorders>
           <w:tblCellMar>
             <w:top w:w="0" w:type="dxa"/>
@@ -8302,7 +8190,7 @@
                 <w:sz w:val="18"/>
                 <w:szCs w:val="18"/>
               </w:rPr>
-              <w:t>子宫内膜癌</w:t>
+              <w:t>头颈部鳞状细胞癌</w:t>
             </w:r>
           </w:p>
         </w:tc>
@@ -8336,7 +8224,7 @@
                 <w:sz w:val="18"/>
                 <w:szCs w:val="18"/>
               </w:rPr>
-              <w:t>TROP2的表达与病理分级呈正相关，即TROP2表达的程度与疾病的恶性程度有关</w:t>
+              <w:t>TROP2过表达与组织分化程度和淋巴结转移相关</w:t>
             </w:r>
             <w:r>
               <w:rPr>
@@ -8359,7 +8247,7 @@
                 <w:vertAlign w:val="superscript"/>
                 <w:lang w:val="en-US" w:eastAsia="zh-CN"/>
               </w:rPr>
-              <w:t>8-9</w:t>
+              <w:t>7</w:t>
             </w:r>
             <w:r>
               <w:rPr>
@@ -8378,12 +8266,12 @@
       <w:tr>
         <w:tblPrEx>
           <w:tblBorders>
-            <w:top w:val="single" w:color="62B541" w:sz="4" w:space="0"/>
-            <w:left w:val="single" w:color="62B541" w:sz="4" w:space="0"/>
-            <w:bottom w:val="single" w:color="62B541" w:sz="4" w:space="0"/>
-            <w:right w:val="single" w:color="62B541" w:sz="4" w:space="0"/>
-            <w:insideH w:val="single" w:color="62B541" w:sz="4" w:space="0"/>
-            <w:insideV w:val="single" w:color="62B541" w:sz="4" w:space="0"/>
+            <w:top w:val="single" w:color="0083C3" w:sz="4" w:space="0"/>
+            <w:left w:val="single" w:color="0083C3" w:sz="4" w:space="0"/>
+            <w:bottom w:val="single" w:color="0083C3" w:sz="4" w:space="0"/>
+            <w:right w:val="single" w:color="0083C3" w:sz="4" w:space="0"/>
+            <w:insideH w:val="single" w:color="0083C3" w:sz="4" w:space="0"/>
+            <w:insideV w:val="single" w:color="0083C3" w:sz="4" w:space="0"/>
           </w:tblBorders>
           <w:tblCellMar>
             <w:top w:w="0" w:type="dxa"/>
@@ -8426,7 +8314,7 @@
                 <w:sz w:val="18"/>
                 <w:szCs w:val="18"/>
               </w:rPr>
-              <w:t>胃癌</w:t>
+              <w:t>子宫内膜癌</w:t>
             </w:r>
           </w:p>
         </w:tc>
@@ -8460,7 +8348,7 @@
                 <w:sz w:val="18"/>
                 <w:szCs w:val="18"/>
               </w:rPr>
-              <w:t>TROP2过表达与胃癌总生存期较差相关</w:t>
+              <w:t>TROP2的表达与病理分级呈正相关，即TROP2表达的程度与疾病的恶性程度有关</w:t>
             </w:r>
             <w:r>
               <w:rPr>
@@ -8471,7 +8359,7 @@
                 <w:szCs w:val="18"/>
                 <w:vertAlign w:val="superscript"/>
               </w:rPr>
-              <w:t>[1</w:t>
+              <w:t>[</w:t>
             </w:r>
             <w:r>
               <w:rPr>
@@ -8483,7 +8371,7 @@
                 <w:vertAlign w:val="superscript"/>
                 <w:lang w:val="en-US" w:eastAsia="zh-CN"/>
               </w:rPr>
-              <w:t>0</w:t>
+              <w:t>8-9</w:t>
             </w:r>
             <w:r>
               <w:rPr>
@@ -8502,12 +8390,136 @@
       <w:tr>
         <w:tblPrEx>
           <w:tblBorders>
-            <w:top w:val="single" w:color="62B541" w:sz="4" w:space="0"/>
-            <w:left w:val="single" w:color="62B541" w:sz="4" w:space="0"/>
-            <w:bottom w:val="single" w:color="62B541" w:sz="4" w:space="0"/>
-            <w:right w:val="single" w:color="62B541" w:sz="4" w:space="0"/>
-            <w:insideH w:val="single" w:color="62B541" w:sz="4" w:space="0"/>
-            <w:insideV w:val="single" w:color="62B541" w:sz="4" w:space="0"/>
+            <w:top w:val="single" w:color="0083C3" w:sz="4" w:space="0"/>
+            <w:left w:val="single" w:color="0083C3" w:sz="4" w:space="0"/>
+            <w:bottom w:val="single" w:color="0083C3" w:sz="4" w:space="0"/>
+            <w:right w:val="single" w:color="0083C3" w:sz="4" w:space="0"/>
+            <w:insideH w:val="single" w:color="0083C3" w:sz="4" w:space="0"/>
+            <w:insideV w:val="single" w:color="0083C3" w:sz="4" w:space="0"/>
+          </w:tblBorders>
+          <w:tblCellMar>
+            <w:top w:w="0" w:type="dxa"/>
+            <w:left w:w="108" w:type="dxa"/>
+            <w:bottom w:w="0" w:type="dxa"/>
+            <w:right w:w="108" w:type="dxa"/>
+          </w:tblCellMar>
+        </w:tblPrEx>
+        <w:trPr>
+          <w:trHeight w:val="454" w:hRule="atLeast"/>
+          <w:jc w:val="center"/>
+        </w:trPr>
+        <w:tc>
+          <w:tcPr>
+            <w:tcW w:w="2472" w:type="dxa"/>
+            <w:tcBorders>
+              <w:tl2br w:val="nil"/>
+              <w:tr2bl w:val="nil"/>
+            </w:tcBorders>
+            <w:shd w:val="clear" w:color="auto" w:fill="auto"/>
+            <w:vAlign w:val="center"/>
+          </w:tcPr>
+          <w:p>
+            <w:pPr>
+              <w:adjustRightInd w:val="0"/>
+              <w:snapToGrid w:val="0"/>
+              <w:jc w:val="center"/>
+              <w:rPr>
+                <w:rFonts w:hint="default" w:ascii="Times New Roman" w:hAnsi="Times New Roman" w:eastAsia="微软雅黑" w:cs="Times New Roman"/>
+                <w:color w:val="000000"/>
+                <w:sz w:val="18"/>
+                <w:szCs w:val="18"/>
+              </w:rPr>
+            </w:pPr>
+            <w:r>
+              <w:rPr>
+                <w:rFonts w:hint="default" w:ascii="Times New Roman" w:hAnsi="Times New Roman" w:eastAsia="微软雅黑" w:cs="Times New Roman"/>
+                <w:color w:val="000000"/>
+                <w:kern w:val="0"/>
+                <w:sz w:val="18"/>
+                <w:szCs w:val="18"/>
+              </w:rPr>
+              <w:t>胃癌</w:t>
+            </w:r>
+          </w:p>
+        </w:tc>
+        <w:tc>
+          <w:tcPr>
+            <w:tcW w:w="7146" w:type="dxa"/>
+            <w:tcBorders>
+              <w:tl2br w:val="nil"/>
+              <w:tr2bl w:val="nil"/>
+            </w:tcBorders>
+            <w:shd w:val="clear" w:color="auto" w:fill="auto"/>
+            <w:vAlign w:val="center"/>
+          </w:tcPr>
+          <w:p>
+            <w:pPr>
+              <w:adjustRightInd w:val="0"/>
+              <w:snapToGrid w:val="0"/>
+              <w:jc w:val="center"/>
+              <w:rPr>
+                <w:rFonts w:hint="default" w:ascii="Times New Roman" w:hAnsi="Times New Roman" w:eastAsia="微软雅黑" w:cs="Times New Roman"/>
+                <w:color w:val="000000"/>
+                <w:sz w:val="18"/>
+                <w:szCs w:val="18"/>
+              </w:rPr>
+            </w:pPr>
+            <w:r>
+              <w:rPr>
+                <w:rFonts w:hint="default" w:ascii="Times New Roman" w:hAnsi="Times New Roman" w:eastAsia="微软雅黑" w:cs="Times New Roman"/>
+                <w:color w:val="000000"/>
+                <w:kern w:val="0"/>
+                <w:sz w:val="18"/>
+                <w:szCs w:val="18"/>
+              </w:rPr>
+              <w:t>TROP2过表达与胃癌总生存期较差相关</w:t>
+            </w:r>
+            <w:r>
+              <w:rPr>
+                <w:rFonts w:hint="default" w:ascii="Times New Roman" w:hAnsi="Times New Roman" w:eastAsia="微软雅黑" w:cs="Times New Roman"/>
+                <w:color w:val="000000"/>
+                <w:kern w:val="0"/>
+                <w:sz w:val="18"/>
+                <w:szCs w:val="18"/>
+                <w:vertAlign w:val="superscript"/>
+              </w:rPr>
+              <w:t>[1</w:t>
+            </w:r>
+            <w:r>
+              <w:rPr>
+                <w:rFonts w:hint="default" w:ascii="Times New Roman" w:hAnsi="Times New Roman" w:eastAsia="微软雅黑" w:cs="Times New Roman"/>
+                <w:color w:val="000000"/>
+                <w:kern w:val="0"/>
+                <w:sz w:val="18"/>
+                <w:szCs w:val="18"/>
+                <w:vertAlign w:val="superscript"/>
+                <w:lang w:val="en-US" w:eastAsia="zh-CN"/>
+              </w:rPr>
+              <w:t>0</w:t>
+            </w:r>
+            <w:r>
+              <w:rPr>
+                <w:rFonts w:hint="default" w:ascii="Times New Roman" w:hAnsi="Times New Roman" w:eastAsia="微软雅黑" w:cs="Times New Roman"/>
+                <w:color w:val="000000"/>
+                <w:kern w:val="0"/>
+                <w:sz w:val="18"/>
+                <w:szCs w:val="18"/>
+                <w:vertAlign w:val="superscript"/>
+              </w:rPr>
+              <w:t>]</w:t>
+            </w:r>
+          </w:p>
+        </w:tc>
+      </w:tr>
+      <w:tr>
+        <w:tblPrEx>
+          <w:tblBorders>
+            <w:top w:val="single" w:color="0083C3" w:sz="4" w:space="0"/>
+            <w:left w:val="single" w:color="0083C3" w:sz="4" w:space="0"/>
+            <w:bottom w:val="single" w:color="0083C3" w:sz="4" w:space="0"/>
+            <w:right w:val="single" w:color="0083C3" w:sz="4" w:space="0"/>
+            <w:insideH w:val="single" w:color="0083C3" w:sz="4" w:space="0"/>
+            <w:insideV w:val="single" w:color="0083C3" w:sz="4" w:space="0"/>
           </w:tblBorders>
           <w:tblCellMar>
             <w:top w:w="0" w:type="dxa"/>
@@ -8671,7 +8683,7 @@
         <w:textAlignment w:val="auto"/>
         <w:rPr>
           <w:rFonts w:hint="default" w:ascii="Times New Roman" w:hAnsi="Times New Roman" w:eastAsia="微软雅黑" w:cs="Times New Roman"/>
-          <w:color w:val="62B541"/>
+          <w:color w:val="0083C3"/>
           <w:sz w:val="24"/>
           <w:szCs w:val="24"/>
         </w:rPr>
@@ -8679,7 +8691,7 @@
       <w:r>
         <w:rPr>
           <w:rFonts w:hint="default" w:ascii="Times New Roman" w:hAnsi="Times New Roman" w:eastAsia="微软雅黑" w:cs="Times New Roman"/>
-          <w:color w:val="62B541"/>
+          <w:color w:val="0083C3"/>
           <w:sz w:val="24"/>
           <w:szCs w:val="24"/>
           <w:lang w:val="en-US" w:eastAsia="zh-CN"/>
@@ -8689,7 +8701,7 @@
       <w:r>
         <w:rPr>
           <w:rFonts w:hint="default" w:ascii="Times New Roman" w:hAnsi="Times New Roman" w:eastAsia="微软雅黑" w:cs="Times New Roman"/>
-          <w:color w:val="62B541"/>
+          <w:color w:val="0083C3"/>
           <w:sz w:val="24"/>
           <w:szCs w:val="24"/>
         </w:rPr>

--- a/WebContent/docx/TROP2表达报告.docx
+++ b/WebContent/docx/TROP2表达报告.docx
@@ -41,6 +41,12 @@
             <w:insideH w:val="none" w:color="auto" w:sz="0" w:space="0"/>
             <w:insideV w:val="none" w:color="auto" w:sz="0" w:space="0"/>
           </w:tblBorders>
+          <w:tblCellMar>
+            <w:top w:w="0" w:type="dxa"/>
+            <w:left w:w="108" w:type="dxa"/>
+            <w:bottom w:w="0" w:type="dxa"/>
+            <w:right w:w="108" w:type="dxa"/>
+          </w:tblCellMar>
         </w:tblPrEx>
         <w:trPr>
           <w:gridAfter w:val="1"/>
@@ -64,6 +70,8 @@
                 <w:highlight w:val="none"/>
               </w:rPr>
             </w:pPr>
+            <w:bookmarkStart w:id="0" w:name="_GoBack"/>
+            <w:bookmarkEnd w:id="0"/>
             <w:r>
               <w:rPr>
                 <w:rFonts w:hint="default" w:ascii="Times New Roman" w:hAnsi="Times New Roman" w:cs="Times New Roman"/>
@@ -463,12 +471,6 @@
             <w:insideH w:val="single" w:color="62B541" w:sz="4" w:space="0"/>
             <w:insideV w:val="single" w:color="62B541" w:sz="4" w:space="0"/>
           </w:tblBorders>
-          <w:tblCellMar>
-            <w:top w:w="0" w:type="dxa"/>
-            <w:left w:w="108" w:type="dxa"/>
-            <w:bottom w:w="0" w:type="dxa"/>
-            <w:right w:w="108" w:type="dxa"/>
-          </w:tblCellMar>
         </w:tblPrEx>
         <w:trPr>
           <w:jc w:val="center"/>
@@ -777,8 +779,6 @@
               </w:rPr>
               <w:t>镜下描述：{{TROP2Info.microscopicDesc}}</w:t>
             </w:r>
-            <w:bookmarkStart w:id="0" w:name="_GoBack"/>
-            <w:bookmarkEnd w:id="0"/>
           </w:p>
         </w:tc>
       </w:tr>
@@ -4819,7 +4819,6 @@
             <w:insideH w:val="single" w:color="0083C3" w:sz="4" w:space="0"/>
             <w:insideV w:val="single" w:color="0083C3" w:sz="4" w:space="0"/>
           </w:tblBorders>
-          <w:shd w:val="clear" w:color="auto" w:fill="0083C3"/>
           <w:tblCellMar>
             <w:top w:w="0" w:type="dxa"/>
             <w:left w:w="108" w:type="dxa"/>
@@ -5088,7 +5087,6 @@
             <w:insideH w:val="single" w:color="0083C3" w:sz="4" w:space="0"/>
             <w:insideV w:val="single" w:color="0083C3" w:sz="4" w:space="0"/>
           </w:tblBorders>
-          <w:shd w:val="clear" w:color="auto" w:fill="0083C3"/>
           <w:tblCellMar>
             <w:top w:w="0" w:type="dxa"/>
             <w:left w:w="108" w:type="dxa"/>
@@ -5496,6 +5494,12 @@
             <w:insideH w:val="single" w:color="0083C3" w:sz="4" w:space="0"/>
             <w:insideV w:val="single" w:color="0083C3" w:sz="4" w:space="0"/>
           </w:tblBorders>
+          <w:tblCellMar>
+            <w:top w:w="0" w:type="dxa"/>
+            <w:left w:w="108" w:type="dxa"/>
+            <w:bottom w:w="0" w:type="dxa"/>
+            <w:right w:w="108" w:type="dxa"/>
+          </w:tblCellMar>
         </w:tblPrEx>
         <w:trPr>
           <w:trHeight w:val="567" w:hRule="atLeast"/>
@@ -9323,6 +9327,21 @@
       </w:pBdr>
       <w:jc w:val="right"/>
     </w:pPr>
+    <w:r>
+      <w:rPr>
+        <w:sz w:val="18"/>
+      </w:rPr>
+      <w:pict>
+        <v:shape id="PowerPlusWaterMarkObject291817" o:spid="_x0000_s2049" o:spt="136" type="#_x0000_t136" style="position:absolute;left:0pt;height:48.3pt;width:166.5pt;mso-position-horizontal:center;mso-position-horizontal-relative:margin;mso-position-vertical:center;mso-position-vertical-relative:margin;rotation:-2949120f;z-index:-251655168;mso-width-relative:page;mso-height-relative:page;" fillcolor="#C0C0C0" filled="t" stroked="f" coordsize="21600,21600" adj="10800">
+          <v:path/>
+          <v:fill on="t" opacity="32768f" focussize="0,0"/>
+          <v:stroke on="f"/>
+          <v:imagedata o:title=""/>
+          <o:lock v:ext="edit" aspectratio="t"/>
+          <v:textpath on="t" fitshape="t" fitpath="t" trim="t" xscale="f" string="{{ client }}" style="font-family:微软雅黑;font-size:48pt;v-same-letter-heights:f;v-text-align:center;"/>
+        </v:shape>
+      </w:pict>
+    </w:r>
   </w:p>
 </w:hdr>
 </file>
@@ -13137,6 +13156,7 @@
     <customSectPr/>
   </customSectProps>
   <customShpExts>
+    <customShpInfo spid="_x0000_s2049"/>
     <customShpInfo spid="_x0000_s1026" textRotate="1"/>
   </customShpExts>
 </s:customData>

--- a/WebContent/docx/TROP2表达报告.docx
+++ b/WebContent/docx/TROP2表达报告.docx
@@ -70,8 +70,6 @@
                 <w:highlight w:val="none"/>
               </w:rPr>
             </w:pPr>
-            <w:bookmarkStart w:id="0" w:name="_GoBack"/>
-            <w:bookmarkEnd w:id="0"/>
             <w:r>
               <w:rPr>
                 <w:rFonts w:hint="default" w:ascii="Times New Roman" w:hAnsi="Times New Roman" w:cs="Times New Roman"/>
@@ -493,11 +491,9 @@
                 <w:rFonts w:hint="default" w:ascii="Times New Roman" w:hAnsi="Times New Roman" w:eastAsia="微软雅黑" w:cs="Times New Roman"/>
                 <w:bCs/>
                 <w:color w:val="000000"/>
-                <w:kern w:val="2"/>
                 <w:sz w:val="18"/>
                 <w:szCs w:val="18"/>
                 <w:highlight w:val="none"/>
-                <w:lang w:val="en-US" w:eastAsia="zh-CN" w:bidi="ar-SA"/>
               </w:rPr>
             </w:pPr>
             <w:r>
@@ -509,7 +505,7 @@
                 <w:szCs w:val="18"/>
                 <w:highlight w:val="none"/>
               </w:rPr>
-              <w:t>肿瘤细胞含量占比</w:t>
+              <w:t>肿瘤细胞数是否大于100个</w:t>
             </w:r>
           </w:p>
         </w:tc>
@@ -527,16 +523,10 @@
           <w:p>
             <w:pPr>
               <w:pStyle w:val="215"/>
-              <w:ind w:firstLine="180" w:firstLineChars="100"/>
-              <w:rPr>
-                <w:rFonts w:hint="default" w:ascii="Times New Roman" w:hAnsi="Times New Roman" w:eastAsia="微软雅黑" w:cs="Times New Roman"/>
-                <w:bCs/>
-                <w:color w:val="000000"/>
-                <w:kern w:val="2"/>
-                <w:sz w:val="18"/>
-                <w:szCs w:val="18"/>
+              <w:rPr>
+                <w:rFonts w:hint="default" w:ascii="Times New Roman" w:hAnsi="Times New Roman" w:eastAsia="微软雅黑" w:cs="Times New Roman"/>
                 <w:highlight w:val="none"/>
-                <w:lang w:val="en-US" w:eastAsia="zh-CN" w:bidi="ar-SA"/>
+                <w:lang w:val="en-US" w:eastAsia="zh-CN"/>
               </w:rPr>
             </w:pPr>
             <w:r>
@@ -545,7 +535,7 @@
                 <w:highlight w:val="none"/>
                 <w:lang w:val="en-US" w:eastAsia="zh-CN"/>
               </w:rPr>
-              <w:t>{{TROP2Info.tumor</w:t>
+              <w:t>{{TROP2Info.</w:t>
             </w:r>
             <w:r>
               <w:rPr>
@@ -553,7 +543,7 @@
                 <w:highlight w:val="none"/>
                 <w:lang w:val="en-US" w:eastAsia="zh-CN"/>
               </w:rPr>
-              <w:t>C</w:t>
+              <w:t>t</w:t>
             </w:r>
             <w:r>
               <w:rPr>
@@ -561,7 +551,7 @@
                 <w:highlight w:val="none"/>
                 <w:lang w:val="en-US" w:eastAsia="zh-CN"/>
               </w:rPr>
-              <w:t>ell</w:t>
+              <w:t>umor</w:t>
             </w:r>
             <w:r>
               <w:rPr>
@@ -569,7 +559,7 @@
                 <w:highlight w:val="none"/>
                 <w:lang w:val="en-US" w:eastAsia="zh-CN"/>
               </w:rPr>
-              <w:t>R</w:t>
+              <w:t>C</w:t>
             </w:r>
             <w:r>
               <w:rPr>
@@ -577,7 +567,39 @@
                 <w:highlight w:val="none"/>
                 <w:lang w:val="en-US" w:eastAsia="zh-CN"/>
               </w:rPr>
-              <w:t>atio}}</w:t>
+              <w:t>ell</w:t>
+            </w:r>
+            <w:r>
+              <w:rPr>
+                <w:rFonts w:hint="eastAsia" w:cs="Times New Roman"/>
+                <w:highlight w:val="none"/>
+                <w:lang w:val="en-US" w:eastAsia="zh-CN"/>
+              </w:rPr>
+              <w:t>C</w:t>
+            </w:r>
+            <w:r>
+              <w:rPr>
+                <w:rFonts w:hint="eastAsia" w:ascii="Times New Roman" w:hAnsi="Times New Roman" w:cs="Times New Roman"/>
+                <w:highlight w:val="none"/>
+                <w:lang w:val="en-US" w:eastAsia="zh-CN"/>
+              </w:rPr>
+              <w:t>ount</w:t>
+            </w:r>
+            <w:r>
+              <w:rPr>
+                <w:rFonts w:hint="eastAsia" w:cs="Times New Roman"/>
+                <w:highlight w:val="none"/>
+                <w:lang w:val="en-US" w:eastAsia="zh-CN"/>
+              </w:rPr>
+              <w:t>O</w:t>
+            </w:r>
+            <w:r>
+              <w:rPr>
+                <w:rFonts w:hint="eastAsia" w:ascii="Times New Roman" w:hAnsi="Times New Roman" w:cs="Times New Roman"/>
+                <w:highlight w:val="none"/>
+                <w:lang w:val="en-US" w:eastAsia="zh-CN"/>
+              </w:rPr>
+              <w:t>ver100}}</w:t>
             </w:r>
           </w:p>
         </w:tc>
@@ -604,157 +626,6 @@
         </w:trPr>
         <w:tc>
           <w:tcPr>
-            <w:tcW w:w="3431" w:type="dxa"/>
-            <w:tcBorders>
-              <w:top w:val="single" w:color="0083C3" w:sz="4" w:space="0"/>
-              <w:left w:val="nil"/>
-              <w:bottom w:val="single" w:color="0083C3" w:sz="4" w:space="0"/>
-              <w:right w:val="single" w:color="0083C3" w:sz="4" w:space="0"/>
-            </w:tcBorders>
-            <w:vAlign w:val="center"/>
-          </w:tcPr>
-          <w:p>
-            <w:pPr>
-              <w:jc w:val="center"/>
-              <w:rPr>
-                <w:rFonts w:hint="default" w:ascii="Times New Roman" w:hAnsi="Times New Roman" w:eastAsia="微软雅黑" w:cs="Times New Roman"/>
-                <w:bCs/>
-                <w:color w:val="000000"/>
-                <w:sz w:val="18"/>
-                <w:szCs w:val="18"/>
-                <w:highlight w:val="none"/>
-              </w:rPr>
-            </w:pPr>
-            <w:r>
-              <w:rPr>
-                <w:rFonts w:hint="default" w:ascii="Times New Roman" w:hAnsi="Times New Roman" w:eastAsia="微软雅黑" w:cs="Times New Roman"/>
-                <w:bCs/>
-                <w:color w:val="000000"/>
-                <w:sz w:val="18"/>
-                <w:szCs w:val="18"/>
-                <w:highlight w:val="none"/>
-              </w:rPr>
-              <w:t>肿瘤细胞数是否大于100个</w:t>
-            </w:r>
-          </w:p>
-        </w:tc>
-        <w:tc>
-          <w:tcPr>
-            <w:tcW w:w="6775" w:type="dxa"/>
-            <w:tcBorders>
-              <w:top w:val="single" w:color="0083C3" w:sz="4" w:space="0"/>
-              <w:left w:val="single" w:color="0083C3" w:sz="4" w:space="0"/>
-              <w:bottom w:val="single" w:color="0083C3" w:sz="4" w:space="0"/>
-              <w:right w:val="nil"/>
-            </w:tcBorders>
-            <w:vAlign w:val="center"/>
-          </w:tcPr>
-          <w:p>
-            <w:pPr>
-              <w:pStyle w:val="215"/>
-              <w:rPr>
-                <w:rFonts w:hint="default" w:ascii="Times New Roman" w:hAnsi="Times New Roman" w:eastAsia="微软雅黑" w:cs="Times New Roman"/>
-                <w:highlight w:val="none"/>
-                <w:lang w:val="en-US" w:eastAsia="zh-CN"/>
-              </w:rPr>
-            </w:pPr>
-            <w:r>
-              <w:rPr>
-                <w:rFonts w:hint="eastAsia" w:ascii="Times New Roman" w:hAnsi="Times New Roman" w:cs="Times New Roman"/>
-                <w:highlight w:val="none"/>
-                <w:lang w:val="en-US" w:eastAsia="zh-CN"/>
-              </w:rPr>
-              <w:t>{{TROP2Info.</w:t>
-            </w:r>
-            <w:r>
-              <w:rPr>
-                <w:rFonts w:hint="eastAsia" w:cs="Times New Roman"/>
-                <w:highlight w:val="none"/>
-                <w:lang w:val="en-US" w:eastAsia="zh-CN"/>
-              </w:rPr>
-              <w:t>t</w:t>
-            </w:r>
-            <w:r>
-              <w:rPr>
-                <w:rFonts w:hint="eastAsia" w:ascii="Times New Roman" w:hAnsi="Times New Roman" w:cs="Times New Roman"/>
-                <w:highlight w:val="none"/>
-                <w:lang w:val="en-US" w:eastAsia="zh-CN"/>
-              </w:rPr>
-              <w:t>umor</w:t>
-            </w:r>
-            <w:r>
-              <w:rPr>
-                <w:rFonts w:hint="eastAsia" w:cs="Times New Roman"/>
-                <w:highlight w:val="none"/>
-                <w:lang w:val="en-US" w:eastAsia="zh-CN"/>
-              </w:rPr>
-              <w:t>C</w:t>
-            </w:r>
-            <w:r>
-              <w:rPr>
-                <w:rFonts w:hint="eastAsia" w:ascii="Times New Roman" w:hAnsi="Times New Roman" w:cs="Times New Roman"/>
-                <w:highlight w:val="none"/>
-                <w:lang w:val="en-US" w:eastAsia="zh-CN"/>
-              </w:rPr>
-              <w:t>ell</w:t>
-            </w:r>
-            <w:r>
-              <w:rPr>
-                <w:rFonts w:hint="eastAsia" w:cs="Times New Roman"/>
-                <w:highlight w:val="none"/>
-                <w:lang w:val="en-US" w:eastAsia="zh-CN"/>
-              </w:rPr>
-              <w:t>C</w:t>
-            </w:r>
-            <w:r>
-              <w:rPr>
-                <w:rFonts w:hint="eastAsia" w:ascii="Times New Roman" w:hAnsi="Times New Roman" w:cs="Times New Roman"/>
-                <w:highlight w:val="none"/>
-                <w:lang w:val="en-US" w:eastAsia="zh-CN"/>
-              </w:rPr>
-              <w:t>ount</w:t>
-            </w:r>
-            <w:r>
-              <w:rPr>
-                <w:rFonts w:hint="eastAsia" w:cs="Times New Roman"/>
-                <w:highlight w:val="none"/>
-                <w:lang w:val="en-US" w:eastAsia="zh-CN"/>
-              </w:rPr>
-              <w:t>O</w:t>
-            </w:r>
-            <w:r>
-              <w:rPr>
-                <w:rFonts w:hint="eastAsia" w:ascii="Times New Roman" w:hAnsi="Times New Roman" w:cs="Times New Roman"/>
-                <w:highlight w:val="none"/>
-                <w:lang w:val="en-US" w:eastAsia="zh-CN"/>
-              </w:rPr>
-              <w:t>ver100}}</w:t>
-            </w:r>
-          </w:p>
-        </w:tc>
-      </w:tr>
-      <w:tr>
-        <w:tblPrEx>
-          <w:tblBorders>
-            <w:top w:val="single" w:color="62B541" w:sz="12" w:space="0"/>
-            <w:left w:val="none" w:color="auto" w:sz="0" w:space="0"/>
-            <w:bottom w:val="single" w:color="62B541" w:sz="12" w:space="0"/>
-            <w:right w:val="none" w:color="auto" w:sz="0" w:space="0"/>
-            <w:insideH w:val="single" w:color="62B541" w:sz="4" w:space="0"/>
-            <w:insideV w:val="single" w:color="62B541" w:sz="4" w:space="0"/>
-          </w:tblBorders>
-          <w:tblCellMar>
-            <w:top w:w="0" w:type="dxa"/>
-            <w:left w:w="108" w:type="dxa"/>
-            <w:bottom w:w="0" w:type="dxa"/>
-            <w:right w:w="108" w:type="dxa"/>
-          </w:tblCellMar>
-        </w:tblPrEx>
-        <w:trPr>
-          <w:jc w:val="center"/>
-        </w:trPr>
-        <w:tc>
-          <w:tcPr>
             <w:tcW w:w="10206" w:type="dxa"/>
             <w:gridSpan w:val="2"/>
             <w:tcBorders>
@@ -779,6 +650,8 @@
               </w:rPr>
               <w:t>镜下描述：{{TROP2Info.microscopicDesc}}</w:t>
             </w:r>
+            <w:bookmarkStart w:id="0" w:name="_GoBack"/>
+            <w:bookmarkEnd w:id="0"/>
           </w:p>
         </w:tc>
       </w:tr>
@@ -2891,12 +2764,6 @@
             <w:insideH w:val="none" w:color="auto" w:sz="0" w:space="0"/>
             <w:insideV w:val="none" w:color="auto" w:sz="0" w:space="0"/>
           </w:tblBorders>
-          <w:tblCellMar>
-            <w:top w:w="0" w:type="dxa"/>
-            <w:left w:w="108" w:type="dxa"/>
-            <w:bottom w:w="0" w:type="dxa"/>
-            <w:right w:w="108" w:type="dxa"/>
-          </w:tblCellMar>
         </w:tblPrEx>
         <w:trPr>
           <w:trHeight w:val="475" w:hRule="atLeast"/>
@@ -3127,6 +2994,12 @@
           <w:footerReference r:id="rId4" w:type="default"/>
           <w:pgSz w:w="11910" w:h="16840"/>
           <w:pgMar w:top="1540" w:right="880" w:bottom="920" w:left="1020" w:header="567" w:footer="656" w:gutter="0"/>
+          <w:pgBorders>
+            <w:top w:val="none" w:sz="0" w:space="0"/>
+            <w:left w:val="none" w:sz="0" w:space="0"/>
+            <w:bottom w:val="none" w:sz="0" w:space="0"/>
+            <w:right w:val="none" w:sz="0" w:space="0"/>
+          </w:pgBorders>
           <w:pgNumType w:fmt="decimal" w:start="1"/>
           <w:cols w:space="720" w:num="1"/>
         </w:sectPr>
@@ -4819,6 +4692,7 @@
             <w:insideH w:val="single" w:color="0083C3" w:sz="4" w:space="0"/>
             <w:insideV w:val="single" w:color="0083C3" w:sz="4" w:space="0"/>
           </w:tblBorders>
+          <w:shd w:val="clear" w:color="auto" w:fill="0083C3"/>
           <w:tblCellMar>
             <w:top w:w="0" w:type="dxa"/>
             <w:left w:w="108" w:type="dxa"/>
@@ -5087,6 +4961,7 @@
             <w:insideH w:val="single" w:color="0083C3" w:sz="4" w:space="0"/>
             <w:insideV w:val="single" w:color="0083C3" w:sz="4" w:space="0"/>
           </w:tblBorders>
+          <w:shd w:val="clear" w:color="auto" w:fill="0083C3"/>
           <w:tblCellMar>
             <w:top w:w="0" w:type="dxa"/>
             <w:left w:w="108" w:type="dxa"/>
@@ -9050,6 +8925,12 @@
       <w:footerReference r:id="rId5" w:type="default"/>
       <w:pgSz w:w="11910" w:h="16840"/>
       <w:pgMar w:top="1542" w:right="880" w:bottom="920" w:left="1020" w:header="567" w:footer="656" w:gutter="0"/>
+      <w:pgBorders>
+        <w:top w:val="none" w:sz="0" w:space="0"/>
+        <w:left w:val="none" w:sz="0" w:space="0"/>
+        <w:bottom w:val="none" w:sz="0" w:space="0"/>
+        <w:right w:val="none" w:sz="0" w:space="0"/>
+      </w:pgBorders>
       <w:pgNumType w:fmt="decimal"/>
       <w:cols w:space="720" w:num="1"/>
     </w:sectPr>
